--- a/Trading_Agent_PRD.docx
+++ b/Trading_Agent_PRD.docx
@@ -23,7 +23,7 @@
           <w:b/>
           <w:sz w:val="28"/>
         </w:rPr>
-        <w:t>AI Trading Agent (PRD) — v5.1</w:t>
+        <w:t>AI Trading Agent (PRD) — v5.2</w:t>
       </w:r>
     </w:p>
     <w:p>
@@ -2342,71 +2342,43 @@
           <w:tcPr>
             <w:tcW w:type="dxa" w:w="1234"/>
           </w:tcPr>
-          <w:p>
-            <w:r>
-              <w:t>Technical scanner (430+ tickers)</w:t>
-            </w:r>
-          </w:p>
-        </w:tc>
-        <w:tc>
-          <w:tcPr>
-            <w:tcW w:type="dxa" w:w="1234"/>
-          </w:tcPr>
-          <w:p>
-            <w:r>
-              <w:t>High</w:t>
-            </w:r>
-          </w:p>
-        </w:tc>
-        <w:tc>
-          <w:tcPr>
-            <w:tcW w:type="dxa" w:w="1234"/>
-          </w:tcPr>
-          <w:p>
-            <w:r>
-              <w:t>High</w:t>
-            </w:r>
-          </w:p>
-        </w:tc>
-        <w:tc>
-          <w:tcPr>
-            <w:tcW w:type="dxa" w:w="1234"/>
-          </w:tcPr>
-          <w:p>
-            <w:r>
-              <w:t>95%</w:t>
-            </w:r>
-          </w:p>
-        </w:tc>
-        <w:tc>
-          <w:tcPr>
-            <w:tcW w:type="dxa" w:w="1234"/>
-          </w:tcPr>
-          <w:p>
-            <w:r>
-              <w:t>M</w:t>
-            </w:r>
-          </w:p>
-        </w:tc>
-        <w:tc>
-          <w:tcPr>
-            <w:tcW w:type="dxa" w:w="1234"/>
-          </w:tcPr>
-          <w:p>
-            <w:r>
-              <w:t>9.5</w:t>
-            </w:r>
-          </w:p>
-        </w:tc>
-        <w:tc>
-          <w:tcPr>
-            <w:tcW w:type="dxa" w:w="1234"/>
-          </w:tcPr>
-          <w:p>
-            <w:r>
-              <w:t>P0 — shipped</w:t>
-            </w:r>
-          </w:p>
+          <w:p/>
+        </w:tc>
+        <w:tc>
+          <w:tcPr>
+            <w:tcW w:type="dxa" w:w="1234"/>
+          </w:tcPr>
+          <w:p/>
+        </w:tc>
+        <w:tc>
+          <w:tcPr>
+            <w:tcW w:type="dxa" w:w="1234"/>
+          </w:tcPr>
+          <w:p/>
+        </w:tc>
+        <w:tc>
+          <w:tcPr>
+            <w:tcW w:type="dxa" w:w="1234"/>
+          </w:tcPr>
+          <w:p/>
+        </w:tc>
+        <w:tc>
+          <w:tcPr>
+            <w:tcW w:type="dxa" w:w="1234"/>
+          </w:tcPr>
+          <w:p/>
+        </w:tc>
+        <w:tc>
+          <w:tcPr>
+            <w:tcW w:type="dxa" w:w="1234"/>
+          </w:tcPr>
+          <w:p/>
+        </w:tc>
+        <w:tc>
+          <w:tcPr>
+            <w:tcW w:type="dxa" w:w="1234"/>
+          </w:tcPr>
+          <w:p/>
         </w:tc>
       </w:tr>
       <w:tr>
@@ -2414,71 +2386,43 @@
           <w:tcPr>
             <w:tcW w:type="dxa" w:w="1234"/>
           </w:tcPr>
-          <w:p>
-            <w:r>
-              <w:t>Claude strategy agent</w:t>
-            </w:r>
-          </w:p>
-        </w:tc>
-        <w:tc>
-          <w:tcPr>
-            <w:tcW w:type="dxa" w:w="1234"/>
-          </w:tcPr>
-          <w:p>
-            <w:r>
-              <w:t>High</w:t>
-            </w:r>
-          </w:p>
-        </w:tc>
-        <w:tc>
-          <w:tcPr>
-            <w:tcW w:type="dxa" w:w="1234"/>
-          </w:tcPr>
-          <w:p>
-            <w:r>
-              <w:t>High</w:t>
-            </w:r>
-          </w:p>
-        </w:tc>
-        <w:tc>
-          <w:tcPr>
-            <w:tcW w:type="dxa" w:w="1234"/>
-          </w:tcPr>
-          <w:p>
-            <w:r>
-              <w:t>90%</w:t>
-            </w:r>
-          </w:p>
-        </w:tc>
-        <w:tc>
-          <w:tcPr>
-            <w:tcW w:type="dxa" w:w="1234"/>
-          </w:tcPr>
-          <w:p>
-            <w:r>
-              <w:t>M</w:t>
-            </w:r>
-          </w:p>
-        </w:tc>
-        <w:tc>
-          <w:tcPr>
-            <w:tcW w:type="dxa" w:w="1234"/>
-          </w:tcPr>
-          <w:p>
-            <w:r>
-              <w:t>9.0</w:t>
-            </w:r>
-          </w:p>
-        </w:tc>
-        <w:tc>
-          <w:tcPr>
-            <w:tcW w:type="dxa" w:w="1234"/>
-          </w:tcPr>
-          <w:p>
-            <w:r>
-              <w:t>P0 — shipped</w:t>
-            </w:r>
-          </w:p>
+          <w:p/>
+        </w:tc>
+        <w:tc>
+          <w:tcPr>
+            <w:tcW w:type="dxa" w:w="1234"/>
+          </w:tcPr>
+          <w:p/>
+        </w:tc>
+        <w:tc>
+          <w:tcPr>
+            <w:tcW w:type="dxa" w:w="1234"/>
+          </w:tcPr>
+          <w:p/>
+        </w:tc>
+        <w:tc>
+          <w:tcPr>
+            <w:tcW w:type="dxa" w:w="1234"/>
+          </w:tcPr>
+          <w:p/>
+        </w:tc>
+        <w:tc>
+          <w:tcPr>
+            <w:tcW w:type="dxa" w:w="1234"/>
+          </w:tcPr>
+          <w:p/>
+        </w:tc>
+        <w:tc>
+          <w:tcPr>
+            <w:tcW w:type="dxa" w:w="1234"/>
+          </w:tcPr>
+          <w:p/>
+        </w:tc>
+        <w:tc>
+          <w:tcPr>
+            <w:tcW w:type="dxa" w:w="1234"/>
+          </w:tcPr>
+          <w:p/>
         </w:tc>
       </w:tr>
       <w:tr>
@@ -2488,7 +2432,7 @@
           </w:tcPr>
           <w:p>
             <w:r>
-              <w:t>Claude risk agent</w:t>
+              <w:t>Technical scanner (430+ tickers)</w:t>
             </w:r>
           </w:p>
         </w:tc>
@@ -2528,7 +2472,7 @@
           </w:tcPr>
           <w:p>
             <w:r>
-              <w:t>S</w:t>
+              <w:t>M</w:t>
             </w:r>
           </w:p>
         </w:tc>
@@ -2560,7 +2504,7 @@
           </w:tcPr>
           <w:p>
             <w:r>
-              <w:t>GitHub Actions scheduler</w:t>
+              <w:t>Claude strategy agent</w:t>
             </w:r>
           </w:p>
         </w:tc>
@@ -2590,27 +2534,27 @@
           </w:tcPr>
           <w:p>
             <w:r>
-              <w:t>99%</w:t>
-            </w:r>
-          </w:p>
-        </w:tc>
-        <w:tc>
-          <w:tcPr>
-            <w:tcW w:type="dxa" w:w="1234"/>
-          </w:tcPr>
-          <w:p>
-            <w:r>
-              <w:t>S</w:t>
-            </w:r>
-          </w:p>
-        </w:tc>
-        <w:tc>
-          <w:tcPr>
-            <w:tcW w:type="dxa" w:w="1234"/>
-          </w:tcPr>
-          <w:p>
-            <w:r>
-              <w:t>9.9</w:t>
+              <w:t>90%</w:t>
+            </w:r>
+          </w:p>
+        </w:tc>
+        <w:tc>
+          <w:tcPr>
+            <w:tcW w:type="dxa" w:w="1234"/>
+          </w:tcPr>
+          <w:p>
+            <w:r>
+              <w:t>M</w:t>
+            </w:r>
+          </w:p>
+        </w:tc>
+        <w:tc>
+          <w:tcPr>
+            <w:tcW w:type="dxa" w:w="1234"/>
+          </w:tcPr>
+          <w:p>
+            <w:r>
+              <w:t>9.0</w:t>
             </w:r>
           </w:p>
         </w:tc>
@@ -2632,7 +2576,7 @@
           </w:tcPr>
           <w:p>
             <w:r>
-              <w:t>Supabase persistence</w:t>
+              <w:t>Claude risk agent</w:t>
             </w:r>
           </w:p>
         </w:tc>
@@ -2662,7 +2606,7 @@
           </w:tcPr>
           <w:p>
             <w:r>
-              <w:t>99%</w:t>
+              <w:t>95%</w:t>
             </w:r>
           </w:p>
         </w:tc>
@@ -2682,7 +2626,7 @@
           </w:tcPr>
           <w:p>
             <w:r>
-              <w:t>9.9</w:t>
+              <w:t>9.5</w:t>
             </w:r>
           </w:p>
         </w:tc>
@@ -2704,7 +2648,7 @@
           </w:tcPr>
           <w:p>
             <w:r>
-              <w:t>30-day backtesting (backtest.py)</w:t>
+              <w:t>GitHub Actions scheduler</w:t>
             </w:r>
           </w:p>
         </w:tc>
@@ -2734,27 +2678,27 @@
           </w:tcPr>
           <w:p>
             <w:r>
-              <w:t>95%</w:t>
-            </w:r>
-          </w:p>
-        </w:tc>
-        <w:tc>
-          <w:tcPr>
-            <w:tcW w:type="dxa" w:w="1234"/>
-          </w:tcPr>
-          <w:p>
-            <w:r>
-              <w:t>M</w:t>
-            </w:r>
-          </w:p>
-        </w:tc>
-        <w:tc>
-          <w:tcPr>
-            <w:tcW w:type="dxa" w:w="1234"/>
-          </w:tcPr>
-          <w:p>
-            <w:r>
-              <w:t>9.5</w:t>
+              <w:t>99%</w:t>
+            </w:r>
+          </w:p>
+        </w:tc>
+        <w:tc>
+          <w:tcPr>
+            <w:tcW w:type="dxa" w:w="1234"/>
+          </w:tcPr>
+          <w:p>
+            <w:r>
+              <w:t>S</w:t>
+            </w:r>
+          </w:p>
+        </w:tc>
+        <w:tc>
+          <w:tcPr>
+            <w:tcW w:type="dxa" w:w="1234"/>
+          </w:tcPr>
+          <w:p>
+            <w:r>
+              <w:t>9.9</w:t>
             </w:r>
           </w:p>
         </w:tc>
@@ -2776,7 +2720,7 @@
           </w:tcPr>
           <w:p>
             <w:r>
-              <w:t>V2a: VIX + futures gate</w:t>
+              <w:t>Supabase persistence</w:t>
             </w:r>
           </w:p>
         </w:tc>
@@ -2806,7 +2750,7 @@
           </w:tcPr>
           <w:p>
             <w:r>
-              <w:t>90%</w:t>
+              <w:t>99%</w:t>
             </w:r>
           </w:p>
         </w:tc>
@@ -2826,17 +2770,17 @@
           </w:tcPr>
           <w:p>
             <w:r>
-              <w:t>9.0</w:t>
-            </w:r>
-          </w:p>
-        </w:tc>
-        <w:tc>
-          <w:tcPr>
-            <w:tcW w:type="dxa" w:w="1234"/>
-          </w:tcPr>
-          <w:p>
-            <w:r>
-              <w:t>P1 — shipped</w:t>
+              <w:t>9.9</w:t>
+            </w:r>
+          </w:p>
+        </w:tc>
+        <w:tc>
+          <w:tcPr>
+            <w:tcW w:type="dxa" w:w="1234"/>
+          </w:tcPr>
+          <w:p>
+            <w:r>
+              <w:t>P0 — shipped</w:t>
             </w:r>
           </w:p>
         </w:tc>
@@ -2848,7 +2792,7 @@
           </w:tcPr>
           <w:p>
             <w:r>
-              <w:t>V2b: Earnings blackout + news</w:t>
+              <w:t>30-day backtesting (backtest.py)</w:t>
             </w:r>
           </w:p>
         </w:tc>
@@ -2878,37 +2822,37 @@
           </w:tcPr>
           <w:p>
             <w:r>
-              <w:t>90%</w:t>
-            </w:r>
-          </w:p>
-        </w:tc>
-        <w:tc>
-          <w:tcPr>
-            <w:tcW w:type="dxa" w:w="1234"/>
-          </w:tcPr>
-          <w:p>
-            <w:r>
-              <w:t>S</w:t>
-            </w:r>
-          </w:p>
-        </w:tc>
-        <w:tc>
-          <w:tcPr>
-            <w:tcW w:type="dxa" w:w="1234"/>
-          </w:tcPr>
-          <w:p>
-            <w:r>
-              <w:t>9.0</w:t>
-            </w:r>
-          </w:p>
-        </w:tc>
-        <w:tc>
-          <w:tcPr>
-            <w:tcW w:type="dxa" w:w="1234"/>
-          </w:tcPr>
-          <w:p>
-            <w:r>
-              <w:t>P1 — shipped</w:t>
+              <w:t>95%</w:t>
+            </w:r>
+          </w:p>
+        </w:tc>
+        <w:tc>
+          <w:tcPr>
+            <w:tcW w:type="dxa" w:w="1234"/>
+          </w:tcPr>
+          <w:p>
+            <w:r>
+              <w:t>M</w:t>
+            </w:r>
+          </w:p>
+        </w:tc>
+        <w:tc>
+          <w:tcPr>
+            <w:tcW w:type="dxa" w:w="1234"/>
+          </w:tcPr>
+          <w:p>
+            <w:r>
+              <w:t>9.5</w:t>
+            </w:r>
+          </w:p>
+        </w:tc>
+        <w:tc>
+          <w:tcPr>
+            <w:tcW w:type="dxa" w:w="1234"/>
+          </w:tcPr>
+          <w:p>
+            <w:r>
+              <w:t>P0 — shipped</w:t>
             </w:r>
           </w:p>
         </w:tc>
@@ -2920,7 +2864,7 @@
           </w:tcPr>
           <w:p>
             <w:r>
-              <w:t>Workflow dashboard (Today tab)</w:t>
+              <w:t>V2a: VIX + futures gate</w:t>
             </w:r>
           </w:p>
         </w:tc>
@@ -2940,7 +2884,7 @@
           </w:tcPr>
           <w:p>
             <w:r>
-              <w:t>Med</w:t>
+              <w:t>High</w:t>
             </w:r>
           </w:p>
         </w:tc>
@@ -2960,17 +2904,17 @@
           </w:tcPr>
           <w:p>
             <w:r>
-              <w:t>M</w:t>
-            </w:r>
-          </w:p>
-        </w:tc>
-        <w:tc>
-          <w:tcPr>
-            <w:tcW w:type="dxa" w:w="1234"/>
-          </w:tcPr>
-          <w:p>
-            <w:r>
-              <w:t>8.1</w:t>
+              <w:t>S</w:t>
+            </w:r>
+          </w:p>
+        </w:tc>
+        <w:tc>
+          <w:tcPr>
+            <w:tcW w:type="dxa" w:w="1234"/>
+          </w:tcPr>
+          <w:p>
+            <w:r>
+              <w:t>9.0</w:t>
             </w:r>
           </w:p>
         </w:tc>
@@ -2992,17 +2936,7 @@
           </w:tcPr>
           <w:p>
             <w:r>
-              <w:t>Eval script (eval.py)</w:t>
-            </w:r>
-          </w:p>
-        </w:tc>
-        <w:tc>
-          <w:tcPr>
-            <w:tcW w:type="dxa" w:w="1234"/>
-          </w:tcPr>
-          <w:p>
-            <w:r>
-              <w:t>Med</w:t>
+              <w:t>V2b: Earnings blackout + news</w:t>
             </w:r>
           </w:p>
         </w:tc>
@@ -3022,7 +2956,17 @@
           </w:tcPr>
           <w:p>
             <w:r>
-              <w:t>85%</w:t>
+              <w:t>High</w:t>
+            </w:r>
+          </w:p>
+        </w:tc>
+        <w:tc>
+          <w:tcPr>
+            <w:tcW w:type="dxa" w:w="1234"/>
+          </w:tcPr>
+          <w:p>
+            <w:r>
+              <w:t>90%</w:t>
             </w:r>
           </w:p>
         </w:tc>
@@ -3042,7 +2986,7 @@
           </w:tcPr>
           <w:p>
             <w:r>
-              <w:t>8.5</w:t>
+              <w:t>9.0</w:t>
             </w:r>
           </w:p>
         </w:tc>
@@ -3064,7 +3008,7 @@
           </w:tcPr>
           <w:p>
             <w:r>
-              <w:t>V2c: Fear &amp; Greed + FOMC/CPI/NFP calendar</w:t>
+              <w:t>Workflow dashboard (Today tab)</w:t>
             </w:r>
           </w:p>
         </w:tc>
@@ -3084,47 +3028,47 @@
           </w:tcPr>
           <w:p>
             <w:r>
-              <w:t>High</w:t>
-            </w:r>
-          </w:p>
-        </w:tc>
-        <w:tc>
-          <w:tcPr>
-            <w:tcW w:type="dxa" w:w="1234"/>
-          </w:tcPr>
-          <w:p>
-            <w:r>
-              <w:t>95%</w:t>
-            </w:r>
-          </w:p>
-        </w:tc>
-        <w:tc>
-          <w:tcPr>
-            <w:tcW w:type="dxa" w:w="1234"/>
-          </w:tcPr>
-          <w:p>
-            <w:r>
-              <w:t>S</w:t>
-            </w:r>
-          </w:p>
-        </w:tc>
-        <w:tc>
-          <w:tcPr>
-            <w:tcW w:type="dxa" w:w="1234"/>
-          </w:tcPr>
-          <w:p>
-            <w:r>
-              <w:t>9.5</w:t>
-            </w:r>
-          </w:p>
-        </w:tc>
-        <w:tc>
-          <w:tcPr>
-            <w:tcW w:type="dxa" w:w="1234"/>
-          </w:tcPr>
-          <w:p>
-            <w:r>
-              <w:t>P1 — shipped (v2.2)</w:t>
+              <w:t>Med</w:t>
+            </w:r>
+          </w:p>
+        </w:tc>
+        <w:tc>
+          <w:tcPr>
+            <w:tcW w:type="dxa" w:w="1234"/>
+          </w:tcPr>
+          <w:p>
+            <w:r>
+              <w:t>90%</w:t>
+            </w:r>
+          </w:p>
+        </w:tc>
+        <w:tc>
+          <w:tcPr>
+            <w:tcW w:type="dxa" w:w="1234"/>
+          </w:tcPr>
+          <w:p>
+            <w:r>
+              <w:t>M</w:t>
+            </w:r>
+          </w:p>
+        </w:tc>
+        <w:tc>
+          <w:tcPr>
+            <w:tcW w:type="dxa" w:w="1234"/>
+          </w:tcPr>
+          <w:p>
+            <w:r>
+              <w:t>8.1</w:t>
+            </w:r>
+          </w:p>
+        </w:tc>
+        <w:tc>
+          <w:tcPr>
+            <w:tcW w:type="dxa" w:w="1234"/>
+          </w:tcPr>
+          <w:p>
+            <w:r>
+              <w:t>P1 — shipped</w:t>
             </w:r>
           </w:p>
         </w:tc>
@@ -3136,7 +3080,17 @@
           </w:tcPr>
           <w:p>
             <w:r>
-              <w:t>V2c.1: Tune F&amp;G to confirming signal</w:t>
+              <w:t>Eval script (eval.py)</w:t>
+            </w:r>
+          </w:p>
+        </w:tc>
+        <w:tc>
+          <w:tcPr>
+            <w:tcW w:type="dxa" w:w="1234"/>
+          </w:tcPr>
+          <w:p>
+            <w:r>
+              <w:t>Med</w:t>
             </w:r>
           </w:p>
         </w:tc>
@@ -3156,47 +3110,37 @@
           </w:tcPr>
           <w:p>
             <w:r>
-              <w:t>High</w:t>
-            </w:r>
-          </w:p>
-        </w:tc>
-        <w:tc>
-          <w:tcPr>
-            <w:tcW w:type="dxa" w:w="1234"/>
-          </w:tcPr>
-          <w:p>
-            <w:r>
-              <w:t>99%</w:t>
-            </w:r>
-          </w:p>
-        </w:tc>
-        <w:tc>
-          <w:tcPr>
-            <w:tcW w:type="dxa" w:w="1234"/>
-          </w:tcPr>
-          <w:p>
-            <w:r>
-              <w:t>XS</w:t>
-            </w:r>
-          </w:p>
-        </w:tc>
-        <w:tc>
-          <w:tcPr>
-            <w:tcW w:type="dxa" w:w="1234"/>
-          </w:tcPr>
-          <w:p>
-            <w:r>
-              <w:t>9.9</w:t>
-            </w:r>
-          </w:p>
-        </w:tc>
-        <w:tc>
-          <w:tcPr>
-            <w:tcW w:type="dxa" w:w="1234"/>
-          </w:tcPr>
-          <w:p>
-            <w:r>
-              <w:t>P1 — shipped (v2.3)</w:t>
+              <w:t>85%</w:t>
+            </w:r>
+          </w:p>
+        </w:tc>
+        <w:tc>
+          <w:tcPr>
+            <w:tcW w:type="dxa" w:w="1234"/>
+          </w:tcPr>
+          <w:p>
+            <w:r>
+              <w:t>S</w:t>
+            </w:r>
+          </w:p>
+        </w:tc>
+        <w:tc>
+          <w:tcPr>
+            <w:tcW w:type="dxa" w:w="1234"/>
+          </w:tcPr>
+          <w:p>
+            <w:r>
+              <w:t>8.5</w:t>
+            </w:r>
+          </w:p>
+        </w:tc>
+        <w:tc>
+          <w:tcPr>
+            <w:tcW w:type="dxa" w:w="1234"/>
+          </w:tcPr>
+          <w:p>
+            <w:r>
+              <w:t>P1 — shipped</w:t>
             </w:r>
           </w:p>
         </w:tc>
@@ -3208,7 +3152,7 @@
           </w:tcPr>
           <w:p>
             <w:r>
-              <w:t>V3a: Dynamic universe refresh (weekly screener)</w:t>
+              <w:t>V2c: Fear &amp; Greed + FOMC/CPI/NFP calendar</w:t>
             </w:r>
           </w:p>
         </w:tc>
@@ -3248,7 +3192,7 @@
           </w:tcPr>
           <w:p>
             <w:r>
-              <w:t>M</w:t>
+              <w:t>S</w:t>
             </w:r>
           </w:p>
         </w:tc>
@@ -3268,7 +3212,7 @@
           </w:tcPr>
           <w:p>
             <w:r>
-              <w:t>P1 — shipped (v3.0)</w:t>
+              <w:t>P1 — shipped (v2.2)</w:t>
             </w:r>
           </w:p>
         </w:tc>
@@ -3280,7 +3224,7 @@
           </w:tcPr>
           <w:p>
             <w:r>
-              <w:t>Dashboard company names column</w:t>
+              <w:t>V2c.1: Tune F&amp;G to confirming signal</w:t>
             </w:r>
           </w:p>
         </w:tc>
@@ -3300,7 +3244,7 @@
           </w:tcPr>
           <w:p>
             <w:r>
-              <w:t>Med</w:t>
+              <w:t>High</w:t>
             </w:r>
           </w:p>
         </w:tc>
@@ -3320,27 +3264,27 @@
           </w:tcPr>
           <w:p>
             <w:r>
-              <w:t>S</w:t>
-            </w:r>
-          </w:p>
-        </w:tc>
-        <w:tc>
-          <w:tcPr>
-            <w:tcW w:type="dxa" w:w="1234"/>
-          </w:tcPr>
-          <w:p>
-            <w:r>
-              <w:t>9.0</w:t>
-            </w:r>
-          </w:p>
-        </w:tc>
-        <w:tc>
-          <w:tcPr>
-            <w:tcW w:type="dxa" w:w="1234"/>
-          </w:tcPr>
-          <w:p>
-            <w:r>
-              <w:t>P1 — shipped (v3.0)</w:t>
+              <w:t>XS</w:t>
+            </w:r>
+          </w:p>
+        </w:tc>
+        <w:tc>
+          <w:tcPr>
+            <w:tcW w:type="dxa" w:w="1234"/>
+          </w:tcPr>
+          <w:p>
+            <w:r>
+              <w:t>9.9</w:t>
+            </w:r>
+          </w:p>
+        </w:tc>
+        <w:tc>
+          <w:tcPr>
+            <w:tcW w:type="dxa" w:w="1234"/>
+          </w:tcPr>
+          <w:p>
+            <w:r>
+              <w:t>P1 — shipped (v2.3)</w:t>
             </w:r>
           </w:p>
         </w:tc>
@@ -3352,67 +3296,67 @@
           </w:tcPr>
           <w:p>
             <w:r>
-              <w:t>V2d: Sector correlation guard</w:t>
-            </w:r>
-          </w:p>
-        </w:tc>
-        <w:tc>
-          <w:tcPr>
-            <w:tcW w:type="dxa" w:w="1234"/>
-          </w:tcPr>
-          <w:p>
-            <w:r>
-              <w:t>Med</w:t>
-            </w:r>
-          </w:p>
-        </w:tc>
-        <w:tc>
-          <w:tcPr>
-            <w:tcW w:type="dxa" w:w="1234"/>
-          </w:tcPr>
-          <w:p>
-            <w:r>
-              <w:t>Med</w:t>
-            </w:r>
-          </w:p>
-        </w:tc>
-        <w:tc>
-          <w:tcPr>
-            <w:tcW w:type="dxa" w:w="1234"/>
-          </w:tcPr>
-          <w:p>
-            <w:r>
-              <w:t>80%</w:t>
-            </w:r>
-          </w:p>
-        </w:tc>
-        <w:tc>
-          <w:tcPr>
-            <w:tcW w:type="dxa" w:w="1234"/>
-          </w:tcPr>
-          <w:p>
-            <w:r>
-              <w:t>S</w:t>
-            </w:r>
-          </w:p>
-        </w:tc>
-        <w:tc>
-          <w:tcPr>
-            <w:tcW w:type="dxa" w:w="1234"/>
-          </w:tcPr>
-          <w:p>
-            <w:r>
-              <w:t>7.2</w:t>
-            </w:r>
-          </w:p>
-        </w:tc>
-        <w:tc>
-          <w:tcPr>
-            <w:tcW w:type="dxa" w:w="1234"/>
-          </w:tcPr>
-          <w:p>
-            <w:r>
-              <w:t>P1 — shipped (v4.1)</w:t>
+              <w:t>V3a: Dynamic universe refresh (weekly screener)</w:t>
+            </w:r>
+          </w:p>
+        </w:tc>
+        <w:tc>
+          <w:tcPr>
+            <w:tcW w:type="dxa" w:w="1234"/>
+          </w:tcPr>
+          <w:p>
+            <w:r>
+              <w:t>High</w:t>
+            </w:r>
+          </w:p>
+        </w:tc>
+        <w:tc>
+          <w:tcPr>
+            <w:tcW w:type="dxa" w:w="1234"/>
+          </w:tcPr>
+          <w:p>
+            <w:r>
+              <w:t>High</w:t>
+            </w:r>
+          </w:p>
+        </w:tc>
+        <w:tc>
+          <w:tcPr>
+            <w:tcW w:type="dxa" w:w="1234"/>
+          </w:tcPr>
+          <w:p>
+            <w:r>
+              <w:t>95%</w:t>
+            </w:r>
+          </w:p>
+        </w:tc>
+        <w:tc>
+          <w:tcPr>
+            <w:tcW w:type="dxa" w:w="1234"/>
+          </w:tcPr>
+          <w:p>
+            <w:r>
+              <w:t>M</w:t>
+            </w:r>
+          </w:p>
+        </w:tc>
+        <w:tc>
+          <w:tcPr>
+            <w:tcW w:type="dxa" w:w="1234"/>
+          </w:tcPr>
+          <w:p>
+            <w:r>
+              <w:t>9.5</w:t>
+            </w:r>
+          </w:p>
+        </w:tc>
+        <w:tc>
+          <w:tcPr>
+            <w:tcW w:type="dxa" w:w="1234"/>
+          </w:tcPr>
+          <w:p>
+            <w:r>
+              <w:t>P1 — shipped (v3.0)</w:t>
             </w:r>
           </w:p>
         </w:tc>
@@ -3424,7 +3368,7 @@
           </w:tcPr>
           <w:p>
             <w:r>
-              <w:t>V5: Guardrails (6 safety checks)</w:t>
+              <w:t>Dashboard company names column</w:t>
             </w:r>
           </w:p>
         </w:tc>
@@ -3444,7 +3388,7 @@
           </w:tcPr>
           <w:p>
             <w:r>
-              <w:t>High</w:t>
+              <w:t>Med</w:t>
             </w:r>
           </w:p>
         </w:tc>
@@ -3474,17 +3418,17 @@
           </w:tcPr>
           <w:p>
             <w:r>
-              <w:t>9.9</w:t>
-            </w:r>
-          </w:p>
-        </w:tc>
-        <w:tc>
-          <w:tcPr>
-            <w:tcW w:type="dxa" w:w="1234"/>
-          </w:tcPr>
-          <w:p>
-            <w:r>
-              <w:t>P0 — shipped (v5.0)</w:t>
+              <w:t>9.0</w:t>
+            </w:r>
+          </w:p>
+        </w:tc>
+        <w:tc>
+          <w:tcPr>
+            <w:tcW w:type="dxa" w:w="1234"/>
+          </w:tcPr>
+          <w:p>
+            <w:r>
+              <w:t>P1 — shipped (v3.0)</w:t>
             </w:r>
           </w:p>
         </w:tc>
@@ -3496,37 +3440,37 @@
           </w:tcPr>
           <w:p>
             <w:r>
-              <w:t>Summary tab: In Flight / Plan / Heatmap</w:t>
-            </w:r>
-          </w:p>
-        </w:tc>
-        <w:tc>
-          <w:tcPr>
-            <w:tcW w:type="dxa" w:w="1234"/>
-          </w:tcPr>
-          <w:p>
-            <w:r>
-              <w:t>High</w:t>
-            </w:r>
-          </w:p>
-        </w:tc>
-        <w:tc>
-          <w:tcPr>
-            <w:tcW w:type="dxa" w:w="1234"/>
-          </w:tcPr>
-          <w:p>
-            <w:r>
-              <w:t>High</w:t>
-            </w:r>
-          </w:p>
-        </w:tc>
-        <w:tc>
-          <w:tcPr>
-            <w:tcW w:type="dxa" w:w="1234"/>
-          </w:tcPr>
-          <w:p>
-            <w:r>
-              <w:t>99%</w:t>
+              <w:t>V2d: Sector correlation guard</w:t>
+            </w:r>
+          </w:p>
+        </w:tc>
+        <w:tc>
+          <w:tcPr>
+            <w:tcW w:type="dxa" w:w="1234"/>
+          </w:tcPr>
+          <w:p>
+            <w:r>
+              <w:t>Med</w:t>
+            </w:r>
+          </w:p>
+        </w:tc>
+        <w:tc>
+          <w:tcPr>
+            <w:tcW w:type="dxa" w:w="1234"/>
+          </w:tcPr>
+          <w:p>
+            <w:r>
+              <w:t>Med</w:t>
+            </w:r>
+          </w:p>
+        </w:tc>
+        <w:tc>
+          <w:tcPr>
+            <w:tcW w:type="dxa" w:w="1234"/>
+          </w:tcPr>
+          <w:p>
+            <w:r>
+              <w:t>80%</w:t>
             </w:r>
           </w:p>
         </w:tc>
@@ -3546,17 +3490,17 @@
           </w:tcPr>
           <w:p>
             <w:r>
-              <w:t>9.9</w:t>
-            </w:r>
-          </w:p>
-        </w:tc>
-        <w:tc>
-          <w:tcPr>
-            <w:tcW w:type="dxa" w:w="1234"/>
-          </w:tcPr>
-          <w:p>
-            <w:r>
-              <w:t>P1 — shipped (v5.1)</w:t>
+              <w:t>7.2</w:t>
+            </w:r>
+          </w:p>
+        </w:tc>
+        <w:tc>
+          <w:tcPr>
+            <w:tcW w:type="dxa" w:w="1234"/>
+          </w:tcPr>
+          <w:p>
+            <w:r>
+              <w:t>P1 — shipped (v4.1)</w:t>
             </w:r>
           </w:p>
         </w:tc>
@@ -3568,7 +3512,7 @@
           </w:tcPr>
           <w:p>
             <w:r>
-              <w:t>Automated EOD eval + Agent Scorecard</w:t>
+              <w:t>V5: Guardrails (6 safety checks)</w:t>
             </w:r>
           </w:p>
         </w:tc>
@@ -3628,7 +3572,7 @@
           </w:tcPr>
           <w:p>
             <w:r>
-              <w:t>P1 — shipped (v5.1)</w:t>
+              <w:t>P0 — shipped (v5.0)</w:t>
             </w:r>
           </w:p>
         </w:tc>
@@ -3640,6 +3584,150 @@
           </w:tcPr>
           <w:p>
             <w:r>
+              <w:t>Summary tab: In Flight / Plan / Heatmap</w:t>
+            </w:r>
+          </w:p>
+        </w:tc>
+        <w:tc>
+          <w:tcPr>
+            <w:tcW w:type="dxa" w:w="1234"/>
+          </w:tcPr>
+          <w:p>
+            <w:r>
+              <w:t>High</w:t>
+            </w:r>
+          </w:p>
+        </w:tc>
+        <w:tc>
+          <w:tcPr>
+            <w:tcW w:type="dxa" w:w="1234"/>
+          </w:tcPr>
+          <w:p>
+            <w:r>
+              <w:t>High</w:t>
+            </w:r>
+          </w:p>
+        </w:tc>
+        <w:tc>
+          <w:tcPr>
+            <w:tcW w:type="dxa" w:w="1234"/>
+          </w:tcPr>
+          <w:p>
+            <w:r>
+              <w:t>99%</w:t>
+            </w:r>
+          </w:p>
+        </w:tc>
+        <w:tc>
+          <w:tcPr>
+            <w:tcW w:type="dxa" w:w="1234"/>
+          </w:tcPr>
+          <w:p>
+            <w:r>
+              <w:t>S</w:t>
+            </w:r>
+          </w:p>
+        </w:tc>
+        <w:tc>
+          <w:tcPr>
+            <w:tcW w:type="dxa" w:w="1234"/>
+          </w:tcPr>
+          <w:p>
+            <w:r>
+              <w:t>9.9</w:t>
+            </w:r>
+          </w:p>
+        </w:tc>
+        <w:tc>
+          <w:tcPr>
+            <w:tcW w:type="dxa" w:w="1234"/>
+          </w:tcPr>
+          <w:p>
+            <w:r>
+              <w:t>P1 — shipped (v5.1)</w:t>
+            </w:r>
+          </w:p>
+        </w:tc>
+      </w:tr>
+      <w:tr>
+        <w:tc>
+          <w:tcPr>
+            <w:tcW w:type="dxa" w:w="1234"/>
+          </w:tcPr>
+          <w:p>
+            <w:r>
+              <w:t>Automated EOD eval + Agent Scorecard</w:t>
+            </w:r>
+          </w:p>
+        </w:tc>
+        <w:tc>
+          <w:tcPr>
+            <w:tcW w:type="dxa" w:w="1234"/>
+          </w:tcPr>
+          <w:p>
+            <w:r>
+              <w:t>High</w:t>
+            </w:r>
+          </w:p>
+        </w:tc>
+        <w:tc>
+          <w:tcPr>
+            <w:tcW w:type="dxa" w:w="1234"/>
+          </w:tcPr>
+          <w:p>
+            <w:r>
+              <w:t>High</w:t>
+            </w:r>
+          </w:p>
+        </w:tc>
+        <w:tc>
+          <w:tcPr>
+            <w:tcW w:type="dxa" w:w="1234"/>
+          </w:tcPr>
+          <w:p>
+            <w:r>
+              <w:t>99%</w:t>
+            </w:r>
+          </w:p>
+        </w:tc>
+        <w:tc>
+          <w:tcPr>
+            <w:tcW w:type="dxa" w:w="1234"/>
+          </w:tcPr>
+          <w:p>
+            <w:r>
+              <w:t>S</w:t>
+            </w:r>
+          </w:p>
+        </w:tc>
+        <w:tc>
+          <w:tcPr>
+            <w:tcW w:type="dxa" w:w="1234"/>
+          </w:tcPr>
+          <w:p>
+            <w:r>
+              <w:t>9.9</w:t>
+            </w:r>
+          </w:p>
+        </w:tc>
+        <w:tc>
+          <w:tcPr>
+            <w:tcW w:type="dxa" w:w="1234"/>
+          </w:tcPr>
+          <w:p>
+            <w:r>
+              <w:t>P1 — shipped (v5.1)</w:t>
+            </w:r>
+          </w:p>
+        </w:tc>
+      </w:tr>
+      <w:tr>
+        <w:tc>
+          <w:tcPr>
+            <w:tcW w:type="dxa" w:w="1234"/>
+          </w:tcPr>
+          <w:p>
+            <w:r>
               <w:t>Alpaca position reconciliation (UNFILLED)</w:t>
             </w:r>
           </w:p>
@@ -3701,6 +3789,150 @@
           <w:p>
             <w:r>
               <w:t>P1 — shipped (v5.1)</w:t>
+            </w:r>
+          </w:p>
+        </w:tc>
+      </w:tr>
+      <w:tr>
+        <w:tc>
+          <w:tcPr>
+            <w:tcW w:type="dxa" w:w="1234"/>
+          </w:tcPr>
+          <w:p>
+            <w:r>
+              <w:t>No-margin cumulative capital check</w:t>
+            </w:r>
+          </w:p>
+        </w:tc>
+        <w:tc>
+          <w:tcPr>
+            <w:tcW w:type="dxa" w:w="1234"/>
+          </w:tcPr>
+          <w:p>
+            <w:r>
+              <w:t>High</w:t>
+            </w:r>
+          </w:p>
+        </w:tc>
+        <w:tc>
+          <w:tcPr>
+            <w:tcW w:type="dxa" w:w="1234"/>
+          </w:tcPr>
+          <w:p>
+            <w:r>
+              <w:t>High</w:t>
+            </w:r>
+          </w:p>
+        </w:tc>
+        <w:tc>
+          <w:tcPr>
+            <w:tcW w:type="dxa" w:w="1234"/>
+          </w:tcPr>
+          <w:p>
+            <w:r>
+              <w:t>99%</w:t>
+            </w:r>
+          </w:p>
+        </w:tc>
+        <w:tc>
+          <w:tcPr>
+            <w:tcW w:type="dxa" w:w="1234"/>
+          </w:tcPr>
+          <w:p>
+            <w:r>
+              <w:t>S</w:t>
+            </w:r>
+          </w:p>
+        </w:tc>
+        <w:tc>
+          <w:tcPr>
+            <w:tcW w:type="dxa" w:w="1234"/>
+          </w:tcPr>
+          <w:p>
+            <w:r>
+              <w:t>9.9</w:t>
+            </w:r>
+          </w:p>
+        </w:tc>
+        <w:tc>
+          <w:tcPr>
+            <w:tcW w:type="dxa" w:w="1234"/>
+          </w:tcPr>
+          <w:p>
+            <w:r>
+              <w:t>P0 — shipped (v5.2)</w:t>
+            </w:r>
+          </w:p>
+        </w:tc>
+      </w:tr>
+      <w:tr>
+        <w:tc>
+          <w:tcPr>
+            <w:tcW w:type="dxa" w:w="1234"/>
+          </w:tcPr>
+          <w:p>
+            <w:r>
+              <w:t>Daily profit lock-in (LOCK_IN at $716)</w:t>
+            </w:r>
+          </w:p>
+        </w:tc>
+        <w:tc>
+          <w:tcPr>
+            <w:tcW w:type="dxa" w:w="1234"/>
+          </w:tcPr>
+          <w:p>
+            <w:r>
+              <w:t>High</w:t>
+            </w:r>
+          </w:p>
+        </w:tc>
+        <w:tc>
+          <w:tcPr>
+            <w:tcW w:type="dxa" w:w="1234"/>
+          </w:tcPr>
+          <w:p>
+            <w:r>
+              <w:t>High</w:t>
+            </w:r>
+          </w:p>
+        </w:tc>
+        <w:tc>
+          <w:tcPr>
+            <w:tcW w:type="dxa" w:w="1234"/>
+          </w:tcPr>
+          <w:p>
+            <w:r>
+              <w:t>95%</w:t>
+            </w:r>
+          </w:p>
+        </w:tc>
+        <w:tc>
+          <w:tcPr>
+            <w:tcW w:type="dxa" w:w="1234"/>
+          </w:tcPr>
+          <w:p>
+            <w:r>
+              <w:t>S</w:t>
+            </w:r>
+          </w:p>
+        </w:tc>
+        <w:tc>
+          <w:tcPr>
+            <w:tcW w:type="dxa" w:w="1234"/>
+          </w:tcPr>
+          <w:p>
+            <w:r>
+              <w:t>9.5</w:t>
+            </w:r>
+          </w:p>
+        </w:tc>
+        <w:tc>
+          <w:tcPr>
+            <w:tcW w:type="dxa" w:w="1234"/>
+          </w:tcPr>
+          <w:p>
+            <w:r>
+              <w:t>P1 — shipped (v5.2)</w:t>
             </w:r>
           </w:p>
         </w:tc>
@@ -5029,31 +5261,19 @@
           <w:tcPr>
             <w:tcW w:type="dxa" w:w="2880"/>
           </w:tcPr>
-          <w:p>
-            <w:r>
-              <w:t>Profit target</w:t>
-            </w:r>
-          </w:p>
+          <w:p/>
         </w:tc>
         <w:tc>
           <w:tcPr>
             <w:tcW w:type="dxa" w:w="2880"/>
           </w:tcPr>
-          <w:p>
-            <w:r>
-              <w:t>3% above entry</w:t>
-            </w:r>
-          </w:p>
+          <w:p/>
         </w:tc>
         <w:tc>
           <w:tcPr>
             <w:tcW w:type="dxa" w:w="2880"/>
           </w:tcPr>
-          <w:p>
-            <w:r>
-              <w:t>Hard-coded in prompt — risk agent rejects if not set</w:t>
-            </w:r>
-          </w:p>
+          <w:p/>
         </w:tc>
       </w:tr>
       <w:tr>
@@ -5061,31 +5281,19 @@
           <w:tcPr>
             <w:tcW w:type="dxa" w:w="2880"/>
           </w:tcPr>
-          <w:p>
-            <w:r>
-              <w:t>Stop loss</w:t>
-            </w:r>
-          </w:p>
+          <w:p/>
         </w:tc>
         <w:tc>
           <w:tcPr>
             <w:tcW w:type="dxa" w:w="2880"/>
           </w:tcPr>
-          <w:p>
-            <w:r>
-              <w:t>1% below entry</w:t>
-            </w:r>
-          </w:p>
+          <w:p/>
         </w:tc>
         <w:tc>
           <w:tcPr>
             <w:tcW w:type="dxa" w:w="2880"/>
           </w:tcPr>
-          <w:p>
-            <w:r>
-              <w:t>Hard-coded in prompt — risk agent rejects if wider</w:t>
-            </w:r>
-          </w:p>
+          <w:p/>
         </w:tc>
       </w:tr>
       <w:tr>
@@ -5093,31 +5301,19 @@
           <w:tcPr>
             <w:tcW w:type="dxa" w:w="2880"/>
           </w:tcPr>
-          <w:p>
-            <w:r>
-              <w:t>Reward:risk minimum</w:t>
-            </w:r>
-          </w:p>
+          <w:p/>
         </w:tc>
         <w:tc>
           <w:tcPr>
             <w:tcW w:type="dxa" w:w="2880"/>
           </w:tcPr>
-          <w:p>
-            <w:r>
-              <w:t>3:1</w:t>
-            </w:r>
-          </w:p>
+          <w:p/>
         </w:tc>
         <w:tc>
           <w:tcPr>
             <w:tcW w:type="dxa" w:w="2880"/>
           </w:tcPr>
-          <w:p>
-            <w:r>
-              <w:t>Ensures winners outpace losers even at 50% win rate</w:t>
-            </w:r>
-          </w:p>
+          <w:p/>
         </w:tc>
       </w:tr>
       <w:tr>
@@ -5127,7 +5323,7 @@
           </w:tcPr>
           <w:p>
             <w:r>
-              <w:t>Position size</w:t>
+              <w:t>Profit target</w:t>
             </w:r>
           </w:p>
         </w:tc>
@@ -5137,7 +5333,7 @@
           </w:tcPr>
           <w:p>
             <w:r>
-              <w:t>$5,000–$7,000</w:t>
+              <w:t>3% above entry</w:t>
             </w:r>
           </w:p>
         </w:tc>
@@ -5147,7 +5343,7 @@
           </w:tcPr>
           <w:p>
             <w:r>
-              <w:t>5–7% of $100K — limits single-position impact</w:t>
+              <w:t>Hard-coded in prompt — risk agent rejects if not set</w:t>
             </w:r>
           </w:p>
         </w:tc>
@@ -5159,7 +5355,7 @@
           </w:tcPr>
           <w:p>
             <w:r>
-              <w:t>Max positions</w:t>
+              <w:t>Stop loss</w:t>
             </w:r>
           </w:p>
         </w:tc>
@@ -5169,7 +5365,7 @@
           </w:tcPr>
           <w:p>
             <w:r>
-              <w:t>15 (reduced by VIX/futures)</w:t>
+              <w:t>1% below entry</w:t>
             </w:r>
           </w:p>
         </w:tc>
@@ -5179,7 +5375,7 @@
           </w:tcPr>
           <w:p>
             <w:r>
-              <w:t>Dynamic — VIX 20-25 → 10, VIX 25-30 → 5, VIX &gt;30 → skip</w:t>
+              <w:t>Hard-coded in prompt — risk agent rejects if wider</w:t>
             </w:r>
           </w:p>
         </w:tc>
@@ -5191,7 +5387,7 @@
           </w:tcPr>
           <w:p>
             <w:r>
-              <w:t>No overnight holds</w:t>
+              <w:t>Reward:risk minimum</w:t>
             </w:r>
           </w:p>
         </w:tc>
@@ -5201,7 +5397,7 @@
           </w:tcPr>
           <w:p>
             <w:r>
-              <w:t>All positions closed EOD</w:t>
+              <w:t>3:1</w:t>
             </w:r>
           </w:p>
         </w:tc>
@@ -5211,7 +5407,7 @@
           </w:tcPr>
           <w:p>
             <w:r>
-              <w:t>Eliminates gap risk from overnight news</w:t>
+              <w:t>Ensures winners outpace losers even at 50% win rate</w:t>
             </w:r>
           </w:p>
         </w:tc>
@@ -5223,6 +5419,102 @@
           </w:tcPr>
           <w:p>
             <w:r>
+              <w:t>Position size</w:t>
+            </w:r>
+          </w:p>
+        </w:tc>
+        <w:tc>
+          <w:tcPr>
+            <w:tcW w:type="dxa" w:w="2880"/>
+          </w:tcPr>
+          <w:p>
+            <w:r>
+              <w:t>$5,000–$7,000</w:t>
+            </w:r>
+          </w:p>
+        </w:tc>
+        <w:tc>
+          <w:tcPr>
+            <w:tcW w:type="dxa" w:w="2880"/>
+          </w:tcPr>
+          <w:p>
+            <w:r>
+              <w:t>5–7% of $100K — limits single-position impact</w:t>
+            </w:r>
+          </w:p>
+        </w:tc>
+      </w:tr>
+      <w:tr>
+        <w:tc>
+          <w:tcPr>
+            <w:tcW w:type="dxa" w:w="2880"/>
+          </w:tcPr>
+          <w:p>
+            <w:r>
+              <w:t>Max positions</w:t>
+            </w:r>
+          </w:p>
+        </w:tc>
+        <w:tc>
+          <w:tcPr>
+            <w:tcW w:type="dxa" w:w="2880"/>
+          </w:tcPr>
+          <w:p>
+            <w:r>
+              <w:t>15 (reduced by VIX/futures)</w:t>
+            </w:r>
+          </w:p>
+        </w:tc>
+        <w:tc>
+          <w:tcPr>
+            <w:tcW w:type="dxa" w:w="2880"/>
+          </w:tcPr>
+          <w:p>
+            <w:r>
+              <w:t>Dynamic — VIX 20-25 → 10, VIX 25-30 → 5, VIX &gt;30 → skip</w:t>
+            </w:r>
+          </w:p>
+        </w:tc>
+      </w:tr>
+      <w:tr>
+        <w:tc>
+          <w:tcPr>
+            <w:tcW w:type="dxa" w:w="2880"/>
+          </w:tcPr>
+          <w:p>
+            <w:r>
+              <w:t>No overnight holds</w:t>
+            </w:r>
+          </w:p>
+        </w:tc>
+        <w:tc>
+          <w:tcPr>
+            <w:tcW w:type="dxa" w:w="2880"/>
+          </w:tcPr>
+          <w:p>
+            <w:r>
+              <w:t>All positions closed EOD</w:t>
+            </w:r>
+          </w:p>
+        </w:tc>
+        <w:tc>
+          <w:tcPr>
+            <w:tcW w:type="dxa" w:w="2880"/>
+          </w:tcPr>
+          <w:p>
+            <w:r>
+              <w:t>Eliminates gap risk from overnight news</w:t>
+            </w:r>
+          </w:p>
+        </w:tc>
+      </w:tr>
+      <w:tr>
+        <w:tc>
+          <w:tcPr>
+            <w:tcW w:type="dxa" w:w="2880"/>
+          </w:tcPr>
+          <w:p>
+            <w:r>
               <w:t>Earnings blackout</w:t>
             </w:r>
           </w:p>
@@ -5244,6 +5536,102 @@
           <w:p>
             <w:r>
               <w:t>Earnings = binary event = unacceptable gap risk</w:t>
+            </w:r>
+          </w:p>
+        </w:tc>
+      </w:tr>
+      <w:tr>
+        <w:tc>
+          <w:tcPr>
+            <w:tcW w:type="dxa" w:w="2880"/>
+          </w:tcPr>
+          <w:p>
+            <w:r>
+              <w:t>Daily loss limit</w:t>
+            </w:r>
+          </w:p>
+        </w:tc>
+        <w:tc>
+          <w:tcPr>
+            <w:tcW w:type="dxa" w:w="2880"/>
+          </w:tcPr>
+          <w:p>
+            <w:r>
+              <w:t>Stop trading if realized P&amp;L &lt; -$300</w:t>
+            </w:r>
+          </w:p>
+        </w:tc>
+        <w:tc>
+          <w:tcPr>
+            <w:tcW w:type="dxa" w:w="2880"/>
+          </w:tcPr>
+          <w:p>
+            <w:r>
+              <w:t>Guardrail — blocks all new trades for the rest of the day if early losses hit the floor</w:t>
+            </w:r>
+          </w:p>
+        </w:tc>
+      </w:tr>
+      <w:tr>
+        <w:tc>
+          <w:tcPr>
+            <w:tcW w:type="dxa" w:w="2880"/>
+          </w:tcPr>
+          <w:p>
+            <w:r>
+              <w:t>No margin trading</w:t>
+            </w:r>
+          </w:p>
+        </w:tc>
+        <w:tc>
+          <w:tcPr>
+            <w:tcW w:type="dxa" w:w="2880"/>
+          </w:tcPr>
+          <w:p>
+            <w:r>
+              <w:t>Cumulative position sizes ≤ buying_power</w:t>
+            </w:r>
+          </w:p>
+        </w:tc>
+        <w:tc>
+          <w:tcPr>
+            <w:tcW w:type="dxa" w:w="2880"/>
+          </w:tcPr>
+          <w:p>
+            <w:r>
+              <w:t>Guardrail — tracks total committed capital across full approved batch; rejects any trade that would exceed available capital (applies to both Alpaca and simulation)</w:t>
+            </w:r>
+          </w:p>
+        </w:tc>
+      </w:tr>
+      <w:tr>
+        <w:tc>
+          <w:tcPr>
+            <w:tcW w:type="dxa" w:w="2880"/>
+          </w:tcPr>
+          <w:p>
+            <w:r>
+              <w:t>Daily lock-in target</w:t>
+            </w:r>
+          </w:p>
+        </w:tc>
+        <w:tc>
+          <w:tcPr>
+            <w:tcW w:type="dxa" w:w="2880"/>
+          </w:tcPr>
+          <w:p>
+            <w:r>
+              <w:t>Close all if realized P&amp;L ≥ $716</w:t>
+            </w:r>
+          </w:p>
+        </w:tc>
+        <w:tc>
+          <w:tcPr>
+            <w:tcW w:type="dxa" w:w="2880"/>
+          </w:tcPr>
+          <w:p>
+            <w:r>
+              <w:t>Intraday — books the gain and stops trading once the 30-day backtest average is locked in; LOCK_IN close reason; configurable via DAILY_LOCK_IN_TARGET</w:t>
             </w:r>
           </w:p>
         </w:tc>
@@ -7711,6 +8099,14 @@
       </w:pPr>
       <w:r>
         <w:t>Phase 2b (v5.1, complete): Summary tab redesign (In Flight / Today's Plan / Trade Heatmap); automated EOD eval (eval.py --write saves Agent Scorecard to Supabase after every EOD close); Agent Scorecard on Performance tab; Alpaca position reconciliation in intraday agent (UNFILLED detection).</w:t>
+      </w:r>
+    </w:p>
+    <w:p>
+      <w:pPr>
+        <w:spacing w:after="120"/>
+      </w:pPr>
+      <w:r>
+        <w:t>Phase 2c (v5.2, complete): No-margin enforcement — cumulative capital tracking across full approved batch in guardrails (both Alpaca and simulation modes); daily profit lock-in — intraday agent closes all positions when realized P&amp;L ≥ $716 (30-day backtest average) with LOCK_IN reason; dashboard shows LOCK_IN as "🎯 Day Locked" in Today's Plan; DAILY_LOCK_IN_TARGET configurable in settings.py.</w:t>
       </w:r>
     </w:p>
     <w:p>

--- a/Trading_Agent_PRD.docx
+++ b/Trading_Agent_PRD.docx
@@ -23,7 +23,7 @@
           <w:b/>
           <w:sz w:val="28"/>
         </w:rPr>
-        <w:t>AI Trading Agent (PRD) — v5.2</w:t>
+        <w:t>AI Trading Agent (PRD) — v5.3</w:t>
       </w:r>
     </w:p>
     <w:p>
@@ -2430,71 +2430,43 @@
           <w:tcPr>
             <w:tcW w:type="dxa" w:w="1234"/>
           </w:tcPr>
-          <w:p>
-            <w:r>
-              <w:t>Technical scanner (430+ tickers)</w:t>
-            </w:r>
-          </w:p>
-        </w:tc>
-        <w:tc>
-          <w:tcPr>
-            <w:tcW w:type="dxa" w:w="1234"/>
-          </w:tcPr>
-          <w:p>
-            <w:r>
-              <w:t>High</w:t>
-            </w:r>
-          </w:p>
-        </w:tc>
-        <w:tc>
-          <w:tcPr>
-            <w:tcW w:type="dxa" w:w="1234"/>
-          </w:tcPr>
-          <w:p>
-            <w:r>
-              <w:t>High</w:t>
-            </w:r>
-          </w:p>
-        </w:tc>
-        <w:tc>
-          <w:tcPr>
-            <w:tcW w:type="dxa" w:w="1234"/>
-          </w:tcPr>
-          <w:p>
-            <w:r>
-              <w:t>95%</w:t>
-            </w:r>
-          </w:p>
-        </w:tc>
-        <w:tc>
-          <w:tcPr>
-            <w:tcW w:type="dxa" w:w="1234"/>
-          </w:tcPr>
-          <w:p>
-            <w:r>
-              <w:t>M</w:t>
-            </w:r>
-          </w:p>
-        </w:tc>
-        <w:tc>
-          <w:tcPr>
-            <w:tcW w:type="dxa" w:w="1234"/>
-          </w:tcPr>
-          <w:p>
-            <w:r>
-              <w:t>9.5</w:t>
-            </w:r>
-          </w:p>
-        </w:tc>
-        <w:tc>
-          <w:tcPr>
-            <w:tcW w:type="dxa" w:w="1234"/>
-          </w:tcPr>
-          <w:p>
-            <w:r>
-              <w:t>P0 — shipped</w:t>
-            </w:r>
-          </w:p>
+          <w:p/>
+        </w:tc>
+        <w:tc>
+          <w:tcPr>
+            <w:tcW w:type="dxa" w:w="1234"/>
+          </w:tcPr>
+          <w:p/>
+        </w:tc>
+        <w:tc>
+          <w:tcPr>
+            <w:tcW w:type="dxa" w:w="1234"/>
+          </w:tcPr>
+          <w:p/>
+        </w:tc>
+        <w:tc>
+          <w:tcPr>
+            <w:tcW w:type="dxa" w:w="1234"/>
+          </w:tcPr>
+          <w:p/>
+        </w:tc>
+        <w:tc>
+          <w:tcPr>
+            <w:tcW w:type="dxa" w:w="1234"/>
+          </w:tcPr>
+          <w:p/>
+        </w:tc>
+        <w:tc>
+          <w:tcPr>
+            <w:tcW w:type="dxa" w:w="1234"/>
+          </w:tcPr>
+          <w:p/>
+        </w:tc>
+        <w:tc>
+          <w:tcPr>
+            <w:tcW w:type="dxa" w:w="1234"/>
+          </w:tcPr>
+          <w:p/>
         </w:tc>
       </w:tr>
       <w:tr>
@@ -2502,71 +2474,43 @@
           <w:tcPr>
             <w:tcW w:type="dxa" w:w="1234"/>
           </w:tcPr>
-          <w:p>
-            <w:r>
-              <w:t>Claude strategy agent</w:t>
-            </w:r>
-          </w:p>
-        </w:tc>
-        <w:tc>
-          <w:tcPr>
-            <w:tcW w:type="dxa" w:w="1234"/>
-          </w:tcPr>
-          <w:p>
-            <w:r>
-              <w:t>High</w:t>
-            </w:r>
-          </w:p>
-        </w:tc>
-        <w:tc>
-          <w:tcPr>
-            <w:tcW w:type="dxa" w:w="1234"/>
-          </w:tcPr>
-          <w:p>
-            <w:r>
-              <w:t>High</w:t>
-            </w:r>
-          </w:p>
-        </w:tc>
-        <w:tc>
-          <w:tcPr>
-            <w:tcW w:type="dxa" w:w="1234"/>
-          </w:tcPr>
-          <w:p>
-            <w:r>
-              <w:t>90%</w:t>
-            </w:r>
-          </w:p>
-        </w:tc>
-        <w:tc>
-          <w:tcPr>
-            <w:tcW w:type="dxa" w:w="1234"/>
-          </w:tcPr>
-          <w:p>
-            <w:r>
-              <w:t>M</w:t>
-            </w:r>
-          </w:p>
-        </w:tc>
-        <w:tc>
-          <w:tcPr>
-            <w:tcW w:type="dxa" w:w="1234"/>
-          </w:tcPr>
-          <w:p>
-            <w:r>
-              <w:t>9.0</w:t>
-            </w:r>
-          </w:p>
-        </w:tc>
-        <w:tc>
-          <w:tcPr>
-            <w:tcW w:type="dxa" w:w="1234"/>
-          </w:tcPr>
-          <w:p>
-            <w:r>
-              <w:t>P0 — shipped</w:t>
-            </w:r>
-          </w:p>
+          <w:p/>
+        </w:tc>
+        <w:tc>
+          <w:tcPr>
+            <w:tcW w:type="dxa" w:w="1234"/>
+          </w:tcPr>
+          <w:p/>
+        </w:tc>
+        <w:tc>
+          <w:tcPr>
+            <w:tcW w:type="dxa" w:w="1234"/>
+          </w:tcPr>
+          <w:p/>
+        </w:tc>
+        <w:tc>
+          <w:tcPr>
+            <w:tcW w:type="dxa" w:w="1234"/>
+          </w:tcPr>
+          <w:p/>
+        </w:tc>
+        <w:tc>
+          <w:tcPr>
+            <w:tcW w:type="dxa" w:w="1234"/>
+          </w:tcPr>
+          <w:p/>
+        </w:tc>
+        <w:tc>
+          <w:tcPr>
+            <w:tcW w:type="dxa" w:w="1234"/>
+          </w:tcPr>
+          <w:p/>
+        </w:tc>
+        <w:tc>
+          <w:tcPr>
+            <w:tcW w:type="dxa" w:w="1234"/>
+          </w:tcPr>
+          <w:p/>
         </w:tc>
       </w:tr>
       <w:tr>
@@ -2574,71 +2518,43 @@
           <w:tcPr>
             <w:tcW w:type="dxa" w:w="1234"/>
           </w:tcPr>
-          <w:p>
-            <w:r>
-              <w:t>Claude risk agent</w:t>
-            </w:r>
-          </w:p>
-        </w:tc>
-        <w:tc>
-          <w:tcPr>
-            <w:tcW w:type="dxa" w:w="1234"/>
-          </w:tcPr>
-          <w:p>
-            <w:r>
-              <w:t>High</w:t>
-            </w:r>
-          </w:p>
-        </w:tc>
-        <w:tc>
-          <w:tcPr>
-            <w:tcW w:type="dxa" w:w="1234"/>
-          </w:tcPr>
-          <w:p>
-            <w:r>
-              <w:t>High</w:t>
-            </w:r>
-          </w:p>
-        </w:tc>
-        <w:tc>
-          <w:tcPr>
-            <w:tcW w:type="dxa" w:w="1234"/>
-          </w:tcPr>
-          <w:p>
-            <w:r>
-              <w:t>95%</w:t>
-            </w:r>
-          </w:p>
-        </w:tc>
-        <w:tc>
-          <w:tcPr>
-            <w:tcW w:type="dxa" w:w="1234"/>
-          </w:tcPr>
-          <w:p>
-            <w:r>
-              <w:t>S</w:t>
-            </w:r>
-          </w:p>
-        </w:tc>
-        <w:tc>
-          <w:tcPr>
-            <w:tcW w:type="dxa" w:w="1234"/>
-          </w:tcPr>
-          <w:p>
-            <w:r>
-              <w:t>9.5</w:t>
-            </w:r>
-          </w:p>
-        </w:tc>
-        <w:tc>
-          <w:tcPr>
-            <w:tcW w:type="dxa" w:w="1234"/>
-          </w:tcPr>
-          <w:p>
-            <w:r>
-              <w:t>P0 — shipped</w:t>
-            </w:r>
-          </w:p>
+          <w:p/>
+        </w:tc>
+        <w:tc>
+          <w:tcPr>
+            <w:tcW w:type="dxa" w:w="1234"/>
+          </w:tcPr>
+          <w:p/>
+        </w:tc>
+        <w:tc>
+          <w:tcPr>
+            <w:tcW w:type="dxa" w:w="1234"/>
+          </w:tcPr>
+          <w:p/>
+        </w:tc>
+        <w:tc>
+          <w:tcPr>
+            <w:tcW w:type="dxa" w:w="1234"/>
+          </w:tcPr>
+          <w:p/>
+        </w:tc>
+        <w:tc>
+          <w:tcPr>
+            <w:tcW w:type="dxa" w:w="1234"/>
+          </w:tcPr>
+          <w:p/>
+        </w:tc>
+        <w:tc>
+          <w:tcPr>
+            <w:tcW w:type="dxa" w:w="1234"/>
+          </w:tcPr>
+          <w:p/>
+        </w:tc>
+        <w:tc>
+          <w:tcPr>
+            <w:tcW w:type="dxa" w:w="1234"/>
+          </w:tcPr>
+          <w:p/>
         </w:tc>
       </w:tr>
       <w:tr>
@@ -2646,71 +2562,43 @@
           <w:tcPr>
             <w:tcW w:type="dxa" w:w="1234"/>
           </w:tcPr>
-          <w:p>
-            <w:r>
-              <w:t>GitHub Actions scheduler</w:t>
-            </w:r>
-          </w:p>
-        </w:tc>
-        <w:tc>
-          <w:tcPr>
-            <w:tcW w:type="dxa" w:w="1234"/>
-          </w:tcPr>
-          <w:p>
-            <w:r>
-              <w:t>High</w:t>
-            </w:r>
-          </w:p>
-        </w:tc>
-        <w:tc>
-          <w:tcPr>
-            <w:tcW w:type="dxa" w:w="1234"/>
-          </w:tcPr>
-          <w:p>
-            <w:r>
-              <w:t>High</w:t>
-            </w:r>
-          </w:p>
-        </w:tc>
-        <w:tc>
-          <w:tcPr>
-            <w:tcW w:type="dxa" w:w="1234"/>
-          </w:tcPr>
-          <w:p>
-            <w:r>
-              <w:t>99%</w:t>
-            </w:r>
-          </w:p>
-        </w:tc>
-        <w:tc>
-          <w:tcPr>
-            <w:tcW w:type="dxa" w:w="1234"/>
-          </w:tcPr>
-          <w:p>
-            <w:r>
-              <w:t>S</w:t>
-            </w:r>
-          </w:p>
-        </w:tc>
-        <w:tc>
-          <w:tcPr>
-            <w:tcW w:type="dxa" w:w="1234"/>
-          </w:tcPr>
-          <w:p>
-            <w:r>
-              <w:t>9.9</w:t>
-            </w:r>
-          </w:p>
-        </w:tc>
-        <w:tc>
-          <w:tcPr>
-            <w:tcW w:type="dxa" w:w="1234"/>
-          </w:tcPr>
-          <w:p>
-            <w:r>
-              <w:t>P0 — shipped</w:t>
-            </w:r>
-          </w:p>
+          <w:p/>
+        </w:tc>
+        <w:tc>
+          <w:tcPr>
+            <w:tcW w:type="dxa" w:w="1234"/>
+          </w:tcPr>
+          <w:p/>
+        </w:tc>
+        <w:tc>
+          <w:tcPr>
+            <w:tcW w:type="dxa" w:w="1234"/>
+          </w:tcPr>
+          <w:p/>
+        </w:tc>
+        <w:tc>
+          <w:tcPr>
+            <w:tcW w:type="dxa" w:w="1234"/>
+          </w:tcPr>
+          <w:p/>
+        </w:tc>
+        <w:tc>
+          <w:tcPr>
+            <w:tcW w:type="dxa" w:w="1234"/>
+          </w:tcPr>
+          <w:p/>
+        </w:tc>
+        <w:tc>
+          <w:tcPr>
+            <w:tcW w:type="dxa" w:w="1234"/>
+          </w:tcPr>
+          <w:p/>
+        </w:tc>
+        <w:tc>
+          <w:tcPr>
+            <w:tcW w:type="dxa" w:w="1234"/>
+          </w:tcPr>
+          <w:p/>
         </w:tc>
       </w:tr>
       <w:tr>
@@ -2720,7 +2608,7 @@
           </w:tcPr>
           <w:p>
             <w:r>
-              <w:t>Supabase persistence</w:t>
+              <w:t>Technical scanner (430+ tickers)</w:t>
             </w:r>
           </w:p>
         </w:tc>
@@ -2750,27 +2638,27 @@
           </w:tcPr>
           <w:p>
             <w:r>
-              <w:t>99%</w:t>
-            </w:r>
-          </w:p>
-        </w:tc>
-        <w:tc>
-          <w:tcPr>
-            <w:tcW w:type="dxa" w:w="1234"/>
-          </w:tcPr>
-          <w:p>
-            <w:r>
-              <w:t>S</w:t>
-            </w:r>
-          </w:p>
-        </w:tc>
-        <w:tc>
-          <w:tcPr>
-            <w:tcW w:type="dxa" w:w="1234"/>
-          </w:tcPr>
-          <w:p>
-            <w:r>
-              <w:t>9.9</w:t>
+              <w:t>95%</w:t>
+            </w:r>
+          </w:p>
+        </w:tc>
+        <w:tc>
+          <w:tcPr>
+            <w:tcW w:type="dxa" w:w="1234"/>
+          </w:tcPr>
+          <w:p>
+            <w:r>
+              <w:t>M</w:t>
+            </w:r>
+          </w:p>
+        </w:tc>
+        <w:tc>
+          <w:tcPr>
+            <w:tcW w:type="dxa" w:w="1234"/>
+          </w:tcPr>
+          <w:p>
+            <w:r>
+              <w:t>9.5</w:t>
             </w:r>
           </w:p>
         </w:tc>
@@ -2792,7 +2680,7 @@
           </w:tcPr>
           <w:p>
             <w:r>
-              <w:t>30-day backtesting (backtest.py)</w:t>
+              <w:t>Claude strategy agent</w:t>
             </w:r>
           </w:p>
         </w:tc>
@@ -2822,7 +2710,7 @@
           </w:tcPr>
           <w:p>
             <w:r>
-              <w:t>95%</w:t>
+              <w:t>90%</w:t>
             </w:r>
           </w:p>
         </w:tc>
@@ -2842,7 +2730,7 @@
           </w:tcPr>
           <w:p>
             <w:r>
-              <w:t>9.5</w:t>
+              <w:t>9.0</w:t>
             </w:r>
           </w:p>
         </w:tc>
@@ -2864,7 +2752,7 @@
           </w:tcPr>
           <w:p>
             <w:r>
-              <w:t>V2a: VIX + futures gate</w:t>
+              <w:t>Claude risk agent</w:t>
             </w:r>
           </w:p>
         </w:tc>
@@ -2894,7 +2782,7 @@
           </w:tcPr>
           <w:p>
             <w:r>
-              <w:t>90%</w:t>
+              <w:t>95%</w:t>
             </w:r>
           </w:p>
         </w:tc>
@@ -2914,17 +2802,17 @@
           </w:tcPr>
           <w:p>
             <w:r>
-              <w:t>9.0</w:t>
-            </w:r>
-          </w:p>
-        </w:tc>
-        <w:tc>
-          <w:tcPr>
-            <w:tcW w:type="dxa" w:w="1234"/>
-          </w:tcPr>
-          <w:p>
-            <w:r>
-              <w:t>P1 — shipped</w:t>
+              <w:t>9.5</w:t>
+            </w:r>
+          </w:p>
+        </w:tc>
+        <w:tc>
+          <w:tcPr>
+            <w:tcW w:type="dxa" w:w="1234"/>
+          </w:tcPr>
+          <w:p>
+            <w:r>
+              <w:t>P0 — shipped</w:t>
             </w:r>
           </w:p>
         </w:tc>
@@ -2936,7 +2824,7 @@
           </w:tcPr>
           <w:p>
             <w:r>
-              <w:t>V2b: Earnings blackout + news</w:t>
+              <w:t>GitHub Actions scheduler</w:t>
             </w:r>
           </w:p>
         </w:tc>
@@ -2966,7 +2854,7 @@
           </w:tcPr>
           <w:p>
             <w:r>
-              <w:t>90%</w:t>
+              <w:t>99%</w:t>
             </w:r>
           </w:p>
         </w:tc>
@@ -2986,17 +2874,17 @@
           </w:tcPr>
           <w:p>
             <w:r>
-              <w:t>9.0</w:t>
-            </w:r>
-          </w:p>
-        </w:tc>
-        <w:tc>
-          <w:tcPr>
-            <w:tcW w:type="dxa" w:w="1234"/>
-          </w:tcPr>
-          <w:p>
-            <w:r>
-              <w:t>P1 — shipped</w:t>
+              <w:t>9.9</w:t>
+            </w:r>
+          </w:p>
+        </w:tc>
+        <w:tc>
+          <w:tcPr>
+            <w:tcW w:type="dxa" w:w="1234"/>
+          </w:tcPr>
+          <w:p>
+            <w:r>
+              <w:t>P0 — shipped</w:t>
             </w:r>
           </w:p>
         </w:tc>
@@ -3008,7 +2896,7 @@
           </w:tcPr>
           <w:p>
             <w:r>
-              <w:t>Workflow dashboard (Today tab)</w:t>
+              <w:t>Supabase persistence</w:t>
             </w:r>
           </w:p>
         </w:tc>
@@ -3028,47 +2916,47 @@
           </w:tcPr>
           <w:p>
             <w:r>
-              <w:t>Med</w:t>
-            </w:r>
-          </w:p>
-        </w:tc>
-        <w:tc>
-          <w:tcPr>
-            <w:tcW w:type="dxa" w:w="1234"/>
-          </w:tcPr>
-          <w:p>
-            <w:r>
-              <w:t>90%</w:t>
-            </w:r>
-          </w:p>
-        </w:tc>
-        <w:tc>
-          <w:tcPr>
-            <w:tcW w:type="dxa" w:w="1234"/>
-          </w:tcPr>
-          <w:p>
-            <w:r>
-              <w:t>M</w:t>
-            </w:r>
-          </w:p>
-        </w:tc>
-        <w:tc>
-          <w:tcPr>
-            <w:tcW w:type="dxa" w:w="1234"/>
-          </w:tcPr>
-          <w:p>
-            <w:r>
-              <w:t>8.1</w:t>
-            </w:r>
-          </w:p>
-        </w:tc>
-        <w:tc>
-          <w:tcPr>
-            <w:tcW w:type="dxa" w:w="1234"/>
-          </w:tcPr>
-          <w:p>
-            <w:r>
-              <w:t>P1 — shipped</w:t>
+              <w:t>High</w:t>
+            </w:r>
+          </w:p>
+        </w:tc>
+        <w:tc>
+          <w:tcPr>
+            <w:tcW w:type="dxa" w:w="1234"/>
+          </w:tcPr>
+          <w:p>
+            <w:r>
+              <w:t>99%</w:t>
+            </w:r>
+          </w:p>
+        </w:tc>
+        <w:tc>
+          <w:tcPr>
+            <w:tcW w:type="dxa" w:w="1234"/>
+          </w:tcPr>
+          <w:p>
+            <w:r>
+              <w:t>S</w:t>
+            </w:r>
+          </w:p>
+        </w:tc>
+        <w:tc>
+          <w:tcPr>
+            <w:tcW w:type="dxa" w:w="1234"/>
+          </w:tcPr>
+          <w:p>
+            <w:r>
+              <w:t>9.9</w:t>
+            </w:r>
+          </w:p>
+        </w:tc>
+        <w:tc>
+          <w:tcPr>
+            <w:tcW w:type="dxa" w:w="1234"/>
+          </w:tcPr>
+          <w:p>
+            <w:r>
+              <w:t>P0 — shipped</w:t>
             </w:r>
           </w:p>
         </w:tc>
@@ -3080,17 +2968,7 @@
           </w:tcPr>
           <w:p>
             <w:r>
-              <w:t>Eval script (eval.py)</w:t>
-            </w:r>
-          </w:p>
-        </w:tc>
-        <w:tc>
-          <w:tcPr>
-            <w:tcW w:type="dxa" w:w="1234"/>
-          </w:tcPr>
-          <w:p>
-            <w:r>
-              <w:t>Med</w:t>
+              <w:t>30-day backtesting (backtest.py)</w:t>
             </w:r>
           </w:p>
         </w:tc>
@@ -3110,37 +2988,47 @@
           </w:tcPr>
           <w:p>
             <w:r>
-              <w:t>85%</w:t>
-            </w:r>
-          </w:p>
-        </w:tc>
-        <w:tc>
-          <w:tcPr>
-            <w:tcW w:type="dxa" w:w="1234"/>
-          </w:tcPr>
-          <w:p>
-            <w:r>
-              <w:t>S</w:t>
-            </w:r>
-          </w:p>
-        </w:tc>
-        <w:tc>
-          <w:tcPr>
-            <w:tcW w:type="dxa" w:w="1234"/>
-          </w:tcPr>
-          <w:p>
-            <w:r>
-              <w:t>8.5</w:t>
-            </w:r>
-          </w:p>
-        </w:tc>
-        <w:tc>
-          <w:tcPr>
-            <w:tcW w:type="dxa" w:w="1234"/>
-          </w:tcPr>
-          <w:p>
-            <w:r>
-              <w:t>P1 — shipped</w:t>
+              <w:t>High</w:t>
+            </w:r>
+          </w:p>
+        </w:tc>
+        <w:tc>
+          <w:tcPr>
+            <w:tcW w:type="dxa" w:w="1234"/>
+          </w:tcPr>
+          <w:p>
+            <w:r>
+              <w:t>95%</w:t>
+            </w:r>
+          </w:p>
+        </w:tc>
+        <w:tc>
+          <w:tcPr>
+            <w:tcW w:type="dxa" w:w="1234"/>
+          </w:tcPr>
+          <w:p>
+            <w:r>
+              <w:t>M</w:t>
+            </w:r>
+          </w:p>
+        </w:tc>
+        <w:tc>
+          <w:tcPr>
+            <w:tcW w:type="dxa" w:w="1234"/>
+          </w:tcPr>
+          <w:p>
+            <w:r>
+              <w:t>9.5</w:t>
+            </w:r>
+          </w:p>
+        </w:tc>
+        <w:tc>
+          <w:tcPr>
+            <w:tcW w:type="dxa" w:w="1234"/>
+          </w:tcPr>
+          <w:p>
+            <w:r>
+              <w:t>P0 — shipped</w:t>
             </w:r>
           </w:p>
         </w:tc>
@@ -3152,7 +3040,7 @@
           </w:tcPr>
           <w:p>
             <w:r>
-              <w:t>V2c: Fear &amp; Greed + FOMC/CPI/NFP calendar</w:t>
+              <w:t>V2a: VIX + futures gate</w:t>
             </w:r>
           </w:p>
         </w:tc>
@@ -3182,7 +3070,7 @@
           </w:tcPr>
           <w:p>
             <w:r>
-              <w:t>95%</w:t>
+              <w:t>90%</w:t>
             </w:r>
           </w:p>
         </w:tc>
@@ -3202,17 +3090,17 @@
           </w:tcPr>
           <w:p>
             <w:r>
-              <w:t>9.5</w:t>
-            </w:r>
-          </w:p>
-        </w:tc>
-        <w:tc>
-          <w:tcPr>
-            <w:tcW w:type="dxa" w:w="1234"/>
-          </w:tcPr>
-          <w:p>
-            <w:r>
-              <w:t>P1 — shipped (v2.2)</w:t>
+              <w:t>9.0</w:t>
+            </w:r>
+          </w:p>
+        </w:tc>
+        <w:tc>
+          <w:tcPr>
+            <w:tcW w:type="dxa" w:w="1234"/>
+          </w:tcPr>
+          <w:p>
+            <w:r>
+              <w:t>P1 — shipped</w:t>
             </w:r>
           </w:p>
         </w:tc>
@@ -3224,7 +3112,7 @@
           </w:tcPr>
           <w:p>
             <w:r>
-              <w:t>V2c.1: Tune F&amp;G to confirming signal</w:t>
+              <w:t>V2b: Earnings blackout + news</w:t>
             </w:r>
           </w:p>
         </w:tc>
@@ -3254,37 +3142,37 @@
           </w:tcPr>
           <w:p>
             <w:r>
-              <w:t>99%</w:t>
-            </w:r>
-          </w:p>
-        </w:tc>
-        <w:tc>
-          <w:tcPr>
-            <w:tcW w:type="dxa" w:w="1234"/>
-          </w:tcPr>
-          <w:p>
-            <w:r>
-              <w:t>XS</w:t>
-            </w:r>
-          </w:p>
-        </w:tc>
-        <w:tc>
-          <w:tcPr>
-            <w:tcW w:type="dxa" w:w="1234"/>
-          </w:tcPr>
-          <w:p>
-            <w:r>
-              <w:t>9.9</w:t>
-            </w:r>
-          </w:p>
-        </w:tc>
-        <w:tc>
-          <w:tcPr>
-            <w:tcW w:type="dxa" w:w="1234"/>
-          </w:tcPr>
-          <w:p>
-            <w:r>
-              <w:t>P1 — shipped (v2.3)</w:t>
+              <w:t>90%</w:t>
+            </w:r>
+          </w:p>
+        </w:tc>
+        <w:tc>
+          <w:tcPr>
+            <w:tcW w:type="dxa" w:w="1234"/>
+          </w:tcPr>
+          <w:p>
+            <w:r>
+              <w:t>S</w:t>
+            </w:r>
+          </w:p>
+        </w:tc>
+        <w:tc>
+          <w:tcPr>
+            <w:tcW w:type="dxa" w:w="1234"/>
+          </w:tcPr>
+          <w:p>
+            <w:r>
+              <w:t>9.0</w:t>
+            </w:r>
+          </w:p>
+        </w:tc>
+        <w:tc>
+          <w:tcPr>
+            <w:tcW w:type="dxa" w:w="1234"/>
+          </w:tcPr>
+          <w:p>
+            <w:r>
+              <w:t>P1 — shipped</w:t>
             </w:r>
           </w:p>
         </w:tc>
@@ -3296,7 +3184,7 @@
           </w:tcPr>
           <w:p>
             <w:r>
-              <w:t>V3a: Dynamic universe refresh (weekly screener)</w:t>
+              <w:t>Workflow dashboard (Today tab)</w:t>
             </w:r>
           </w:p>
         </w:tc>
@@ -3316,17 +3204,17 @@
           </w:tcPr>
           <w:p>
             <w:r>
-              <w:t>High</w:t>
-            </w:r>
-          </w:p>
-        </w:tc>
-        <w:tc>
-          <w:tcPr>
-            <w:tcW w:type="dxa" w:w="1234"/>
-          </w:tcPr>
-          <w:p>
-            <w:r>
-              <w:t>95%</w:t>
+              <w:t>Med</w:t>
+            </w:r>
+          </w:p>
+        </w:tc>
+        <w:tc>
+          <w:tcPr>
+            <w:tcW w:type="dxa" w:w="1234"/>
+          </w:tcPr>
+          <w:p>
+            <w:r>
+              <w:t>90%</w:t>
             </w:r>
           </w:p>
         </w:tc>
@@ -3346,17 +3234,17 @@
           </w:tcPr>
           <w:p>
             <w:r>
-              <w:t>9.5</w:t>
-            </w:r>
-          </w:p>
-        </w:tc>
-        <w:tc>
-          <w:tcPr>
-            <w:tcW w:type="dxa" w:w="1234"/>
-          </w:tcPr>
-          <w:p>
-            <w:r>
-              <w:t>P1 — shipped (v3.0)</w:t>
+              <w:t>8.1</w:t>
+            </w:r>
+          </w:p>
+        </w:tc>
+        <w:tc>
+          <w:tcPr>
+            <w:tcW w:type="dxa" w:w="1234"/>
+          </w:tcPr>
+          <w:p>
+            <w:r>
+              <w:t>P1 — shipped</w:t>
             </w:r>
           </w:p>
         </w:tc>
@@ -3368,7 +3256,17 @@
           </w:tcPr>
           <w:p>
             <w:r>
-              <w:t>Dashboard company names column</w:t>
+              <w:t>Eval script (eval.py)</w:t>
+            </w:r>
+          </w:p>
+        </w:tc>
+        <w:tc>
+          <w:tcPr>
+            <w:tcW w:type="dxa" w:w="1234"/>
+          </w:tcPr>
+          <w:p>
+            <w:r>
+              <w:t>Med</w:t>
             </w:r>
           </w:p>
         </w:tc>
@@ -3388,17 +3286,7 @@
           </w:tcPr>
           <w:p>
             <w:r>
-              <w:t>Med</w:t>
-            </w:r>
-          </w:p>
-        </w:tc>
-        <w:tc>
-          <w:tcPr>
-            <w:tcW w:type="dxa" w:w="1234"/>
-          </w:tcPr>
-          <w:p>
-            <w:r>
-              <w:t>99%</w:t>
+              <w:t>85%</w:t>
             </w:r>
           </w:p>
         </w:tc>
@@ -3418,17 +3306,17 @@
           </w:tcPr>
           <w:p>
             <w:r>
-              <w:t>9.0</w:t>
-            </w:r>
-          </w:p>
-        </w:tc>
-        <w:tc>
-          <w:tcPr>
-            <w:tcW w:type="dxa" w:w="1234"/>
-          </w:tcPr>
-          <w:p>
-            <w:r>
-              <w:t>P1 — shipped (v3.0)</w:t>
+              <w:t>8.5</w:t>
+            </w:r>
+          </w:p>
+        </w:tc>
+        <w:tc>
+          <w:tcPr>
+            <w:tcW w:type="dxa" w:w="1234"/>
+          </w:tcPr>
+          <w:p>
+            <w:r>
+              <w:t>P1 — shipped</w:t>
             </w:r>
           </w:p>
         </w:tc>
@@ -3440,37 +3328,37 @@
           </w:tcPr>
           <w:p>
             <w:r>
-              <w:t>V2d: Sector correlation guard</w:t>
-            </w:r>
-          </w:p>
-        </w:tc>
-        <w:tc>
-          <w:tcPr>
-            <w:tcW w:type="dxa" w:w="1234"/>
-          </w:tcPr>
-          <w:p>
-            <w:r>
-              <w:t>Med</w:t>
-            </w:r>
-          </w:p>
-        </w:tc>
-        <w:tc>
-          <w:tcPr>
-            <w:tcW w:type="dxa" w:w="1234"/>
-          </w:tcPr>
-          <w:p>
-            <w:r>
-              <w:t>Med</w:t>
-            </w:r>
-          </w:p>
-        </w:tc>
-        <w:tc>
-          <w:tcPr>
-            <w:tcW w:type="dxa" w:w="1234"/>
-          </w:tcPr>
-          <w:p>
-            <w:r>
-              <w:t>80%</w:t>
+              <w:t>V2c: Fear &amp; Greed + FOMC/CPI/NFP calendar</w:t>
+            </w:r>
+          </w:p>
+        </w:tc>
+        <w:tc>
+          <w:tcPr>
+            <w:tcW w:type="dxa" w:w="1234"/>
+          </w:tcPr>
+          <w:p>
+            <w:r>
+              <w:t>High</w:t>
+            </w:r>
+          </w:p>
+        </w:tc>
+        <w:tc>
+          <w:tcPr>
+            <w:tcW w:type="dxa" w:w="1234"/>
+          </w:tcPr>
+          <w:p>
+            <w:r>
+              <w:t>High</w:t>
+            </w:r>
+          </w:p>
+        </w:tc>
+        <w:tc>
+          <w:tcPr>
+            <w:tcW w:type="dxa" w:w="1234"/>
+          </w:tcPr>
+          <w:p>
+            <w:r>
+              <w:t>95%</w:t>
             </w:r>
           </w:p>
         </w:tc>
@@ -3490,17 +3378,17 @@
           </w:tcPr>
           <w:p>
             <w:r>
-              <w:t>7.2</w:t>
-            </w:r>
-          </w:p>
-        </w:tc>
-        <w:tc>
-          <w:tcPr>
-            <w:tcW w:type="dxa" w:w="1234"/>
-          </w:tcPr>
-          <w:p>
-            <w:r>
-              <w:t>P1 — shipped (v4.1)</w:t>
+              <w:t>9.5</w:t>
+            </w:r>
+          </w:p>
+        </w:tc>
+        <w:tc>
+          <w:tcPr>
+            <w:tcW w:type="dxa" w:w="1234"/>
+          </w:tcPr>
+          <w:p>
+            <w:r>
+              <w:t>P1 — shipped (v2.2)</w:t>
             </w:r>
           </w:p>
         </w:tc>
@@ -3512,7 +3400,7 @@
           </w:tcPr>
           <w:p>
             <w:r>
-              <w:t>V5: Guardrails (6 safety checks)</w:t>
+              <w:t>V2c.1: Tune F&amp;G to confirming signal</w:t>
             </w:r>
           </w:p>
         </w:tc>
@@ -3552,7 +3440,7 @@
           </w:tcPr>
           <w:p>
             <w:r>
-              <w:t>S</w:t>
+              <w:t>XS</w:t>
             </w:r>
           </w:p>
         </w:tc>
@@ -3572,7 +3460,7 @@
           </w:tcPr>
           <w:p>
             <w:r>
-              <w:t>P0 — shipped (v5.0)</w:t>
+              <w:t>P1 — shipped (v2.3)</w:t>
             </w:r>
           </w:p>
         </w:tc>
@@ -3584,7 +3472,7 @@
           </w:tcPr>
           <w:p>
             <w:r>
-              <w:t>Summary tab: In Flight / Plan / Heatmap</w:t>
+              <w:t>V3a: Dynamic universe refresh (weekly screener)</w:t>
             </w:r>
           </w:p>
         </w:tc>
@@ -3614,37 +3502,37 @@
           </w:tcPr>
           <w:p>
             <w:r>
-              <w:t>99%</w:t>
-            </w:r>
-          </w:p>
-        </w:tc>
-        <w:tc>
-          <w:tcPr>
-            <w:tcW w:type="dxa" w:w="1234"/>
-          </w:tcPr>
-          <w:p>
-            <w:r>
-              <w:t>S</w:t>
-            </w:r>
-          </w:p>
-        </w:tc>
-        <w:tc>
-          <w:tcPr>
-            <w:tcW w:type="dxa" w:w="1234"/>
-          </w:tcPr>
-          <w:p>
-            <w:r>
-              <w:t>9.9</w:t>
-            </w:r>
-          </w:p>
-        </w:tc>
-        <w:tc>
-          <w:tcPr>
-            <w:tcW w:type="dxa" w:w="1234"/>
-          </w:tcPr>
-          <w:p>
-            <w:r>
-              <w:t>P1 — shipped (v5.1)</w:t>
+              <w:t>95%</w:t>
+            </w:r>
+          </w:p>
+        </w:tc>
+        <w:tc>
+          <w:tcPr>
+            <w:tcW w:type="dxa" w:w="1234"/>
+          </w:tcPr>
+          <w:p>
+            <w:r>
+              <w:t>M</w:t>
+            </w:r>
+          </w:p>
+        </w:tc>
+        <w:tc>
+          <w:tcPr>
+            <w:tcW w:type="dxa" w:w="1234"/>
+          </w:tcPr>
+          <w:p>
+            <w:r>
+              <w:t>9.5</w:t>
+            </w:r>
+          </w:p>
+        </w:tc>
+        <w:tc>
+          <w:tcPr>
+            <w:tcW w:type="dxa" w:w="1234"/>
+          </w:tcPr>
+          <w:p>
+            <w:r>
+              <w:t>P1 — shipped (v3.0)</w:t>
             </w:r>
           </w:p>
         </w:tc>
@@ -3656,7 +3544,7 @@
           </w:tcPr>
           <w:p>
             <w:r>
-              <w:t>Automated EOD eval + Agent Scorecard</w:t>
+              <w:t>Dashboard company names column</w:t>
             </w:r>
           </w:p>
         </w:tc>
@@ -3676,7 +3564,7 @@
           </w:tcPr>
           <w:p>
             <w:r>
-              <w:t>High</w:t>
+              <w:t>Med</w:t>
             </w:r>
           </w:p>
         </w:tc>
@@ -3706,17 +3594,17 @@
           </w:tcPr>
           <w:p>
             <w:r>
-              <w:t>9.9</w:t>
-            </w:r>
-          </w:p>
-        </w:tc>
-        <w:tc>
-          <w:tcPr>
-            <w:tcW w:type="dxa" w:w="1234"/>
-          </w:tcPr>
-          <w:p>
-            <w:r>
-              <w:t>P1 — shipped (v5.1)</w:t>
+              <w:t>9.0</w:t>
+            </w:r>
+          </w:p>
+        </w:tc>
+        <w:tc>
+          <w:tcPr>
+            <w:tcW w:type="dxa" w:w="1234"/>
+          </w:tcPr>
+          <w:p>
+            <w:r>
+              <w:t>P1 — shipped (v3.0)</w:t>
             </w:r>
           </w:p>
         </w:tc>
@@ -3728,37 +3616,37 @@
           </w:tcPr>
           <w:p>
             <w:r>
-              <w:t>Alpaca position reconciliation (UNFILLED)</w:t>
-            </w:r>
-          </w:p>
-        </w:tc>
-        <w:tc>
-          <w:tcPr>
-            <w:tcW w:type="dxa" w:w="1234"/>
-          </w:tcPr>
-          <w:p>
-            <w:r>
-              <w:t>High</w:t>
-            </w:r>
-          </w:p>
-        </w:tc>
-        <w:tc>
-          <w:tcPr>
-            <w:tcW w:type="dxa" w:w="1234"/>
-          </w:tcPr>
-          <w:p>
-            <w:r>
-              <w:t>High</w:t>
-            </w:r>
-          </w:p>
-        </w:tc>
-        <w:tc>
-          <w:tcPr>
-            <w:tcW w:type="dxa" w:w="1234"/>
-          </w:tcPr>
-          <w:p>
-            <w:r>
-              <w:t>95%</w:t>
+              <w:t>V2d: Sector correlation guard</w:t>
+            </w:r>
+          </w:p>
+        </w:tc>
+        <w:tc>
+          <w:tcPr>
+            <w:tcW w:type="dxa" w:w="1234"/>
+          </w:tcPr>
+          <w:p>
+            <w:r>
+              <w:t>Med</w:t>
+            </w:r>
+          </w:p>
+        </w:tc>
+        <w:tc>
+          <w:tcPr>
+            <w:tcW w:type="dxa" w:w="1234"/>
+          </w:tcPr>
+          <w:p>
+            <w:r>
+              <w:t>Med</w:t>
+            </w:r>
+          </w:p>
+        </w:tc>
+        <w:tc>
+          <w:tcPr>
+            <w:tcW w:type="dxa" w:w="1234"/>
+          </w:tcPr>
+          <w:p>
+            <w:r>
+              <w:t>80%</w:t>
             </w:r>
           </w:p>
         </w:tc>
@@ -3778,17 +3666,17 @@
           </w:tcPr>
           <w:p>
             <w:r>
-              <w:t>9.5</w:t>
-            </w:r>
-          </w:p>
-        </w:tc>
-        <w:tc>
-          <w:tcPr>
-            <w:tcW w:type="dxa" w:w="1234"/>
-          </w:tcPr>
-          <w:p>
-            <w:r>
-              <w:t>P1 — shipped (v5.1)</w:t>
+              <w:t>7.2</w:t>
+            </w:r>
+          </w:p>
+        </w:tc>
+        <w:tc>
+          <w:tcPr>
+            <w:tcW w:type="dxa" w:w="1234"/>
+          </w:tcPr>
+          <w:p>
+            <w:r>
+              <w:t>P1 — shipped (v4.1)</w:t>
             </w:r>
           </w:p>
         </w:tc>
@@ -3800,7 +3688,7 @@
           </w:tcPr>
           <w:p>
             <w:r>
-              <w:t>No-margin cumulative capital check</w:t>
+              <w:t>V5: Guardrails (6 safety checks)</w:t>
             </w:r>
           </w:p>
         </w:tc>
@@ -3860,7 +3748,7 @@
           </w:tcPr>
           <w:p>
             <w:r>
-              <w:t>P0 — shipped (v5.2)</w:t>
+              <w:t>P0 — shipped (v5.0)</w:t>
             </w:r>
           </w:p>
         </w:tc>
@@ -3872,6 +3760,294 @@
           </w:tcPr>
           <w:p>
             <w:r>
+              <w:t>Summary tab: In Flight / Plan / Heatmap</w:t>
+            </w:r>
+          </w:p>
+        </w:tc>
+        <w:tc>
+          <w:tcPr>
+            <w:tcW w:type="dxa" w:w="1234"/>
+          </w:tcPr>
+          <w:p>
+            <w:r>
+              <w:t>High</w:t>
+            </w:r>
+          </w:p>
+        </w:tc>
+        <w:tc>
+          <w:tcPr>
+            <w:tcW w:type="dxa" w:w="1234"/>
+          </w:tcPr>
+          <w:p>
+            <w:r>
+              <w:t>High</w:t>
+            </w:r>
+          </w:p>
+        </w:tc>
+        <w:tc>
+          <w:tcPr>
+            <w:tcW w:type="dxa" w:w="1234"/>
+          </w:tcPr>
+          <w:p>
+            <w:r>
+              <w:t>99%</w:t>
+            </w:r>
+          </w:p>
+        </w:tc>
+        <w:tc>
+          <w:tcPr>
+            <w:tcW w:type="dxa" w:w="1234"/>
+          </w:tcPr>
+          <w:p>
+            <w:r>
+              <w:t>S</w:t>
+            </w:r>
+          </w:p>
+        </w:tc>
+        <w:tc>
+          <w:tcPr>
+            <w:tcW w:type="dxa" w:w="1234"/>
+          </w:tcPr>
+          <w:p>
+            <w:r>
+              <w:t>9.9</w:t>
+            </w:r>
+          </w:p>
+        </w:tc>
+        <w:tc>
+          <w:tcPr>
+            <w:tcW w:type="dxa" w:w="1234"/>
+          </w:tcPr>
+          <w:p>
+            <w:r>
+              <w:t>P1 — shipped (v5.1)</w:t>
+            </w:r>
+          </w:p>
+        </w:tc>
+      </w:tr>
+      <w:tr>
+        <w:tc>
+          <w:tcPr>
+            <w:tcW w:type="dxa" w:w="1234"/>
+          </w:tcPr>
+          <w:p>
+            <w:r>
+              <w:t>Automated EOD eval + Agent Scorecard</w:t>
+            </w:r>
+          </w:p>
+        </w:tc>
+        <w:tc>
+          <w:tcPr>
+            <w:tcW w:type="dxa" w:w="1234"/>
+          </w:tcPr>
+          <w:p>
+            <w:r>
+              <w:t>High</w:t>
+            </w:r>
+          </w:p>
+        </w:tc>
+        <w:tc>
+          <w:tcPr>
+            <w:tcW w:type="dxa" w:w="1234"/>
+          </w:tcPr>
+          <w:p>
+            <w:r>
+              <w:t>High</w:t>
+            </w:r>
+          </w:p>
+        </w:tc>
+        <w:tc>
+          <w:tcPr>
+            <w:tcW w:type="dxa" w:w="1234"/>
+          </w:tcPr>
+          <w:p>
+            <w:r>
+              <w:t>99%</w:t>
+            </w:r>
+          </w:p>
+        </w:tc>
+        <w:tc>
+          <w:tcPr>
+            <w:tcW w:type="dxa" w:w="1234"/>
+          </w:tcPr>
+          <w:p>
+            <w:r>
+              <w:t>S</w:t>
+            </w:r>
+          </w:p>
+        </w:tc>
+        <w:tc>
+          <w:tcPr>
+            <w:tcW w:type="dxa" w:w="1234"/>
+          </w:tcPr>
+          <w:p>
+            <w:r>
+              <w:t>9.9</w:t>
+            </w:r>
+          </w:p>
+        </w:tc>
+        <w:tc>
+          <w:tcPr>
+            <w:tcW w:type="dxa" w:w="1234"/>
+          </w:tcPr>
+          <w:p>
+            <w:r>
+              <w:t>P1 — shipped (v5.1)</w:t>
+            </w:r>
+          </w:p>
+        </w:tc>
+      </w:tr>
+      <w:tr>
+        <w:tc>
+          <w:tcPr>
+            <w:tcW w:type="dxa" w:w="1234"/>
+          </w:tcPr>
+          <w:p>
+            <w:r>
+              <w:t>Alpaca position reconciliation (UNFILLED)</w:t>
+            </w:r>
+          </w:p>
+        </w:tc>
+        <w:tc>
+          <w:tcPr>
+            <w:tcW w:type="dxa" w:w="1234"/>
+          </w:tcPr>
+          <w:p>
+            <w:r>
+              <w:t>High</w:t>
+            </w:r>
+          </w:p>
+        </w:tc>
+        <w:tc>
+          <w:tcPr>
+            <w:tcW w:type="dxa" w:w="1234"/>
+          </w:tcPr>
+          <w:p>
+            <w:r>
+              <w:t>High</w:t>
+            </w:r>
+          </w:p>
+        </w:tc>
+        <w:tc>
+          <w:tcPr>
+            <w:tcW w:type="dxa" w:w="1234"/>
+          </w:tcPr>
+          <w:p>
+            <w:r>
+              <w:t>95%</w:t>
+            </w:r>
+          </w:p>
+        </w:tc>
+        <w:tc>
+          <w:tcPr>
+            <w:tcW w:type="dxa" w:w="1234"/>
+          </w:tcPr>
+          <w:p>
+            <w:r>
+              <w:t>S</w:t>
+            </w:r>
+          </w:p>
+        </w:tc>
+        <w:tc>
+          <w:tcPr>
+            <w:tcW w:type="dxa" w:w="1234"/>
+          </w:tcPr>
+          <w:p>
+            <w:r>
+              <w:t>9.5</w:t>
+            </w:r>
+          </w:p>
+        </w:tc>
+        <w:tc>
+          <w:tcPr>
+            <w:tcW w:type="dxa" w:w="1234"/>
+          </w:tcPr>
+          <w:p>
+            <w:r>
+              <w:t>P1 — shipped (v5.1)</w:t>
+            </w:r>
+          </w:p>
+        </w:tc>
+      </w:tr>
+      <w:tr>
+        <w:tc>
+          <w:tcPr>
+            <w:tcW w:type="dxa" w:w="1234"/>
+          </w:tcPr>
+          <w:p>
+            <w:r>
+              <w:t>No-margin cumulative capital check</w:t>
+            </w:r>
+          </w:p>
+        </w:tc>
+        <w:tc>
+          <w:tcPr>
+            <w:tcW w:type="dxa" w:w="1234"/>
+          </w:tcPr>
+          <w:p>
+            <w:r>
+              <w:t>High</w:t>
+            </w:r>
+          </w:p>
+        </w:tc>
+        <w:tc>
+          <w:tcPr>
+            <w:tcW w:type="dxa" w:w="1234"/>
+          </w:tcPr>
+          <w:p>
+            <w:r>
+              <w:t>High</w:t>
+            </w:r>
+          </w:p>
+        </w:tc>
+        <w:tc>
+          <w:tcPr>
+            <w:tcW w:type="dxa" w:w="1234"/>
+          </w:tcPr>
+          <w:p>
+            <w:r>
+              <w:t>99%</w:t>
+            </w:r>
+          </w:p>
+        </w:tc>
+        <w:tc>
+          <w:tcPr>
+            <w:tcW w:type="dxa" w:w="1234"/>
+          </w:tcPr>
+          <w:p>
+            <w:r>
+              <w:t>S</w:t>
+            </w:r>
+          </w:p>
+        </w:tc>
+        <w:tc>
+          <w:tcPr>
+            <w:tcW w:type="dxa" w:w="1234"/>
+          </w:tcPr>
+          <w:p>
+            <w:r>
+              <w:t>9.9</w:t>
+            </w:r>
+          </w:p>
+        </w:tc>
+        <w:tc>
+          <w:tcPr>
+            <w:tcW w:type="dxa" w:w="1234"/>
+          </w:tcPr>
+          <w:p>
+            <w:r>
+              <w:t>P0 — shipped (v5.2)</w:t>
+            </w:r>
+          </w:p>
+        </w:tc>
+      </w:tr>
+      <w:tr>
+        <w:tc>
+          <w:tcPr>
+            <w:tcW w:type="dxa" w:w="1234"/>
+          </w:tcPr>
+          <w:p>
+            <w:r>
               <w:t>Daily profit lock-in (LOCK_IN at $716)</w:t>
             </w:r>
           </w:p>
@@ -3933,6 +4109,294 @@
           <w:p>
             <w:r>
               <w:t>P1 — shipped (v5.2)</w:t>
+            </w:r>
+          </w:p>
+        </w:tc>
+      </w:tr>
+      <w:tr>
+        <w:tc>
+          <w:tcPr>
+            <w:tcW w:type="dxa" w:w="1234"/>
+          </w:tcPr>
+          <w:p>
+            <w:r>
+              <w:t>GitHub Actions retry (3x with 60s backoff)</w:t>
+            </w:r>
+          </w:p>
+        </w:tc>
+        <w:tc>
+          <w:tcPr>
+            <w:tcW w:type="dxa" w:w="1234"/>
+          </w:tcPr>
+          <w:p>
+            <w:r>
+              <w:t>High</w:t>
+            </w:r>
+          </w:p>
+        </w:tc>
+        <w:tc>
+          <w:tcPr>
+            <w:tcW w:type="dxa" w:w="1234"/>
+          </w:tcPr>
+          <w:p>
+            <w:r>
+              <w:t>High</w:t>
+            </w:r>
+          </w:p>
+        </w:tc>
+        <w:tc>
+          <w:tcPr>
+            <w:tcW w:type="dxa" w:w="1234"/>
+          </w:tcPr>
+          <w:p>
+            <w:r>
+              <w:t>99%</w:t>
+            </w:r>
+          </w:p>
+        </w:tc>
+        <w:tc>
+          <w:tcPr>
+            <w:tcW w:type="dxa" w:w="1234"/>
+          </w:tcPr>
+          <w:p>
+            <w:r>
+              <w:t>XS</w:t>
+            </w:r>
+          </w:p>
+        </w:tc>
+        <w:tc>
+          <w:tcPr>
+            <w:tcW w:type="dxa" w:w="1234"/>
+          </w:tcPr>
+          <w:p>
+            <w:r>
+              <w:t>9.9</w:t>
+            </w:r>
+          </w:p>
+        </w:tc>
+        <w:tc>
+          <w:tcPr>
+            <w:tcW w:type="dxa" w:w="1234"/>
+          </w:tcPr>
+          <w:p>
+            <w:r>
+              <w:t>P0 — shipped (v5.3)</w:t>
+            </w:r>
+          </w:p>
+        </w:tc>
+      </w:tr>
+      <w:tr>
+        <w:tc>
+          <w:tcPr>
+            <w:tcW w:type="dxa" w:w="1234"/>
+          </w:tcPr>
+          <w:p>
+            <w:r>
+              <w:t>Trailing stops (high_watermark + 1% trail)</w:t>
+            </w:r>
+          </w:p>
+        </w:tc>
+        <w:tc>
+          <w:tcPr>
+            <w:tcW w:type="dxa" w:w="1234"/>
+          </w:tcPr>
+          <w:p>
+            <w:r>
+              <w:t>High</w:t>
+            </w:r>
+          </w:p>
+        </w:tc>
+        <w:tc>
+          <w:tcPr>
+            <w:tcW w:type="dxa" w:w="1234"/>
+          </w:tcPr>
+          <w:p>
+            <w:r>
+              <w:t>High</w:t>
+            </w:r>
+          </w:p>
+        </w:tc>
+        <w:tc>
+          <w:tcPr>
+            <w:tcW w:type="dxa" w:w="1234"/>
+          </w:tcPr>
+          <w:p>
+            <w:r>
+              <w:t>90%</w:t>
+            </w:r>
+          </w:p>
+        </w:tc>
+        <w:tc>
+          <w:tcPr>
+            <w:tcW w:type="dxa" w:w="1234"/>
+          </w:tcPr>
+          <w:p>
+            <w:r>
+              <w:t>S</w:t>
+            </w:r>
+          </w:p>
+        </w:tc>
+        <w:tc>
+          <w:tcPr>
+            <w:tcW w:type="dxa" w:w="1234"/>
+          </w:tcPr>
+          <w:p>
+            <w:r>
+              <w:t>9.0</w:t>
+            </w:r>
+          </w:p>
+        </w:tc>
+        <w:tc>
+          <w:tcPr>
+            <w:tcW w:type="dxa" w:w="1234"/>
+          </w:tcPr>
+          <w:p>
+            <w:r>
+              <w:t>P1 — shipped (v5.3)</w:t>
+            </w:r>
+          </w:p>
+        </w:tc>
+      </w:tr>
+      <w:tr>
+        <w:tc>
+          <w:tcPr>
+            <w:tcW w:type="dxa" w:w="1234"/>
+          </w:tcPr>
+          <w:p>
+            <w:r>
+              <w:t>Confidence-weighted position sizing</w:t>
+            </w:r>
+          </w:p>
+        </w:tc>
+        <w:tc>
+          <w:tcPr>
+            <w:tcW w:type="dxa" w:w="1234"/>
+          </w:tcPr>
+          <w:p>
+            <w:r>
+              <w:t>High</w:t>
+            </w:r>
+          </w:p>
+        </w:tc>
+        <w:tc>
+          <w:tcPr>
+            <w:tcW w:type="dxa" w:w="1234"/>
+          </w:tcPr>
+          <w:p>
+            <w:r>
+              <w:t>Med</w:t>
+            </w:r>
+          </w:p>
+        </w:tc>
+        <w:tc>
+          <w:tcPr>
+            <w:tcW w:type="dxa" w:w="1234"/>
+          </w:tcPr>
+          <w:p>
+            <w:r>
+              <w:t>95%</w:t>
+            </w:r>
+          </w:p>
+        </w:tc>
+        <w:tc>
+          <w:tcPr>
+            <w:tcW w:type="dxa" w:w="1234"/>
+          </w:tcPr>
+          <w:p>
+            <w:r>
+              <w:t>XS</w:t>
+            </w:r>
+          </w:p>
+        </w:tc>
+        <w:tc>
+          <w:tcPr>
+            <w:tcW w:type="dxa" w:w="1234"/>
+          </w:tcPr>
+          <w:p>
+            <w:r>
+              <w:t>8.6</w:t>
+            </w:r>
+          </w:p>
+        </w:tc>
+        <w:tc>
+          <w:tcPr>
+            <w:tcW w:type="dxa" w:w="1234"/>
+          </w:tcPr>
+          <w:p>
+            <w:r>
+              <w:t>P1 — shipped (v5.3)</w:t>
+            </w:r>
+          </w:p>
+        </w:tc>
+      </w:tr>
+      <w:tr>
+        <w:tc>
+          <w:tcPr>
+            <w:tcW w:type="dxa" w:w="1234"/>
+          </w:tcPr>
+          <w:p>
+            <w:r>
+              <w:t>Dashboard trail stop annotations</w:t>
+            </w:r>
+          </w:p>
+        </w:tc>
+        <w:tc>
+          <w:tcPr>
+            <w:tcW w:type="dxa" w:w="1234"/>
+          </w:tcPr>
+          <w:p>
+            <w:r>
+              <w:t>High</w:t>
+            </w:r>
+          </w:p>
+        </w:tc>
+        <w:tc>
+          <w:tcPr>
+            <w:tcW w:type="dxa" w:w="1234"/>
+          </w:tcPr>
+          <w:p>
+            <w:r>
+              <w:t>Med</w:t>
+            </w:r>
+          </w:p>
+        </w:tc>
+        <w:tc>
+          <w:tcPr>
+            <w:tcW w:type="dxa" w:w="1234"/>
+          </w:tcPr>
+          <w:p>
+            <w:r>
+              <w:t>99%</w:t>
+            </w:r>
+          </w:p>
+        </w:tc>
+        <w:tc>
+          <w:tcPr>
+            <w:tcW w:type="dxa" w:w="1234"/>
+          </w:tcPr>
+          <w:p>
+            <w:r>
+              <w:t>XS</w:t>
+            </w:r>
+          </w:p>
+        </w:tc>
+        <w:tc>
+          <w:tcPr>
+            <w:tcW w:type="dxa" w:w="1234"/>
+          </w:tcPr>
+          <w:p>
+            <w:r>
+              <w:t>9.0</w:t>
+            </w:r>
+          </w:p>
+        </w:tc>
+        <w:tc>
+          <w:tcPr>
+            <w:tcW w:type="dxa" w:w="1234"/>
+          </w:tcPr>
+          <w:p>
+            <w:r>
+              <w:t>P1 — shipped (v5.3)</w:t>
             </w:r>
           </w:p>
         </w:tc>
@@ -5321,31 +5785,19 @@
           <w:tcPr>
             <w:tcW w:type="dxa" w:w="2880"/>
           </w:tcPr>
-          <w:p>
-            <w:r>
-              <w:t>Profit target</w:t>
-            </w:r>
-          </w:p>
+          <w:p/>
         </w:tc>
         <w:tc>
           <w:tcPr>
             <w:tcW w:type="dxa" w:w="2880"/>
           </w:tcPr>
-          <w:p>
-            <w:r>
-              <w:t>3% above entry</w:t>
-            </w:r>
-          </w:p>
+          <w:p/>
         </w:tc>
         <w:tc>
           <w:tcPr>
             <w:tcW w:type="dxa" w:w="2880"/>
           </w:tcPr>
-          <w:p>
-            <w:r>
-              <w:t>Hard-coded in prompt — risk agent rejects if not set</w:t>
-            </w:r>
-          </w:p>
+          <w:p/>
         </w:tc>
       </w:tr>
       <w:tr>
@@ -5353,31 +5805,19 @@
           <w:tcPr>
             <w:tcW w:type="dxa" w:w="2880"/>
           </w:tcPr>
-          <w:p>
-            <w:r>
-              <w:t>Stop loss</w:t>
-            </w:r>
-          </w:p>
+          <w:p/>
         </w:tc>
         <w:tc>
           <w:tcPr>
             <w:tcW w:type="dxa" w:w="2880"/>
           </w:tcPr>
-          <w:p>
-            <w:r>
-              <w:t>1% below entry</w:t>
-            </w:r>
-          </w:p>
+          <w:p/>
         </w:tc>
         <w:tc>
           <w:tcPr>
             <w:tcW w:type="dxa" w:w="2880"/>
           </w:tcPr>
-          <w:p>
-            <w:r>
-              <w:t>Hard-coded in prompt — risk agent rejects if wider</w:t>
-            </w:r>
-          </w:p>
+          <w:p/>
         </w:tc>
       </w:tr>
       <w:tr>
@@ -5387,7 +5827,7 @@
           </w:tcPr>
           <w:p>
             <w:r>
-              <w:t>Reward:risk minimum</w:t>
+              <w:t>Profit target</w:t>
             </w:r>
           </w:p>
         </w:tc>
@@ -5397,7 +5837,7 @@
           </w:tcPr>
           <w:p>
             <w:r>
-              <w:t>3:1</w:t>
+              <w:t>3% above entry</w:t>
             </w:r>
           </w:p>
         </w:tc>
@@ -5407,7 +5847,7 @@
           </w:tcPr>
           <w:p>
             <w:r>
-              <w:t>Ensures winners outpace losers even at 50% win rate</w:t>
+              <w:t>Hard-coded in prompt — risk agent rejects if not set</w:t>
             </w:r>
           </w:p>
         </w:tc>
@@ -5419,7 +5859,7 @@
           </w:tcPr>
           <w:p>
             <w:r>
-              <w:t>Position size</w:t>
+              <w:t>Stop loss</w:t>
             </w:r>
           </w:p>
         </w:tc>
@@ -5429,7 +5869,7 @@
           </w:tcPr>
           <w:p>
             <w:r>
-              <w:t>$5,000–$7,000</w:t>
+              <w:t>1% below entry</w:t>
             </w:r>
           </w:p>
         </w:tc>
@@ -5439,7 +5879,7 @@
           </w:tcPr>
           <w:p>
             <w:r>
-              <w:t>5–7% of $100K — limits single-position impact</w:t>
+              <w:t>Hard-coded in prompt — risk agent rejects if wider</w:t>
             </w:r>
           </w:p>
         </w:tc>
@@ -5451,7 +5891,7 @@
           </w:tcPr>
           <w:p>
             <w:r>
-              <w:t>Max positions</w:t>
+              <w:t>Reward:risk minimum</w:t>
             </w:r>
           </w:p>
         </w:tc>
@@ -5461,7 +5901,7 @@
           </w:tcPr>
           <w:p>
             <w:r>
-              <w:t>15 (reduced by VIX/futures)</w:t>
+              <w:t>3:1</w:t>
             </w:r>
           </w:p>
         </w:tc>
@@ -5471,7 +5911,7 @@
           </w:tcPr>
           <w:p>
             <w:r>
-              <w:t>Dynamic — VIX 20-25 → 10, VIX 25-30 → 5, VIX &gt;30 → skip</w:t>
+              <w:t>Ensures winners outpace losers even at 50% win rate</w:t>
             </w:r>
           </w:p>
         </w:tc>
@@ -5483,7 +5923,7 @@
           </w:tcPr>
           <w:p>
             <w:r>
-              <w:t>No overnight holds</w:t>
+              <w:t>Position size</w:t>
             </w:r>
           </w:p>
         </w:tc>
@@ -5493,7 +5933,7 @@
           </w:tcPr>
           <w:p>
             <w:r>
-              <w:t>All positions closed EOD</w:t>
+              <w:t>$5,000–$7,000</w:t>
             </w:r>
           </w:p>
         </w:tc>
@@ -5503,7 +5943,7 @@
           </w:tcPr>
           <w:p>
             <w:r>
-              <w:t>Eliminates gap risk from overnight news</w:t>
+              <w:t>5–7% of $100K — limits single-position impact</w:t>
             </w:r>
           </w:p>
         </w:tc>
@@ -5515,7 +5955,7 @@
           </w:tcPr>
           <w:p>
             <w:r>
-              <w:t>Earnings blackout</w:t>
+              <w:t>Max positions</w:t>
             </w:r>
           </w:p>
         </w:tc>
@@ -5525,7 +5965,7 @@
           </w:tcPr>
           <w:p>
             <w:r>
-              <w:t>No trades day-of or day-before earnings</w:t>
+              <w:t>15 (reduced by VIX/futures)</w:t>
             </w:r>
           </w:p>
         </w:tc>
@@ -5535,7 +5975,7 @@
           </w:tcPr>
           <w:p>
             <w:r>
-              <w:t>Earnings = binary event = unacceptable gap risk</w:t>
+              <w:t>Dynamic — VIX 20-25 → 10, VIX 25-30 → 5, VIX &gt;30 → skip</w:t>
             </w:r>
           </w:p>
         </w:tc>
@@ -5547,7 +5987,7 @@
           </w:tcPr>
           <w:p>
             <w:r>
-              <w:t>Daily loss limit</w:t>
+              <w:t>No overnight holds</w:t>
             </w:r>
           </w:p>
         </w:tc>
@@ -5557,7 +5997,7 @@
           </w:tcPr>
           <w:p>
             <w:r>
-              <w:t>Stop trading if realized P&amp;L &lt; -$300</w:t>
+              <w:t>All positions closed EOD</w:t>
             </w:r>
           </w:p>
         </w:tc>
@@ -5567,7 +6007,7 @@
           </w:tcPr>
           <w:p>
             <w:r>
-              <w:t>Guardrail — blocks all new trades for the rest of the day if early losses hit the floor</w:t>
+              <w:t>Eliminates gap risk from overnight news</w:t>
             </w:r>
           </w:p>
         </w:tc>
@@ -5579,7 +6019,7 @@
           </w:tcPr>
           <w:p>
             <w:r>
-              <w:t>No margin trading</w:t>
+              <w:t>Earnings blackout</w:t>
             </w:r>
           </w:p>
         </w:tc>
@@ -5589,7 +6029,7 @@
           </w:tcPr>
           <w:p>
             <w:r>
-              <w:t>Cumulative position sizes ≤ buying_power</w:t>
+              <w:t>No trades day-of or day-before earnings</w:t>
             </w:r>
           </w:p>
         </w:tc>
@@ -5599,7 +6039,7 @@
           </w:tcPr>
           <w:p>
             <w:r>
-              <w:t>Guardrail — tracks total committed capital across full approved batch; rejects any trade that would exceed available capital (applies to both Alpaca and simulation)</w:t>
+              <w:t>Earnings = binary event = unacceptable gap risk</w:t>
             </w:r>
           </w:p>
         </w:tc>
@@ -5611,6 +6051,70 @@
           </w:tcPr>
           <w:p>
             <w:r>
+              <w:t>Daily loss limit</w:t>
+            </w:r>
+          </w:p>
+        </w:tc>
+        <w:tc>
+          <w:tcPr>
+            <w:tcW w:type="dxa" w:w="2880"/>
+          </w:tcPr>
+          <w:p>
+            <w:r>
+              <w:t>Stop trading if realized P&amp;L &lt; -$300</w:t>
+            </w:r>
+          </w:p>
+        </w:tc>
+        <w:tc>
+          <w:tcPr>
+            <w:tcW w:type="dxa" w:w="2880"/>
+          </w:tcPr>
+          <w:p>
+            <w:r>
+              <w:t>Guardrail — blocks all new trades for the rest of the day if early losses hit the floor</w:t>
+            </w:r>
+          </w:p>
+        </w:tc>
+      </w:tr>
+      <w:tr>
+        <w:tc>
+          <w:tcPr>
+            <w:tcW w:type="dxa" w:w="2880"/>
+          </w:tcPr>
+          <w:p>
+            <w:r>
+              <w:t>No margin trading</w:t>
+            </w:r>
+          </w:p>
+        </w:tc>
+        <w:tc>
+          <w:tcPr>
+            <w:tcW w:type="dxa" w:w="2880"/>
+          </w:tcPr>
+          <w:p>
+            <w:r>
+              <w:t>Cumulative position sizes ≤ buying_power</w:t>
+            </w:r>
+          </w:p>
+        </w:tc>
+        <w:tc>
+          <w:tcPr>
+            <w:tcW w:type="dxa" w:w="2880"/>
+          </w:tcPr>
+          <w:p>
+            <w:r>
+              <w:t>Guardrail — tracks total committed capital across full approved batch; rejects any trade that would exceed available capital (applies to both Alpaca and simulation)</w:t>
+            </w:r>
+          </w:p>
+        </w:tc>
+      </w:tr>
+      <w:tr>
+        <w:tc>
+          <w:tcPr>
+            <w:tcW w:type="dxa" w:w="2880"/>
+          </w:tcPr>
+          <w:p>
+            <w:r>
               <w:t>Daily lock-in target</w:t>
             </w:r>
           </w:p>
@@ -5632,6 +6136,70 @@
           <w:p>
             <w:r>
               <w:t>Intraday — books the gain and stops trading once the 30-day backtest average is locked in; LOCK_IN close reason; configurable via DAILY_LOCK_IN_TARGET</w:t>
+            </w:r>
+          </w:p>
+        </w:tc>
+      </w:tr>
+      <w:tr>
+        <w:tc>
+          <w:tcPr>
+            <w:tcW w:type="dxa" w:w="2880"/>
+          </w:tcPr>
+          <w:p>
+            <w:r>
+              <w:t>Trailing stop</w:t>
+            </w:r>
+          </w:p>
+        </w:tc>
+        <w:tc>
+          <w:tcPr>
+            <w:tcW w:type="dxa" w:w="2880"/>
+          </w:tcPr>
+          <w:p>
+            <w:r>
+              <w:t>eff_stop = max(original_stop, peak × 0.99)</w:t>
+            </w:r>
+          </w:p>
+        </w:tc>
+        <w:tc>
+          <w:tcPr>
+            <w:tcW w:type="dxa" w:w="2880"/>
+          </w:tcPr>
+          <w:p>
+            <w:r>
+              <w:t>Intraday — stop ratchets up as stock rises; closes if price drops 1% from high watermark while in profit; prevents giving back gains on reversals; dashboard shows "Trail $X.XX ↑"</w:t>
+            </w:r>
+          </w:p>
+        </w:tc>
+      </w:tr>
+      <w:tr>
+        <w:tc>
+          <w:tcPr>
+            <w:tcW w:type="dxa" w:w="2880"/>
+          </w:tcPr>
+          <w:p>
+            <w:r>
+              <w:t>Confidence-weighted sizing</w:t>
+            </w:r>
+          </w:p>
+        </w:tc>
+        <w:tc>
+          <w:tcPr>
+            <w:tcW w:type="dxa" w:w="2880"/>
+          </w:tcPr>
+          <w:p>
+            <w:r>
+              <w:t>HIGH=$7K / MEDIUM=$6K / LOW=$5K</w:t>
+            </w:r>
+          </w:p>
+        </w:tc>
+        <w:tc>
+          <w:tcPr>
+            <w:tcW w:type="dxa" w:w="2880"/>
+          </w:tcPr>
+          <w:p>
+            <w:r>
+              <w:t>Risk agent — position size mapped from Claude confidence before validation; higher conviction = more capital deployed per trade</w:t>
             </w:r>
           </w:p>
         </w:tc>
@@ -8107,6 +8675,14 @@
       </w:pPr>
       <w:r>
         <w:t>Phase 2c (v5.2, complete): No-margin enforcement — cumulative capital tracking across full approved batch in guardrails (both Alpaca and simulation modes); daily profit lock-in — intraday agent closes all positions when realized P&amp;L ≥ $716 (30-day backtest average) with LOCK_IN reason; dashboard shows LOCK_IN as "🎯 Day Locked" in Today's Plan; DAILY_LOCK_IN_TARGET configurable in settings.py.</w:t>
+      </w:r>
+    </w:p>
+    <w:p>
+      <w:pPr>
+        <w:spacing w:after="120"/>
+      </w:pPr>
+      <w:r>
+        <w:t>Phase 2d (v5.3, complete): GitHub Actions retry (3x, 60s backoff); trailing stops — high_watermark tracked per position, effective_stop ratchets up as stock rises, closes on 1% pullback from peak; confidence-weighted sizing — risk agent maps HIGH→$7K, MEDIUM→$6K, LOW→$5K before validation; dashboard annotations — "Trail $X.XX ↑" on In Flight cards, "🔶 Trail Stop" vs "🔴 Stop Hit" in Today's Plan status.</w:t>
       </w:r>
     </w:p>
     <w:p>

--- a/Trading_Agent_PRD.docx
+++ b/Trading_Agent_PRD.docx
@@ -23,7 +23,7 @@
           <w:b/>
           <w:sz w:val="28"/>
         </w:rPr>
-        <w:t>AI Trading Agent (PRD) — v5.3</w:t>
+        <w:t>AI Trading Agent (PRD) — v5.4</w:t>
       </w:r>
     </w:p>
     <w:p>
@@ -357,7 +357,7 @@
         <w:spacing w:after="120"/>
       </w:pPr>
       <w:r>
-        <w:t>The AI Trading Agent is a fully autonomous stock trading simulation system. Every weekday it wakes up at 9AM ET, checks market conditions (VIX, futures, international markets), scans 430+ stocks and ETFs for high-conviction setups, filters out earnings-risk tickers, uses Claude AI to select and validate trades, simulates position management throughout the day, and produces a complete performance record — all without any human input.</w:t>
+        <w:t>The AI Trading Agent is a fully autonomous stock trading simulation system. Every weekday it wakes up at 9:45 AM ET (skipping first 15 min of wide spreads), checks market conditions (VIX, futures, international markets), scans 450+ stocks and ETFs for high-conviction setups, filters out earnings-risk tickers, uses Claude AI to select and validate trades, simulates position management throughout the day, and produces a complete performance record — all without any human input.</w:t>
       </w:r>
     </w:p>
     <w:p>
@@ -2606,71 +2606,43 @@
           <w:tcPr>
             <w:tcW w:type="dxa" w:w="1234"/>
           </w:tcPr>
-          <w:p>
-            <w:r>
-              <w:t>Technical scanner (430+ tickers)</w:t>
-            </w:r>
-          </w:p>
-        </w:tc>
-        <w:tc>
-          <w:tcPr>
-            <w:tcW w:type="dxa" w:w="1234"/>
-          </w:tcPr>
-          <w:p>
-            <w:r>
-              <w:t>High</w:t>
-            </w:r>
-          </w:p>
-        </w:tc>
-        <w:tc>
-          <w:tcPr>
-            <w:tcW w:type="dxa" w:w="1234"/>
-          </w:tcPr>
-          <w:p>
-            <w:r>
-              <w:t>High</w:t>
-            </w:r>
-          </w:p>
-        </w:tc>
-        <w:tc>
-          <w:tcPr>
-            <w:tcW w:type="dxa" w:w="1234"/>
-          </w:tcPr>
-          <w:p>
-            <w:r>
-              <w:t>95%</w:t>
-            </w:r>
-          </w:p>
-        </w:tc>
-        <w:tc>
-          <w:tcPr>
-            <w:tcW w:type="dxa" w:w="1234"/>
-          </w:tcPr>
-          <w:p>
-            <w:r>
-              <w:t>M</w:t>
-            </w:r>
-          </w:p>
-        </w:tc>
-        <w:tc>
-          <w:tcPr>
-            <w:tcW w:type="dxa" w:w="1234"/>
-          </w:tcPr>
-          <w:p>
-            <w:r>
-              <w:t>9.5</w:t>
-            </w:r>
-          </w:p>
-        </w:tc>
-        <w:tc>
-          <w:tcPr>
-            <w:tcW w:type="dxa" w:w="1234"/>
-          </w:tcPr>
-          <w:p>
-            <w:r>
-              <w:t>P0 — shipped</w:t>
-            </w:r>
-          </w:p>
+          <w:p/>
+        </w:tc>
+        <w:tc>
+          <w:tcPr>
+            <w:tcW w:type="dxa" w:w="1234"/>
+          </w:tcPr>
+          <w:p/>
+        </w:tc>
+        <w:tc>
+          <w:tcPr>
+            <w:tcW w:type="dxa" w:w="1234"/>
+          </w:tcPr>
+          <w:p/>
+        </w:tc>
+        <w:tc>
+          <w:tcPr>
+            <w:tcW w:type="dxa" w:w="1234"/>
+          </w:tcPr>
+          <w:p/>
+        </w:tc>
+        <w:tc>
+          <w:tcPr>
+            <w:tcW w:type="dxa" w:w="1234"/>
+          </w:tcPr>
+          <w:p/>
+        </w:tc>
+        <w:tc>
+          <w:tcPr>
+            <w:tcW w:type="dxa" w:w="1234"/>
+          </w:tcPr>
+          <w:p/>
+        </w:tc>
+        <w:tc>
+          <w:tcPr>
+            <w:tcW w:type="dxa" w:w="1234"/>
+          </w:tcPr>
+          <w:p/>
         </w:tc>
       </w:tr>
       <w:tr>
@@ -2678,71 +2650,43 @@
           <w:tcPr>
             <w:tcW w:type="dxa" w:w="1234"/>
           </w:tcPr>
-          <w:p>
-            <w:r>
-              <w:t>Claude strategy agent</w:t>
-            </w:r>
-          </w:p>
-        </w:tc>
-        <w:tc>
-          <w:tcPr>
-            <w:tcW w:type="dxa" w:w="1234"/>
-          </w:tcPr>
-          <w:p>
-            <w:r>
-              <w:t>High</w:t>
-            </w:r>
-          </w:p>
-        </w:tc>
-        <w:tc>
-          <w:tcPr>
-            <w:tcW w:type="dxa" w:w="1234"/>
-          </w:tcPr>
-          <w:p>
-            <w:r>
-              <w:t>High</w:t>
-            </w:r>
-          </w:p>
-        </w:tc>
-        <w:tc>
-          <w:tcPr>
-            <w:tcW w:type="dxa" w:w="1234"/>
-          </w:tcPr>
-          <w:p>
-            <w:r>
-              <w:t>90%</w:t>
-            </w:r>
-          </w:p>
-        </w:tc>
-        <w:tc>
-          <w:tcPr>
-            <w:tcW w:type="dxa" w:w="1234"/>
-          </w:tcPr>
-          <w:p>
-            <w:r>
-              <w:t>M</w:t>
-            </w:r>
-          </w:p>
-        </w:tc>
-        <w:tc>
-          <w:tcPr>
-            <w:tcW w:type="dxa" w:w="1234"/>
-          </w:tcPr>
-          <w:p>
-            <w:r>
-              <w:t>9.0</w:t>
-            </w:r>
-          </w:p>
-        </w:tc>
-        <w:tc>
-          <w:tcPr>
-            <w:tcW w:type="dxa" w:w="1234"/>
-          </w:tcPr>
-          <w:p>
-            <w:r>
-              <w:t>P0 — shipped</w:t>
-            </w:r>
-          </w:p>
+          <w:p/>
+        </w:tc>
+        <w:tc>
+          <w:tcPr>
+            <w:tcW w:type="dxa" w:w="1234"/>
+          </w:tcPr>
+          <w:p/>
+        </w:tc>
+        <w:tc>
+          <w:tcPr>
+            <w:tcW w:type="dxa" w:w="1234"/>
+          </w:tcPr>
+          <w:p/>
+        </w:tc>
+        <w:tc>
+          <w:tcPr>
+            <w:tcW w:type="dxa" w:w="1234"/>
+          </w:tcPr>
+          <w:p/>
+        </w:tc>
+        <w:tc>
+          <w:tcPr>
+            <w:tcW w:type="dxa" w:w="1234"/>
+          </w:tcPr>
+          <w:p/>
+        </w:tc>
+        <w:tc>
+          <w:tcPr>
+            <w:tcW w:type="dxa" w:w="1234"/>
+          </w:tcPr>
+          <w:p/>
+        </w:tc>
+        <w:tc>
+          <w:tcPr>
+            <w:tcW w:type="dxa" w:w="1234"/>
+          </w:tcPr>
+          <w:p/>
         </w:tc>
       </w:tr>
       <w:tr>
@@ -2750,71 +2694,43 @@
           <w:tcPr>
             <w:tcW w:type="dxa" w:w="1234"/>
           </w:tcPr>
-          <w:p>
-            <w:r>
-              <w:t>Claude risk agent</w:t>
-            </w:r>
-          </w:p>
-        </w:tc>
-        <w:tc>
-          <w:tcPr>
-            <w:tcW w:type="dxa" w:w="1234"/>
-          </w:tcPr>
-          <w:p>
-            <w:r>
-              <w:t>High</w:t>
-            </w:r>
-          </w:p>
-        </w:tc>
-        <w:tc>
-          <w:tcPr>
-            <w:tcW w:type="dxa" w:w="1234"/>
-          </w:tcPr>
-          <w:p>
-            <w:r>
-              <w:t>High</w:t>
-            </w:r>
-          </w:p>
-        </w:tc>
-        <w:tc>
-          <w:tcPr>
-            <w:tcW w:type="dxa" w:w="1234"/>
-          </w:tcPr>
-          <w:p>
-            <w:r>
-              <w:t>95%</w:t>
-            </w:r>
-          </w:p>
-        </w:tc>
-        <w:tc>
-          <w:tcPr>
-            <w:tcW w:type="dxa" w:w="1234"/>
-          </w:tcPr>
-          <w:p>
-            <w:r>
-              <w:t>S</w:t>
-            </w:r>
-          </w:p>
-        </w:tc>
-        <w:tc>
-          <w:tcPr>
-            <w:tcW w:type="dxa" w:w="1234"/>
-          </w:tcPr>
-          <w:p>
-            <w:r>
-              <w:t>9.5</w:t>
-            </w:r>
-          </w:p>
-        </w:tc>
-        <w:tc>
-          <w:tcPr>
-            <w:tcW w:type="dxa" w:w="1234"/>
-          </w:tcPr>
-          <w:p>
-            <w:r>
-              <w:t>P0 — shipped</w:t>
-            </w:r>
-          </w:p>
+          <w:p/>
+        </w:tc>
+        <w:tc>
+          <w:tcPr>
+            <w:tcW w:type="dxa" w:w="1234"/>
+          </w:tcPr>
+          <w:p/>
+        </w:tc>
+        <w:tc>
+          <w:tcPr>
+            <w:tcW w:type="dxa" w:w="1234"/>
+          </w:tcPr>
+          <w:p/>
+        </w:tc>
+        <w:tc>
+          <w:tcPr>
+            <w:tcW w:type="dxa" w:w="1234"/>
+          </w:tcPr>
+          <w:p/>
+        </w:tc>
+        <w:tc>
+          <w:tcPr>
+            <w:tcW w:type="dxa" w:w="1234"/>
+          </w:tcPr>
+          <w:p/>
+        </w:tc>
+        <w:tc>
+          <w:tcPr>
+            <w:tcW w:type="dxa" w:w="1234"/>
+          </w:tcPr>
+          <w:p/>
+        </w:tc>
+        <w:tc>
+          <w:tcPr>
+            <w:tcW w:type="dxa" w:w="1234"/>
+          </w:tcPr>
+          <w:p/>
         </w:tc>
       </w:tr>
       <w:tr>
@@ -2822,71 +2738,43 @@
           <w:tcPr>
             <w:tcW w:type="dxa" w:w="1234"/>
           </w:tcPr>
-          <w:p>
-            <w:r>
-              <w:t>GitHub Actions scheduler</w:t>
-            </w:r>
-          </w:p>
-        </w:tc>
-        <w:tc>
-          <w:tcPr>
-            <w:tcW w:type="dxa" w:w="1234"/>
-          </w:tcPr>
-          <w:p>
-            <w:r>
-              <w:t>High</w:t>
-            </w:r>
-          </w:p>
-        </w:tc>
-        <w:tc>
-          <w:tcPr>
-            <w:tcW w:type="dxa" w:w="1234"/>
-          </w:tcPr>
-          <w:p>
-            <w:r>
-              <w:t>High</w:t>
-            </w:r>
-          </w:p>
-        </w:tc>
-        <w:tc>
-          <w:tcPr>
-            <w:tcW w:type="dxa" w:w="1234"/>
-          </w:tcPr>
-          <w:p>
-            <w:r>
-              <w:t>99%</w:t>
-            </w:r>
-          </w:p>
-        </w:tc>
-        <w:tc>
-          <w:tcPr>
-            <w:tcW w:type="dxa" w:w="1234"/>
-          </w:tcPr>
-          <w:p>
-            <w:r>
-              <w:t>S</w:t>
-            </w:r>
-          </w:p>
-        </w:tc>
-        <w:tc>
-          <w:tcPr>
-            <w:tcW w:type="dxa" w:w="1234"/>
-          </w:tcPr>
-          <w:p>
-            <w:r>
-              <w:t>9.9</w:t>
-            </w:r>
-          </w:p>
-        </w:tc>
-        <w:tc>
-          <w:tcPr>
-            <w:tcW w:type="dxa" w:w="1234"/>
-          </w:tcPr>
-          <w:p>
-            <w:r>
-              <w:t>P0 — shipped</w:t>
-            </w:r>
-          </w:p>
+          <w:p/>
+        </w:tc>
+        <w:tc>
+          <w:tcPr>
+            <w:tcW w:type="dxa" w:w="1234"/>
+          </w:tcPr>
+          <w:p/>
+        </w:tc>
+        <w:tc>
+          <w:tcPr>
+            <w:tcW w:type="dxa" w:w="1234"/>
+          </w:tcPr>
+          <w:p/>
+        </w:tc>
+        <w:tc>
+          <w:tcPr>
+            <w:tcW w:type="dxa" w:w="1234"/>
+          </w:tcPr>
+          <w:p/>
+        </w:tc>
+        <w:tc>
+          <w:tcPr>
+            <w:tcW w:type="dxa" w:w="1234"/>
+          </w:tcPr>
+          <w:p/>
+        </w:tc>
+        <w:tc>
+          <w:tcPr>
+            <w:tcW w:type="dxa" w:w="1234"/>
+          </w:tcPr>
+          <w:p/>
+        </w:tc>
+        <w:tc>
+          <w:tcPr>
+            <w:tcW w:type="dxa" w:w="1234"/>
+          </w:tcPr>
+          <w:p/>
         </w:tc>
       </w:tr>
       <w:tr>
@@ -2894,71 +2782,43 @@
           <w:tcPr>
             <w:tcW w:type="dxa" w:w="1234"/>
           </w:tcPr>
-          <w:p>
-            <w:r>
-              <w:t>Supabase persistence</w:t>
-            </w:r>
-          </w:p>
-        </w:tc>
-        <w:tc>
-          <w:tcPr>
-            <w:tcW w:type="dxa" w:w="1234"/>
-          </w:tcPr>
-          <w:p>
-            <w:r>
-              <w:t>High</w:t>
-            </w:r>
-          </w:p>
-        </w:tc>
-        <w:tc>
-          <w:tcPr>
-            <w:tcW w:type="dxa" w:w="1234"/>
-          </w:tcPr>
-          <w:p>
-            <w:r>
-              <w:t>High</w:t>
-            </w:r>
-          </w:p>
-        </w:tc>
-        <w:tc>
-          <w:tcPr>
-            <w:tcW w:type="dxa" w:w="1234"/>
-          </w:tcPr>
-          <w:p>
-            <w:r>
-              <w:t>99%</w:t>
-            </w:r>
-          </w:p>
-        </w:tc>
-        <w:tc>
-          <w:tcPr>
-            <w:tcW w:type="dxa" w:w="1234"/>
-          </w:tcPr>
-          <w:p>
-            <w:r>
-              <w:t>S</w:t>
-            </w:r>
-          </w:p>
-        </w:tc>
-        <w:tc>
-          <w:tcPr>
-            <w:tcW w:type="dxa" w:w="1234"/>
-          </w:tcPr>
-          <w:p>
-            <w:r>
-              <w:t>9.9</w:t>
-            </w:r>
-          </w:p>
-        </w:tc>
-        <w:tc>
-          <w:tcPr>
-            <w:tcW w:type="dxa" w:w="1234"/>
-          </w:tcPr>
-          <w:p>
-            <w:r>
-              <w:t>P0 — shipped</w:t>
-            </w:r>
-          </w:p>
+          <w:p/>
+        </w:tc>
+        <w:tc>
+          <w:tcPr>
+            <w:tcW w:type="dxa" w:w="1234"/>
+          </w:tcPr>
+          <w:p/>
+        </w:tc>
+        <w:tc>
+          <w:tcPr>
+            <w:tcW w:type="dxa" w:w="1234"/>
+          </w:tcPr>
+          <w:p/>
+        </w:tc>
+        <w:tc>
+          <w:tcPr>
+            <w:tcW w:type="dxa" w:w="1234"/>
+          </w:tcPr>
+          <w:p/>
+        </w:tc>
+        <w:tc>
+          <w:tcPr>
+            <w:tcW w:type="dxa" w:w="1234"/>
+          </w:tcPr>
+          <w:p/>
+        </w:tc>
+        <w:tc>
+          <w:tcPr>
+            <w:tcW w:type="dxa" w:w="1234"/>
+          </w:tcPr>
+          <w:p/>
+        </w:tc>
+        <w:tc>
+          <w:tcPr>
+            <w:tcW w:type="dxa" w:w="1234"/>
+          </w:tcPr>
+          <w:p/>
         </w:tc>
       </w:tr>
       <w:tr>
@@ -2966,71 +2826,43 @@
           <w:tcPr>
             <w:tcW w:type="dxa" w:w="1234"/>
           </w:tcPr>
-          <w:p>
-            <w:r>
-              <w:t>30-day backtesting (backtest.py)</w:t>
-            </w:r>
-          </w:p>
-        </w:tc>
-        <w:tc>
-          <w:tcPr>
-            <w:tcW w:type="dxa" w:w="1234"/>
-          </w:tcPr>
-          <w:p>
-            <w:r>
-              <w:t>High</w:t>
-            </w:r>
-          </w:p>
-        </w:tc>
-        <w:tc>
-          <w:tcPr>
-            <w:tcW w:type="dxa" w:w="1234"/>
-          </w:tcPr>
-          <w:p>
-            <w:r>
-              <w:t>High</w:t>
-            </w:r>
-          </w:p>
-        </w:tc>
-        <w:tc>
-          <w:tcPr>
-            <w:tcW w:type="dxa" w:w="1234"/>
-          </w:tcPr>
-          <w:p>
-            <w:r>
-              <w:t>95%</w:t>
-            </w:r>
-          </w:p>
-        </w:tc>
-        <w:tc>
-          <w:tcPr>
-            <w:tcW w:type="dxa" w:w="1234"/>
-          </w:tcPr>
-          <w:p>
-            <w:r>
-              <w:t>M</w:t>
-            </w:r>
-          </w:p>
-        </w:tc>
-        <w:tc>
-          <w:tcPr>
-            <w:tcW w:type="dxa" w:w="1234"/>
-          </w:tcPr>
-          <w:p>
-            <w:r>
-              <w:t>9.5</w:t>
-            </w:r>
-          </w:p>
-        </w:tc>
-        <w:tc>
-          <w:tcPr>
-            <w:tcW w:type="dxa" w:w="1234"/>
-          </w:tcPr>
-          <w:p>
-            <w:r>
-              <w:t>P0 — shipped</w:t>
-            </w:r>
-          </w:p>
+          <w:p/>
+        </w:tc>
+        <w:tc>
+          <w:tcPr>
+            <w:tcW w:type="dxa" w:w="1234"/>
+          </w:tcPr>
+          <w:p/>
+        </w:tc>
+        <w:tc>
+          <w:tcPr>
+            <w:tcW w:type="dxa" w:w="1234"/>
+          </w:tcPr>
+          <w:p/>
+        </w:tc>
+        <w:tc>
+          <w:tcPr>
+            <w:tcW w:type="dxa" w:w="1234"/>
+          </w:tcPr>
+          <w:p/>
+        </w:tc>
+        <w:tc>
+          <w:tcPr>
+            <w:tcW w:type="dxa" w:w="1234"/>
+          </w:tcPr>
+          <w:p/>
+        </w:tc>
+        <w:tc>
+          <w:tcPr>
+            <w:tcW w:type="dxa" w:w="1234"/>
+          </w:tcPr>
+          <w:p/>
+        </w:tc>
+        <w:tc>
+          <w:tcPr>
+            <w:tcW w:type="dxa" w:w="1234"/>
+          </w:tcPr>
+          <w:p/>
         </w:tc>
       </w:tr>
       <w:tr>
@@ -3038,71 +2870,43 @@
           <w:tcPr>
             <w:tcW w:type="dxa" w:w="1234"/>
           </w:tcPr>
-          <w:p>
-            <w:r>
-              <w:t>V2a: VIX + futures gate</w:t>
-            </w:r>
-          </w:p>
-        </w:tc>
-        <w:tc>
-          <w:tcPr>
-            <w:tcW w:type="dxa" w:w="1234"/>
-          </w:tcPr>
-          <w:p>
-            <w:r>
-              <w:t>High</w:t>
-            </w:r>
-          </w:p>
-        </w:tc>
-        <w:tc>
-          <w:tcPr>
-            <w:tcW w:type="dxa" w:w="1234"/>
-          </w:tcPr>
-          <w:p>
-            <w:r>
-              <w:t>High</w:t>
-            </w:r>
-          </w:p>
-        </w:tc>
-        <w:tc>
-          <w:tcPr>
-            <w:tcW w:type="dxa" w:w="1234"/>
-          </w:tcPr>
-          <w:p>
-            <w:r>
-              <w:t>90%</w:t>
-            </w:r>
-          </w:p>
-        </w:tc>
-        <w:tc>
-          <w:tcPr>
-            <w:tcW w:type="dxa" w:w="1234"/>
-          </w:tcPr>
-          <w:p>
-            <w:r>
-              <w:t>S</w:t>
-            </w:r>
-          </w:p>
-        </w:tc>
-        <w:tc>
-          <w:tcPr>
-            <w:tcW w:type="dxa" w:w="1234"/>
-          </w:tcPr>
-          <w:p>
-            <w:r>
-              <w:t>9.0</w:t>
-            </w:r>
-          </w:p>
-        </w:tc>
-        <w:tc>
-          <w:tcPr>
-            <w:tcW w:type="dxa" w:w="1234"/>
-          </w:tcPr>
-          <w:p>
-            <w:r>
-              <w:t>P1 — shipped</w:t>
-            </w:r>
-          </w:p>
+          <w:p/>
+        </w:tc>
+        <w:tc>
+          <w:tcPr>
+            <w:tcW w:type="dxa" w:w="1234"/>
+          </w:tcPr>
+          <w:p/>
+        </w:tc>
+        <w:tc>
+          <w:tcPr>
+            <w:tcW w:type="dxa" w:w="1234"/>
+          </w:tcPr>
+          <w:p/>
+        </w:tc>
+        <w:tc>
+          <w:tcPr>
+            <w:tcW w:type="dxa" w:w="1234"/>
+          </w:tcPr>
+          <w:p/>
+        </w:tc>
+        <w:tc>
+          <w:tcPr>
+            <w:tcW w:type="dxa" w:w="1234"/>
+          </w:tcPr>
+          <w:p/>
+        </w:tc>
+        <w:tc>
+          <w:tcPr>
+            <w:tcW w:type="dxa" w:w="1234"/>
+          </w:tcPr>
+          <w:p/>
+        </w:tc>
+        <w:tc>
+          <w:tcPr>
+            <w:tcW w:type="dxa" w:w="1234"/>
+          </w:tcPr>
+          <w:p/>
         </w:tc>
       </w:tr>
       <w:tr>
@@ -3110,71 +2914,43 @@
           <w:tcPr>
             <w:tcW w:type="dxa" w:w="1234"/>
           </w:tcPr>
-          <w:p>
-            <w:r>
-              <w:t>V2b: Earnings blackout + news</w:t>
-            </w:r>
-          </w:p>
-        </w:tc>
-        <w:tc>
-          <w:tcPr>
-            <w:tcW w:type="dxa" w:w="1234"/>
-          </w:tcPr>
-          <w:p>
-            <w:r>
-              <w:t>High</w:t>
-            </w:r>
-          </w:p>
-        </w:tc>
-        <w:tc>
-          <w:tcPr>
-            <w:tcW w:type="dxa" w:w="1234"/>
-          </w:tcPr>
-          <w:p>
-            <w:r>
-              <w:t>High</w:t>
-            </w:r>
-          </w:p>
-        </w:tc>
-        <w:tc>
-          <w:tcPr>
-            <w:tcW w:type="dxa" w:w="1234"/>
-          </w:tcPr>
-          <w:p>
-            <w:r>
-              <w:t>90%</w:t>
-            </w:r>
-          </w:p>
-        </w:tc>
-        <w:tc>
-          <w:tcPr>
-            <w:tcW w:type="dxa" w:w="1234"/>
-          </w:tcPr>
-          <w:p>
-            <w:r>
-              <w:t>S</w:t>
-            </w:r>
-          </w:p>
-        </w:tc>
-        <w:tc>
-          <w:tcPr>
-            <w:tcW w:type="dxa" w:w="1234"/>
-          </w:tcPr>
-          <w:p>
-            <w:r>
-              <w:t>9.0</w:t>
-            </w:r>
-          </w:p>
-        </w:tc>
-        <w:tc>
-          <w:tcPr>
-            <w:tcW w:type="dxa" w:w="1234"/>
-          </w:tcPr>
-          <w:p>
-            <w:r>
-              <w:t>P1 — shipped</w:t>
-            </w:r>
-          </w:p>
+          <w:p/>
+        </w:tc>
+        <w:tc>
+          <w:tcPr>
+            <w:tcW w:type="dxa" w:w="1234"/>
+          </w:tcPr>
+          <w:p/>
+        </w:tc>
+        <w:tc>
+          <w:tcPr>
+            <w:tcW w:type="dxa" w:w="1234"/>
+          </w:tcPr>
+          <w:p/>
+        </w:tc>
+        <w:tc>
+          <w:tcPr>
+            <w:tcW w:type="dxa" w:w="1234"/>
+          </w:tcPr>
+          <w:p/>
+        </w:tc>
+        <w:tc>
+          <w:tcPr>
+            <w:tcW w:type="dxa" w:w="1234"/>
+          </w:tcPr>
+          <w:p/>
+        </w:tc>
+        <w:tc>
+          <w:tcPr>
+            <w:tcW w:type="dxa" w:w="1234"/>
+          </w:tcPr>
+          <w:p/>
+        </w:tc>
+        <w:tc>
+          <w:tcPr>
+            <w:tcW w:type="dxa" w:w="1234"/>
+          </w:tcPr>
+          <w:p/>
         </w:tc>
       </w:tr>
       <w:tr>
@@ -3182,71 +2958,43 @@
           <w:tcPr>
             <w:tcW w:type="dxa" w:w="1234"/>
           </w:tcPr>
-          <w:p>
-            <w:r>
-              <w:t>Workflow dashboard (Today tab)</w:t>
-            </w:r>
-          </w:p>
-        </w:tc>
-        <w:tc>
-          <w:tcPr>
-            <w:tcW w:type="dxa" w:w="1234"/>
-          </w:tcPr>
-          <w:p>
-            <w:r>
-              <w:t>High</w:t>
-            </w:r>
-          </w:p>
-        </w:tc>
-        <w:tc>
-          <w:tcPr>
-            <w:tcW w:type="dxa" w:w="1234"/>
-          </w:tcPr>
-          <w:p>
-            <w:r>
-              <w:t>Med</w:t>
-            </w:r>
-          </w:p>
-        </w:tc>
-        <w:tc>
-          <w:tcPr>
-            <w:tcW w:type="dxa" w:w="1234"/>
-          </w:tcPr>
-          <w:p>
-            <w:r>
-              <w:t>90%</w:t>
-            </w:r>
-          </w:p>
-        </w:tc>
-        <w:tc>
-          <w:tcPr>
-            <w:tcW w:type="dxa" w:w="1234"/>
-          </w:tcPr>
-          <w:p>
-            <w:r>
-              <w:t>M</w:t>
-            </w:r>
-          </w:p>
-        </w:tc>
-        <w:tc>
-          <w:tcPr>
-            <w:tcW w:type="dxa" w:w="1234"/>
-          </w:tcPr>
-          <w:p>
-            <w:r>
-              <w:t>8.1</w:t>
-            </w:r>
-          </w:p>
-        </w:tc>
-        <w:tc>
-          <w:tcPr>
-            <w:tcW w:type="dxa" w:w="1234"/>
-          </w:tcPr>
-          <w:p>
-            <w:r>
-              <w:t>P1 — shipped</w:t>
-            </w:r>
-          </w:p>
+          <w:p/>
+        </w:tc>
+        <w:tc>
+          <w:tcPr>
+            <w:tcW w:type="dxa" w:w="1234"/>
+          </w:tcPr>
+          <w:p/>
+        </w:tc>
+        <w:tc>
+          <w:tcPr>
+            <w:tcW w:type="dxa" w:w="1234"/>
+          </w:tcPr>
+          <w:p/>
+        </w:tc>
+        <w:tc>
+          <w:tcPr>
+            <w:tcW w:type="dxa" w:w="1234"/>
+          </w:tcPr>
+          <w:p/>
+        </w:tc>
+        <w:tc>
+          <w:tcPr>
+            <w:tcW w:type="dxa" w:w="1234"/>
+          </w:tcPr>
+          <w:p/>
+        </w:tc>
+        <w:tc>
+          <w:tcPr>
+            <w:tcW w:type="dxa" w:w="1234"/>
+          </w:tcPr>
+          <w:p/>
+        </w:tc>
+        <w:tc>
+          <w:tcPr>
+            <w:tcW w:type="dxa" w:w="1234"/>
+          </w:tcPr>
+          <w:p/>
         </w:tc>
       </w:tr>
       <w:tr>
@@ -3256,17 +3004,7 @@
           </w:tcPr>
           <w:p>
             <w:r>
-              <w:t>Eval script (eval.py)</w:t>
-            </w:r>
-          </w:p>
-        </w:tc>
-        <w:tc>
-          <w:tcPr>
-            <w:tcW w:type="dxa" w:w="1234"/>
-          </w:tcPr>
-          <w:p>
-            <w:r>
-              <w:t>Med</w:t>
+              <w:t>Technical scanner (430+ tickers)</w:t>
             </w:r>
           </w:p>
         </w:tc>
@@ -3286,37 +3024,47 @@
           </w:tcPr>
           <w:p>
             <w:r>
-              <w:t>85%</w:t>
-            </w:r>
-          </w:p>
-        </w:tc>
-        <w:tc>
-          <w:tcPr>
-            <w:tcW w:type="dxa" w:w="1234"/>
-          </w:tcPr>
-          <w:p>
-            <w:r>
-              <w:t>S</w:t>
-            </w:r>
-          </w:p>
-        </w:tc>
-        <w:tc>
-          <w:tcPr>
-            <w:tcW w:type="dxa" w:w="1234"/>
-          </w:tcPr>
-          <w:p>
-            <w:r>
-              <w:t>8.5</w:t>
-            </w:r>
-          </w:p>
-        </w:tc>
-        <w:tc>
-          <w:tcPr>
-            <w:tcW w:type="dxa" w:w="1234"/>
-          </w:tcPr>
-          <w:p>
-            <w:r>
-              <w:t>P1 — shipped</w:t>
+              <w:t>High</w:t>
+            </w:r>
+          </w:p>
+        </w:tc>
+        <w:tc>
+          <w:tcPr>
+            <w:tcW w:type="dxa" w:w="1234"/>
+          </w:tcPr>
+          <w:p>
+            <w:r>
+              <w:t>95%</w:t>
+            </w:r>
+          </w:p>
+        </w:tc>
+        <w:tc>
+          <w:tcPr>
+            <w:tcW w:type="dxa" w:w="1234"/>
+          </w:tcPr>
+          <w:p>
+            <w:r>
+              <w:t>M</w:t>
+            </w:r>
+          </w:p>
+        </w:tc>
+        <w:tc>
+          <w:tcPr>
+            <w:tcW w:type="dxa" w:w="1234"/>
+          </w:tcPr>
+          <w:p>
+            <w:r>
+              <w:t>9.5</w:t>
+            </w:r>
+          </w:p>
+        </w:tc>
+        <w:tc>
+          <w:tcPr>
+            <w:tcW w:type="dxa" w:w="1234"/>
+          </w:tcPr>
+          <w:p>
+            <w:r>
+              <w:t>P0 — shipped</w:t>
             </w:r>
           </w:p>
         </w:tc>
@@ -3328,7 +3076,7 @@
           </w:tcPr>
           <w:p>
             <w:r>
-              <w:t>V2c: Fear &amp; Greed + FOMC/CPI/NFP calendar</w:t>
+              <w:t>Claude strategy agent</w:t>
             </w:r>
           </w:p>
         </w:tc>
@@ -3358,37 +3106,37 @@
           </w:tcPr>
           <w:p>
             <w:r>
-              <w:t>95%</w:t>
-            </w:r>
-          </w:p>
-        </w:tc>
-        <w:tc>
-          <w:tcPr>
-            <w:tcW w:type="dxa" w:w="1234"/>
-          </w:tcPr>
-          <w:p>
-            <w:r>
-              <w:t>S</w:t>
-            </w:r>
-          </w:p>
-        </w:tc>
-        <w:tc>
-          <w:tcPr>
-            <w:tcW w:type="dxa" w:w="1234"/>
-          </w:tcPr>
-          <w:p>
-            <w:r>
-              <w:t>9.5</w:t>
-            </w:r>
-          </w:p>
-        </w:tc>
-        <w:tc>
-          <w:tcPr>
-            <w:tcW w:type="dxa" w:w="1234"/>
-          </w:tcPr>
-          <w:p>
-            <w:r>
-              <w:t>P1 — shipped (v2.2)</w:t>
+              <w:t>90%</w:t>
+            </w:r>
+          </w:p>
+        </w:tc>
+        <w:tc>
+          <w:tcPr>
+            <w:tcW w:type="dxa" w:w="1234"/>
+          </w:tcPr>
+          <w:p>
+            <w:r>
+              <w:t>M</w:t>
+            </w:r>
+          </w:p>
+        </w:tc>
+        <w:tc>
+          <w:tcPr>
+            <w:tcW w:type="dxa" w:w="1234"/>
+          </w:tcPr>
+          <w:p>
+            <w:r>
+              <w:t>9.0</w:t>
+            </w:r>
+          </w:p>
+        </w:tc>
+        <w:tc>
+          <w:tcPr>
+            <w:tcW w:type="dxa" w:w="1234"/>
+          </w:tcPr>
+          <w:p>
+            <w:r>
+              <w:t>P0 — shipped</w:t>
             </w:r>
           </w:p>
         </w:tc>
@@ -3400,7 +3148,7 @@
           </w:tcPr>
           <w:p>
             <w:r>
-              <w:t>V2c.1: Tune F&amp;G to confirming signal</w:t>
+              <w:t>Claude risk agent</w:t>
             </w:r>
           </w:p>
         </w:tc>
@@ -3430,37 +3178,37 @@
           </w:tcPr>
           <w:p>
             <w:r>
-              <w:t>99%</w:t>
-            </w:r>
-          </w:p>
-        </w:tc>
-        <w:tc>
-          <w:tcPr>
-            <w:tcW w:type="dxa" w:w="1234"/>
-          </w:tcPr>
-          <w:p>
-            <w:r>
-              <w:t>XS</w:t>
-            </w:r>
-          </w:p>
-        </w:tc>
-        <w:tc>
-          <w:tcPr>
-            <w:tcW w:type="dxa" w:w="1234"/>
-          </w:tcPr>
-          <w:p>
-            <w:r>
-              <w:t>9.9</w:t>
-            </w:r>
-          </w:p>
-        </w:tc>
-        <w:tc>
-          <w:tcPr>
-            <w:tcW w:type="dxa" w:w="1234"/>
-          </w:tcPr>
-          <w:p>
-            <w:r>
-              <w:t>P1 — shipped (v2.3)</w:t>
+              <w:t>95%</w:t>
+            </w:r>
+          </w:p>
+        </w:tc>
+        <w:tc>
+          <w:tcPr>
+            <w:tcW w:type="dxa" w:w="1234"/>
+          </w:tcPr>
+          <w:p>
+            <w:r>
+              <w:t>S</w:t>
+            </w:r>
+          </w:p>
+        </w:tc>
+        <w:tc>
+          <w:tcPr>
+            <w:tcW w:type="dxa" w:w="1234"/>
+          </w:tcPr>
+          <w:p>
+            <w:r>
+              <w:t>9.5</w:t>
+            </w:r>
+          </w:p>
+        </w:tc>
+        <w:tc>
+          <w:tcPr>
+            <w:tcW w:type="dxa" w:w="1234"/>
+          </w:tcPr>
+          <w:p>
+            <w:r>
+              <w:t>P0 — shipped</w:t>
             </w:r>
           </w:p>
         </w:tc>
@@ -3472,7 +3220,7 @@
           </w:tcPr>
           <w:p>
             <w:r>
-              <w:t>V3a: Dynamic universe refresh (weekly screener)</w:t>
+              <w:t>GitHub Actions scheduler</w:t>
             </w:r>
           </w:p>
         </w:tc>
@@ -3502,37 +3250,37 @@
           </w:tcPr>
           <w:p>
             <w:r>
-              <w:t>95%</w:t>
-            </w:r>
-          </w:p>
-        </w:tc>
-        <w:tc>
-          <w:tcPr>
-            <w:tcW w:type="dxa" w:w="1234"/>
-          </w:tcPr>
-          <w:p>
-            <w:r>
-              <w:t>M</w:t>
-            </w:r>
-          </w:p>
-        </w:tc>
-        <w:tc>
-          <w:tcPr>
-            <w:tcW w:type="dxa" w:w="1234"/>
-          </w:tcPr>
-          <w:p>
-            <w:r>
-              <w:t>9.5</w:t>
-            </w:r>
-          </w:p>
-        </w:tc>
-        <w:tc>
-          <w:tcPr>
-            <w:tcW w:type="dxa" w:w="1234"/>
-          </w:tcPr>
-          <w:p>
-            <w:r>
-              <w:t>P1 — shipped (v3.0)</w:t>
+              <w:t>99%</w:t>
+            </w:r>
+          </w:p>
+        </w:tc>
+        <w:tc>
+          <w:tcPr>
+            <w:tcW w:type="dxa" w:w="1234"/>
+          </w:tcPr>
+          <w:p>
+            <w:r>
+              <w:t>S</w:t>
+            </w:r>
+          </w:p>
+        </w:tc>
+        <w:tc>
+          <w:tcPr>
+            <w:tcW w:type="dxa" w:w="1234"/>
+          </w:tcPr>
+          <w:p>
+            <w:r>
+              <w:t>9.9</w:t>
+            </w:r>
+          </w:p>
+        </w:tc>
+        <w:tc>
+          <w:tcPr>
+            <w:tcW w:type="dxa" w:w="1234"/>
+          </w:tcPr>
+          <w:p>
+            <w:r>
+              <w:t>P0 — shipped</w:t>
             </w:r>
           </w:p>
         </w:tc>
@@ -3544,7 +3292,7 @@
           </w:tcPr>
           <w:p>
             <w:r>
-              <w:t>Dashboard company names column</w:t>
+              <w:t>Supabase persistence</w:t>
             </w:r>
           </w:p>
         </w:tc>
@@ -3564,7 +3312,7 @@
           </w:tcPr>
           <w:p>
             <w:r>
-              <w:t>Med</w:t>
+              <w:t>High</w:t>
             </w:r>
           </w:p>
         </w:tc>
@@ -3594,17 +3342,17 @@
           </w:tcPr>
           <w:p>
             <w:r>
-              <w:t>9.0</w:t>
-            </w:r>
-          </w:p>
-        </w:tc>
-        <w:tc>
-          <w:tcPr>
-            <w:tcW w:type="dxa" w:w="1234"/>
-          </w:tcPr>
-          <w:p>
-            <w:r>
-              <w:t>P1 — shipped (v3.0)</w:t>
+              <w:t>9.9</w:t>
+            </w:r>
+          </w:p>
+        </w:tc>
+        <w:tc>
+          <w:tcPr>
+            <w:tcW w:type="dxa" w:w="1234"/>
+          </w:tcPr>
+          <w:p>
+            <w:r>
+              <w:t>P0 — shipped</w:t>
             </w:r>
           </w:p>
         </w:tc>
@@ -3616,67 +3364,67 @@
           </w:tcPr>
           <w:p>
             <w:r>
-              <w:t>V2d: Sector correlation guard</w:t>
-            </w:r>
-          </w:p>
-        </w:tc>
-        <w:tc>
-          <w:tcPr>
-            <w:tcW w:type="dxa" w:w="1234"/>
-          </w:tcPr>
-          <w:p>
-            <w:r>
-              <w:t>Med</w:t>
-            </w:r>
-          </w:p>
-        </w:tc>
-        <w:tc>
-          <w:tcPr>
-            <w:tcW w:type="dxa" w:w="1234"/>
-          </w:tcPr>
-          <w:p>
-            <w:r>
-              <w:t>Med</w:t>
-            </w:r>
-          </w:p>
-        </w:tc>
-        <w:tc>
-          <w:tcPr>
-            <w:tcW w:type="dxa" w:w="1234"/>
-          </w:tcPr>
-          <w:p>
-            <w:r>
-              <w:t>80%</w:t>
-            </w:r>
-          </w:p>
-        </w:tc>
-        <w:tc>
-          <w:tcPr>
-            <w:tcW w:type="dxa" w:w="1234"/>
-          </w:tcPr>
-          <w:p>
-            <w:r>
-              <w:t>S</w:t>
-            </w:r>
-          </w:p>
-        </w:tc>
-        <w:tc>
-          <w:tcPr>
-            <w:tcW w:type="dxa" w:w="1234"/>
-          </w:tcPr>
-          <w:p>
-            <w:r>
-              <w:t>7.2</w:t>
-            </w:r>
-          </w:p>
-        </w:tc>
-        <w:tc>
-          <w:tcPr>
-            <w:tcW w:type="dxa" w:w="1234"/>
-          </w:tcPr>
-          <w:p>
-            <w:r>
-              <w:t>P1 — shipped (v4.1)</w:t>
+              <w:t>30-day backtesting (backtest.py)</w:t>
+            </w:r>
+          </w:p>
+        </w:tc>
+        <w:tc>
+          <w:tcPr>
+            <w:tcW w:type="dxa" w:w="1234"/>
+          </w:tcPr>
+          <w:p>
+            <w:r>
+              <w:t>High</w:t>
+            </w:r>
+          </w:p>
+        </w:tc>
+        <w:tc>
+          <w:tcPr>
+            <w:tcW w:type="dxa" w:w="1234"/>
+          </w:tcPr>
+          <w:p>
+            <w:r>
+              <w:t>High</w:t>
+            </w:r>
+          </w:p>
+        </w:tc>
+        <w:tc>
+          <w:tcPr>
+            <w:tcW w:type="dxa" w:w="1234"/>
+          </w:tcPr>
+          <w:p>
+            <w:r>
+              <w:t>95%</w:t>
+            </w:r>
+          </w:p>
+        </w:tc>
+        <w:tc>
+          <w:tcPr>
+            <w:tcW w:type="dxa" w:w="1234"/>
+          </w:tcPr>
+          <w:p>
+            <w:r>
+              <w:t>M</w:t>
+            </w:r>
+          </w:p>
+        </w:tc>
+        <w:tc>
+          <w:tcPr>
+            <w:tcW w:type="dxa" w:w="1234"/>
+          </w:tcPr>
+          <w:p>
+            <w:r>
+              <w:t>9.5</w:t>
+            </w:r>
+          </w:p>
+        </w:tc>
+        <w:tc>
+          <w:tcPr>
+            <w:tcW w:type="dxa" w:w="1234"/>
+          </w:tcPr>
+          <w:p>
+            <w:r>
+              <w:t>P0 — shipped</w:t>
             </w:r>
           </w:p>
         </w:tc>
@@ -3688,7 +3436,7 @@
           </w:tcPr>
           <w:p>
             <w:r>
-              <w:t>V5: Guardrails (6 safety checks)</w:t>
+              <w:t>V2a: VIX + futures gate</w:t>
             </w:r>
           </w:p>
         </w:tc>
@@ -3718,7 +3466,7 @@
           </w:tcPr>
           <w:p>
             <w:r>
-              <w:t>99%</w:t>
+              <w:t>90%</w:t>
             </w:r>
           </w:p>
         </w:tc>
@@ -3738,17 +3486,17 @@
           </w:tcPr>
           <w:p>
             <w:r>
-              <w:t>9.9</w:t>
-            </w:r>
-          </w:p>
-        </w:tc>
-        <w:tc>
-          <w:tcPr>
-            <w:tcW w:type="dxa" w:w="1234"/>
-          </w:tcPr>
-          <w:p>
-            <w:r>
-              <w:t>P0 — shipped (v5.0)</w:t>
+              <w:t>9.0</w:t>
+            </w:r>
+          </w:p>
+        </w:tc>
+        <w:tc>
+          <w:tcPr>
+            <w:tcW w:type="dxa" w:w="1234"/>
+          </w:tcPr>
+          <w:p>
+            <w:r>
+              <w:t>P1 — shipped</w:t>
             </w:r>
           </w:p>
         </w:tc>
@@ -3760,7 +3508,7 @@
           </w:tcPr>
           <w:p>
             <w:r>
-              <w:t>Summary tab: In Flight / Plan / Heatmap</w:t>
+              <w:t>V2b: Earnings blackout + news</w:t>
             </w:r>
           </w:p>
         </w:tc>
@@ -3790,7 +3538,7 @@
           </w:tcPr>
           <w:p>
             <w:r>
-              <w:t>99%</w:t>
+              <w:t>90%</w:t>
             </w:r>
           </w:p>
         </w:tc>
@@ -3810,17 +3558,17 @@
           </w:tcPr>
           <w:p>
             <w:r>
-              <w:t>9.9</w:t>
-            </w:r>
-          </w:p>
-        </w:tc>
-        <w:tc>
-          <w:tcPr>
-            <w:tcW w:type="dxa" w:w="1234"/>
-          </w:tcPr>
-          <w:p>
-            <w:r>
-              <w:t>P1 — shipped (v5.1)</w:t>
+              <w:t>9.0</w:t>
+            </w:r>
+          </w:p>
+        </w:tc>
+        <w:tc>
+          <w:tcPr>
+            <w:tcW w:type="dxa" w:w="1234"/>
+          </w:tcPr>
+          <w:p>
+            <w:r>
+              <w:t>P1 — shipped</w:t>
             </w:r>
           </w:p>
         </w:tc>
@@ -3832,7 +3580,7 @@
           </w:tcPr>
           <w:p>
             <w:r>
-              <w:t>Automated EOD eval + Agent Scorecard</w:t>
+              <w:t>Workflow dashboard (Today tab)</w:t>
             </w:r>
           </w:p>
         </w:tc>
@@ -3852,47 +3600,47 @@
           </w:tcPr>
           <w:p>
             <w:r>
-              <w:t>High</w:t>
-            </w:r>
-          </w:p>
-        </w:tc>
-        <w:tc>
-          <w:tcPr>
-            <w:tcW w:type="dxa" w:w="1234"/>
-          </w:tcPr>
-          <w:p>
-            <w:r>
-              <w:t>99%</w:t>
-            </w:r>
-          </w:p>
-        </w:tc>
-        <w:tc>
-          <w:tcPr>
-            <w:tcW w:type="dxa" w:w="1234"/>
-          </w:tcPr>
-          <w:p>
-            <w:r>
-              <w:t>S</w:t>
-            </w:r>
-          </w:p>
-        </w:tc>
-        <w:tc>
-          <w:tcPr>
-            <w:tcW w:type="dxa" w:w="1234"/>
-          </w:tcPr>
-          <w:p>
-            <w:r>
-              <w:t>9.9</w:t>
-            </w:r>
-          </w:p>
-        </w:tc>
-        <w:tc>
-          <w:tcPr>
-            <w:tcW w:type="dxa" w:w="1234"/>
-          </w:tcPr>
-          <w:p>
-            <w:r>
-              <w:t>P1 — shipped (v5.1)</w:t>
+              <w:t>Med</w:t>
+            </w:r>
+          </w:p>
+        </w:tc>
+        <w:tc>
+          <w:tcPr>
+            <w:tcW w:type="dxa" w:w="1234"/>
+          </w:tcPr>
+          <w:p>
+            <w:r>
+              <w:t>90%</w:t>
+            </w:r>
+          </w:p>
+        </w:tc>
+        <w:tc>
+          <w:tcPr>
+            <w:tcW w:type="dxa" w:w="1234"/>
+          </w:tcPr>
+          <w:p>
+            <w:r>
+              <w:t>M</w:t>
+            </w:r>
+          </w:p>
+        </w:tc>
+        <w:tc>
+          <w:tcPr>
+            <w:tcW w:type="dxa" w:w="1234"/>
+          </w:tcPr>
+          <w:p>
+            <w:r>
+              <w:t>8.1</w:t>
+            </w:r>
+          </w:p>
+        </w:tc>
+        <w:tc>
+          <w:tcPr>
+            <w:tcW w:type="dxa" w:w="1234"/>
+          </w:tcPr>
+          <w:p>
+            <w:r>
+              <w:t>P1 — shipped</w:t>
             </w:r>
           </w:p>
         </w:tc>
@@ -3904,7 +3652,17 @@
           </w:tcPr>
           <w:p>
             <w:r>
-              <w:t>Alpaca position reconciliation (UNFILLED)</w:t>
+              <w:t>Eval script (eval.py)</w:t>
+            </w:r>
+          </w:p>
+        </w:tc>
+        <w:tc>
+          <w:tcPr>
+            <w:tcW w:type="dxa" w:w="1234"/>
+          </w:tcPr>
+          <w:p>
+            <w:r>
+              <w:t>Med</w:t>
             </w:r>
           </w:p>
         </w:tc>
@@ -3924,17 +3682,7 @@
           </w:tcPr>
           <w:p>
             <w:r>
-              <w:t>High</w:t>
-            </w:r>
-          </w:p>
-        </w:tc>
-        <w:tc>
-          <w:tcPr>
-            <w:tcW w:type="dxa" w:w="1234"/>
-          </w:tcPr>
-          <w:p>
-            <w:r>
-              <w:t>95%</w:t>
+              <w:t>85%</w:t>
             </w:r>
           </w:p>
         </w:tc>
@@ -3954,17 +3702,17 @@
           </w:tcPr>
           <w:p>
             <w:r>
-              <w:t>9.5</w:t>
-            </w:r>
-          </w:p>
-        </w:tc>
-        <w:tc>
-          <w:tcPr>
-            <w:tcW w:type="dxa" w:w="1234"/>
-          </w:tcPr>
-          <w:p>
-            <w:r>
-              <w:t>P1 — shipped (v5.1)</w:t>
+              <w:t>8.5</w:t>
+            </w:r>
+          </w:p>
+        </w:tc>
+        <w:tc>
+          <w:tcPr>
+            <w:tcW w:type="dxa" w:w="1234"/>
+          </w:tcPr>
+          <w:p>
+            <w:r>
+              <w:t>P1 — shipped</w:t>
             </w:r>
           </w:p>
         </w:tc>
@@ -3976,7 +3724,7 @@
           </w:tcPr>
           <w:p>
             <w:r>
-              <w:t>No-margin cumulative capital check</w:t>
+              <w:t>V2c: Fear &amp; Greed + FOMC/CPI/NFP calendar</w:t>
             </w:r>
           </w:p>
         </w:tc>
@@ -4006,7 +3754,7 @@
           </w:tcPr>
           <w:p>
             <w:r>
-              <w:t>99%</w:t>
+              <w:t>95%</w:t>
             </w:r>
           </w:p>
         </w:tc>
@@ -4026,17 +3774,17 @@
           </w:tcPr>
           <w:p>
             <w:r>
-              <w:t>9.9</w:t>
-            </w:r>
-          </w:p>
-        </w:tc>
-        <w:tc>
-          <w:tcPr>
-            <w:tcW w:type="dxa" w:w="1234"/>
-          </w:tcPr>
-          <w:p>
-            <w:r>
-              <w:t>P0 — shipped (v5.2)</w:t>
+              <w:t>9.5</w:t>
+            </w:r>
+          </w:p>
+        </w:tc>
+        <w:tc>
+          <w:tcPr>
+            <w:tcW w:type="dxa" w:w="1234"/>
+          </w:tcPr>
+          <w:p>
+            <w:r>
+              <w:t>P1 — shipped (v2.2)</w:t>
             </w:r>
           </w:p>
         </w:tc>
@@ -4048,7 +3796,7 @@
           </w:tcPr>
           <w:p>
             <w:r>
-              <w:t>Daily profit lock-in (LOCK_IN at $716)</w:t>
+              <w:t>V2c.1: Tune F&amp;G to confirming signal</w:t>
             </w:r>
           </w:p>
         </w:tc>
@@ -4078,37 +3826,37 @@
           </w:tcPr>
           <w:p>
             <w:r>
-              <w:t>95%</w:t>
-            </w:r>
-          </w:p>
-        </w:tc>
-        <w:tc>
-          <w:tcPr>
-            <w:tcW w:type="dxa" w:w="1234"/>
-          </w:tcPr>
-          <w:p>
-            <w:r>
-              <w:t>S</w:t>
-            </w:r>
-          </w:p>
-        </w:tc>
-        <w:tc>
-          <w:tcPr>
-            <w:tcW w:type="dxa" w:w="1234"/>
-          </w:tcPr>
-          <w:p>
-            <w:r>
-              <w:t>9.5</w:t>
-            </w:r>
-          </w:p>
-        </w:tc>
-        <w:tc>
-          <w:tcPr>
-            <w:tcW w:type="dxa" w:w="1234"/>
-          </w:tcPr>
-          <w:p>
-            <w:r>
-              <w:t>P1 — shipped (v5.2)</w:t>
+              <w:t>99%</w:t>
+            </w:r>
+          </w:p>
+        </w:tc>
+        <w:tc>
+          <w:tcPr>
+            <w:tcW w:type="dxa" w:w="1234"/>
+          </w:tcPr>
+          <w:p>
+            <w:r>
+              <w:t>XS</w:t>
+            </w:r>
+          </w:p>
+        </w:tc>
+        <w:tc>
+          <w:tcPr>
+            <w:tcW w:type="dxa" w:w="1234"/>
+          </w:tcPr>
+          <w:p>
+            <w:r>
+              <w:t>9.9</w:t>
+            </w:r>
+          </w:p>
+        </w:tc>
+        <w:tc>
+          <w:tcPr>
+            <w:tcW w:type="dxa" w:w="1234"/>
+          </w:tcPr>
+          <w:p>
+            <w:r>
+              <w:t>P1 — shipped (v2.3)</w:t>
             </w:r>
           </w:p>
         </w:tc>
@@ -4120,7 +3868,7 @@
           </w:tcPr>
           <w:p>
             <w:r>
-              <w:t>GitHub Actions retry (3x with 60s backoff)</w:t>
+              <w:t>V3a: Dynamic universe refresh (weekly screener)</w:t>
             </w:r>
           </w:p>
         </w:tc>
@@ -4150,37 +3898,37 @@
           </w:tcPr>
           <w:p>
             <w:r>
-              <w:t>99%</w:t>
-            </w:r>
-          </w:p>
-        </w:tc>
-        <w:tc>
-          <w:tcPr>
-            <w:tcW w:type="dxa" w:w="1234"/>
-          </w:tcPr>
-          <w:p>
-            <w:r>
-              <w:t>XS</w:t>
-            </w:r>
-          </w:p>
-        </w:tc>
-        <w:tc>
-          <w:tcPr>
-            <w:tcW w:type="dxa" w:w="1234"/>
-          </w:tcPr>
-          <w:p>
-            <w:r>
-              <w:t>9.9</w:t>
-            </w:r>
-          </w:p>
-        </w:tc>
-        <w:tc>
-          <w:tcPr>
-            <w:tcW w:type="dxa" w:w="1234"/>
-          </w:tcPr>
-          <w:p>
-            <w:r>
-              <w:t>P0 — shipped (v5.3)</w:t>
+              <w:t>95%</w:t>
+            </w:r>
+          </w:p>
+        </w:tc>
+        <w:tc>
+          <w:tcPr>
+            <w:tcW w:type="dxa" w:w="1234"/>
+          </w:tcPr>
+          <w:p>
+            <w:r>
+              <w:t>M</w:t>
+            </w:r>
+          </w:p>
+        </w:tc>
+        <w:tc>
+          <w:tcPr>
+            <w:tcW w:type="dxa" w:w="1234"/>
+          </w:tcPr>
+          <w:p>
+            <w:r>
+              <w:t>9.5</w:t>
+            </w:r>
+          </w:p>
+        </w:tc>
+        <w:tc>
+          <w:tcPr>
+            <w:tcW w:type="dxa" w:w="1234"/>
+          </w:tcPr>
+          <w:p>
+            <w:r>
+              <w:t>P1 — shipped (v3.0)</w:t>
             </w:r>
           </w:p>
         </w:tc>
@@ -4192,7 +3940,7 @@
           </w:tcPr>
           <w:p>
             <w:r>
-              <w:t>Trailing stops (high_watermark + 1% trail)</w:t>
+              <w:t>Dashboard company names column</w:t>
             </w:r>
           </w:p>
         </w:tc>
@@ -4212,17 +3960,17 @@
           </w:tcPr>
           <w:p>
             <w:r>
-              <w:t>High</w:t>
-            </w:r>
-          </w:p>
-        </w:tc>
-        <w:tc>
-          <w:tcPr>
-            <w:tcW w:type="dxa" w:w="1234"/>
-          </w:tcPr>
-          <w:p>
-            <w:r>
-              <w:t>90%</w:t>
+              <w:t>Med</w:t>
+            </w:r>
+          </w:p>
+        </w:tc>
+        <w:tc>
+          <w:tcPr>
+            <w:tcW w:type="dxa" w:w="1234"/>
+          </w:tcPr>
+          <w:p>
+            <w:r>
+              <w:t>99%</w:t>
             </w:r>
           </w:p>
         </w:tc>
@@ -4252,7 +4000,7 @@
           </w:tcPr>
           <w:p>
             <w:r>
-              <w:t>P1 — shipped (v5.3)</w:t>
+              <w:t>P1 — shipped (v3.0)</w:t>
             </w:r>
           </w:p>
         </w:tc>
@@ -4264,17 +4012,7 @@
           </w:tcPr>
           <w:p>
             <w:r>
-              <w:t>Confidence-weighted position sizing</w:t>
-            </w:r>
-          </w:p>
-        </w:tc>
-        <w:tc>
-          <w:tcPr>
-            <w:tcW w:type="dxa" w:w="1234"/>
-          </w:tcPr>
-          <w:p>
-            <w:r>
-              <w:t>High</w:t>
+              <w:t>V2d: Sector correlation guard</w:t>
             </w:r>
           </w:p>
         </w:tc>
@@ -4294,37 +4032,47 @@
           </w:tcPr>
           <w:p>
             <w:r>
-              <w:t>95%</w:t>
-            </w:r>
-          </w:p>
-        </w:tc>
-        <w:tc>
-          <w:tcPr>
-            <w:tcW w:type="dxa" w:w="1234"/>
-          </w:tcPr>
-          <w:p>
-            <w:r>
-              <w:t>XS</w:t>
-            </w:r>
-          </w:p>
-        </w:tc>
-        <w:tc>
-          <w:tcPr>
-            <w:tcW w:type="dxa" w:w="1234"/>
-          </w:tcPr>
-          <w:p>
-            <w:r>
-              <w:t>8.6</w:t>
-            </w:r>
-          </w:p>
-        </w:tc>
-        <w:tc>
-          <w:tcPr>
-            <w:tcW w:type="dxa" w:w="1234"/>
-          </w:tcPr>
-          <w:p>
-            <w:r>
-              <w:t>P1 — shipped (v5.3)</w:t>
+              <w:t>Med</w:t>
+            </w:r>
+          </w:p>
+        </w:tc>
+        <w:tc>
+          <w:tcPr>
+            <w:tcW w:type="dxa" w:w="1234"/>
+          </w:tcPr>
+          <w:p>
+            <w:r>
+              <w:t>80%</w:t>
+            </w:r>
+          </w:p>
+        </w:tc>
+        <w:tc>
+          <w:tcPr>
+            <w:tcW w:type="dxa" w:w="1234"/>
+          </w:tcPr>
+          <w:p>
+            <w:r>
+              <w:t>S</w:t>
+            </w:r>
+          </w:p>
+        </w:tc>
+        <w:tc>
+          <w:tcPr>
+            <w:tcW w:type="dxa" w:w="1234"/>
+          </w:tcPr>
+          <w:p>
+            <w:r>
+              <w:t>7.2</w:t>
+            </w:r>
+          </w:p>
+        </w:tc>
+        <w:tc>
+          <w:tcPr>
+            <w:tcW w:type="dxa" w:w="1234"/>
+          </w:tcPr>
+          <w:p>
+            <w:r>
+              <w:t>P1 — shipped (v4.1)</w:t>
             </w:r>
           </w:p>
         </w:tc>
@@ -4336,6 +4084,654 @@
           </w:tcPr>
           <w:p>
             <w:r>
+              <w:t>V5: Guardrails (6 safety checks)</w:t>
+            </w:r>
+          </w:p>
+        </w:tc>
+        <w:tc>
+          <w:tcPr>
+            <w:tcW w:type="dxa" w:w="1234"/>
+          </w:tcPr>
+          <w:p>
+            <w:r>
+              <w:t>High</w:t>
+            </w:r>
+          </w:p>
+        </w:tc>
+        <w:tc>
+          <w:tcPr>
+            <w:tcW w:type="dxa" w:w="1234"/>
+          </w:tcPr>
+          <w:p>
+            <w:r>
+              <w:t>High</w:t>
+            </w:r>
+          </w:p>
+        </w:tc>
+        <w:tc>
+          <w:tcPr>
+            <w:tcW w:type="dxa" w:w="1234"/>
+          </w:tcPr>
+          <w:p>
+            <w:r>
+              <w:t>99%</w:t>
+            </w:r>
+          </w:p>
+        </w:tc>
+        <w:tc>
+          <w:tcPr>
+            <w:tcW w:type="dxa" w:w="1234"/>
+          </w:tcPr>
+          <w:p>
+            <w:r>
+              <w:t>S</w:t>
+            </w:r>
+          </w:p>
+        </w:tc>
+        <w:tc>
+          <w:tcPr>
+            <w:tcW w:type="dxa" w:w="1234"/>
+          </w:tcPr>
+          <w:p>
+            <w:r>
+              <w:t>9.9</w:t>
+            </w:r>
+          </w:p>
+        </w:tc>
+        <w:tc>
+          <w:tcPr>
+            <w:tcW w:type="dxa" w:w="1234"/>
+          </w:tcPr>
+          <w:p>
+            <w:r>
+              <w:t>P0 — shipped (v5.0)</w:t>
+            </w:r>
+          </w:p>
+        </w:tc>
+      </w:tr>
+      <w:tr>
+        <w:tc>
+          <w:tcPr>
+            <w:tcW w:type="dxa" w:w="1234"/>
+          </w:tcPr>
+          <w:p>
+            <w:r>
+              <w:t>Summary tab: In Flight / Plan / Heatmap</w:t>
+            </w:r>
+          </w:p>
+        </w:tc>
+        <w:tc>
+          <w:tcPr>
+            <w:tcW w:type="dxa" w:w="1234"/>
+          </w:tcPr>
+          <w:p>
+            <w:r>
+              <w:t>High</w:t>
+            </w:r>
+          </w:p>
+        </w:tc>
+        <w:tc>
+          <w:tcPr>
+            <w:tcW w:type="dxa" w:w="1234"/>
+          </w:tcPr>
+          <w:p>
+            <w:r>
+              <w:t>High</w:t>
+            </w:r>
+          </w:p>
+        </w:tc>
+        <w:tc>
+          <w:tcPr>
+            <w:tcW w:type="dxa" w:w="1234"/>
+          </w:tcPr>
+          <w:p>
+            <w:r>
+              <w:t>99%</w:t>
+            </w:r>
+          </w:p>
+        </w:tc>
+        <w:tc>
+          <w:tcPr>
+            <w:tcW w:type="dxa" w:w="1234"/>
+          </w:tcPr>
+          <w:p>
+            <w:r>
+              <w:t>S</w:t>
+            </w:r>
+          </w:p>
+        </w:tc>
+        <w:tc>
+          <w:tcPr>
+            <w:tcW w:type="dxa" w:w="1234"/>
+          </w:tcPr>
+          <w:p>
+            <w:r>
+              <w:t>9.9</w:t>
+            </w:r>
+          </w:p>
+        </w:tc>
+        <w:tc>
+          <w:tcPr>
+            <w:tcW w:type="dxa" w:w="1234"/>
+          </w:tcPr>
+          <w:p>
+            <w:r>
+              <w:t>P1 — shipped (v5.1)</w:t>
+            </w:r>
+          </w:p>
+        </w:tc>
+      </w:tr>
+      <w:tr>
+        <w:tc>
+          <w:tcPr>
+            <w:tcW w:type="dxa" w:w="1234"/>
+          </w:tcPr>
+          <w:p>
+            <w:r>
+              <w:t>Automated EOD eval + Agent Scorecard</w:t>
+            </w:r>
+          </w:p>
+        </w:tc>
+        <w:tc>
+          <w:tcPr>
+            <w:tcW w:type="dxa" w:w="1234"/>
+          </w:tcPr>
+          <w:p>
+            <w:r>
+              <w:t>High</w:t>
+            </w:r>
+          </w:p>
+        </w:tc>
+        <w:tc>
+          <w:tcPr>
+            <w:tcW w:type="dxa" w:w="1234"/>
+          </w:tcPr>
+          <w:p>
+            <w:r>
+              <w:t>High</w:t>
+            </w:r>
+          </w:p>
+        </w:tc>
+        <w:tc>
+          <w:tcPr>
+            <w:tcW w:type="dxa" w:w="1234"/>
+          </w:tcPr>
+          <w:p>
+            <w:r>
+              <w:t>99%</w:t>
+            </w:r>
+          </w:p>
+        </w:tc>
+        <w:tc>
+          <w:tcPr>
+            <w:tcW w:type="dxa" w:w="1234"/>
+          </w:tcPr>
+          <w:p>
+            <w:r>
+              <w:t>S</w:t>
+            </w:r>
+          </w:p>
+        </w:tc>
+        <w:tc>
+          <w:tcPr>
+            <w:tcW w:type="dxa" w:w="1234"/>
+          </w:tcPr>
+          <w:p>
+            <w:r>
+              <w:t>9.9</w:t>
+            </w:r>
+          </w:p>
+        </w:tc>
+        <w:tc>
+          <w:tcPr>
+            <w:tcW w:type="dxa" w:w="1234"/>
+          </w:tcPr>
+          <w:p>
+            <w:r>
+              <w:t>P1 — shipped (v5.1)</w:t>
+            </w:r>
+          </w:p>
+        </w:tc>
+      </w:tr>
+      <w:tr>
+        <w:tc>
+          <w:tcPr>
+            <w:tcW w:type="dxa" w:w="1234"/>
+          </w:tcPr>
+          <w:p>
+            <w:r>
+              <w:t>Alpaca position reconciliation (UNFILLED)</w:t>
+            </w:r>
+          </w:p>
+        </w:tc>
+        <w:tc>
+          <w:tcPr>
+            <w:tcW w:type="dxa" w:w="1234"/>
+          </w:tcPr>
+          <w:p>
+            <w:r>
+              <w:t>High</w:t>
+            </w:r>
+          </w:p>
+        </w:tc>
+        <w:tc>
+          <w:tcPr>
+            <w:tcW w:type="dxa" w:w="1234"/>
+          </w:tcPr>
+          <w:p>
+            <w:r>
+              <w:t>High</w:t>
+            </w:r>
+          </w:p>
+        </w:tc>
+        <w:tc>
+          <w:tcPr>
+            <w:tcW w:type="dxa" w:w="1234"/>
+          </w:tcPr>
+          <w:p>
+            <w:r>
+              <w:t>95%</w:t>
+            </w:r>
+          </w:p>
+        </w:tc>
+        <w:tc>
+          <w:tcPr>
+            <w:tcW w:type="dxa" w:w="1234"/>
+          </w:tcPr>
+          <w:p>
+            <w:r>
+              <w:t>S</w:t>
+            </w:r>
+          </w:p>
+        </w:tc>
+        <w:tc>
+          <w:tcPr>
+            <w:tcW w:type="dxa" w:w="1234"/>
+          </w:tcPr>
+          <w:p>
+            <w:r>
+              <w:t>9.5</w:t>
+            </w:r>
+          </w:p>
+        </w:tc>
+        <w:tc>
+          <w:tcPr>
+            <w:tcW w:type="dxa" w:w="1234"/>
+          </w:tcPr>
+          <w:p>
+            <w:r>
+              <w:t>P1 — shipped (v5.1)</w:t>
+            </w:r>
+          </w:p>
+        </w:tc>
+      </w:tr>
+      <w:tr>
+        <w:tc>
+          <w:tcPr>
+            <w:tcW w:type="dxa" w:w="1234"/>
+          </w:tcPr>
+          <w:p>
+            <w:r>
+              <w:t>No-margin cumulative capital check</w:t>
+            </w:r>
+          </w:p>
+        </w:tc>
+        <w:tc>
+          <w:tcPr>
+            <w:tcW w:type="dxa" w:w="1234"/>
+          </w:tcPr>
+          <w:p>
+            <w:r>
+              <w:t>High</w:t>
+            </w:r>
+          </w:p>
+        </w:tc>
+        <w:tc>
+          <w:tcPr>
+            <w:tcW w:type="dxa" w:w="1234"/>
+          </w:tcPr>
+          <w:p>
+            <w:r>
+              <w:t>High</w:t>
+            </w:r>
+          </w:p>
+        </w:tc>
+        <w:tc>
+          <w:tcPr>
+            <w:tcW w:type="dxa" w:w="1234"/>
+          </w:tcPr>
+          <w:p>
+            <w:r>
+              <w:t>99%</w:t>
+            </w:r>
+          </w:p>
+        </w:tc>
+        <w:tc>
+          <w:tcPr>
+            <w:tcW w:type="dxa" w:w="1234"/>
+          </w:tcPr>
+          <w:p>
+            <w:r>
+              <w:t>S</w:t>
+            </w:r>
+          </w:p>
+        </w:tc>
+        <w:tc>
+          <w:tcPr>
+            <w:tcW w:type="dxa" w:w="1234"/>
+          </w:tcPr>
+          <w:p>
+            <w:r>
+              <w:t>9.9</w:t>
+            </w:r>
+          </w:p>
+        </w:tc>
+        <w:tc>
+          <w:tcPr>
+            <w:tcW w:type="dxa" w:w="1234"/>
+          </w:tcPr>
+          <w:p>
+            <w:r>
+              <w:t>P0 — shipped (v5.2)</w:t>
+            </w:r>
+          </w:p>
+        </w:tc>
+      </w:tr>
+      <w:tr>
+        <w:tc>
+          <w:tcPr>
+            <w:tcW w:type="dxa" w:w="1234"/>
+          </w:tcPr>
+          <w:p>
+            <w:r>
+              <w:t>Daily profit lock-in (LOCK_IN at $716)</w:t>
+            </w:r>
+          </w:p>
+        </w:tc>
+        <w:tc>
+          <w:tcPr>
+            <w:tcW w:type="dxa" w:w="1234"/>
+          </w:tcPr>
+          <w:p>
+            <w:r>
+              <w:t>High</w:t>
+            </w:r>
+          </w:p>
+        </w:tc>
+        <w:tc>
+          <w:tcPr>
+            <w:tcW w:type="dxa" w:w="1234"/>
+          </w:tcPr>
+          <w:p>
+            <w:r>
+              <w:t>High</w:t>
+            </w:r>
+          </w:p>
+        </w:tc>
+        <w:tc>
+          <w:tcPr>
+            <w:tcW w:type="dxa" w:w="1234"/>
+          </w:tcPr>
+          <w:p>
+            <w:r>
+              <w:t>95%</w:t>
+            </w:r>
+          </w:p>
+        </w:tc>
+        <w:tc>
+          <w:tcPr>
+            <w:tcW w:type="dxa" w:w="1234"/>
+          </w:tcPr>
+          <w:p>
+            <w:r>
+              <w:t>S</w:t>
+            </w:r>
+          </w:p>
+        </w:tc>
+        <w:tc>
+          <w:tcPr>
+            <w:tcW w:type="dxa" w:w="1234"/>
+          </w:tcPr>
+          <w:p>
+            <w:r>
+              <w:t>9.5</w:t>
+            </w:r>
+          </w:p>
+        </w:tc>
+        <w:tc>
+          <w:tcPr>
+            <w:tcW w:type="dxa" w:w="1234"/>
+          </w:tcPr>
+          <w:p>
+            <w:r>
+              <w:t>P1 — shipped (v5.2)</w:t>
+            </w:r>
+          </w:p>
+        </w:tc>
+      </w:tr>
+      <w:tr>
+        <w:tc>
+          <w:tcPr>
+            <w:tcW w:type="dxa" w:w="1234"/>
+          </w:tcPr>
+          <w:p>
+            <w:r>
+              <w:t>GitHub Actions retry (3x with 60s backoff)</w:t>
+            </w:r>
+          </w:p>
+        </w:tc>
+        <w:tc>
+          <w:tcPr>
+            <w:tcW w:type="dxa" w:w="1234"/>
+          </w:tcPr>
+          <w:p>
+            <w:r>
+              <w:t>High</w:t>
+            </w:r>
+          </w:p>
+        </w:tc>
+        <w:tc>
+          <w:tcPr>
+            <w:tcW w:type="dxa" w:w="1234"/>
+          </w:tcPr>
+          <w:p>
+            <w:r>
+              <w:t>High</w:t>
+            </w:r>
+          </w:p>
+        </w:tc>
+        <w:tc>
+          <w:tcPr>
+            <w:tcW w:type="dxa" w:w="1234"/>
+          </w:tcPr>
+          <w:p>
+            <w:r>
+              <w:t>99%</w:t>
+            </w:r>
+          </w:p>
+        </w:tc>
+        <w:tc>
+          <w:tcPr>
+            <w:tcW w:type="dxa" w:w="1234"/>
+          </w:tcPr>
+          <w:p>
+            <w:r>
+              <w:t>XS</w:t>
+            </w:r>
+          </w:p>
+        </w:tc>
+        <w:tc>
+          <w:tcPr>
+            <w:tcW w:type="dxa" w:w="1234"/>
+          </w:tcPr>
+          <w:p>
+            <w:r>
+              <w:t>9.9</w:t>
+            </w:r>
+          </w:p>
+        </w:tc>
+        <w:tc>
+          <w:tcPr>
+            <w:tcW w:type="dxa" w:w="1234"/>
+          </w:tcPr>
+          <w:p>
+            <w:r>
+              <w:t>P0 — shipped (v5.3)</w:t>
+            </w:r>
+          </w:p>
+        </w:tc>
+      </w:tr>
+      <w:tr>
+        <w:tc>
+          <w:tcPr>
+            <w:tcW w:type="dxa" w:w="1234"/>
+          </w:tcPr>
+          <w:p>
+            <w:r>
+              <w:t>Trailing stops (high_watermark + 1% trail)</w:t>
+            </w:r>
+          </w:p>
+        </w:tc>
+        <w:tc>
+          <w:tcPr>
+            <w:tcW w:type="dxa" w:w="1234"/>
+          </w:tcPr>
+          <w:p>
+            <w:r>
+              <w:t>High</w:t>
+            </w:r>
+          </w:p>
+        </w:tc>
+        <w:tc>
+          <w:tcPr>
+            <w:tcW w:type="dxa" w:w="1234"/>
+          </w:tcPr>
+          <w:p>
+            <w:r>
+              <w:t>High</w:t>
+            </w:r>
+          </w:p>
+        </w:tc>
+        <w:tc>
+          <w:tcPr>
+            <w:tcW w:type="dxa" w:w="1234"/>
+          </w:tcPr>
+          <w:p>
+            <w:r>
+              <w:t>90%</w:t>
+            </w:r>
+          </w:p>
+        </w:tc>
+        <w:tc>
+          <w:tcPr>
+            <w:tcW w:type="dxa" w:w="1234"/>
+          </w:tcPr>
+          <w:p>
+            <w:r>
+              <w:t>S</w:t>
+            </w:r>
+          </w:p>
+        </w:tc>
+        <w:tc>
+          <w:tcPr>
+            <w:tcW w:type="dxa" w:w="1234"/>
+          </w:tcPr>
+          <w:p>
+            <w:r>
+              <w:t>9.0</w:t>
+            </w:r>
+          </w:p>
+        </w:tc>
+        <w:tc>
+          <w:tcPr>
+            <w:tcW w:type="dxa" w:w="1234"/>
+          </w:tcPr>
+          <w:p>
+            <w:r>
+              <w:t>P1 — shipped (v5.3)</w:t>
+            </w:r>
+          </w:p>
+        </w:tc>
+      </w:tr>
+      <w:tr>
+        <w:tc>
+          <w:tcPr>
+            <w:tcW w:type="dxa" w:w="1234"/>
+          </w:tcPr>
+          <w:p>
+            <w:r>
+              <w:t>Confidence-weighted position sizing</w:t>
+            </w:r>
+          </w:p>
+        </w:tc>
+        <w:tc>
+          <w:tcPr>
+            <w:tcW w:type="dxa" w:w="1234"/>
+          </w:tcPr>
+          <w:p>
+            <w:r>
+              <w:t>High</w:t>
+            </w:r>
+          </w:p>
+        </w:tc>
+        <w:tc>
+          <w:tcPr>
+            <w:tcW w:type="dxa" w:w="1234"/>
+          </w:tcPr>
+          <w:p>
+            <w:r>
+              <w:t>Med</w:t>
+            </w:r>
+          </w:p>
+        </w:tc>
+        <w:tc>
+          <w:tcPr>
+            <w:tcW w:type="dxa" w:w="1234"/>
+          </w:tcPr>
+          <w:p>
+            <w:r>
+              <w:t>95%</w:t>
+            </w:r>
+          </w:p>
+        </w:tc>
+        <w:tc>
+          <w:tcPr>
+            <w:tcW w:type="dxa" w:w="1234"/>
+          </w:tcPr>
+          <w:p>
+            <w:r>
+              <w:t>XS</w:t>
+            </w:r>
+          </w:p>
+        </w:tc>
+        <w:tc>
+          <w:tcPr>
+            <w:tcW w:type="dxa" w:w="1234"/>
+          </w:tcPr>
+          <w:p>
+            <w:r>
+              <w:t>8.6</w:t>
+            </w:r>
+          </w:p>
+        </w:tc>
+        <w:tc>
+          <w:tcPr>
+            <w:tcW w:type="dxa" w:w="1234"/>
+          </w:tcPr>
+          <w:p>
+            <w:r>
+              <w:t>P1 — shipped (v5.3)</w:t>
+            </w:r>
+          </w:p>
+        </w:tc>
+      </w:tr>
+      <w:tr>
+        <w:tc>
+          <w:tcPr>
+            <w:tcW w:type="dxa" w:w="1234"/>
+          </w:tcPr>
+          <w:p>
+            <w:r>
               <w:t>Dashboard trail stop annotations</w:t>
             </w:r>
           </w:p>
@@ -4397,6 +4793,654 @@
           <w:p>
             <w:r>
               <w:t>P1 — shipped (v5.3)</w:t>
+            </w:r>
+          </w:p>
+        </w:tc>
+      </w:tr>
+      <w:tr>
+        <w:tc>
+          <w:tcPr>
+            <w:tcW w:type="dxa" w:w="1234"/>
+          </w:tcPr>
+          <w:p>
+            <w:r>
+              <w:t>Prompt caching (strategy SYSTEM ephemeral)</w:t>
+            </w:r>
+          </w:p>
+        </w:tc>
+        <w:tc>
+          <w:tcPr>
+            <w:tcW w:type="dxa" w:w="1234"/>
+          </w:tcPr>
+          <w:p>
+            <w:r>
+              <w:t>High</w:t>
+            </w:r>
+          </w:p>
+        </w:tc>
+        <w:tc>
+          <w:tcPr>
+            <w:tcW w:type="dxa" w:w="1234"/>
+          </w:tcPr>
+          <w:p>
+            <w:r>
+              <w:t>Med</w:t>
+            </w:r>
+          </w:p>
+        </w:tc>
+        <w:tc>
+          <w:tcPr>
+            <w:tcW w:type="dxa" w:w="1234"/>
+          </w:tcPr>
+          <w:p>
+            <w:r>
+              <w:t>99%</w:t>
+            </w:r>
+          </w:p>
+        </w:tc>
+        <w:tc>
+          <w:tcPr>
+            <w:tcW w:type="dxa" w:w="1234"/>
+          </w:tcPr>
+          <w:p>
+            <w:r>
+              <w:t>XS</w:t>
+            </w:r>
+          </w:p>
+        </w:tc>
+        <w:tc>
+          <w:tcPr>
+            <w:tcW w:type="dxa" w:w="1234"/>
+          </w:tcPr>
+          <w:p>
+            <w:r>
+              <w:t>9.0</w:t>
+            </w:r>
+          </w:p>
+        </w:tc>
+        <w:tc>
+          <w:tcPr>
+            <w:tcW w:type="dxa" w:w="1234"/>
+          </w:tcPr>
+          <w:p>
+            <w:r>
+              <w:t>P1 — shipped (v5.4)</w:t>
+            </w:r>
+          </w:p>
+        </w:tc>
+      </w:tr>
+      <w:tr>
+        <w:tc>
+          <w:tcPr>
+            <w:tcW w:type="dxa" w:w="1234"/>
+          </w:tcPr>
+          <w:p>
+            <w:r>
+              <w:t>Strategy pre-filter (score gate before Claude)</w:t>
+            </w:r>
+          </w:p>
+        </w:tc>
+        <w:tc>
+          <w:tcPr>
+            <w:tcW w:type="dxa" w:w="1234"/>
+          </w:tcPr>
+          <w:p>
+            <w:r>
+              <w:t>High</w:t>
+            </w:r>
+          </w:p>
+        </w:tc>
+        <w:tc>
+          <w:tcPr>
+            <w:tcW w:type="dxa" w:w="1234"/>
+          </w:tcPr>
+          <w:p>
+            <w:r>
+              <w:t>Med</w:t>
+            </w:r>
+          </w:p>
+        </w:tc>
+        <w:tc>
+          <w:tcPr>
+            <w:tcW w:type="dxa" w:w="1234"/>
+          </w:tcPr>
+          <w:p>
+            <w:r>
+              <w:t>99%</w:t>
+            </w:r>
+          </w:p>
+        </w:tc>
+        <w:tc>
+          <w:tcPr>
+            <w:tcW w:type="dxa" w:w="1234"/>
+          </w:tcPr>
+          <w:p>
+            <w:r>
+              <w:t>XS</w:t>
+            </w:r>
+          </w:p>
+        </w:tc>
+        <w:tc>
+          <w:tcPr>
+            <w:tcW w:type="dxa" w:w="1234"/>
+          </w:tcPr>
+          <w:p>
+            <w:r>
+              <w:t>9.0</w:t>
+            </w:r>
+          </w:p>
+        </w:tc>
+        <w:tc>
+          <w:tcPr>
+            <w:tcW w:type="dxa" w:w="1234"/>
+          </w:tcPr>
+          <w:p>
+            <w:r>
+              <w:t>P1 — shipped (v5.4)</w:t>
+            </w:r>
+          </w:p>
+        </w:tc>
+      </w:tr>
+      <w:tr>
+        <w:tc>
+          <w:tcPr>
+            <w:tcW w:type="dxa" w:w="1234"/>
+          </w:tcPr>
+          <w:p>
+            <w:r>
+              <w:t>1M liquidity floor (was 500K)</w:t>
+            </w:r>
+          </w:p>
+        </w:tc>
+        <w:tc>
+          <w:tcPr>
+            <w:tcW w:type="dxa" w:w="1234"/>
+          </w:tcPr>
+          <w:p>
+            <w:r>
+              <w:t>High</w:t>
+            </w:r>
+          </w:p>
+        </w:tc>
+        <w:tc>
+          <w:tcPr>
+            <w:tcW w:type="dxa" w:w="1234"/>
+          </w:tcPr>
+          <w:p>
+            <w:r>
+              <w:t>High</w:t>
+            </w:r>
+          </w:p>
+        </w:tc>
+        <w:tc>
+          <w:tcPr>
+            <w:tcW w:type="dxa" w:w="1234"/>
+          </w:tcPr>
+          <w:p>
+            <w:r>
+              <w:t>95%</w:t>
+            </w:r>
+          </w:p>
+        </w:tc>
+        <w:tc>
+          <w:tcPr>
+            <w:tcW w:type="dxa" w:w="1234"/>
+          </w:tcPr>
+          <w:p>
+            <w:r>
+              <w:t>XS</w:t>
+            </w:r>
+          </w:p>
+        </w:tc>
+        <w:tc>
+          <w:tcPr>
+            <w:tcW w:type="dxa" w:w="1234"/>
+          </w:tcPr>
+          <w:p>
+            <w:r>
+              <w:t>9.5</w:t>
+            </w:r>
+          </w:p>
+        </w:tc>
+        <w:tc>
+          <w:tcPr>
+            <w:tcW w:type="dxa" w:w="1234"/>
+          </w:tcPr>
+          <w:p>
+            <w:r>
+              <w:t>P1 — shipped (v5.4)</w:t>
+            </w:r>
+          </w:p>
+        </w:tc>
+      </w:tr>
+      <w:tr>
+        <w:tc>
+          <w:tcPr>
+            <w:tcW w:type="dxa" w:w="1234"/>
+          </w:tcPr>
+          <w:p>
+            <w:r>
+              <w:t>Real-time Alpaca price refresh (step 1.8)</w:t>
+            </w:r>
+          </w:p>
+        </w:tc>
+        <w:tc>
+          <w:tcPr>
+            <w:tcW w:type="dxa" w:w="1234"/>
+          </w:tcPr>
+          <w:p>
+            <w:r>
+              <w:t>High</w:t>
+            </w:r>
+          </w:p>
+        </w:tc>
+        <w:tc>
+          <w:tcPr>
+            <w:tcW w:type="dxa" w:w="1234"/>
+          </w:tcPr>
+          <w:p>
+            <w:r>
+              <w:t>High</w:t>
+            </w:r>
+          </w:p>
+        </w:tc>
+        <w:tc>
+          <w:tcPr>
+            <w:tcW w:type="dxa" w:w="1234"/>
+          </w:tcPr>
+          <w:p>
+            <w:r>
+              <w:t>90%</w:t>
+            </w:r>
+          </w:p>
+        </w:tc>
+        <w:tc>
+          <w:tcPr>
+            <w:tcW w:type="dxa" w:w="1234"/>
+          </w:tcPr>
+          <w:p>
+            <w:r>
+              <w:t>S</w:t>
+            </w:r>
+          </w:p>
+        </w:tc>
+        <w:tc>
+          <w:tcPr>
+            <w:tcW w:type="dxa" w:w="1234"/>
+          </w:tcPr>
+          <w:p>
+            <w:r>
+              <w:t>9.0</w:t>
+            </w:r>
+          </w:p>
+        </w:tc>
+        <w:tc>
+          <w:tcPr>
+            <w:tcW w:type="dxa" w:w="1234"/>
+          </w:tcPr>
+          <w:p>
+            <w:r>
+              <w:t>P1 — shipped (v5.4)</w:t>
+            </w:r>
+          </w:p>
+        </w:tc>
+      </w:tr>
+      <w:tr>
+        <w:tc>
+          <w:tcPr>
+            <w:tcW w:type="dxa" w:w="1234"/>
+          </w:tcPr>
+          <w:p>
+            <w:r>
+              <w:t>Limit order entries (was market orders)</w:t>
+            </w:r>
+          </w:p>
+        </w:tc>
+        <w:tc>
+          <w:tcPr>
+            <w:tcW w:type="dxa" w:w="1234"/>
+          </w:tcPr>
+          <w:p>
+            <w:r>
+              <w:t>High</w:t>
+            </w:r>
+          </w:p>
+        </w:tc>
+        <w:tc>
+          <w:tcPr>
+            <w:tcW w:type="dxa" w:w="1234"/>
+          </w:tcPr>
+          <w:p>
+            <w:r>
+              <w:t>High</w:t>
+            </w:r>
+          </w:p>
+        </w:tc>
+        <w:tc>
+          <w:tcPr>
+            <w:tcW w:type="dxa" w:w="1234"/>
+          </w:tcPr>
+          <w:p>
+            <w:r>
+              <w:t>95%</w:t>
+            </w:r>
+          </w:p>
+        </w:tc>
+        <w:tc>
+          <w:tcPr>
+            <w:tcW w:type="dxa" w:w="1234"/>
+          </w:tcPr>
+          <w:p>
+            <w:r>
+              <w:t>S</w:t>
+            </w:r>
+          </w:p>
+        </w:tc>
+        <w:tc>
+          <w:tcPr>
+            <w:tcW w:type="dxa" w:w="1234"/>
+          </w:tcPr>
+          <w:p>
+            <w:r>
+              <w:t>9.5</w:t>
+            </w:r>
+          </w:p>
+        </w:tc>
+        <w:tc>
+          <w:tcPr>
+            <w:tcW w:type="dxa" w:w="1234"/>
+          </w:tcPr>
+          <w:p>
+            <w:r>
+              <w:t>P1 — shipped (v5.4)</w:t>
+            </w:r>
+          </w:p>
+        </w:tc>
+      </w:tr>
+      <w:tr>
+        <w:tc>
+          <w:tcPr>
+            <w:tcW w:type="dxa" w:w="1234"/>
+          </w:tcPr>
+          <w:p>
+            <w:r>
+              <w:t>Premarket 9:45 AM ET (skip first 15 min)</w:t>
+            </w:r>
+          </w:p>
+        </w:tc>
+        <w:tc>
+          <w:tcPr>
+            <w:tcW w:type="dxa" w:w="1234"/>
+          </w:tcPr>
+          <w:p>
+            <w:r>
+              <w:t>High</w:t>
+            </w:r>
+          </w:p>
+        </w:tc>
+        <w:tc>
+          <w:tcPr>
+            <w:tcW w:type="dxa" w:w="1234"/>
+          </w:tcPr>
+          <w:p>
+            <w:r>
+              <w:t>High</w:t>
+            </w:r>
+          </w:p>
+        </w:tc>
+        <w:tc>
+          <w:tcPr>
+            <w:tcW w:type="dxa" w:w="1234"/>
+          </w:tcPr>
+          <w:p>
+            <w:r>
+              <w:t>95%</w:t>
+            </w:r>
+          </w:p>
+        </w:tc>
+        <w:tc>
+          <w:tcPr>
+            <w:tcW w:type="dxa" w:w="1234"/>
+          </w:tcPr>
+          <w:p>
+            <w:r>
+              <w:t>XS</w:t>
+            </w:r>
+          </w:p>
+        </w:tc>
+        <w:tc>
+          <w:tcPr>
+            <w:tcW w:type="dxa" w:w="1234"/>
+          </w:tcPr>
+          <w:p>
+            <w:r>
+              <w:t>9.5</w:t>
+            </w:r>
+          </w:p>
+        </w:tc>
+        <w:tc>
+          <w:tcPr>
+            <w:tcW w:type="dxa" w:w="1234"/>
+          </w:tcPr>
+          <w:p>
+            <w:r>
+              <w:t>P1 — shipped (v5.4)</w:t>
+            </w:r>
+          </w:p>
+        </w:tc>
+      </w:tr>
+      <w:tr>
+        <w:tc>
+          <w:tcPr>
+            <w:tcW w:type="dxa" w:w="1234"/>
+          </w:tcPr>
+          <w:p>
+            <w:r>
+              <w:t>15-min intraday checks (was 30 min)</w:t>
+            </w:r>
+          </w:p>
+        </w:tc>
+        <w:tc>
+          <w:tcPr>
+            <w:tcW w:type="dxa" w:w="1234"/>
+          </w:tcPr>
+          <w:p>
+            <w:r>
+              <w:t>High</w:t>
+            </w:r>
+          </w:p>
+        </w:tc>
+        <w:tc>
+          <w:tcPr>
+            <w:tcW w:type="dxa" w:w="1234"/>
+          </w:tcPr>
+          <w:p>
+            <w:r>
+              <w:t>Med</w:t>
+            </w:r>
+          </w:p>
+        </w:tc>
+        <w:tc>
+          <w:tcPr>
+            <w:tcW w:type="dxa" w:w="1234"/>
+          </w:tcPr>
+          <w:p>
+            <w:r>
+              <w:t>95%</w:t>
+            </w:r>
+          </w:p>
+        </w:tc>
+        <w:tc>
+          <w:tcPr>
+            <w:tcW w:type="dxa" w:w="1234"/>
+          </w:tcPr>
+          <w:p>
+            <w:r>
+              <w:t>XS</w:t>
+            </w:r>
+          </w:p>
+        </w:tc>
+        <w:tc>
+          <w:tcPr>
+            <w:tcW w:type="dxa" w:w="1234"/>
+          </w:tcPr>
+          <w:p>
+            <w:r>
+              <w:t>9.0</w:t>
+            </w:r>
+          </w:p>
+        </w:tc>
+        <w:tc>
+          <w:tcPr>
+            <w:tcW w:type="dxa" w:w="1234"/>
+          </w:tcPr>
+          <w:p>
+            <w:r>
+              <w:t>P1 — shipped (v5.4)</w:t>
+            </w:r>
+          </w:p>
+        </w:tc>
+      </w:tr>
+      <w:tr>
+        <w:tc>
+          <w:tcPr>
+            <w:tcW w:type="dxa" w:w="1234"/>
+          </w:tcPr>
+          <w:p>
+            <w:r>
+              <w:t>cron-job.org external triggers</w:t>
+            </w:r>
+          </w:p>
+        </w:tc>
+        <w:tc>
+          <w:tcPr>
+            <w:tcW w:type="dxa" w:w="1234"/>
+          </w:tcPr>
+          <w:p>
+            <w:r>
+              <w:t>High</w:t>
+            </w:r>
+          </w:p>
+        </w:tc>
+        <w:tc>
+          <w:tcPr>
+            <w:tcW w:type="dxa" w:w="1234"/>
+          </w:tcPr>
+          <w:p>
+            <w:r>
+              <w:t>High</w:t>
+            </w:r>
+          </w:p>
+        </w:tc>
+        <w:tc>
+          <w:tcPr>
+            <w:tcW w:type="dxa" w:w="1234"/>
+          </w:tcPr>
+          <w:p>
+            <w:r>
+              <w:t>99%</w:t>
+            </w:r>
+          </w:p>
+        </w:tc>
+        <w:tc>
+          <w:tcPr>
+            <w:tcW w:type="dxa" w:w="1234"/>
+          </w:tcPr>
+          <w:p>
+            <w:r>
+              <w:t>S</w:t>
+            </w:r>
+          </w:p>
+        </w:tc>
+        <w:tc>
+          <w:tcPr>
+            <w:tcW w:type="dxa" w:w="1234"/>
+          </w:tcPr>
+          <w:p>
+            <w:r>
+              <w:t>9.9</w:t>
+            </w:r>
+          </w:p>
+        </w:tc>
+        <w:tc>
+          <w:tcPr>
+            <w:tcW w:type="dxa" w:w="1234"/>
+          </w:tcPr>
+          <w:p>
+            <w:r>
+              <w:t>P0 — shipped (v5.4)</w:t>
+            </w:r>
+          </w:p>
+        </w:tc>
+      </w:tr>
+      <w:tr>
+        <w:tc>
+          <w:tcPr>
+            <w:tcW w:type="dxa" w:w="1234"/>
+          </w:tcPr>
+          <w:p>
+            <w:r>
+              <w:t>Native trailing stop (OTO-OCO)</w:t>
+            </w:r>
+          </w:p>
+        </w:tc>
+        <w:tc>
+          <w:tcPr>
+            <w:tcW w:type="dxa" w:w="1234"/>
+          </w:tcPr>
+          <w:p>
+            <w:r>
+              <w:t>High</w:t>
+            </w:r>
+          </w:p>
+        </w:tc>
+        <w:tc>
+          <w:tcPr>
+            <w:tcW w:type="dxa" w:w="1234"/>
+          </w:tcPr>
+          <w:p>
+            <w:r>
+              <w:t>High</w:t>
+            </w:r>
+          </w:p>
+        </w:tc>
+        <w:tc>
+          <w:tcPr>
+            <w:tcW w:type="dxa" w:w="1234"/>
+          </w:tcPr>
+          <w:p>
+            <w:r>
+              <w:t>80%</w:t>
+            </w:r>
+          </w:p>
+        </w:tc>
+        <w:tc>
+          <w:tcPr>
+            <w:tcW w:type="dxa" w:w="1234"/>
+          </w:tcPr>
+          <w:p>
+            <w:r>
+              <w:t>L</w:t>
+            </w:r>
+          </w:p>
+        </w:tc>
+        <w:tc>
+          <w:tcPr>
+            <w:tcW w:type="dxa" w:w="1234"/>
+          </w:tcPr>
+          <w:p>
+            <w:r>
+              <w:t>7.2</w:t>
+            </w:r>
+          </w:p>
+        </w:tc>
+        <w:tc>
+          <w:tcPr>
+            <w:tcW w:type="dxa" w:w="1234"/>
+          </w:tcPr>
+          <w:p>
+            <w:r>
+              <w:t>P0 — pre-real-money</w:t>
             </w:r>
           </w:p>
         </w:tc>
@@ -5056,31 +6100,19 @@
           <w:tcPr>
             <w:tcW w:type="dxa" w:w="2880"/>
           </w:tcPr>
-          <w:p>
-            <w:r>
-              <w:t>Phase 1 — Foundation</w:t>
-            </w:r>
-          </w:p>
+          <w:p/>
         </w:tc>
         <w:tc>
           <w:tcPr>
             <w:tcW w:type="dxa" w:w="2880"/>
           </w:tcPr>
-          <w:p>
-            <w:r>
-              <w:t>May 2026 (complete)</w:t>
-            </w:r>
-          </w:p>
+          <w:p/>
         </w:tc>
         <w:tc>
           <w:tcPr>
             <w:tcW w:type="dxa" w:w="2880"/>
           </w:tcPr>
-          <w:p>
-            <w:r>
-              <w:t>Scanner, strategy agent, risk agent, portfolio sim, GitHub Actions, Supabase, dashboard, backtest</w:t>
-            </w:r>
-          </w:p>
+          <w:p/>
         </w:tc>
       </w:tr>
       <w:tr>
@@ -5090,7 +6122,7 @@
           </w:tcPr>
           <w:p>
             <w:r>
-              <w:t>Phase 2a — Intelligence (V2a–V2c.1)</w:t>
+              <w:t>Phase 1 — Foundation</w:t>
             </w:r>
           </w:p>
         </w:tc>
@@ -5110,7 +6142,7 @@
           </w:tcPr>
           <w:p>
             <w:r>
-              <w:t>VIX gate, futures signal, earnings blackout, news context, Fear &amp; Greed + calendar gates, F&amp;G tuned to confirming signal, workflow dashboard</w:t>
+              <w:t>Scanner, strategy agent, risk agent, portfolio sim, GitHub Actions, Supabase, dashboard, backtest</w:t>
             </w:r>
           </w:p>
         </w:tc>
@@ -5122,7 +6154,7 @@
           </w:tcPr>
           <w:p>
             <w:r>
-              <w:t>Phase 3a — Dynamic Universe (V3a)</w:t>
+              <w:t>Phase 2a — Intelligence (V2a–V2c.1)</w:t>
             </w:r>
           </w:p>
         </w:tc>
@@ -5142,7 +6174,7 @@
           </w:tcPr>
           <w:p>
             <w:r>
-              <w:t>Weekly S&amp;P500+Nasdaq100 screener, 458 tickers on first run, company names in dashboard</w:t>
+              <w:t>VIX gate, futures signal, earnings blackout, news context, Fear &amp; Greed + calendar gates, F&amp;G tuned to confirming signal, workflow dashboard</w:t>
             </w:r>
           </w:p>
         </w:tc>
@@ -5154,7 +6186,7 @@
           </w:tcPr>
           <w:p>
             <w:r>
-              <w:t>Phase 2b — Execution (V2g)</w:t>
+              <w:t>Phase 3a — Dynamic Universe (V3a)</w:t>
             </w:r>
           </w:p>
         </w:tc>
@@ -5174,7 +6206,7 @@
           </w:tcPr>
           <w:p>
             <w:r>
-              <w:t>Alpaca paper trading — real bracket orders (entry + take-profit + stop-loss), position sync, fill price on close</w:t>
+              <w:t>Weekly S&amp;P500+Nasdaq100 screener, 458 tickers on first run, company names in dashboard</w:t>
             </w:r>
           </w:p>
         </w:tc>
@@ -5186,7 +6218,7 @@
           </w:tcPr>
           <w:p>
             <w:r>
-              <w:t>Phase 2c — More Intelligence (V2d)</w:t>
+              <w:t>Phase 2b — Execution (V2g)</w:t>
             </w:r>
           </w:p>
         </w:tc>
@@ -5206,7 +6238,7 @@
           </w:tcPr>
           <w:p>
             <w:r>
-              <w:t>V2d sector correlation guard — max 3 per sector, drops lowest-confidence excess</w:t>
+              <w:t>Alpaca paper trading — real bracket orders (entry + take-profit + stop-loss), position sync, fill price on close</w:t>
             </w:r>
           </w:p>
         </w:tc>
@@ -5218,7 +6250,7 @@
           </w:tcPr>
           <w:p>
             <w:r>
-              <w:t>Phase 2d — Safety (V5)</w:t>
+              <w:t>Phase 2c — More Intelligence (V2d)</w:t>
             </w:r>
           </w:p>
         </w:tc>
@@ -5238,7 +6270,7 @@
           </w:tcPr>
           <w:p>
             <w:r>
-              <w:t>V5 guardrails — 6 safety checks (action whitelist, ticker whitelist, duplicate guard, price sanity, capital check, daily loss limit), concurrent run lock, EOD close retry</w:t>
+              <w:t>V2d sector correlation guard — max 3 per sector, drops lowest-confidence excess</w:t>
             </w:r>
           </w:p>
         </w:tc>
@@ -5250,7 +6282,7 @@
           </w:tcPr>
           <w:p>
             <w:r>
-              <w:t>Phase 2e — More Intelligence</w:t>
+              <w:t>Phase 2d — Safety (V5)</w:t>
             </w:r>
           </w:p>
         </w:tc>
@@ -5260,6 +6292,70 @@
           </w:tcPr>
           <w:p>
             <w:r>
+              <w:t>May 2026 (complete)</w:t>
+            </w:r>
+          </w:p>
+        </w:tc>
+        <w:tc>
+          <w:tcPr>
+            <w:tcW w:type="dxa" w:w="2880"/>
+          </w:tcPr>
+          <w:p>
+            <w:r>
+              <w:t>V5 guardrails — 6 safety checks (action whitelist, ticker whitelist, duplicate guard, price sanity, capital check, daily loss limit), concurrent run lock, EOD close retry</w:t>
+            </w:r>
+          </w:p>
+        </w:tc>
+      </w:tr>
+      <w:tr>
+        <w:tc>
+          <w:tcPr>
+            <w:tcW w:type="dxa" w:w="2880"/>
+          </w:tcPr>
+          <w:p>
+            <w:r>
+              <w:t>Phase 2e — Execution Friction Fixes (v5.4)</w:t>
+            </w:r>
+          </w:p>
+        </w:tc>
+        <w:tc>
+          <w:tcPr>
+            <w:tcW w:type="dxa" w:w="2880"/>
+          </w:tcPr>
+          <w:p>
+            <w:r>
+              <w:t>May 2026 (complete)</w:t>
+            </w:r>
+          </w:p>
+        </w:tc>
+        <w:tc>
+          <w:tcPr>
+            <w:tcW w:type="dxa" w:w="2880"/>
+          </w:tcPr>
+          <w:p>
+            <w:r>
+              <w:t>Prompt caching, pre-filter, 1M volume floor, live prices, limit orders, 9:45 AM start, 15-min intraday, cron-job.org</w:t>
+            </w:r>
+          </w:p>
+        </w:tc>
+      </w:tr>
+      <w:tr>
+        <w:tc>
+          <w:tcPr>
+            <w:tcW w:type="dxa" w:w="2880"/>
+          </w:tcPr>
+          <w:p>
+            <w:r>
+              <w:t>Phase 3 — Real Edge Features</w:t>
+            </w:r>
+          </w:p>
+        </w:tc>
+        <w:tc>
+          <w:tcPr>
+            <w:tcW w:type="dxa" w:w="2880"/>
+          </w:tcPr>
+          <w:p>
+            <w:r>
               <w:t>June 2026</w:t>
             </w:r>
           </w:p>
@@ -5270,7 +6366,7 @@
           </w:tcPr>
           <w:p>
             <w:r>
-              <w:t>V2e sector rotation scoring, V2f momentum confirmation (15-min rule)</w:t>
+              <w:t>V2e sector rotation scoring, V2f momentum confirmation; post-earnings momentum; native trailing stop (P0 pre-real-money)</w:t>
             </w:r>
           </w:p>
         </w:tc>
@@ -5371,7 +6467,7 @@
         <w:ind w:left="360"/>
       </w:pPr>
       <w:r>
-        <w:t>GitHub Actions (cron 9AM ET) → orchestrator.py</w:t>
+        <w:t>cron-job.org → GitHub workflow_dispatch → orchestrator.py (9:45 AM ET)</w:t>
       </w:r>
     </w:p>
     <w:p>
@@ -5389,7 +6485,7 @@
         <w:ind w:left="360"/>
       </w:pPr>
       <w:r>
-        <w:t>Step 1: scanner.py — yfinance + ta → scored candidates JSON (430+ tickers)</w:t>
+        <w:t>Step 1: scanner.py — yfinance + ta → scored candidates JSON (450+ tickers, 1M+ avg volume)</w:t>
       </w:r>
     </w:p>
     <w:p>
@@ -5407,7 +6503,25 @@
         <w:ind w:left="360"/>
       </w:pPr>
       <w:r>
-        <w:t>Step 2: strategy agent (Claude API) — proposed trades JSON</w:t>
+        <w:t>Step 1.75: strategy pre-filter — score &gt;= STRATEGY_MIN_SCORE gate (no Claude API) → ~60–70% token reduction</w:t>
+      </w:r>
+    </w:p>
+    <w:p>
+      <w:pPr>
+        <w:pStyle w:val="ListBullet"/>
+        <w:ind w:left="360"/>
+      </w:pPr>
+      <w:r>
+        <w:t>Step 1.8: live price refresh — Alpaca StockLatestQuoteRequest → ask prices override 15-min stale yfinance prices</w:t>
+      </w:r>
+    </w:p>
+    <w:p>
+      <w:pPr>
+        <w:pStyle w:val="ListBullet"/>
+        <w:ind w:left="360"/>
+      </w:pPr>
+      <w:r>
+        <w:t>Step 2: strategy agent (Claude API, prompt-cached) — proposed trades JSON</w:t>
       </w:r>
     </w:p>
     <w:p>
@@ -5425,7 +6539,7 @@
         <w:ind w:left="360"/>
       </w:pPr>
       <w:r>
-        <w:t>Step 4: portfolio agent → Supabase (trade_plans, planned_trades, positions tables)</w:t>
+        <w:t>Step 4: portfolio agent → LIMIT orders at entry × 1.001 → Supabase (trade_plans, planned_trades, positions tables)</w:t>
       </w:r>
     </w:p>
     <w:p>
@@ -5434,7 +6548,7 @@
         <w:ind w:left="360"/>
       </w:pPr>
       <w:r>
-        <w:t>Intraday: GitHub Actions (every 30 min) → intraday agent → price check → close on target/stop</w:t>
+        <w:t>Intraday: cron-job.org → GitHub workflow_dispatch (every 15 min) → intraday agent → price check → close on target/stop</w:t>
       </w:r>
     </w:p>
     <w:p>
@@ -8690,6 +9804,14 @@
         <w:spacing w:after="120"/>
       </w:pPr>
       <w:r>
+        <w:t>Phase 2e (v5.4, complete): Prompt caching (strategy SYSTEM ephemeral, ~70–75% input token reduction); strategy pre-filter (STRATEGY_MIN_SCORE=4, step 1.75); 1M avg volume liquidity floor; real-time Alpaca price refresh before Claude call (step 1.8); limit order entries at entry × 1.001 (was market orders); premarket moved 9:00 → 9:45 AM ET; intraday every 15 min (was 30 min); cron-job.org external triggers for exact-time scheduling; eval.py date filter fix; futures period fix for Monday availability.</w:t>
+      </w:r>
+    </w:p>
+    <w:p>
+      <w:pPr>
+        <w:spacing w:after="120"/>
+      </w:pPr>
+      <w:r>
         <w:t>Phase 3: V2e sector rotation scoring, V2f momentum confirmation.</w:t>
       </w:r>
     </w:p>
@@ -10105,31 +11227,19 @@
           <w:tcPr>
             <w:tcW w:type="dxa" w:w="2880"/>
           </w:tcPr>
-          <w:p>
-            <w:r>
-              <w:t>Anthropic console has no usage alerts</w:t>
-            </w:r>
-          </w:p>
+          <w:p/>
         </w:tc>
         <w:tc>
           <w:tcPr>
             <w:tcW w:type="dxa" w:w="2880"/>
           </w:tcPr>
-          <w:p>
-            <w:r>
-              <w:t>console.anthropic.com only supports auto-recharge — no threshold alerts or email notifications</w:t>
-            </w:r>
-          </w:p>
+          <w:p/>
         </w:tc>
         <w:tc>
           <w:tcPr>
             <w:tcW w:type="dxa" w:w="2880"/>
           </w:tcPr>
-          <w:p>
-            <w:r>
-              <w:t>Monitor manually weekly; set auto-recharge to avoid service interruption</w:t>
-            </w:r>
-          </w:p>
+          <w:p/>
         </w:tc>
       </w:tr>
       <w:tr>
@@ -10137,31 +11247,19 @@
           <w:tcPr>
             <w:tcW w:type="dxa" w:w="2880"/>
           </w:tcPr>
-          <w:p>
-            <w:r>
-              <w:t>yfinance earnings calendar not always populated</w:t>
-            </w:r>
-          </w:p>
+          <w:p/>
         </w:tc>
         <w:tc>
           <w:tcPr>
             <w:tcW w:type="dxa" w:w="2880"/>
           </w:tcPr>
-          <w:p>
-            <w:r>
-              <w:t>Some tickers have no calendar data — V2b blackout check fails safe (lets them through)</w:t>
-            </w:r>
-          </w:p>
+          <w:p/>
         </w:tc>
         <w:tc>
           <w:tcPr>
             <w:tcW w:type="dxa" w:w="2880"/>
           </w:tcPr>
-          <w:p>
-            <w:r>
-              <w:t>Accept the risk; most major tickers are populated; gaps are edge cases</w:t>
-            </w:r>
-          </w:p>
+          <w:p/>
         </w:tc>
       </w:tr>
       <w:tr>
@@ -10171,7 +11269,7 @@
           </w:tcPr>
           <w:p>
             <w:r>
-              <w:t>git push requires user terminal</w:t>
+              <w:t>Anthropic console has no usage alerts</w:t>
             </w:r>
           </w:p>
         </w:tc>
@@ -10181,7 +11279,7 @@
           </w:tcPr>
           <w:p>
             <w:r>
-              <w:t>Claude Code cannot enter the SSH passphrase interactively — git push must be run from user terminal (resolved by switching to HTTPS PAT)</w:t>
+              <w:t>console.anthropic.com only supports auto-recharge — no threshold alerts or email notifications</w:t>
             </w:r>
           </w:p>
         </w:tc>
@@ -10191,7 +11289,7 @@
           </w:tcPr>
           <w:p>
             <w:r>
-              <w:t>Switch remote to HTTPS with Personal Access Token: git remote set-url origin https://&lt;token&gt;@github.com/amitgarg73/trading-agent.git</w:t>
+              <w:t>Monitor manually weekly; set auto-recharge to avoid service interruption</w:t>
             </w:r>
           </w:p>
         </w:tc>
@@ -10203,6 +11301,70 @@
           </w:tcPr>
           <w:p>
             <w:r>
+              <w:t>yfinance earnings calendar not always populated</w:t>
+            </w:r>
+          </w:p>
+        </w:tc>
+        <w:tc>
+          <w:tcPr>
+            <w:tcW w:type="dxa" w:w="2880"/>
+          </w:tcPr>
+          <w:p>
+            <w:r>
+              <w:t>Some tickers have no calendar data — V2b blackout check fails safe (lets them through)</w:t>
+            </w:r>
+          </w:p>
+        </w:tc>
+        <w:tc>
+          <w:tcPr>
+            <w:tcW w:type="dxa" w:w="2880"/>
+          </w:tcPr>
+          <w:p>
+            <w:r>
+              <w:t>Accept the risk; most major tickers are populated; gaps are edge cases</w:t>
+            </w:r>
+          </w:p>
+        </w:tc>
+      </w:tr>
+      <w:tr>
+        <w:tc>
+          <w:tcPr>
+            <w:tcW w:type="dxa" w:w="2880"/>
+          </w:tcPr>
+          <w:p>
+            <w:r>
+              <w:t>git push requires user terminal</w:t>
+            </w:r>
+          </w:p>
+        </w:tc>
+        <w:tc>
+          <w:tcPr>
+            <w:tcW w:type="dxa" w:w="2880"/>
+          </w:tcPr>
+          <w:p>
+            <w:r>
+              <w:t>Claude Code cannot enter the SSH passphrase interactively — git push must be run from user terminal (resolved by switching to HTTPS PAT)</w:t>
+            </w:r>
+          </w:p>
+        </w:tc>
+        <w:tc>
+          <w:tcPr>
+            <w:tcW w:type="dxa" w:w="2880"/>
+          </w:tcPr>
+          <w:p>
+            <w:r>
+              <w:t>Switch remote to HTTPS with Personal Access Token: git remote set-url origin https://&lt;token&gt;@github.com/amitgarg73/trading-agent.git</w:t>
+            </w:r>
+          </w:p>
+        </w:tc>
+      </w:tr>
+      <w:tr>
+        <w:tc>
+          <w:tcPr>
+            <w:tcW w:type="dxa" w:w="2880"/>
+          </w:tcPr>
+          <w:p>
+            <w:r>
               <w:t>No real-time intraday prices in yfinance free tier</w:t>
             </w:r>
           </w:p>
@@ -10223,7 +11385,71 @@
           </w:tcPr>
           <w:p>
             <w:r>
-              <w:t>Acceptable for paper trading simulation; use paid data feed for live trading</w:t>
+              <w:t>Acceptable for paper trading simulation; v5.4 adds Alpaca live prices at entry; use paid feed for live trading</w:t>
+            </w:r>
+          </w:p>
+        </w:tc>
+      </w:tr>
+      <w:tr>
+        <w:tc>
+          <w:tcPr>
+            <w:tcW w:type="dxa" w:w="2880"/>
+          </w:tcPr>
+          <w:p>
+            <w:r>
+              <w:t>GitHub Actions scheduler fires 5–15 min late</w:t>
+            </w:r>
+          </w:p>
+        </w:tc>
+        <w:tc>
+          <w:tcPr>
+            <w:tcW w:type="dxa" w:w="2880"/>
+          </w:tcPr>
+          <w:p>
+            <w:r>
+              <w:t>GitHub cron is not guaranteed to fire at exact time — premarket delay means entries are placed at stale prices</w:t>
+            </w:r>
+          </w:p>
+        </w:tc>
+        <w:tc>
+          <w:tcPr>
+            <w:tcW w:type="dxa" w:w="2880"/>
+          </w:tcPr>
+          <w:p>
+            <w:r>
+              <w:t>cron-job.org fires workflow_dispatch at exact UTC times; GitHub schedule kept as backup</w:t>
+            </w:r>
+          </w:p>
+        </w:tc>
+      </w:tr>
+      <w:tr>
+        <w:tc>
+          <w:tcPr>
+            <w:tcW w:type="dxa" w:w="2880"/>
+          </w:tcPr>
+          <w:p>
+            <w:r>
+              <w:t>Native trailing stop not yet implemented</w:t>
+            </w:r>
+          </w:p>
+        </w:tc>
+        <w:tc>
+          <w:tcPr>
+            <w:tcW w:type="dxa" w:w="2880"/>
+          </w:tcPr>
+          <w:p>
+            <w:r>
+              <w:t>alpaca-py bracket orders do not support trail_percent in stop leg; 15-min polling can miss fast reversals</w:t>
+            </w:r>
+          </w:p>
+        </w:tc>
+        <w:tc>
+          <w:tcPr>
+            <w:tcW w:type="dxa" w:w="2880"/>
+          </w:tcPr>
+          <w:p>
+            <w:r>
+              <w:t>P0 before real money: build OTO-OCO structure with feature flag + unit tests + 2-week A/B paper test</w:t>
             </w:r>
           </w:p>
         </w:tc>

--- a/Trading_Agent_PRD.docx
+++ b/Trading_Agent_PRD.docx
@@ -23,7 +23,7 @@
           <w:b/>
           <w:sz w:val="28"/>
         </w:rPr>
-        <w:t>AI Trading Agent (PRD) — v5.4</w:t>
+        <w:t>AI Trading Agent (PRD) — v5.5</w:t>
       </w:r>
     </w:p>
     <w:p>
@@ -3002,71 +3002,43 @@
           <w:tcPr>
             <w:tcW w:type="dxa" w:w="1234"/>
           </w:tcPr>
-          <w:p>
-            <w:r>
-              <w:t>Technical scanner (430+ tickers)</w:t>
-            </w:r>
-          </w:p>
-        </w:tc>
-        <w:tc>
-          <w:tcPr>
-            <w:tcW w:type="dxa" w:w="1234"/>
-          </w:tcPr>
-          <w:p>
-            <w:r>
-              <w:t>High</w:t>
-            </w:r>
-          </w:p>
-        </w:tc>
-        <w:tc>
-          <w:tcPr>
-            <w:tcW w:type="dxa" w:w="1234"/>
-          </w:tcPr>
-          <w:p>
-            <w:r>
-              <w:t>High</w:t>
-            </w:r>
-          </w:p>
-        </w:tc>
-        <w:tc>
-          <w:tcPr>
-            <w:tcW w:type="dxa" w:w="1234"/>
-          </w:tcPr>
-          <w:p>
-            <w:r>
-              <w:t>95%</w:t>
-            </w:r>
-          </w:p>
-        </w:tc>
-        <w:tc>
-          <w:tcPr>
-            <w:tcW w:type="dxa" w:w="1234"/>
-          </w:tcPr>
-          <w:p>
-            <w:r>
-              <w:t>M</w:t>
-            </w:r>
-          </w:p>
-        </w:tc>
-        <w:tc>
-          <w:tcPr>
-            <w:tcW w:type="dxa" w:w="1234"/>
-          </w:tcPr>
-          <w:p>
-            <w:r>
-              <w:t>9.5</w:t>
-            </w:r>
-          </w:p>
-        </w:tc>
-        <w:tc>
-          <w:tcPr>
-            <w:tcW w:type="dxa" w:w="1234"/>
-          </w:tcPr>
-          <w:p>
-            <w:r>
-              <w:t>P0 — shipped</w:t>
-            </w:r>
-          </w:p>
+          <w:p/>
+        </w:tc>
+        <w:tc>
+          <w:tcPr>
+            <w:tcW w:type="dxa" w:w="1234"/>
+          </w:tcPr>
+          <w:p/>
+        </w:tc>
+        <w:tc>
+          <w:tcPr>
+            <w:tcW w:type="dxa" w:w="1234"/>
+          </w:tcPr>
+          <w:p/>
+        </w:tc>
+        <w:tc>
+          <w:tcPr>
+            <w:tcW w:type="dxa" w:w="1234"/>
+          </w:tcPr>
+          <w:p/>
+        </w:tc>
+        <w:tc>
+          <w:tcPr>
+            <w:tcW w:type="dxa" w:w="1234"/>
+          </w:tcPr>
+          <w:p/>
+        </w:tc>
+        <w:tc>
+          <w:tcPr>
+            <w:tcW w:type="dxa" w:w="1234"/>
+          </w:tcPr>
+          <w:p/>
+        </w:tc>
+        <w:tc>
+          <w:tcPr>
+            <w:tcW w:type="dxa" w:w="1234"/>
+          </w:tcPr>
+          <w:p/>
         </w:tc>
       </w:tr>
       <w:tr>
@@ -3074,71 +3046,43 @@
           <w:tcPr>
             <w:tcW w:type="dxa" w:w="1234"/>
           </w:tcPr>
-          <w:p>
-            <w:r>
-              <w:t>Claude strategy agent</w:t>
-            </w:r>
-          </w:p>
-        </w:tc>
-        <w:tc>
-          <w:tcPr>
-            <w:tcW w:type="dxa" w:w="1234"/>
-          </w:tcPr>
-          <w:p>
-            <w:r>
-              <w:t>High</w:t>
-            </w:r>
-          </w:p>
-        </w:tc>
-        <w:tc>
-          <w:tcPr>
-            <w:tcW w:type="dxa" w:w="1234"/>
-          </w:tcPr>
-          <w:p>
-            <w:r>
-              <w:t>High</w:t>
-            </w:r>
-          </w:p>
-        </w:tc>
-        <w:tc>
-          <w:tcPr>
-            <w:tcW w:type="dxa" w:w="1234"/>
-          </w:tcPr>
-          <w:p>
-            <w:r>
-              <w:t>90%</w:t>
-            </w:r>
-          </w:p>
-        </w:tc>
-        <w:tc>
-          <w:tcPr>
-            <w:tcW w:type="dxa" w:w="1234"/>
-          </w:tcPr>
-          <w:p>
-            <w:r>
-              <w:t>M</w:t>
-            </w:r>
-          </w:p>
-        </w:tc>
-        <w:tc>
-          <w:tcPr>
-            <w:tcW w:type="dxa" w:w="1234"/>
-          </w:tcPr>
-          <w:p>
-            <w:r>
-              <w:t>9.0</w:t>
-            </w:r>
-          </w:p>
-        </w:tc>
-        <w:tc>
-          <w:tcPr>
-            <w:tcW w:type="dxa" w:w="1234"/>
-          </w:tcPr>
-          <w:p>
-            <w:r>
-              <w:t>P0 — shipped</w:t>
-            </w:r>
-          </w:p>
+          <w:p/>
+        </w:tc>
+        <w:tc>
+          <w:tcPr>
+            <w:tcW w:type="dxa" w:w="1234"/>
+          </w:tcPr>
+          <w:p/>
+        </w:tc>
+        <w:tc>
+          <w:tcPr>
+            <w:tcW w:type="dxa" w:w="1234"/>
+          </w:tcPr>
+          <w:p/>
+        </w:tc>
+        <w:tc>
+          <w:tcPr>
+            <w:tcW w:type="dxa" w:w="1234"/>
+          </w:tcPr>
+          <w:p/>
+        </w:tc>
+        <w:tc>
+          <w:tcPr>
+            <w:tcW w:type="dxa" w:w="1234"/>
+          </w:tcPr>
+          <w:p/>
+        </w:tc>
+        <w:tc>
+          <w:tcPr>
+            <w:tcW w:type="dxa" w:w="1234"/>
+          </w:tcPr>
+          <w:p/>
+        </w:tc>
+        <w:tc>
+          <w:tcPr>
+            <w:tcW w:type="dxa" w:w="1234"/>
+          </w:tcPr>
+          <w:p/>
         </w:tc>
       </w:tr>
       <w:tr>
@@ -3146,71 +3090,43 @@
           <w:tcPr>
             <w:tcW w:type="dxa" w:w="1234"/>
           </w:tcPr>
-          <w:p>
-            <w:r>
-              <w:t>Claude risk agent</w:t>
-            </w:r>
-          </w:p>
-        </w:tc>
-        <w:tc>
-          <w:tcPr>
-            <w:tcW w:type="dxa" w:w="1234"/>
-          </w:tcPr>
-          <w:p>
-            <w:r>
-              <w:t>High</w:t>
-            </w:r>
-          </w:p>
-        </w:tc>
-        <w:tc>
-          <w:tcPr>
-            <w:tcW w:type="dxa" w:w="1234"/>
-          </w:tcPr>
-          <w:p>
-            <w:r>
-              <w:t>High</w:t>
-            </w:r>
-          </w:p>
-        </w:tc>
-        <w:tc>
-          <w:tcPr>
-            <w:tcW w:type="dxa" w:w="1234"/>
-          </w:tcPr>
-          <w:p>
-            <w:r>
-              <w:t>95%</w:t>
-            </w:r>
-          </w:p>
-        </w:tc>
-        <w:tc>
-          <w:tcPr>
-            <w:tcW w:type="dxa" w:w="1234"/>
-          </w:tcPr>
-          <w:p>
-            <w:r>
-              <w:t>S</w:t>
-            </w:r>
-          </w:p>
-        </w:tc>
-        <w:tc>
-          <w:tcPr>
-            <w:tcW w:type="dxa" w:w="1234"/>
-          </w:tcPr>
-          <w:p>
-            <w:r>
-              <w:t>9.5</w:t>
-            </w:r>
-          </w:p>
-        </w:tc>
-        <w:tc>
-          <w:tcPr>
-            <w:tcW w:type="dxa" w:w="1234"/>
-          </w:tcPr>
-          <w:p>
-            <w:r>
-              <w:t>P0 — shipped</w:t>
-            </w:r>
-          </w:p>
+          <w:p/>
+        </w:tc>
+        <w:tc>
+          <w:tcPr>
+            <w:tcW w:type="dxa" w:w="1234"/>
+          </w:tcPr>
+          <w:p/>
+        </w:tc>
+        <w:tc>
+          <w:tcPr>
+            <w:tcW w:type="dxa" w:w="1234"/>
+          </w:tcPr>
+          <w:p/>
+        </w:tc>
+        <w:tc>
+          <w:tcPr>
+            <w:tcW w:type="dxa" w:w="1234"/>
+          </w:tcPr>
+          <w:p/>
+        </w:tc>
+        <w:tc>
+          <w:tcPr>
+            <w:tcW w:type="dxa" w:w="1234"/>
+          </w:tcPr>
+          <w:p/>
+        </w:tc>
+        <w:tc>
+          <w:tcPr>
+            <w:tcW w:type="dxa" w:w="1234"/>
+          </w:tcPr>
+          <w:p/>
+        </w:tc>
+        <w:tc>
+          <w:tcPr>
+            <w:tcW w:type="dxa" w:w="1234"/>
+          </w:tcPr>
+          <w:p/>
         </w:tc>
       </w:tr>
       <w:tr>
@@ -3220,7 +3136,7 @@
           </w:tcPr>
           <w:p>
             <w:r>
-              <w:t>GitHub Actions scheduler</w:t>
+              <w:t>Technical scanner (430+ tickers)</w:t>
             </w:r>
           </w:p>
         </w:tc>
@@ -3250,27 +3166,27 @@
           </w:tcPr>
           <w:p>
             <w:r>
-              <w:t>99%</w:t>
-            </w:r>
-          </w:p>
-        </w:tc>
-        <w:tc>
-          <w:tcPr>
-            <w:tcW w:type="dxa" w:w="1234"/>
-          </w:tcPr>
-          <w:p>
-            <w:r>
-              <w:t>S</w:t>
-            </w:r>
-          </w:p>
-        </w:tc>
-        <w:tc>
-          <w:tcPr>
-            <w:tcW w:type="dxa" w:w="1234"/>
-          </w:tcPr>
-          <w:p>
-            <w:r>
-              <w:t>9.9</w:t>
+              <w:t>95%</w:t>
+            </w:r>
+          </w:p>
+        </w:tc>
+        <w:tc>
+          <w:tcPr>
+            <w:tcW w:type="dxa" w:w="1234"/>
+          </w:tcPr>
+          <w:p>
+            <w:r>
+              <w:t>M</w:t>
+            </w:r>
+          </w:p>
+        </w:tc>
+        <w:tc>
+          <w:tcPr>
+            <w:tcW w:type="dxa" w:w="1234"/>
+          </w:tcPr>
+          <w:p>
+            <w:r>
+              <w:t>9.5</w:t>
             </w:r>
           </w:p>
         </w:tc>
@@ -3292,7 +3208,7 @@
           </w:tcPr>
           <w:p>
             <w:r>
-              <w:t>Supabase persistence</w:t>
+              <w:t>Claude strategy agent</w:t>
             </w:r>
           </w:p>
         </w:tc>
@@ -3322,27 +3238,27 @@
           </w:tcPr>
           <w:p>
             <w:r>
-              <w:t>99%</w:t>
-            </w:r>
-          </w:p>
-        </w:tc>
-        <w:tc>
-          <w:tcPr>
-            <w:tcW w:type="dxa" w:w="1234"/>
-          </w:tcPr>
-          <w:p>
-            <w:r>
-              <w:t>S</w:t>
-            </w:r>
-          </w:p>
-        </w:tc>
-        <w:tc>
-          <w:tcPr>
-            <w:tcW w:type="dxa" w:w="1234"/>
-          </w:tcPr>
-          <w:p>
-            <w:r>
-              <w:t>9.9</w:t>
+              <w:t>90%</w:t>
+            </w:r>
+          </w:p>
+        </w:tc>
+        <w:tc>
+          <w:tcPr>
+            <w:tcW w:type="dxa" w:w="1234"/>
+          </w:tcPr>
+          <w:p>
+            <w:r>
+              <w:t>M</w:t>
+            </w:r>
+          </w:p>
+        </w:tc>
+        <w:tc>
+          <w:tcPr>
+            <w:tcW w:type="dxa" w:w="1234"/>
+          </w:tcPr>
+          <w:p>
+            <w:r>
+              <w:t>9.0</w:t>
             </w:r>
           </w:p>
         </w:tc>
@@ -3364,7 +3280,7 @@
           </w:tcPr>
           <w:p>
             <w:r>
-              <w:t>30-day backtesting (backtest.py)</w:t>
+              <w:t>Claude risk agent</w:t>
             </w:r>
           </w:p>
         </w:tc>
@@ -3404,7 +3320,7 @@
           </w:tcPr>
           <w:p>
             <w:r>
-              <w:t>M</w:t>
+              <w:t>S</w:t>
             </w:r>
           </w:p>
         </w:tc>
@@ -3436,7 +3352,7 @@
           </w:tcPr>
           <w:p>
             <w:r>
-              <w:t>V2a: VIX + futures gate</w:t>
+              <w:t>GitHub Actions scheduler</w:t>
             </w:r>
           </w:p>
         </w:tc>
@@ -3466,7 +3382,7 @@
           </w:tcPr>
           <w:p>
             <w:r>
-              <w:t>90%</w:t>
+              <w:t>99%</w:t>
             </w:r>
           </w:p>
         </w:tc>
@@ -3486,17 +3402,17 @@
           </w:tcPr>
           <w:p>
             <w:r>
-              <w:t>9.0</w:t>
-            </w:r>
-          </w:p>
-        </w:tc>
-        <w:tc>
-          <w:tcPr>
-            <w:tcW w:type="dxa" w:w="1234"/>
-          </w:tcPr>
-          <w:p>
-            <w:r>
-              <w:t>P1 — shipped</w:t>
+              <w:t>9.9</w:t>
+            </w:r>
+          </w:p>
+        </w:tc>
+        <w:tc>
+          <w:tcPr>
+            <w:tcW w:type="dxa" w:w="1234"/>
+          </w:tcPr>
+          <w:p>
+            <w:r>
+              <w:t>P0 — shipped</w:t>
             </w:r>
           </w:p>
         </w:tc>
@@ -3508,7 +3424,7 @@
           </w:tcPr>
           <w:p>
             <w:r>
-              <w:t>V2b: Earnings blackout + news</w:t>
+              <w:t>Supabase persistence</w:t>
             </w:r>
           </w:p>
         </w:tc>
@@ -3538,7 +3454,7 @@
           </w:tcPr>
           <w:p>
             <w:r>
-              <w:t>90%</w:t>
+              <w:t>99%</w:t>
             </w:r>
           </w:p>
         </w:tc>
@@ -3558,17 +3474,17 @@
           </w:tcPr>
           <w:p>
             <w:r>
-              <w:t>9.0</w:t>
-            </w:r>
-          </w:p>
-        </w:tc>
-        <w:tc>
-          <w:tcPr>
-            <w:tcW w:type="dxa" w:w="1234"/>
-          </w:tcPr>
-          <w:p>
-            <w:r>
-              <w:t>P1 — shipped</w:t>
+              <w:t>9.9</w:t>
+            </w:r>
+          </w:p>
+        </w:tc>
+        <w:tc>
+          <w:tcPr>
+            <w:tcW w:type="dxa" w:w="1234"/>
+          </w:tcPr>
+          <w:p>
+            <w:r>
+              <w:t>P0 — shipped</w:t>
             </w:r>
           </w:p>
         </w:tc>
@@ -3580,7 +3496,7 @@
           </w:tcPr>
           <w:p>
             <w:r>
-              <w:t>Workflow dashboard (Today tab)</w:t>
+              <w:t>30-day backtesting (backtest.py)</w:t>
             </w:r>
           </w:p>
         </w:tc>
@@ -3600,17 +3516,17 @@
           </w:tcPr>
           <w:p>
             <w:r>
-              <w:t>Med</w:t>
-            </w:r>
-          </w:p>
-        </w:tc>
-        <w:tc>
-          <w:tcPr>
-            <w:tcW w:type="dxa" w:w="1234"/>
-          </w:tcPr>
-          <w:p>
-            <w:r>
-              <w:t>90%</w:t>
+              <w:t>High</w:t>
+            </w:r>
+          </w:p>
+        </w:tc>
+        <w:tc>
+          <w:tcPr>
+            <w:tcW w:type="dxa" w:w="1234"/>
+          </w:tcPr>
+          <w:p>
+            <w:r>
+              <w:t>95%</w:t>
             </w:r>
           </w:p>
         </w:tc>
@@ -3630,17 +3546,17 @@
           </w:tcPr>
           <w:p>
             <w:r>
-              <w:t>8.1</w:t>
-            </w:r>
-          </w:p>
-        </w:tc>
-        <w:tc>
-          <w:tcPr>
-            <w:tcW w:type="dxa" w:w="1234"/>
-          </w:tcPr>
-          <w:p>
-            <w:r>
-              <w:t>P1 — shipped</w:t>
+              <w:t>9.5</w:t>
+            </w:r>
+          </w:p>
+        </w:tc>
+        <w:tc>
+          <w:tcPr>
+            <w:tcW w:type="dxa" w:w="1234"/>
+          </w:tcPr>
+          <w:p>
+            <w:r>
+              <w:t>P0 — shipped</w:t>
             </w:r>
           </w:p>
         </w:tc>
@@ -3652,17 +3568,7 @@
           </w:tcPr>
           <w:p>
             <w:r>
-              <w:t>Eval script (eval.py)</w:t>
-            </w:r>
-          </w:p>
-        </w:tc>
-        <w:tc>
-          <w:tcPr>
-            <w:tcW w:type="dxa" w:w="1234"/>
-          </w:tcPr>
-          <w:p>
-            <w:r>
-              <w:t>Med</w:t>
+              <w:t>V2a: VIX + futures gate</w:t>
             </w:r>
           </w:p>
         </w:tc>
@@ -3682,7 +3588,17 @@
           </w:tcPr>
           <w:p>
             <w:r>
-              <w:t>85%</w:t>
+              <w:t>High</w:t>
+            </w:r>
+          </w:p>
+        </w:tc>
+        <w:tc>
+          <w:tcPr>
+            <w:tcW w:type="dxa" w:w="1234"/>
+          </w:tcPr>
+          <w:p>
+            <w:r>
+              <w:t>90%</w:t>
             </w:r>
           </w:p>
         </w:tc>
@@ -3702,7 +3618,7 @@
           </w:tcPr>
           <w:p>
             <w:r>
-              <w:t>8.5</w:t>
+              <w:t>9.0</w:t>
             </w:r>
           </w:p>
         </w:tc>
@@ -3724,7 +3640,7 @@
           </w:tcPr>
           <w:p>
             <w:r>
-              <w:t>V2c: Fear &amp; Greed + FOMC/CPI/NFP calendar</w:t>
+              <w:t>V2b: Earnings blackout + news</w:t>
             </w:r>
           </w:p>
         </w:tc>
@@ -3754,7 +3670,7 @@
           </w:tcPr>
           <w:p>
             <w:r>
-              <w:t>95%</w:t>
+              <w:t>90%</w:t>
             </w:r>
           </w:p>
         </w:tc>
@@ -3774,17 +3690,17 @@
           </w:tcPr>
           <w:p>
             <w:r>
-              <w:t>9.5</w:t>
-            </w:r>
-          </w:p>
-        </w:tc>
-        <w:tc>
-          <w:tcPr>
-            <w:tcW w:type="dxa" w:w="1234"/>
-          </w:tcPr>
-          <w:p>
-            <w:r>
-              <w:t>P1 — shipped (v2.2)</w:t>
+              <w:t>9.0</w:t>
+            </w:r>
+          </w:p>
+        </w:tc>
+        <w:tc>
+          <w:tcPr>
+            <w:tcW w:type="dxa" w:w="1234"/>
+          </w:tcPr>
+          <w:p>
+            <w:r>
+              <w:t>P1 — shipped</w:t>
             </w:r>
           </w:p>
         </w:tc>
@@ -3796,7 +3712,7 @@
           </w:tcPr>
           <w:p>
             <w:r>
-              <w:t>V2c.1: Tune F&amp;G to confirming signal</w:t>
+              <w:t>Workflow dashboard (Today tab)</w:t>
             </w:r>
           </w:p>
         </w:tc>
@@ -3816,47 +3732,47 @@
           </w:tcPr>
           <w:p>
             <w:r>
-              <w:t>High</w:t>
-            </w:r>
-          </w:p>
-        </w:tc>
-        <w:tc>
-          <w:tcPr>
-            <w:tcW w:type="dxa" w:w="1234"/>
-          </w:tcPr>
-          <w:p>
-            <w:r>
-              <w:t>99%</w:t>
-            </w:r>
-          </w:p>
-        </w:tc>
-        <w:tc>
-          <w:tcPr>
-            <w:tcW w:type="dxa" w:w="1234"/>
-          </w:tcPr>
-          <w:p>
-            <w:r>
-              <w:t>XS</w:t>
-            </w:r>
-          </w:p>
-        </w:tc>
-        <w:tc>
-          <w:tcPr>
-            <w:tcW w:type="dxa" w:w="1234"/>
-          </w:tcPr>
-          <w:p>
-            <w:r>
-              <w:t>9.9</w:t>
-            </w:r>
-          </w:p>
-        </w:tc>
-        <w:tc>
-          <w:tcPr>
-            <w:tcW w:type="dxa" w:w="1234"/>
-          </w:tcPr>
-          <w:p>
-            <w:r>
-              <w:t>P1 — shipped (v2.3)</w:t>
+              <w:t>Med</w:t>
+            </w:r>
+          </w:p>
+        </w:tc>
+        <w:tc>
+          <w:tcPr>
+            <w:tcW w:type="dxa" w:w="1234"/>
+          </w:tcPr>
+          <w:p>
+            <w:r>
+              <w:t>90%</w:t>
+            </w:r>
+          </w:p>
+        </w:tc>
+        <w:tc>
+          <w:tcPr>
+            <w:tcW w:type="dxa" w:w="1234"/>
+          </w:tcPr>
+          <w:p>
+            <w:r>
+              <w:t>M</w:t>
+            </w:r>
+          </w:p>
+        </w:tc>
+        <w:tc>
+          <w:tcPr>
+            <w:tcW w:type="dxa" w:w="1234"/>
+          </w:tcPr>
+          <w:p>
+            <w:r>
+              <w:t>8.1</w:t>
+            </w:r>
+          </w:p>
+        </w:tc>
+        <w:tc>
+          <w:tcPr>
+            <w:tcW w:type="dxa" w:w="1234"/>
+          </w:tcPr>
+          <w:p>
+            <w:r>
+              <w:t>P1 — shipped</w:t>
             </w:r>
           </w:p>
         </w:tc>
@@ -3868,7 +3784,17 @@
           </w:tcPr>
           <w:p>
             <w:r>
-              <w:t>V3a: Dynamic universe refresh (weekly screener)</w:t>
+              <w:t>Eval script (eval.py)</w:t>
+            </w:r>
+          </w:p>
+        </w:tc>
+        <w:tc>
+          <w:tcPr>
+            <w:tcW w:type="dxa" w:w="1234"/>
+          </w:tcPr>
+          <w:p>
+            <w:r>
+              <w:t>Med</w:t>
             </w:r>
           </w:p>
         </w:tc>
@@ -3888,47 +3814,37 @@
           </w:tcPr>
           <w:p>
             <w:r>
-              <w:t>High</w:t>
-            </w:r>
-          </w:p>
-        </w:tc>
-        <w:tc>
-          <w:tcPr>
-            <w:tcW w:type="dxa" w:w="1234"/>
-          </w:tcPr>
-          <w:p>
-            <w:r>
-              <w:t>95%</w:t>
-            </w:r>
-          </w:p>
-        </w:tc>
-        <w:tc>
-          <w:tcPr>
-            <w:tcW w:type="dxa" w:w="1234"/>
-          </w:tcPr>
-          <w:p>
-            <w:r>
-              <w:t>M</w:t>
-            </w:r>
-          </w:p>
-        </w:tc>
-        <w:tc>
-          <w:tcPr>
-            <w:tcW w:type="dxa" w:w="1234"/>
-          </w:tcPr>
-          <w:p>
-            <w:r>
-              <w:t>9.5</w:t>
-            </w:r>
-          </w:p>
-        </w:tc>
-        <w:tc>
-          <w:tcPr>
-            <w:tcW w:type="dxa" w:w="1234"/>
-          </w:tcPr>
-          <w:p>
-            <w:r>
-              <w:t>P1 — shipped (v3.0)</w:t>
+              <w:t>85%</w:t>
+            </w:r>
+          </w:p>
+        </w:tc>
+        <w:tc>
+          <w:tcPr>
+            <w:tcW w:type="dxa" w:w="1234"/>
+          </w:tcPr>
+          <w:p>
+            <w:r>
+              <w:t>S</w:t>
+            </w:r>
+          </w:p>
+        </w:tc>
+        <w:tc>
+          <w:tcPr>
+            <w:tcW w:type="dxa" w:w="1234"/>
+          </w:tcPr>
+          <w:p>
+            <w:r>
+              <w:t>8.5</w:t>
+            </w:r>
+          </w:p>
+        </w:tc>
+        <w:tc>
+          <w:tcPr>
+            <w:tcW w:type="dxa" w:w="1234"/>
+          </w:tcPr>
+          <w:p>
+            <w:r>
+              <w:t>P1 — shipped</w:t>
             </w:r>
           </w:p>
         </w:tc>
@@ -3940,7 +3856,7 @@
           </w:tcPr>
           <w:p>
             <w:r>
-              <w:t>Dashboard company names column</w:t>
+              <w:t>V2c: Fear &amp; Greed + FOMC/CPI/NFP calendar</w:t>
             </w:r>
           </w:p>
         </w:tc>
@@ -3960,17 +3876,17 @@
           </w:tcPr>
           <w:p>
             <w:r>
-              <w:t>Med</w:t>
-            </w:r>
-          </w:p>
-        </w:tc>
-        <w:tc>
-          <w:tcPr>
-            <w:tcW w:type="dxa" w:w="1234"/>
-          </w:tcPr>
-          <w:p>
-            <w:r>
-              <w:t>99%</w:t>
+              <w:t>High</w:t>
+            </w:r>
+          </w:p>
+        </w:tc>
+        <w:tc>
+          <w:tcPr>
+            <w:tcW w:type="dxa" w:w="1234"/>
+          </w:tcPr>
+          <w:p>
+            <w:r>
+              <w:t>95%</w:t>
             </w:r>
           </w:p>
         </w:tc>
@@ -3990,17 +3906,17 @@
           </w:tcPr>
           <w:p>
             <w:r>
-              <w:t>9.0</w:t>
-            </w:r>
-          </w:p>
-        </w:tc>
-        <w:tc>
-          <w:tcPr>
-            <w:tcW w:type="dxa" w:w="1234"/>
-          </w:tcPr>
-          <w:p>
-            <w:r>
-              <w:t>P1 — shipped (v3.0)</w:t>
+              <w:t>9.5</w:t>
+            </w:r>
+          </w:p>
+        </w:tc>
+        <w:tc>
+          <w:tcPr>
+            <w:tcW w:type="dxa" w:w="1234"/>
+          </w:tcPr>
+          <w:p>
+            <w:r>
+              <w:t>P1 — shipped (v2.2)</w:t>
             </w:r>
           </w:p>
         </w:tc>
@@ -4012,67 +3928,67 @@
           </w:tcPr>
           <w:p>
             <w:r>
-              <w:t>V2d: Sector correlation guard</w:t>
-            </w:r>
-          </w:p>
-        </w:tc>
-        <w:tc>
-          <w:tcPr>
-            <w:tcW w:type="dxa" w:w="1234"/>
-          </w:tcPr>
-          <w:p>
-            <w:r>
-              <w:t>Med</w:t>
-            </w:r>
-          </w:p>
-        </w:tc>
-        <w:tc>
-          <w:tcPr>
-            <w:tcW w:type="dxa" w:w="1234"/>
-          </w:tcPr>
-          <w:p>
-            <w:r>
-              <w:t>Med</w:t>
-            </w:r>
-          </w:p>
-        </w:tc>
-        <w:tc>
-          <w:tcPr>
-            <w:tcW w:type="dxa" w:w="1234"/>
-          </w:tcPr>
-          <w:p>
-            <w:r>
-              <w:t>80%</w:t>
-            </w:r>
-          </w:p>
-        </w:tc>
-        <w:tc>
-          <w:tcPr>
-            <w:tcW w:type="dxa" w:w="1234"/>
-          </w:tcPr>
-          <w:p>
-            <w:r>
-              <w:t>S</w:t>
-            </w:r>
-          </w:p>
-        </w:tc>
-        <w:tc>
-          <w:tcPr>
-            <w:tcW w:type="dxa" w:w="1234"/>
-          </w:tcPr>
-          <w:p>
-            <w:r>
-              <w:t>7.2</w:t>
-            </w:r>
-          </w:p>
-        </w:tc>
-        <w:tc>
-          <w:tcPr>
-            <w:tcW w:type="dxa" w:w="1234"/>
-          </w:tcPr>
-          <w:p>
-            <w:r>
-              <w:t>P1 — shipped (v4.1)</w:t>
+              <w:t>V2c.1: Tune F&amp;G to confirming signal</w:t>
+            </w:r>
+          </w:p>
+        </w:tc>
+        <w:tc>
+          <w:tcPr>
+            <w:tcW w:type="dxa" w:w="1234"/>
+          </w:tcPr>
+          <w:p>
+            <w:r>
+              <w:t>High</w:t>
+            </w:r>
+          </w:p>
+        </w:tc>
+        <w:tc>
+          <w:tcPr>
+            <w:tcW w:type="dxa" w:w="1234"/>
+          </w:tcPr>
+          <w:p>
+            <w:r>
+              <w:t>High</w:t>
+            </w:r>
+          </w:p>
+        </w:tc>
+        <w:tc>
+          <w:tcPr>
+            <w:tcW w:type="dxa" w:w="1234"/>
+          </w:tcPr>
+          <w:p>
+            <w:r>
+              <w:t>99%</w:t>
+            </w:r>
+          </w:p>
+        </w:tc>
+        <w:tc>
+          <w:tcPr>
+            <w:tcW w:type="dxa" w:w="1234"/>
+          </w:tcPr>
+          <w:p>
+            <w:r>
+              <w:t>XS</w:t>
+            </w:r>
+          </w:p>
+        </w:tc>
+        <w:tc>
+          <w:tcPr>
+            <w:tcW w:type="dxa" w:w="1234"/>
+          </w:tcPr>
+          <w:p>
+            <w:r>
+              <w:t>9.9</w:t>
+            </w:r>
+          </w:p>
+        </w:tc>
+        <w:tc>
+          <w:tcPr>
+            <w:tcW w:type="dxa" w:w="1234"/>
+          </w:tcPr>
+          <w:p>
+            <w:r>
+              <w:t>P1 — shipped (v2.3)</w:t>
             </w:r>
           </w:p>
         </w:tc>
@@ -4084,7 +4000,7 @@
           </w:tcPr>
           <w:p>
             <w:r>
-              <w:t>V5: Guardrails (6 safety checks)</w:t>
+              <w:t>V3a: Dynamic universe refresh (weekly screener)</w:t>
             </w:r>
           </w:p>
         </w:tc>
@@ -4114,37 +4030,37 @@
           </w:tcPr>
           <w:p>
             <w:r>
-              <w:t>99%</w:t>
-            </w:r>
-          </w:p>
-        </w:tc>
-        <w:tc>
-          <w:tcPr>
-            <w:tcW w:type="dxa" w:w="1234"/>
-          </w:tcPr>
-          <w:p>
-            <w:r>
-              <w:t>S</w:t>
-            </w:r>
-          </w:p>
-        </w:tc>
-        <w:tc>
-          <w:tcPr>
-            <w:tcW w:type="dxa" w:w="1234"/>
-          </w:tcPr>
-          <w:p>
-            <w:r>
-              <w:t>9.9</w:t>
-            </w:r>
-          </w:p>
-        </w:tc>
-        <w:tc>
-          <w:tcPr>
-            <w:tcW w:type="dxa" w:w="1234"/>
-          </w:tcPr>
-          <w:p>
-            <w:r>
-              <w:t>P0 — shipped (v5.0)</w:t>
+              <w:t>95%</w:t>
+            </w:r>
+          </w:p>
+        </w:tc>
+        <w:tc>
+          <w:tcPr>
+            <w:tcW w:type="dxa" w:w="1234"/>
+          </w:tcPr>
+          <w:p>
+            <w:r>
+              <w:t>M</w:t>
+            </w:r>
+          </w:p>
+        </w:tc>
+        <w:tc>
+          <w:tcPr>
+            <w:tcW w:type="dxa" w:w="1234"/>
+          </w:tcPr>
+          <w:p>
+            <w:r>
+              <w:t>9.5</w:t>
+            </w:r>
+          </w:p>
+        </w:tc>
+        <w:tc>
+          <w:tcPr>
+            <w:tcW w:type="dxa" w:w="1234"/>
+          </w:tcPr>
+          <w:p>
+            <w:r>
+              <w:t>P1 — shipped (v3.0)</w:t>
             </w:r>
           </w:p>
         </w:tc>
@@ -4156,7 +4072,7 @@
           </w:tcPr>
           <w:p>
             <w:r>
-              <w:t>Summary tab: In Flight / Plan / Heatmap</w:t>
+              <w:t>Dashboard company names column</w:t>
             </w:r>
           </w:p>
         </w:tc>
@@ -4176,7 +4092,7 @@
           </w:tcPr>
           <w:p>
             <w:r>
-              <w:t>High</w:t>
+              <w:t>Med</w:t>
             </w:r>
           </w:p>
         </w:tc>
@@ -4206,17 +4122,17 @@
           </w:tcPr>
           <w:p>
             <w:r>
-              <w:t>9.9</w:t>
-            </w:r>
-          </w:p>
-        </w:tc>
-        <w:tc>
-          <w:tcPr>
-            <w:tcW w:type="dxa" w:w="1234"/>
-          </w:tcPr>
-          <w:p>
-            <w:r>
-              <w:t>P1 — shipped (v5.1)</w:t>
+              <w:t>9.0</w:t>
+            </w:r>
+          </w:p>
+        </w:tc>
+        <w:tc>
+          <w:tcPr>
+            <w:tcW w:type="dxa" w:w="1234"/>
+          </w:tcPr>
+          <w:p>
+            <w:r>
+              <w:t>P1 — shipped (v3.0)</w:t>
             </w:r>
           </w:p>
         </w:tc>
@@ -4228,37 +4144,37 @@
           </w:tcPr>
           <w:p>
             <w:r>
-              <w:t>Automated EOD eval + Agent Scorecard</w:t>
-            </w:r>
-          </w:p>
-        </w:tc>
-        <w:tc>
-          <w:tcPr>
-            <w:tcW w:type="dxa" w:w="1234"/>
-          </w:tcPr>
-          <w:p>
-            <w:r>
-              <w:t>High</w:t>
-            </w:r>
-          </w:p>
-        </w:tc>
-        <w:tc>
-          <w:tcPr>
-            <w:tcW w:type="dxa" w:w="1234"/>
-          </w:tcPr>
-          <w:p>
-            <w:r>
-              <w:t>High</w:t>
-            </w:r>
-          </w:p>
-        </w:tc>
-        <w:tc>
-          <w:tcPr>
-            <w:tcW w:type="dxa" w:w="1234"/>
-          </w:tcPr>
-          <w:p>
-            <w:r>
-              <w:t>99%</w:t>
+              <w:t>V2d: Sector correlation guard</w:t>
+            </w:r>
+          </w:p>
+        </w:tc>
+        <w:tc>
+          <w:tcPr>
+            <w:tcW w:type="dxa" w:w="1234"/>
+          </w:tcPr>
+          <w:p>
+            <w:r>
+              <w:t>Med</w:t>
+            </w:r>
+          </w:p>
+        </w:tc>
+        <w:tc>
+          <w:tcPr>
+            <w:tcW w:type="dxa" w:w="1234"/>
+          </w:tcPr>
+          <w:p>
+            <w:r>
+              <w:t>Med</w:t>
+            </w:r>
+          </w:p>
+        </w:tc>
+        <w:tc>
+          <w:tcPr>
+            <w:tcW w:type="dxa" w:w="1234"/>
+          </w:tcPr>
+          <w:p>
+            <w:r>
+              <w:t>80%</w:t>
             </w:r>
           </w:p>
         </w:tc>
@@ -4278,17 +4194,17 @@
           </w:tcPr>
           <w:p>
             <w:r>
-              <w:t>9.9</w:t>
-            </w:r>
-          </w:p>
-        </w:tc>
-        <w:tc>
-          <w:tcPr>
-            <w:tcW w:type="dxa" w:w="1234"/>
-          </w:tcPr>
-          <w:p>
-            <w:r>
-              <w:t>P1 — shipped (v5.1)</w:t>
+              <w:t>7.2</w:t>
+            </w:r>
+          </w:p>
+        </w:tc>
+        <w:tc>
+          <w:tcPr>
+            <w:tcW w:type="dxa" w:w="1234"/>
+          </w:tcPr>
+          <w:p>
+            <w:r>
+              <w:t>P1 — shipped (v4.1)</w:t>
             </w:r>
           </w:p>
         </w:tc>
@@ -4300,7 +4216,7 @@
           </w:tcPr>
           <w:p>
             <w:r>
-              <w:t>Alpaca position reconciliation (UNFILLED)</w:t>
+              <w:t>V5: Guardrails (6 safety checks)</w:t>
             </w:r>
           </w:p>
         </w:tc>
@@ -4330,7 +4246,7 @@
           </w:tcPr>
           <w:p>
             <w:r>
-              <w:t>95%</w:t>
+              <w:t>99%</w:t>
             </w:r>
           </w:p>
         </w:tc>
@@ -4350,17 +4266,17 @@
           </w:tcPr>
           <w:p>
             <w:r>
-              <w:t>9.5</w:t>
-            </w:r>
-          </w:p>
-        </w:tc>
-        <w:tc>
-          <w:tcPr>
-            <w:tcW w:type="dxa" w:w="1234"/>
-          </w:tcPr>
-          <w:p>
-            <w:r>
-              <w:t>P1 — shipped (v5.1)</w:t>
+              <w:t>9.9</w:t>
+            </w:r>
+          </w:p>
+        </w:tc>
+        <w:tc>
+          <w:tcPr>
+            <w:tcW w:type="dxa" w:w="1234"/>
+          </w:tcPr>
+          <w:p>
+            <w:r>
+              <w:t>P0 — shipped (v5.0)</w:t>
             </w:r>
           </w:p>
         </w:tc>
@@ -4372,7 +4288,7 @@
           </w:tcPr>
           <w:p>
             <w:r>
-              <w:t>No-margin cumulative capital check</w:t>
+              <w:t>Summary tab: In Flight / Plan / Heatmap</w:t>
             </w:r>
           </w:p>
         </w:tc>
@@ -4432,7 +4348,7 @@
           </w:tcPr>
           <w:p>
             <w:r>
-              <w:t>P0 — shipped (v5.2)</w:t>
+              <w:t>P1 — shipped (v5.1)</w:t>
             </w:r>
           </w:p>
         </w:tc>
@@ -4444,7 +4360,7 @@
           </w:tcPr>
           <w:p>
             <w:r>
-              <w:t>Daily profit lock-in (LOCK_IN at $716)</w:t>
+              <w:t>Automated EOD eval + Agent Scorecard</w:t>
             </w:r>
           </w:p>
         </w:tc>
@@ -4474,7 +4390,7 @@
           </w:tcPr>
           <w:p>
             <w:r>
-              <w:t>95%</w:t>
+              <w:t>99%</w:t>
             </w:r>
           </w:p>
         </w:tc>
@@ -4494,17 +4410,17 @@
           </w:tcPr>
           <w:p>
             <w:r>
-              <w:t>9.5</w:t>
-            </w:r>
-          </w:p>
-        </w:tc>
-        <w:tc>
-          <w:tcPr>
-            <w:tcW w:type="dxa" w:w="1234"/>
-          </w:tcPr>
-          <w:p>
-            <w:r>
-              <w:t>P1 — shipped (v5.2)</w:t>
+              <w:t>9.9</w:t>
+            </w:r>
+          </w:p>
+        </w:tc>
+        <w:tc>
+          <w:tcPr>
+            <w:tcW w:type="dxa" w:w="1234"/>
+          </w:tcPr>
+          <w:p>
+            <w:r>
+              <w:t>P1 — shipped (v5.1)</w:t>
             </w:r>
           </w:p>
         </w:tc>
@@ -4516,7 +4432,7 @@
           </w:tcPr>
           <w:p>
             <w:r>
-              <w:t>GitHub Actions retry (3x with 60s backoff)</w:t>
+              <w:t>Alpaca position reconciliation (UNFILLED)</w:t>
             </w:r>
           </w:p>
         </w:tc>
@@ -4546,37 +4462,37 @@
           </w:tcPr>
           <w:p>
             <w:r>
-              <w:t>99%</w:t>
-            </w:r>
-          </w:p>
-        </w:tc>
-        <w:tc>
-          <w:tcPr>
-            <w:tcW w:type="dxa" w:w="1234"/>
-          </w:tcPr>
-          <w:p>
-            <w:r>
-              <w:t>XS</w:t>
-            </w:r>
-          </w:p>
-        </w:tc>
-        <w:tc>
-          <w:tcPr>
-            <w:tcW w:type="dxa" w:w="1234"/>
-          </w:tcPr>
-          <w:p>
-            <w:r>
-              <w:t>9.9</w:t>
-            </w:r>
-          </w:p>
-        </w:tc>
-        <w:tc>
-          <w:tcPr>
-            <w:tcW w:type="dxa" w:w="1234"/>
-          </w:tcPr>
-          <w:p>
-            <w:r>
-              <w:t>P0 — shipped (v5.3)</w:t>
+              <w:t>95%</w:t>
+            </w:r>
+          </w:p>
+        </w:tc>
+        <w:tc>
+          <w:tcPr>
+            <w:tcW w:type="dxa" w:w="1234"/>
+          </w:tcPr>
+          <w:p>
+            <w:r>
+              <w:t>S</w:t>
+            </w:r>
+          </w:p>
+        </w:tc>
+        <w:tc>
+          <w:tcPr>
+            <w:tcW w:type="dxa" w:w="1234"/>
+          </w:tcPr>
+          <w:p>
+            <w:r>
+              <w:t>9.5</w:t>
+            </w:r>
+          </w:p>
+        </w:tc>
+        <w:tc>
+          <w:tcPr>
+            <w:tcW w:type="dxa" w:w="1234"/>
+          </w:tcPr>
+          <w:p>
+            <w:r>
+              <w:t>P1 — shipped (v5.1)</w:t>
             </w:r>
           </w:p>
         </w:tc>
@@ -4588,7 +4504,7 @@
           </w:tcPr>
           <w:p>
             <w:r>
-              <w:t>Trailing stops (high_watermark + 1% trail)</w:t>
+              <w:t>No-margin cumulative capital check</w:t>
             </w:r>
           </w:p>
         </w:tc>
@@ -4618,7 +4534,7 @@
           </w:tcPr>
           <w:p>
             <w:r>
-              <w:t>90%</w:t>
+              <w:t>99%</w:t>
             </w:r>
           </w:p>
         </w:tc>
@@ -4638,17 +4554,17 @@
           </w:tcPr>
           <w:p>
             <w:r>
-              <w:t>9.0</w:t>
-            </w:r>
-          </w:p>
-        </w:tc>
-        <w:tc>
-          <w:tcPr>
-            <w:tcW w:type="dxa" w:w="1234"/>
-          </w:tcPr>
-          <w:p>
-            <w:r>
-              <w:t>P1 — shipped (v5.3)</w:t>
+              <w:t>9.9</w:t>
+            </w:r>
+          </w:p>
+        </w:tc>
+        <w:tc>
+          <w:tcPr>
+            <w:tcW w:type="dxa" w:w="1234"/>
+          </w:tcPr>
+          <w:p>
+            <w:r>
+              <w:t>P0 — shipped (v5.2)</w:t>
             </w:r>
           </w:p>
         </w:tc>
@@ -4660,7 +4576,7 @@
           </w:tcPr>
           <w:p>
             <w:r>
-              <w:t>Confidence-weighted position sizing</w:t>
+              <w:t>Daily profit lock-in (LOCK_IN at $716)</w:t>
             </w:r>
           </w:p>
         </w:tc>
@@ -4680,7 +4596,7 @@
           </w:tcPr>
           <w:p>
             <w:r>
-              <w:t>Med</w:t>
+              <w:t>High</w:t>
             </w:r>
           </w:p>
         </w:tc>
@@ -4700,27 +4616,27 @@
           </w:tcPr>
           <w:p>
             <w:r>
-              <w:t>XS</w:t>
-            </w:r>
-          </w:p>
-        </w:tc>
-        <w:tc>
-          <w:tcPr>
-            <w:tcW w:type="dxa" w:w="1234"/>
-          </w:tcPr>
-          <w:p>
-            <w:r>
-              <w:t>8.6</w:t>
-            </w:r>
-          </w:p>
-        </w:tc>
-        <w:tc>
-          <w:tcPr>
-            <w:tcW w:type="dxa" w:w="1234"/>
-          </w:tcPr>
-          <w:p>
-            <w:r>
-              <w:t>P1 — shipped (v5.3)</w:t>
+              <w:t>S</w:t>
+            </w:r>
+          </w:p>
+        </w:tc>
+        <w:tc>
+          <w:tcPr>
+            <w:tcW w:type="dxa" w:w="1234"/>
+          </w:tcPr>
+          <w:p>
+            <w:r>
+              <w:t>9.5</w:t>
+            </w:r>
+          </w:p>
+        </w:tc>
+        <w:tc>
+          <w:tcPr>
+            <w:tcW w:type="dxa" w:w="1234"/>
+          </w:tcPr>
+          <w:p>
+            <w:r>
+              <w:t>P1 — shipped (v5.2)</w:t>
             </w:r>
           </w:p>
         </w:tc>
@@ -4732,7 +4648,7 @@
           </w:tcPr>
           <w:p>
             <w:r>
-              <w:t>Dashboard trail stop annotations</w:t>
+              <w:t>GitHub Actions retry (3x with 60s backoff)</w:t>
             </w:r>
           </w:p>
         </w:tc>
@@ -4752,7 +4668,7 @@
           </w:tcPr>
           <w:p>
             <w:r>
-              <w:t>Med</w:t>
+              <w:t>High</w:t>
             </w:r>
           </w:p>
         </w:tc>
@@ -4782,17 +4698,17 @@
           </w:tcPr>
           <w:p>
             <w:r>
-              <w:t>9.0</w:t>
-            </w:r>
-          </w:p>
-        </w:tc>
-        <w:tc>
-          <w:tcPr>
-            <w:tcW w:type="dxa" w:w="1234"/>
-          </w:tcPr>
-          <w:p>
-            <w:r>
-              <w:t>P1 — shipped (v5.3)</w:t>
+              <w:t>9.9</w:t>
+            </w:r>
+          </w:p>
+        </w:tc>
+        <w:tc>
+          <w:tcPr>
+            <w:tcW w:type="dxa" w:w="1234"/>
+          </w:tcPr>
+          <w:p>
+            <w:r>
+              <w:t>P0 — shipped (v5.3)</w:t>
             </w:r>
           </w:p>
         </w:tc>
@@ -4804,7 +4720,7 @@
           </w:tcPr>
           <w:p>
             <w:r>
-              <w:t>Prompt caching (strategy SYSTEM ephemeral)</w:t>
+              <w:t>Trailing stops (high_watermark + 1% trail)</w:t>
             </w:r>
           </w:p>
         </w:tc>
@@ -4824,27 +4740,27 @@
           </w:tcPr>
           <w:p>
             <w:r>
-              <w:t>Med</w:t>
-            </w:r>
-          </w:p>
-        </w:tc>
-        <w:tc>
-          <w:tcPr>
-            <w:tcW w:type="dxa" w:w="1234"/>
-          </w:tcPr>
-          <w:p>
-            <w:r>
-              <w:t>99%</w:t>
-            </w:r>
-          </w:p>
-        </w:tc>
-        <w:tc>
-          <w:tcPr>
-            <w:tcW w:type="dxa" w:w="1234"/>
-          </w:tcPr>
-          <w:p>
-            <w:r>
-              <w:t>XS</w:t>
+              <w:t>High</w:t>
+            </w:r>
+          </w:p>
+        </w:tc>
+        <w:tc>
+          <w:tcPr>
+            <w:tcW w:type="dxa" w:w="1234"/>
+          </w:tcPr>
+          <w:p>
+            <w:r>
+              <w:t>90%</w:t>
+            </w:r>
+          </w:p>
+        </w:tc>
+        <w:tc>
+          <w:tcPr>
+            <w:tcW w:type="dxa" w:w="1234"/>
+          </w:tcPr>
+          <w:p>
+            <w:r>
+              <w:t>S</w:t>
             </w:r>
           </w:p>
         </w:tc>
@@ -4864,7 +4780,7 @@
           </w:tcPr>
           <w:p>
             <w:r>
-              <w:t>P1 — shipped (v5.4)</w:t>
+              <w:t>P1 — shipped (v5.3)</w:t>
             </w:r>
           </w:p>
         </w:tc>
@@ -4876,7 +4792,7 @@
           </w:tcPr>
           <w:p>
             <w:r>
-              <w:t>Strategy pre-filter (score gate before Claude)</w:t>
+              <w:t>Confidence-weighted position sizing</w:t>
             </w:r>
           </w:p>
         </w:tc>
@@ -4906,7 +4822,7 @@
           </w:tcPr>
           <w:p>
             <w:r>
-              <w:t>99%</w:t>
+              <w:t>95%</w:t>
             </w:r>
           </w:p>
         </w:tc>
@@ -4926,17 +4842,17 @@
           </w:tcPr>
           <w:p>
             <w:r>
-              <w:t>9.0</w:t>
-            </w:r>
-          </w:p>
-        </w:tc>
-        <w:tc>
-          <w:tcPr>
-            <w:tcW w:type="dxa" w:w="1234"/>
-          </w:tcPr>
-          <w:p>
-            <w:r>
-              <w:t>P1 — shipped (v5.4)</w:t>
+              <w:t>8.6</w:t>
+            </w:r>
+          </w:p>
+        </w:tc>
+        <w:tc>
+          <w:tcPr>
+            <w:tcW w:type="dxa" w:w="1234"/>
+          </w:tcPr>
+          <w:p>
+            <w:r>
+              <w:t>P1 — shipped (v5.3)</w:t>
             </w:r>
           </w:p>
         </w:tc>
@@ -4948,7 +4864,7 @@
           </w:tcPr>
           <w:p>
             <w:r>
-              <w:t>1M liquidity floor (was 500K)</w:t>
+              <w:t>Dashboard trail stop annotations</w:t>
             </w:r>
           </w:p>
         </w:tc>
@@ -4968,17 +4884,17 @@
           </w:tcPr>
           <w:p>
             <w:r>
-              <w:t>High</w:t>
-            </w:r>
-          </w:p>
-        </w:tc>
-        <w:tc>
-          <w:tcPr>
-            <w:tcW w:type="dxa" w:w="1234"/>
-          </w:tcPr>
-          <w:p>
-            <w:r>
-              <w:t>95%</w:t>
+              <w:t>Med</w:t>
+            </w:r>
+          </w:p>
+        </w:tc>
+        <w:tc>
+          <w:tcPr>
+            <w:tcW w:type="dxa" w:w="1234"/>
+          </w:tcPr>
+          <w:p>
+            <w:r>
+              <w:t>99%</w:t>
             </w:r>
           </w:p>
         </w:tc>
@@ -4998,17 +4914,17 @@
           </w:tcPr>
           <w:p>
             <w:r>
-              <w:t>9.5</w:t>
-            </w:r>
-          </w:p>
-        </w:tc>
-        <w:tc>
-          <w:tcPr>
-            <w:tcW w:type="dxa" w:w="1234"/>
-          </w:tcPr>
-          <w:p>
-            <w:r>
-              <w:t>P1 — shipped (v5.4)</w:t>
+              <w:t>9.0</w:t>
+            </w:r>
+          </w:p>
+        </w:tc>
+        <w:tc>
+          <w:tcPr>
+            <w:tcW w:type="dxa" w:w="1234"/>
+          </w:tcPr>
+          <w:p>
+            <w:r>
+              <w:t>P1 — shipped (v5.3)</w:t>
             </w:r>
           </w:p>
         </w:tc>
@@ -5020,7 +4936,7 @@
           </w:tcPr>
           <w:p>
             <w:r>
-              <w:t>Real-time Alpaca price refresh (step 1.8)</w:t>
+              <w:t>Prompt caching (strategy SYSTEM ephemeral)</w:t>
             </w:r>
           </w:p>
         </w:tc>
@@ -5040,27 +4956,27 @@
           </w:tcPr>
           <w:p>
             <w:r>
-              <w:t>High</w:t>
-            </w:r>
-          </w:p>
-        </w:tc>
-        <w:tc>
-          <w:tcPr>
-            <w:tcW w:type="dxa" w:w="1234"/>
-          </w:tcPr>
-          <w:p>
-            <w:r>
-              <w:t>90%</w:t>
-            </w:r>
-          </w:p>
-        </w:tc>
-        <w:tc>
-          <w:tcPr>
-            <w:tcW w:type="dxa" w:w="1234"/>
-          </w:tcPr>
-          <w:p>
-            <w:r>
-              <w:t>S</w:t>
+              <w:t>Med</w:t>
+            </w:r>
+          </w:p>
+        </w:tc>
+        <w:tc>
+          <w:tcPr>
+            <w:tcW w:type="dxa" w:w="1234"/>
+          </w:tcPr>
+          <w:p>
+            <w:r>
+              <w:t>99%</w:t>
+            </w:r>
+          </w:p>
+        </w:tc>
+        <w:tc>
+          <w:tcPr>
+            <w:tcW w:type="dxa" w:w="1234"/>
+          </w:tcPr>
+          <w:p>
+            <w:r>
+              <w:t>XS</w:t>
             </w:r>
           </w:p>
         </w:tc>
@@ -5092,7 +5008,7 @@
           </w:tcPr>
           <w:p>
             <w:r>
-              <w:t>Limit order entries (was market orders)</w:t>
+              <w:t>Strategy pre-filter (score gate before Claude)</w:t>
             </w:r>
           </w:p>
         </w:tc>
@@ -5112,37 +5028,37 @@
           </w:tcPr>
           <w:p>
             <w:r>
-              <w:t>High</w:t>
-            </w:r>
-          </w:p>
-        </w:tc>
-        <w:tc>
-          <w:tcPr>
-            <w:tcW w:type="dxa" w:w="1234"/>
-          </w:tcPr>
-          <w:p>
-            <w:r>
-              <w:t>95%</w:t>
-            </w:r>
-          </w:p>
-        </w:tc>
-        <w:tc>
-          <w:tcPr>
-            <w:tcW w:type="dxa" w:w="1234"/>
-          </w:tcPr>
-          <w:p>
-            <w:r>
-              <w:t>S</w:t>
-            </w:r>
-          </w:p>
-        </w:tc>
-        <w:tc>
-          <w:tcPr>
-            <w:tcW w:type="dxa" w:w="1234"/>
-          </w:tcPr>
-          <w:p>
-            <w:r>
-              <w:t>9.5</w:t>
+              <w:t>Med</w:t>
+            </w:r>
+          </w:p>
+        </w:tc>
+        <w:tc>
+          <w:tcPr>
+            <w:tcW w:type="dxa" w:w="1234"/>
+          </w:tcPr>
+          <w:p>
+            <w:r>
+              <w:t>99%</w:t>
+            </w:r>
+          </w:p>
+        </w:tc>
+        <w:tc>
+          <w:tcPr>
+            <w:tcW w:type="dxa" w:w="1234"/>
+          </w:tcPr>
+          <w:p>
+            <w:r>
+              <w:t>XS</w:t>
+            </w:r>
+          </w:p>
+        </w:tc>
+        <w:tc>
+          <w:tcPr>
+            <w:tcW w:type="dxa" w:w="1234"/>
+          </w:tcPr>
+          <w:p>
+            <w:r>
+              <w:t>9.0</w:t>
             </w:r>
           </w:p>
         </w:tc>
@@ -5164,7 +5080,7 @@
           </w:tcPr>
           <w:p>
             <w:r>
-              <w:t>Premarket 9:45 AM ET (skip first 15 min)</w:t>
+              <w:t>1M liquidity floor (was 500K)</w:t>
             </w:r>
           </w:p>
         </w:tc>
@@ -5236,7 +5152,7 @@
           </w:tcPr>
           <w:p>
             <w:r>
-              <w:t>15-min intraday checks (was 30 min)</w:t>
+              <w:t>Real-time Alpaca price refresh (step 1.8)</w:t>
             </w:r>
           </w:p>
         </w:tc>
@@ -5256,27 +5172,27 @@
           </w:tcPr>
           <w:p>
             <w:r>
-              <w:t>Med</w:t>
-            </w:r>
-          </w:p>
-        </w:tc>
-        <w:tc>
-          <w:tcPr>
-            <w:tcW w:type="dxa" w:w="1234"/>
-          </w:tcPr>
-          <w:p>
-            <w:r>
-              <w:t>95%</w:t>
-            </w:r>
-          </w:p>
-        </w:tc>
-        <w:tc>
-          <w:tcPr>
-            <w:tcW w:type="dxa" w:w="1234"/>
-          </w:tcPr>
-          <w:p>
-            <w:r>
-              <w:t>XS</w:t>
+              <w:t>High</w:t>
+            </w:r>
+          </w:p>
+        </w:tc>
+        <w:tc>
+          <w:tcPr>
+            <w:tcW w:type="dxa" w:w="1234"/>
+          </w:tcPr>
+          <w:p>
+            <w:r>
+              <w:t>90%</w:t>
+            </w:r>
+          </w:p>
+        </w:tc>
+        <w:tc>
+          <w:tcPr>
+            <w:tcW w:type="dxa" w:w="1234"/>
+          </w:tcPr>
+          <w:p>
+            <w:r>
+              <w:t>S</w:t>
             </w:r>
           </w:p>
         </w:tc>
@@ -5308,6 +5224,222 @@
           </w:tcPr>
           <w:p>
             <w:r>
+              <w:t>Limit order entries (was market orders)</w:t>
+            </w:r>
+          </w:p>
+        </w:tc>
+        <w:tc>
+          <w:tcPr>
+            <w:tcW w:type="dxa" w:w="1234"/>
+          </w:tcPr>
+          <w:p>
+            <w:r>
+              <w:t>High</w:t>
+            </w:r>
+          </w:p>
+        </w:tc>
+        <w:tc>
+          <w:tcPr>
+            <w:tcW w:type="dxa" w:w="1234"/>
+          </w:tcPr>
+          <w:p>
+            <w:r>
+              <w:t>High</w:t>
+            </w:r>
+          </w:p>
+        </w:tc>
+        <w:tc>
+          <w:tcPr>
+            <w:tcW w:type="dxa" w:w="1234"/>
+          </w:tcPr>
+          <w:p>
+            <w:r>
+              <w:t>95%</w:t>
+            </w:r>
+          </w:p>
+        </w:tc>
+        <w:tc>
+          <w:tcPr>
+            <w:tcW w:type="dxa" w:w="1234"/>
+          </w:tcPr>
+          <w:p>
+            <w:r>
+              <w:t>S</w:t>
+            </w:r>
+          </w:p>
+        </w:tc>
+        <w:tc>
+          <w:tcPr>
+            <w:tcW w:type="dxa" w:w="1234"/>
+          </w:tcPr>
+          <w:p>
+            <w:r>
+              <w:t>9.5</w:t>
+            </w:r>
+          </w:p>
+        </w:tc>
+        <w:tc>
+          <w:tcPr>
+            <w:tcW w:type="dxa" w:w="1234"/>
+          </w:tcPr>
+          <w:p>
+            <w:r>
+              <w:t>P1 — shipped (v5.4)</w:t>
+            </w:r>
+          </w:p>
+        </w:tc>
+      </w:tr>
+      <w:tr>
+        <w:tc>
+          <w:tcPr>
+            <w:tcW w:type="dxa" w:w="1234"/>
+          </w:tcPr>
+          <w:p>
+            <w:r>
+              <w:t>Premarket 9:45 AM ET (skip first 15 min)</w:t>
+            </w:r>
+          </w:p>
+        </w:tc>
+        <w:tc>
+          <w:tcPr>
+            <w:tcW w:type="dxa" w:w="1234"/>
+          </w:tcPr>
+          <w:p>
+            <w:r>
+              <w:t>High</w:t>
+            </w:r>
+          </w:p>
+        </w:tc>
+        <w:tc>
+          <w:tcPr>
+            <w:tcW w:type="dxa" w:w="1234"/>
+          </w:tcPr>
+          <w:p>
+            <w:r>
+              <w:t>High</w:t>
+            </w:r>
+          </w:p>
+        </w:tc>
+        <w:tc>
+          <w:tcPr>
+            <w:tcW w:type="dxa" w:w="1234"/>
+          </w:tcPr>
+          <w:p>
+            <w:r>
+              <w:t>95%</w:t>
+            </w:r>
+          </w:p>
+        </w:tc>
+        <w:tc>
+          <w:tcPr>
+            <w:tcW w:type="dxa" w:w="1234"/>
+          </w:tcPr>
+          <w:p>
+            <w:r>
+              <w:t>XS</w:t>
+            </w:r>
+          </w:p>
+        </w:tc>
+        <w:tc>
+          <w:tcPr>
+            <w:tcW w:type="dxa" w:w="1234"/>
+          </w:tcPr>
+          <w:p>
+            <w:r>
+              <w:t>9.5</w:t>
+            </w:r>
+          </w:p>
+        </w:tc>
+        <w:tc>
+          <w:tcPr>
+            <w:tcW w:type="dxa" w:w="1234"/>
+          </w:tcPr>
+          <w:p>
+            <w:r>
+              <w:t>P1 — shipped (v5.4)</w:t>
+            </w:r>
+          </w:p>
+        </w:tc>
+      </w:tr>
+      <w:tr>
+        <w:tc>
+          <w:tcPr>
+            <w:tcW w:type="dxa" w:w="1234"/>
+          </w:tcPr>
+          <w:p>
+            <w:r>
+              <w:t>15-min intraday checks (was 30 min)</w:t>
+            </w:r>
+          </w:p>
+        </w:tc>
+        <w:tc>
+          <w:tcPr>
+            <w:tcW w:type="dxa" w:w="1234"/>
+          </w:tcPr>
+          <w:p>
+            <w:r>
+              <w:t>High</w:t>
+            </w:r>
+          </w:p>
+        </w:tc>
+        <w:tc>
+          <w:tcPr>
+            <w:tcW w:type="dxa" w:w="1234"/>
+          </w:tcPr>
+          <w:p>
+            <w:r>
+              <w:t>Med</w:t>
+            </w:r>
+          </w:p>
+        </w:tc>
+        <w:tc>
+          <w:tcPr>
+            <w:tcW w:type="dxa" w:w="1234"/>
+          </w:tcPr>
+          <w:p>
+            <w:r>
+              <w:t>95%</w:t>
+            </w:r>
+          </w:p>
+        </w:tc>
+        <w:tc>
+          <w:tcPr>
+            <w:tcW w:type="dxa" w:w="1234"/>
+          </w:tcPr>
+          <w:p>
+            <w:r>
+              <w:t>XS</w:t>
+            </w:r>
+          </w:p>
+        </w:tc>
+        <w:tc>
+          <w:tcPr>
+            <w:tcW w:type="dxa" w:w="1234"/>
+          </w:tcPr>
+          <w:p>
+            <w:r>
+              <w:t>9.0</w:t>
+            </w:r>
+          </w:p>
+        </w:tc>
+        <w:tc>
+          <w:tcPr>
+            <w:tcW w:type="dxa" w:w="1234"/>
+          </w:tcPr>
+          <w:p>
+            <w:r>
+              <w:t>P1 — shipped (v5.4)</w:t>
+            </w:r>
+          </w:p>
+        </w:tc>
+      </w:tr>
+      <w:tr>
+        <w:tc>
+          <w:tcPr>
+            <w:tcW w:type="dxa" w:w="1234"/>
+          </w:tcPr>
+          <w:p>
+            <w:r>
               <w:t>cron-job.org external triggers</w:t>
             </w:r>
           </w:p>
@@ -5369,6 +5501,222 @@
           <w:p>
             <w:r>
               <w:t>P0 — shipped (v5.4)</w:t>
+            </w:r>
+          </w:p>
+        </w:tc>
+      </w:tr>
+      <w:tr>
+        <w:tc>
+          <w:tcPr>
+            <w:tcW w:type="dxa" w:w="1234"/>
+          </w:tcPr>
+          <w:p>
+            <w:r>
+              <w:t>Target 2%, stop 0.67% (3:1 R:R, 25% break-even)</w:t>
+            </w:r>
+          </w:p>
+        </w:tc>
+        <w:tc>
+          <w:tcPr>
+            <w:tcW w:type="dxa" w:w="1234"/>
+          </w:tcPr>
+          <w:p>
+            <w:r>
+              <w:t>High</w:t>
+            </w:r>
+          </w:p>
+        </w:tc>
+        <w:tc>
+          <w:tcPr>
+            <w:tcW w:type="dxa" w:w="1234"/>
+          </w:tcPr>
+          <w:p>
+            <w:r>
+              <w:t>High</w:t>
+            </w:r>
+          </w:p>
+        </w:tc>
+        <w:tc>
+          <w:tcPr>
+            <w:tcW w:type="dxa" w:w="1234"/>
+          </w:tcPr>
+          <w:p>
+            <w:r>
+              <w:t>90%</w:t>
+            </w:r>
+          </w:p>
+        </w:tc>
+        <w:tc>
+          <w:tcPr>
+            <w:tcW w:type="dxa" w:w="1234"/>
+          </w:tcPr>
+          <w:p>
+            <w:r>
+              <w:t>XS</w:t>
+            </w:r>
+          </w:p>
+        </w:tc>
+        <w:tc>
+          <w:tcPr>
+            <w:tcW w:type="dxa" w:w="1234"/>
+          </w:tcPr>
+          <w:p>
+            <w:r>
+              <w:t>9.0</w:t>
+            </w:r>
+          </w:p>
+        </w:tc>
+        <w:tc>
+          <w:tcPr>
+            <w:tcW w:type="dxa" w:w="1234"/>
+          </w:tcPr>
+          <w:p>
+            <w:r>
+              <w:t>P1 — shipped (v5.5)</w:t>
+            </w:r>
+          </w:p>
+        </w:tc>
+      </w:tr>
+      <w:tr>
+        <w:tc>
+          <w:tcPr>
+            <w:tcW w:type="dxa" w:w="1234"/>
+          </w:tcPr>
+          <w:p>
+            <w:r>
+              <w:t>ML scorer step 1.76 (HistGradientBoosting, AUC 0.78)</w:t>
+            </w:r>
+          </w:p>
+        </w:tc>
+        <w:tc>
+          <w:tcPr>
+            <w:tcW w:type="dxa" w:w="1234"/>
+          </w:tcPr>
+          <w:p>
+            <w:r>
+              <w:t>High</w:t>
+            </w:r>
+          </w:p>
+        </w:tc>
+        <w:tc>
+          <w:tcPr>
+            <w:tcW w:type="dxa" w:w="1234"/>
+          </w:tcPr>
+          <w:p>
+            <w:r>
+              <w:t>High</w:t>
+            </w:r>
+          </w:p>
+        </w:tc>
+        <w:tc>
+          <w:tcPr>
+            <w:tcW w:type="dxa" w:w="1234"/>
+          </w:tcPr>
+          <w:p>
+            <w:r>
+              <w:t>85%</w:t>
+            </w:r>
+          </w:p>
+        </w:tc>
+        <w:tc>
+          <w:tcPr>
+            <w:tcW w:type="dxa" w:w="1234"/>
+          </w:tcPr>
+          <w:p>
+            <w:r>
+              <w:t>M</w:t>
+            </w:r>
+          </w:p>
+        </w:tc>
+        <w:tc>
+          <w:tcPr>
+            <w:tcW w:type="dxa" w:w="1234"/>
+          </w:tcPr>
+          <w:p>
+            <w:r>
+              <w:t>8.5</w:t>
+            </w:r>
+          </w:p>
+        </w:tc>
+        <w:tc>
+          <w:tcPr>
+            <w:tcW w:type="dxa" w:w="1234"/>
+          </w:tcPr>
+          <w:p>
+            <w:r>
+              <w:t>P1 — shipped (v5.5)</w:t>
+            </w:r>
+          </w:p>
+        </w:tc>
+      </w:tr>
+      <w:tr>
+        <w:tc>
+          <w:tcPr>
+            <w:tcW w:type="dxa" w:w="1234"/>
+          </w:tcPr>
+          <w:p>
+            <w:r>
+              <w:t>Monthly ML retrain workflow (retrain_model.yml)</w:t>
+            </w:r>
+          </w:p>
+        </w:tc>
+        <w:tc>
+          <w:tcPr>
+            <w:tcW w:type="dxa" w:w="1234"/>
+          </w:tcPr>
+          <w:p>
+            <w:r>
+              <w:t>High</w:t>
+            </w:r>
+          </w:p>
+        </w:tc>
+        <w:tc>
+          <w:tcPr>
+            <w:tcW w:type="dxa" w:w="1234"/>
+          </w:tcPr>
+          <w:p>
+            <w:r>
+              <w:t>Med</w:t>
+            </w:r>
+          </w:p>
+        </w:tc>
+        <w:tc>
+          <w:tcPr>
+            <w:tcW w:type="dxa" w:w="1234"/>
+          </w:tcPr>
+          <w:p>
+            <w:r>
+              <w:t>90%</w:t>
+            </w:r>
+          </w:p>
+        </w:tc>
+        <w:tc>
+          <w:tcPr>
+            <w:tcW w:type="dxa" w:w="1234"/>
+          </w:tcPr>
+          <w:p>
+            <w:r>
+              <w:t>S</w:t>
+            </w:r>
+          </w:p>
+        </w:tc>
+        <w:tc>
+          <w:tcPr>
+            <w:tcW w:type="dxa" w:w="1234"/>
+          </w:tcPr>
+          <w:p>
+            <w:r>
+              <w:t>8.1</w:t>
+            </w:r>
+          </w:p>
+        </w:tc>
+        <w:tc>
+          <w:tcPr>
+            <w:tcW w:type="dxa" w:w="1234"/>
+          </w:tcPr>
+          <w:p>
+            <w:r>
+              <w:t>P1 — shipped (v5.5)</w:t>
             </w:r>
           </w:p>
         </w:tc>
@@ -5841,7 +6189,7 @@
         <w:ind w:left="360"/>
       </w:pPr>
       <w:r>
-        <w:t>Agent 2 (Risk): claude-sonnet-4-6 — receives proposed trades, applies hard rules (3% target, 1% stop, 3:1 reward:risk, $5K–$7K position size), returns approved/rejected split with plain-English rejection reasons.</w:t>
+        <w:t>Agent 2 (Risk): claude-sonnet-4-6 — receives proposed trades, applies hard rules (2% target, 0.67% stop, 3:1 reward:risk, $5K–$7K position size; break-even at 25% win rate), returns approved/rejected split with plain-English rejection reasons.</w:t>
       </w:r>
     </w:p>
     <w:p>
@@ -6120,31 +6468,19 @@
           <w:tcPr>
             <w:tcW w:type="dxa" w:w="2880"/>
           </w:tcPr>
-          <w:p>
-            <w:r>
-              <w:t>Phase 1 — Foundation</w:t>
-            </w:r>
-          </w:p>
+          <w:p/>
         </w:tc>
         <w:tc>
           <w:tcPr>
             <w:tcW w:type="dxa" w:w="2880"/>
           </w:tcPr>
-          <w:p>
-            <w:r>
-              <w:t>May 2026 (complete)</w:t>
-            </w:r>
-          </w:p>
+          <w:p/>
         </w:tc>
         <w:tc>
           <w:tcPr>
             <w:tcW w:type="dxa" w:w="2880"/>
           </w:tcPr>
-          <w:p>
-            <w:r>
-              <w:t>Scanner, strategy agent, risk agent, portfolio sim, GitHub Actions, Supabase, dashboard, backtest</w:t>
-            </w:r>
-          </w:p>
+          <w:p/>
         </w:tc>
       </w:tr>
       <w:tr>
@@ -6154,7 +6490,7 @@
           </w:tcPr>
           <w:p>
             <w:r>
-              <w:t>Phase 2a — Intelligence (V2a–V2c.1)</w:t>
+              <w:t>Phase 1 — Foundation</w:t>
             </w:r>
           </w:p>
         </w:tc>
@@ -6174,7 +6510,7 @@
           </w:tcPr>
           <w:p>
             <w:r>
-              <w:t>VIX gate, futures signal, earnings blackout, news context, Fear &amp; Greed + calendar gates, F&amp;G tuned to confirming signal, workflow dashboard</w:t>
+              <w:t>Scanner, strategy agent, risk agent, portfolio sim, GitHub Actions, Supabase, dashboard, backtest</w:t>
             </w:r>
           </w:p>
         </w:tc>
@@ -6186,7 +6522,7 @@
           </w:tcPr>
           <w:p>
             <w:r>
-              <w:t>Phase 3a — Dynamic Universe (V3a)</w:t>
+              <w:t>Phase 2a — Intelligence (V2a–V2c.1)</w:t>
             </w:r>
           </w:p>
         </w:tc>
@@ -6206,7 +6542,7 @@
           </w:tcPr>
           <w:p>
             <w:r>
-              <w:t>Weekly S&amp;P500+Nasdaq100 screener, 458 tickers on first run, company names in dashboard</w:t>
+              <w:t>VIX gate, futures signal, earnings blackout, news context, Fear &amp; Greed + calendar gates, F&amp;G tuned to confirming signal, workflow dashboard</w:t>
             </w:r>
           </w:p>
         </w:tc>
@@ -6218,7 +6554,7 @@
           </w:tcPr>
           <w:p>
             <w:r>
-              <w:t>Phase 2b — Execution (V2g)</w:t>
+              <w:t>Phase 3a — Dynamic Universe (V3a)</w:t>
             </w:r>
           </w:p>
         </w:tc>
@@ -6238,7 +6574,7 @@
           </w:tcPr>
           <w:p>
             <w:r>
-              <w:t>Alpaca paper trading — real bracket orders (entry + take-profit + stop-loss), position sync, fill price on close</w:t>
+              <w:t>Weekly S&amp;P500+Nasdaq100 screener, 458 tickers on first run, company names in dashboard</w:t>
             </w:r>
           </w:p>
         </w:tc>
@@ -6250,7 +6586,7 @@
           </w:tcPr>
           <w:p>
             <w:r>
-              <w:t>Phase 2c — More Intelligence (V2d)</w:t>
+              <w:t>Phase 2b — Execution (V2g)</w:t>
             </w:r>
           </w:p>
         </w:tc>
@@ -6270,7 +6606,7 @@
           </w:tcPr>
           <w:p>
             <w:r>
-              <w:t>V2d sector correlation guard — max 3 per sector, drops lowest-confidence excess</w:t>
+              <w:t>Alpaca paper trading — real bracket orders (entry + take-profit + stop-loss), position sync, fill price on close</w:t>
             </w:r>
           </w:p>
         </w:tc>
@@ -6282,7 +6618,7 @@
           </w:tcPr>
           <w:p>
             <w:r>
-              <w:t>Phase 2d — Safety (V5)</w:t>
+              <w:t>Phase 2c — More Intelligence (V2d)</w:t>
             </w:r>
           </w:p>
         </w:tc>
@@ -6302,7 +6638,7 @@
           </w:tcPr>
           <w:p>
             <w:r>
-              <w:t>V5 guardrails — 6 safety checks (action whitelist, ticker whitelist, duplicate guard, price sanity, capital check, daily loss limit), concurrent run lock, EOD close retry</w:t>
+              <w:t>V2d sector correlation guard — max 3 per sector, drops lowest-confidence excess</w:t>
             </w:r>
           </w:p>
         </w:tc>
@@ -6314,6 +6650,38 @@
           </w:tcPr>
           <w:p>
             <w:r>
+              <w:t>Phase 2d — Safety (V5)</w:t>
+            </w:r>
+          </w:p>
+        </w:tc>
+        <w:tc>
+          <w:tcPr>
+            <w:tcW w:type="dxa" w:w="2880"/>
+          </w:tcPr>
+          <w:p>
+            <w:r>
+              <w:t>May 2026 (complete)</w:t>
+            </w:r>
+          </w:p>
+        </w:tc>
+        <w:tc>
+          <w:tcPr>
+            <w:tcW w:type="dxa" w:w="2880"/>
+          </w:tcPr>
+          <w:p>
+            <w:r>
+              <w:t>V5 guardrails — 6 safety checks (action whitelist, ticker whitelist, duplicate guard, price sanity, capital check, daily loss limit), concurrent run lock, EOD close retry</w:t>
+            </w:r>
+          </w:p>
+        </w:tc>
+      </w:tr>
+      <w:tr>
+        <w:tc>
+          <w:tcPr>
+            <w:tcW w:type="dxa" w:w="2880"/>
+          </w:tcPr>
+          <w:p>
+            <w:r>
               <w:t>Phase 2e — Execution Friction Fixes (v5.4)</w:t>
             </w:r>
           </w:p>
@@ -6335,6 +6703,38 @@
           <w:p>
             <w:r>
               <w:t>Prompt caching, pre-filter, 1M volume floor, live prices, limit orders, 9:45 AM start, 15-min intraday, cron-job.org</w:t>
+            </w:r>
+          </w:p>
+        </w:tc>
+      </w:tr>
+      <w:tr>
+        <w:tc>
+          <w:tcPr>
+            <w:tcW w:type="dxa" w:w="2880"/>
+          </w:tcPr>
+          <w:p>
+            <w:r>
+              <w:t>Phase 2f — ML Scoring + Target Tuning (v5.5)</w:t>
+            </w:r>
+          </w:p>
+        </w:tc>
+        <w:tc>
+          <w:tcPr>
+            <w:tcW w:type="dxa" w:w="2880"/>
+          </w:tcPr>
+          <w:p>
+            <w:r>
+              <w:t>May 2026 (complete)</w:t>
+            </w:r>
+          </w:p>
+        </w:tc>
+        <w:tc>
+          <w:tcPr>
+            <w:tcW w:type="dxa" w:w="2880"/>
+          </w:tcPr>
+          <w:p>
+            <w:r>
+              <w:t>2% target / 0.67% stop (3:1 R:R, break-even 25%); ML scorer (HistGradientBoosting, AUC 0.78, 429 tickers, 13 features); monthly retrain workflow (commits pkl back to repo); full architecture + docs updated</w:t>
             </w:r>
           </w:p>
         </w:tc>
@@ -6951,7 +7351,7 @@
           </w:tcPr>
           <w:p>
             <w:r>
-              <w:t>3% above entry</w:t>
+              <w:t>2% above entry</w:t>
             </w:r>
           </w:p>
         </w:tc>
@@ -6961,7 +7361,7 @@
           </w:tcPr>
           <w:p>
             <w:r>
-              <w:t>Hard-coded in prompt — risk agent rejects if not set</w:t>
+              <w:t>Lowered from 3% — more achievable intraday move; hard-coded; risk agent rejects if not set</w:t>
             </w:r>
           </w:p>
         </w:tc>
@@ -6983,7 +7383,7 @@
           </w:tcPr>
           <w:p>
             <w:r>
-              <w:t>1% below entry</w:t>
+              <w:t>0.67% below entry</w:t>
             </w:r>
           </w:p>
         </w:tc>
@@ -6993,7 +7393,7 @@
           </w:tcPr>
           <w:p>
             <w:r>
-              <w:t>Hard-coded in prompt — risk agent rejects if wider</w:t>
+              <w:t>Lowered from 1% to maintain 3:1 R:R with 2% target; break-even at 25% win rate</w:t>
             </w:r>
           </w:p>
         </w:tc>
@@ -8401,7 +8801,16 @@
         <w:ind w:left="360"/>
       </w:pPr>
       <w:r>
-        <w:t>Intraday agent must reconcile Supabase OPEN positions against Alpaca's actual positions on every 30-min cycle — any mismatch marked UNFILLED automatically</w:t>
+        <w:t>ML scorer must score all pre-filter candidates before Claude call, sort by P(hit +2%), and gracefully fall back to no-scoring if model file is missing</w:t>
+      </w:r>
+    </w:p>
+    <w:p>
+      <w:pPr>
+        <w:pStyle w:val="ListBullet"/>
+        <w:ind w:left="360"/>
+      </w:pPr>
+      <w:r>
+        <w:t>Intraday agent must reconcile Supabase OPEN positions against Alpaca's actual positions on every 15-min cycle — any mismatch marked UNFILLED automatically</w:t>
       </w:r>
     </w:p>
     <w:p>
@@ -9805,6 +10214,14 @@
       </w:pPr>
       <w:r>
         <w:t>Phase 2e (v5.4, complete): Prompt caching (strategy SYSTEM ephemeral, ~70–75% input token reduction); strategy pre-filter (STRATEGY_MIN_SCORE=4, step 1.75); 1M avg volume liquidity floor; real-time Alpaca price refresh before Claude call (step 1.8); limit order entries at entry × 1.001 (was market orders); premarket moved 9:00 → 9:45 AM ET; intraday every 15 min (was 30 min); cron-job.org external triggers for exact-time scheduling; eval.py date filter fix; futures period fix for Monday availability.</w:t>
+      </w:r>
+    </w:p>
+    <w:p>
+      <w:pPr>
+        <w:spacing w:after="120"/>
+      </w:pPr>
+      <w:r>
+        <w:t>Phase 2f (v5.5, complete): Target lowered 3% → 2%, stop 1% → 0.67% — maintains 3:1 R:R, break-even at 25% win rate (was 25% break-even, lower risk per trade). ML scorer (step 1.76): HistGradientBoostingClassifier trained on 2y price data for all 429 tickers; 13 features (rsi, macd_hist, bb_pct, vol_ratio, atr_pct, dist_sma20, dist_sma50, mom1, mom5, range_52w_pct, dow, vix, technical_score); AUC 0.78 ± 0.04 (5-fold TimeSeriesSplit CV); top feature: atr_pct (0.165 importance). Monthly retrain workflow (retrain_model.yml): GitHub Actions runs 1st of each month, downloads fresh price history, retrains model, commits updated pkl + feature_columns.json back to main — fully automated, no manual step. Full architecture diagrams (high-level + low-level) regenerated at v5.5 showing all 13 pipeline steps, ML feedback loop, cron-job.org interdependencies.</w:t>
       </w:r>
     </w:p>
     <w:p>

--- a/Trading_Agent_PRD.docx
+++ b/Trading_Agent_PRD.docx
@@ -23,7 +23,7 @@
           <w:b/>
           <w:sz w:val="28"/>
         </w:rPr>
-        <w:t>AI Trading Agent (PRD) — v5.5</w:t>
+        <w:t>AI Trading Agent (PRD) — v5.6</w:t>
       </w:r>
     </w:p>
     <w:p>
@@ -3134,71 +3134,43 @@
           <w:tcPr>
             <w:tcW w:type="dxa" w:w="1234"/>
           </w:tcPr>
-          <w:p>
-            <w:r>
-              <w:t>Technical scanner (430+ tickers)</w:t>
-            </w:r>
-          </w:p>
-        </w:tc>
-        <w:tc>
-          <w:tcPr>
-            <w:tcW w:type="dxa" w:w="1234"/>
-          </w:tcPr>
-          <w:p>
-            <w:r>
-              <w:t>High</w:t>
-            </w:r>
-          </w:p>
-        </w:tc>
-        <w:tc>
-          <w:tcPr>
-            <w:tcW w:type="dxa" w:w="1234"/>
-          </w:tcPr>
-          <w:p>
-            <w:r>
-              <w:t>High</w:t>
-            </w:r>
-          </w:p>
-        </w:tc>
-        <w:tc>
-          <w:tcPr>
-            <w:tcW w:type="dxa" w:w="1234"/>
-          </w:tcPr>
-          <w:p>
-            <w:r>
-              <w:t>95%</w:t>
-            </w:r>
-          </w:p>
-        </w:tc>
-        <w:tc>
-          <w:tcPr>
-            <w:tcW w:type="dxa" w:w="1234"/>
-          </w:tcPr>
-          <w:p>
-            <w:r>
-              <w:t>M</w:t>
-            </w:r>
-          </w:p>
-        </w:tc>
-        <w:tc>
-          <w:tcPr>
-            <w:tcW w:type="dxa" w:w="1234"/>
-          </w:tcPr>
-          <w:p>
-            <w:r>
-              <w:t>9.5</w:t>
-            </w:r>
-          </w:p>
-        </w:tc>
-        <w:tc>
-          <w:tcPr>
-            <w:tcW w:type="dxa" w:w="1234"/>
-          </w:tcPr>
-          <w:p>
-            <w:r>
-              <w:t>P0 — shipped</w:t>
-            </w:r>
-          </w:p>
+          <w:p/>
+        </w:tc>
+        <w:tc>
+          <w:tcPr>
+            <w:tcW w:type="dxa" w:w="1234"/>
+          </w:tcPr>
+          <w:p/>
+        </w:tc>
+        <w:tc>
+          <w:tcPr>
+            <w:tcW w:type="dxa" w:w="1234"/>
+          </w:tcPr>
+          <w:p/>
+        </w:tc>
+        <w:tc>
+          <w:tcPr>
+            <w:tcW w:type="dxa" w:w="1234"/>
+          </w:tcPr>
+          <w:p/>
+        </w:tc>
+        <w:tc>
+          <w:tcPr>
+            <w:tcW w:type="dxa" w:w="1234"/>
+          </w:tcPr>
+          <w:p/>
+        </w:tc>
+        <w:tc>
+          <w:tcPr>
+            <w:tcW w:type="dxa" w:w="1234"/>
+          </w:tcPr>
+          <w:p/>
+        </w:tc>
+        <w:tc>
+          <w:tcPr>
+            <w:tcW w:type="dxa" w:w="1234"/>
+          </w:tcPr>
+          <w:p/>
         </w:tc>
       </w:tr>
       <w:tr>
@@ -3206,71 +3178,43 @@
           <w:tcPr>
             <w:tcW w:type="dxa" w:w="1234"/>
           </w:tcPr>
-          <w:p>
-            <w:r>
-              <w:t>Claude strategy agent</w:t>
-            </w:r>
-          </w:p>
-        </w:tc>
-        <w:tc>
-          <w:tcPr>
-            <w:tcW w:type="dxa" w:w="1234"/>
-          </w:tcPr>
-          <w:p>
-            <w:r>
-              <w:t>High</w:t>
-            </w:r>
-          </w:p>
-        </w:tc>
-        <w:tc>
-          <w:tcPr>
-            <w:tcW w:type="dxa" w:w="1234"/>
-          </w:tcPr>
-          <w:p>
-            <w:r>
-              <w:t>High</w:t>
-            </w:r>
-          </w:p>
-        </w:tc>
-        <w:tc>
-          <w:tcPr>
-            <w:tcW w:type="dxa" w:w="1234"/>
-          </w:tcPr>
-          <w:p>
-            <w:r>
-              <w:t>90%</w:t>
-            </w:r>
-          </w:p>
-        </w:tc>
-        <w:tc>
-          <w:tcPr>
-            <w:tcW w:type="dxa" w:w="1234"/>
-          </w:tcPr>
-          <w:p>
-            <w:r>
-              <w:t>M</w:t>
-            </w:r>
-          </w:p>
-        </w:tc>
-        <w:tc>
-          <w:tcPr>
-            <w:tcW w:type="dxa" w:w="1234"/>
-          </w:tcPr>
-          <w:p>
-            <w:r>
-              <w:t>9.0</w:t>
-            </w:r>
-          </w:p>
-        </w:tc>
-        <w:tc>
-          <w:tcPr>
-            <w:tcW w:type="dxa" w:w="1234"/>
-          </w:tcPr>
-          <w:p>
-            <w:r>
-              <w:t>P0 — shipped</w:t>
-            </w:r>
-          </w:p>
+          <w:p/>
+        </w:tc>
+        <w:tc>
+          <w:tcPr>
+            <w:tcW w:type="dxa" w:w="1234"/>
+          </w:tcPr>
+          <w:p/>
+        </w:tc>
+        <w:tc>
+          <w:tcPr>
+            <w:tcW w:type="dxa" w:w="1234"/>
+          </w:tcPr>
+          <w:p/>
+        </w:tc>
+        <w:tc>
+          <w:tcPr>
+            <w:tcW w:type="dxa" w:w="1234"/>
+          </w:tcPr>
+          <w:p/>
+        </w:tc>
+        <w:tc>
+          <w:tcPr>
+            <w:tcW w:type="dxa" w:w="1234"/>
+          </w:tcPr>
+          <w:p/>
+        </w:tc>
+        <w:tc>
+          <w:tcPr>
+            <w:tcW w:type="dxa" w:w="1234"/>
+          </w:tcPr>
+          <w:p/>
+        </w:tc>
+        <w:tc>
+          <w:tcPr>
+            <w:tcW w:type="dxa" w:w="1234"/>
+          </w:tcPr>
+          <w:p/>
         </w:tc>
       </w:tr>
       <w:tr>
@@ -3278,71 +3222,43 @@
           <w:tcPr>
             <w:tcW w:type="dxa" w:w="1234"/>
           </w:tcPr>
-          <w:p>
-            <w:r>
-              <w:t>Claude risk agent</w:t>
-            </w:r>
-          </w:p>
-        </w:tc>
-        <w:tc>
-          <w:tcPr>
-            <w:tcW w:type="dxa" w:w="1234"/>
-          </w:tcPr>
-          <w:p>
-            <w:r>
-              <w:t>High</w:t>
-            </w:r>
-          </w:p>
-        </w:tc>
-        <w:tc>
-          <w:tcPr>
-            <w:tcW w:type="dxa" w:w="1234"/>
-          </w:tcPr>
-          <w:p>
-            <w:r>
-              <w:t>High</w:t>
-            </w:r>
-          </w:p>
-        </w:tc>
-        <w:tc>
-          <w:tcPr>
-            <w:tcW w:type="dxa" w:w="1234"/>
-          </w:tcPr>
-          <w:p>
-            <w:r>
-              <w:t>95%</w:t>
-            </w:r>
-          </w:p>
-        </w:tc>
-        <w:tc>
-          <w:tcPr>
-            <w:tcW w:type="dxa" w:w="1234"/>
-          </w:tcPr>
-          <w:p>
-            <w:r>
-              <w:t>S</w:t>
-            </w:r>
-          </w:p>
-        </w:tc>
-        <w:tc>
-          <w:tcPr>
-            <w:tcW w:type="dxa" w:w="1234"/>
-          </w:tcPr>
-          <w:p>
-            <w:r>
-              <w:t>9.5</w:t>
-            </w:r>
-          </w:p>
-        </w:tc>
-        <w:tc>
-          <w:tcPr>
-            <w:tcW w:type="dxa" w:w="1234"/>
-          </w:tcPr>
-          <w:p>
-            <w:r>
-              <w:t>P0 — shipped</w:t>
-            </w:r>
-          </w:p>
+          <w:p/>
+        </w:tc>
+        <w:tc>
+          <w:tcPr>
+            <w:tcW w:type="dxa" w:w="1234"/>
+          </w:tcPr>
+          <w:p/>
+        </w:tc>
+        <w:tc>
+          <w:tcPr>
+            <w:tcW w:type="dxa" w:w="1234"/>
+          </w:tcPr>
+          <w:p/>
+        </w:tc>
+        <w:tc>
+          <w:tcPr>
+            <w:tcW w:type="dxa" w:w="1234"/>
+          </w:tcPr>
+          <w:p/>
+        </w:tc>
+        <w:tc>
+          <w:tcPr>
+            <w:tcW w:type="dxa" w:w="1234"/>
+          </w:tcPr>
+          <w:p/>
+        </w:tc>
+        <w:tc>
+          <w:tcPr>
+            <w:tcW w:type="dxa" w:w="1234"/>
+          </w:tcPr>
+          <w:p/>
+        </w:tc>
+        <w:tc>
+          <w:tcPr>
+            <w:tcW w:type="dxa" w:w="1234"/>
+          </w:tcPr>
+          <w:p/>
         </w:tc>
       </w:tr>
       <w:tr>
@@ -3352,7 +3268,7 @@
           </w:tcPr>
           <w:p>
             <w:r>
-              <w:t>GitHub Actions scheduler</w:t>
+              <w:t>Technical scanner (430+ tickers)</w:t>
             </w:r>
           </w:p>
         </w:tc>
@@ -3382,27 +3298,27 @@
           </w:tcPr>
           <w:p>
             <w:r>
-              <w:t>99%</w:t>
-            </w:r>
-          </w:p>
-        </w:tc>
-        <w:tc>
-          <w:tcPr>
-            <w:tcW w:type="dxa" w:w="1234"/>
-          </w:tcPr>
-          <w:p>
-            <w:r>
-              <w:t>S</w:t>
-            </w:r>
-          </w:p>
-        </w:tc>
-        <w:tc>
-          <w:tcPr>
-            <w:tcW w:type="dxa" w:w="1234"/>
-          </w:tcPr>
-          <w:p>
-            <w:r>
-              <w:t>9.9</w:t>
+              <w:t>95%</w:t>
+            </w:r>
+          </w:p>
+        </w:tc>
+        <w:tc>
+          <w:tcPr>
+            <w:tcW w:type="dxa" w:w="1234"/>
+          </w:tcPr>
+          <w:p>
+            <w:r>
+              <w:t>M</w:t>
+            </w:r>
+          </w:p>
+        </w:tc>
+        <w:tc>
+          <w:tcPr>
+            <w:tcW w:type="dxa" w:w="1234"/>
+          </w:tcPr>
+          <w:p>
+            <w:r>
+              <w:t>9.5</w:t>
             </w:r>
           </w:p>
         </w:tc>
@@ -3424,7 +3340,7 @@
           </w:tcPr>
           <w:p>
             <w:r>
-              <w:t>Supabase persistence</w:t>
+              <w:t>Claude strategy agent</w:t>
             </w:r>
           </w:p>
         </w:tc>
@@ -3454,27 +3370,27 @@
           </w:tcPr>
           <w:p>
             <w:r>
-              <w:t>99%</w:t>
-            </w:r>
-          </w:p>
-        </w:tc>
-        <w:tc>
-          <w:tcPr>
-            <w:tcW w:type="dxa" w:w="1234"/>
-          </w:tcPr>
-          <w:p>
-            <w:r>
-              <w:t>S</w:t>
-            </w:r>
-          </w:p>
-        </w:tc>
-        <w:tc>
-          <w:tcPr>
-            <w:tcW w:type="dxa" w:w="1234"/>
-          </w:tcPr>
-          <w:p>
-            <w:r>
-              <w:t>9.9</w:t>
+              <w:t>90%</w:t>
+            </w:r>
+          </w:p>
+        </w:tc>
+        <w:tc>
+          <w:tcPr>
+            <w:tcW w:type="dxa" w:w="1234"/>
+          </w:tcPr>
+          <w:p>
+            <w:r>
+              <w:t>M</w:t>
+            </w:r>
+          </w:p>
+        </w:tc>
+        <w:tc>
+          <w:tcPr>
+            <w:tcW w:type="dxa" w:w="1234"/>
+          </w:tcPr>
+          <w:p>
+            <w:r>
+              <w:t>9.0</w:t>
             </w:r>
           </w:p>
         </w:tc>
@@ -3496,7 +3412,7 @@
           </w:tcPr>
           <w:p>
             <w:r>
-              <w:t>30-day backtesting (backtest.py)</w:t>
+              <w:t>Claude risk agent</w:t>
             </w:r>
           </w:p>
         </w:tc>
@@ -3536,7 +3452,7 @@
           </w:tcPr>
           <w:p>
             <w:r>
-              <w:t>M</w:t>
+              <w:t>S</w:t>
             </w:r>
           </w:p>
         </w:tc>
@@ -3568,7 +3484,7 @@
           </w:tcPr>
           <w:p>
             <w:r>
-              <w:t>V2a: VIX + futures gate</w:t>
+              <w:t>GitHub Actions scheduler</w:t>
             </w:r>
           </w:p>
         </w:tc>
@@ -3598,7 +3514,7 @@
           </w:tcPr>
           <w:p>
             <w:r>
-              <w:t>90%</w:t>
+              <w:t>99%</w:t>
             </w:r>
           </w:p>
         </w:tc>
@@ -3618,17 +3534,17 @@
           </w:tcPr>
           <w:p>
             <w:r>
-              <w:t>9.0</w:t>
-            </w:r>
-          </w:p>
-        </w:tc>
-        <w:tc>
-          <w:tcPr>
-            <w:tcW w:type="dxa" w:w="1234"/>
-          </w:tcPr>
-          <w:p>
-            <w:r>
-              <w:t>P1 — shipped</w:t>
+              <w:t>9.9</w:t>
+            </w:r>
+          </w:p>
+        </w:tc>
+        <w:tc>
+          <w:tcPr>
+            <w:tcW w:type="dxa" w:w="1234"/>
+          </w:tcPr>
+          <w:p>
+            <w:r>
+              <w:t>P0 — shipped</w:t>
             </w:r>
           </w:p>
         </w:tc>
@@ -3640,7 +3556,7 @@
           </w:tcPr>
           <w:p>
             <w:r>
-              <w:t>V2b: Earnings blackout + news</w:t>
+              <w:t>Supabase persistence</w:t>
             </w:r>
           </w:p>
         </w:tc>
@@ -3670,7 +3586,7 @@
           </w:tcPr>
           <w:p>
             <w:r>
-              <w:t>90%</w:t>
+              <w:t>99%</w:t>
             </w:r>
           </w:p>
         </w:tc>
@@ -3690,17 +3606,17 @@
           </w:tcPr>
           <w:p>
             <w:r>
-              <w:t>9.0</w:t>
-            </w:r>
-          </w:p>
-        </w:tc>
-        <w:tc>
-          <w:tcPr>
-            <w:tcW w:type="dxa" w:w="1234"/>
-          </w:tcPr>
-          <w:p>
-            <w:r>
-              <w:t>P1 — shipped</w:t>
+              <w:t>9.9</w:t>
+            </w:r>
+          </w:p>
+        </w:tc>
+        <w:tc>
+          <w:tcPr>
+            <w:tcW w:type="dxa" w:w="1234"/>
+          </w:tcPr>
+          <w:p>
+            <w:r>
+              <w:t>P0 — shipped</w:t>
             </w:r>
           </w:p>
         </w:tc>
@@ -3712,7 +3628,7 @@
           </w:tcPr>
           <w:p>
             <w:r>
-              <w:t>Workflow dashboard (Today tab)</w:t>
+              <w:t>30-day backtesting (backtest.py)</w:t>
             </w:r>
           </w:p>
         </w:tc>
@@ -3732,17 +3648,17 @@
           </w:tcPr>
           <w:p>
             <w:r>
-              <w:t>Med</w:t>
-            </w:r>
-          </w:p>
-        </w:tc>
-        <w:tc>
-          <w:tcPr>
-            <w:tcW w:type="dxa" w:w="1234"/>
-          </w:tcPr>
-          <w:p>
-            <w:r>
-              <w:t>90%</w:t>
+              <w:t>High</w:t>
+            </w:r>
+          </w:p>
+        </w:tc>
+        <w:tc>
+          <w:tcPr>
+            <w:tcW w:type="dxa" w:w="1234"/>
+          </w:tcPr>
+          <w:p>
+            <w:r>
+              <w:t>95%</w:t>
             </w:r>
           </w:p>
         </w:tc>
@@ -3762,17 +3678,17 @@
           </w:tcPr>
           <w:p>
             <w:r>
-              <w:t>8.1</w:t>
-            </w:r>
-          </w:p>
-        </w:tc>
-        <w:tc>
-          <w:tcPr>
-            <w:tcW w:type="dxa" w:w="1234"/>
-          </w:tcPr>
-          <w:p>
-            <w:r>
-              <w:t>P1 — shipped</w:t>
+              <w:t>9.5</w:t>
+            </w:r>
+          </w:p>
+        </w:tc>
+        <w:tc>
+          <w:tcPr>
+            <w:tcW w:type="dxa" w:w="1234"/>
+          </w:tcPr>
+          <w:p>
+            <w:r>
+              <w:t>P0 — shipped</w:t>
             </w:r>
           </w:p>
         </w:tc>
@@ -3784,17 +3700,7 @@
           </w:tcPr>
           <w:p>
             <w:r>
-              <w:t>Eval script (eval.py)</w:t>
-            </w:r>
-          </w:p>
-        </w:tc>
-        <w:tc>
-          <w:tcPr>
-            <w:tcW w:type="dxa" w:w="1234"/>
-          </w:tcPr>
-          <w:p>
-            <w:r>
-              <w:t>Med</w:t>
+              <w:t>V2a: VIX + futures gate</w:t>
             </w:r>
           </w:p>
         </w:tc>
@@ -3814,7 +3720,17 @@
           </w:tcPr>
           <w:p>
             <w:r>
-              <w:t>85%</w:t>
+              <w:t>High</w:t>
+            </w:r>
+          </w:p>
+        </w:tc>
+        <w:tc>
+          <w:tcPr>
+            <w:tcW w:type="dxa" w:w="1234"/>
+          </w:tcPr>
+          <w:p>
+            <w:r>
+              <w:t>90%</w:t>
             </w:r>
           </w:p>
         </w:tc>
@@ -3834,7 +3750,7 @@
           </w:tcPr>
           <w:p>
             <w:r>
-              <w:t>8.5</w:t>
+              <w:t>9.0</w:t>
             </w:r>
           </w:p>
         </w:tc>
@@ -3856,7 +3772,7 @@
           </w:tcPr>
           <w:p>
             <w:r>
-              <w:t>V2c: Fear &amp; Greed + FOMC/CPI/NFP calendar</w:t>
+              <w:t>V2b: Earnings blackout + news</w:t>
             </w:r>
           </w:p>
         </w:tc>
@@ -3886,7 +3802,7 @@
           </w:tcPr>
           <w:p>
             <w:r>
-              <w:t>95%</w:t>
+              <w:t>90%</w:t>
             </w:r>
           </w:p>
         </w:tc>
@@ -3906,17 +3822,17 @@
           </w:tcPr>
           <w:p>
             <w:r>
-              <w:t>9.5</w:t>
-            </w:r>
-          </w:p>
-        </w:tc>
-        <w:tc>
-          <w:tcPr>
-            <w:tcW w:type="dxa" w:w="1234"/>
-          </w:tcPr>
-          <w:p>
-            <w:r>
-              <w:t>P1 — shipped (v2.2)</w:t>
+              <w:t>9.0</w:t>
+            </w:r>
+          </w:p>
+        </w:tc>
+        <w:tc>
+          <w:tcPr>
+            <w:tcW w:type="dxa" w:w="1234"/>
+          </w:tcPr>
+          <w:p>
+            <w:r>
+              <w:t>P1 — shipped</w:t>
             </w:r>
           </w:p>
         </w:tc>
@@ -3928,7 +3844,7 @@
           </w:tcPr>
           <w:p>
             <w:r>
-              <w:t>V2c.1: Tune F&amp;G to confirming signal</w:t>
+              <w:t>Workflow dashboard (Today tab)</w:t>
             </w:r>
           </w:p>
         </w:tc>
@@ -3948,47 +3864,47 @@
           </w:tcPr>
           <w:p>
             <w:r>
-              <w:t>High</w:t>
-            </w:r>
-          </w:p>
-        </w:tc>
-        <w:tc>
-          <w:tcPr>
-            <w:tcW w:type="dxa" w:w="1234"/>
-          </w:tcPr>
-          <w:p>
-            <w:r>
-              <w:t>99%</w:t>
-            </w:r>
-          </w:p>
-        </w:tc>
-        <w:tc>
-          <w:tcPr>
-            <w:tcW w:type="dxa" w:w="1234"/>
-          </w:tcPr>
-          <w:p>
-            <w:r>
-              <w:t>XS</w:t>
-            </w:r>
-          </w:p>
-        </w:tc>
-        <w:tc>
-          <w:tcPr>
-            <w:tcW w:type="dxa" w:w="1234"/>
-          </w:tcPr>
-          <w:p>
-            <w:r>
-              <w:t>9.9</w:t>
-            </w:r>
-          </w:p>
-        </w:tc>
-        <w:tc>
-          <w:tcPr>
-            <w:tcW w:type="dxa" w:w="1234"/>
-          </w:tcPr>
-          <w:p>
-            <w:r>
-              <w:t>P1 — shipped (v2.3)</w:t>
+              <w:t>Med</w:t>
+            </w:r>
+          </w:p>
+        </w:tc>
+        <w:tc>
+          <w:tcPr>
+            <w:tcW w:type="dxa" w:w="1234"/>
+          </w:tcPr>
+          <w:p>
+            <w:r>
+              <w:t>90%</w:t>
+            </w:r>
+          </w:p>
+        </w:tc>
+        <w:tc>
+          <w:tcPr>
+            <w:tcW w:type="dxa" w:w="1234"/>
+          </w:tcPr>
+          <w:p>
+            <w:r>
+              <w:t>M</w:t>
+            </w:r>
+          </w:p>
+        </w:tc>
+        <w:tc>
+          <w:tcPr>
+            <w:tcW w:type="dxa" w:w="1234"/>
+          </w:tcPr>
+          <w:p>
+            <w:r>
+              <w:t>8.1</w:t>
+            </w:r>
+          </w:p>
+        </w:tc>
+        <w:tc>
+          <w:tcPr>
+            <w:tcW w:type="dxa" w:w="1234"/>
+          </w:tcPr>
+          <w:p>
+            <w:r>
+              <w:t>P1 — shipped</w:t>
             </w:r>
           </w:p>
         </w:tc>
@@ -4000,7 +3916,17 @@
           </w:tcPr>
           <w:p>
             <w:r>
-              <w:t>V3a: Dynamic universe refresh (weekly screener)</w:t>
+              <w:t>Eval script (eval.py)</w:t>
+            </w:r>
+          </w:p>
+        </w:tc>
+        <w:tc>
+          <w:tcPr>
+            <w:tcW w:type="dxa" w:w="1234"/>
+          </w:tcPr>
+          <w:p>
+            <w:r>
+              <w:t>Med</w:t>
             </w:r>
           </w:p>
         </w:tc>
@@ -4020,47 +3946,37 @@
           </w:tcPr>
           <w:p>
             <w:r>
-              <w:t>High</w:t>
-            </w:r>
-          </w:p>
-        </w:tc>
-        <w:tc>
-          <w:tcPr>
-            <w:tcW w:type="dxa" w:w="1234"/>
-          </w:tcPr>
-          <w:p>
-            <w:r>
-              <w:t>95%</w:t>
-            </w:r>
-          </w:p>
-        </w:tc>
-        <w:tc>
-          <w:tcPr>
-            <w:tcW w:type="dxa" w:w="1234"/>
-          </w:tcPr>
-          <w:p>
-            <w:r>
-              <w:t>M</w:t>
-            </w:r>
-          </w:p>
-        </w:tc>
-        <w:tc>
-          <w:tcPr>
-            <w:tcW w:type="dxa" w:w="1234"/>
-          </w:tcPr>
-          <w:p>
-            <w:r>
-              <w:t>9.5</w:t>
-            </w:r>
-          </w:p>
-        </w:tc>
-        <w:tc>
-          <w:tcPr>
-            <w:tcW w:type="dxa" w:w="1234"/>
-          </w:tcPr>
-          <w:p>
-            <w:r>
-              <w:t>P1 — shipped (v3.0)</w:t>
+              <w:t>85%</w:t>
+            </w:r>
+          </w:p>
+        </w:tc>
+        <w:tc>
+          <w:tcPr>
+            <w:tcW w:type="dxa" w:w="1234"/>
+          </w:tcPr>
+          <w:p>
+            <w:r>
+              <w:t>S</w:t>
+            </w:r>
+          </w:p>
+        </w:tc>
+        <w:tc>
+          <w:tcPr>
+            <w:tcW w:type="dxa" w:w="1234"/>
+          </w:tcPr>
+          <w:p>
+            <w:r>
+              <w:t>8.5</w:t>
+            </w:r>
+          </w:p>
+        </w:tc>
+        <w:tc>
+          <w:tcPr>
+            <w:tcW w:type="dxa" w:w="1234"/>
+          </w:tcPr>
+          <w:p>
+            <w:r>
+              <w:t>P1 — shipped</w:t>
             </w:r>
           </w:p>
         </w:tc>
@@ -4072,7 +3988,7 @@
           </w:tcPr>
           <w:p>
             <w:r>
-              <w:t>Dashboard company names column</w:t>
+              <w:t>V2c: Fear &amp; Greed + FOMC/CPI/NFP calendar</w:t>
             </w:r>
           </w:p>
         </w:tc>
@@ -4092,17 +4008,17 @@
           </w:tcPr>
           <w:p>
             <w:r>
-              <w:t>Med</w:t>
-            </w:r>
-          </w:p>
-        </w:tc>
-        <w:tc>
-          <w:tcPr>
-            <w:tcW w:type="dxa" w:w="1234"/>
-          </w:tcPr>
-          <w:p>
-            <w:r>
-              <w:t>99%</w:t>
+              <w:t>High</w:t>
+            </w:r>
+          </w:p>
+        </w:tc>
+        <w:tc>
+          <w:tcPr>
+            <w:tcW w:type="dxa" w:w="1234"/>
+          </w:tcPr>
+          <w:p>
+            <w:r>
+              <w:t>95%</w:t>
             </w:r>
           </w:p>
         </w:tc>
@@ -4122,17 +4038,17 @@
           </w:tcPr>
           <w:p>
             <w:r>
-              <w:t>9.0</w:t>
-            </w:r>
-          </w:p>
-        </w:tc>
-        <w:tc>
-          <w:tcPr>
-            <w:tcW w:type="dxa" w:w="1234"/>
-          </w:tcPr>
-          <w:p>
-            <w:r>
-              <w:t>P1 — shipped (v3.0)</w:t>
+              <w:t>9.5</w:t>
+            </w:r>
+          </w:p>
+        </w:tc>
+        <w:tc>
+          <w:tcPr>
+            <w:tcW w:type="dxa" w:w="1234"/>
+          </w:tcPr>
+          <w:p>
+            <w:r>
+              <w:t>P1 — shipped (v2.2)</w:t>
             </w:r>
           </w:p>
         </w:tc>
@@ -4144,67 +4060,67 @@
           </w:tcPr>
           <w:p>
             <w:r>
-              <w:t>V2d: Sector correlation guard</w:t>
-            </w:r>
-          </w:p>
-        </w:tc>
-        <w:tc>
-          <w:tcPr>
-            <w:tcW w:type="dxa" w:w="1234"/>
-          </w:tcPr>
-          <w:p>
-            <w:r>
-              <w:t>Med</w:t>
-            </w:r>
-          </w:p>
-        </w:tc>
-        <w:tc>
-          <w:tcPr>
-            <w:tcW w:type="dxa" w:w="1234"/>
-          </w:tcPr>
-          <w:p>
-            <w:r>
-              <w:t>Med</w:t>
-            </w:r>
-          </w:p>
-        </w:tc>
-        <w:tc>
-          <w:tcPr>
-            <w:tcW w:type="dxa" w:w="1234"/>
-          </w:tcPr>
-          <w:p>
-            <w:r>
-              <w:t>80%</w:t>
-            </w:r>
-          </w:p>
-        </w:tc>
-        <w:tc>
-          <w:tcPr>
-            <w:tcW w:type="dxa" w:w="1234"/>
-          </w:tcPr>
-          <w:p>
-            <w:r>
-              <w:t>S</w:t>
-            </w:r>
-          </w:p>
-        </w:tc>
-        <w:tc>
-          <w:tcPr>
-            <w:tcW w:type="dxa" w:w="1234"/>
-          </w:tcPr>
-          <w:p>
-            <w:r>
-              <w:t>7.2</w:t>
-            </w:r>
-          </w:p>
-        </w:tc>
-        <w:tc>
-          <w:tcPr>
-            <w:tcW w:type="dxa" w:w="1234"/>
-          </w:tcPr>
-          <w:p>
-            <w:r>
-              <w:t>P1 — shipped (v4.1)</w:t>
+              <w:t>V2c.1: Tune F&amp;G to confirming signal</w:t>
+            </w:r>
+          </w:p>
+        </w:tc>
+        <w:tc>
+          <w:tcPr>
+            <w:tcW w:type="dxa" w:w="1234"/>
+          </w:tcPr>
+          <w:p>
+            <w:r>
+              <w:t>High</w:t>
+            </w:r>
+          </w:p>
+        </w:tc>
+        <w:tc>
+          <w:tcPr>
+            <w:tcW w:type="dxa" w:w="1234"/>
+          </w:tcPr>
+          <w:p>
+            <w:r>
+              <w:t>High</w:t>
+            </w:r>
+          </w:p>
+        </w:tc>
+        <w:tc>
+          <w:tcPr>
+            <w:tcW w:type="dxa" w:w="1234"/>
+          </w:tcPr>
+          <w:p>
+            <w:r>
+              <w:t>99%</w:t>
+            </w:r>
+          </w:p>
+        </w:tc>
+        <w:tc>
+          <w:tcPr>
+            <w:tcW w:type="dxa" w:w="1234"/>
+          </w:tcPr>
+          <w:p>
+            <w:r>
+              <w:t>XS</w:t>
+            </w:r>
+          </w:p>
+        </w:tc>
+        <w:tc>
+          <w:tcPr>
+            <w:tcW w:type="dxa" w:w="1234"/>
+          </w:tcPr>
+          <w:p>
+            <w:r>
+              <w:t>9.9</w:t>
+            </w:r>
+          </w:p>
+        </w:tc>
+        <w:tc>
+          <w:tcPr>
+            <w:tcW w:type="dxa" w:w="1234"/>
+          </w:tcPr>
+          <w:p>
+            <w:r>
+              <w:t>P1 — shipped (v2.3)</w:t>
             </w:r>
           </w:p>
         </w:tc>
@@ -4216,7 +4132,7 @@
           </w:tcPr>
           <w:p>
             <w:r>
-              <w:t>V5: Guardrails (6 safety checks)</w:t>
+              <w:t>V3a: Dynamic universe refresh (weekly screener)</w:t>
             </w:r>
           </w:p>
         </w:tc>
@@ -4246,37 +4162,37 @@
           </w:tcPr>
           <w:p>
             <w:r>
-              <w:t>99%</w:t>
-            </w:r>
-          </w:p>
-        </w:tc>
-        <w:tc>
-          <w:tcPr>
-            <w:tcW w:type="dxa" w:w="1234"/>
-          </w:tcPr>
-          <w:p>
-            <w:r>
-              <w:t>S</w:t>
-            </w:r>
-          </w:p>
-        </w:tc>
-        <w:tc>
-          <w:tcPr>
-            <w:tcW w:type="dxa" w:w="1234"/>
-          </w:tcPr>
-          <w:p>
-            <w:r>
-              <w:t>9.9</w:t>
-            </w:r>
-          </w:p>
-        </w:tc>
-        <w:tc>
-          <w:tcPr>
-            <w:tcW w:type="dxa" w:w="1234"/>
-          </w:tcPr>
-          <w:p>
-            <w:r>
-              <w:t>P0 — shipped (v5.0)</w:t>
+              <w:t>95%</w:t>
+            </w:r>
+          </w:p>
+        </w:tc>
+        <w:tc>
+          <w:tcPr>
+            <w:tcW w:type="dxa" w:w="1234"/>
+          </w:tcPr>
+          <w:p>
+            <w:r>
+              <w:t>M</w:t>
+            </w:r>
+          </w:p>
+        </w:tc>
+        <w:tc>
+          <w:tcPr>
+            <w:tcW w:type="dxa" w:w="1234"/>
+          </w:tcPr>
+          <w:p>
+            <w:r>
+              <w:t>9.5</w:t>
+            </w:r>
+          </w:p>
+        </w:tc>
+        <w:tc>
+          <w:tcPr>
+            <w:tcW w:type="dxa" w:w="1234"/>
+          </w:tcPr>
+          <w:p>
+            <w:r>
+              <w:t>P1 — shipped (v3.0)</w:t>
             </w:r>
           </w:p>
         </w:tc>
@@ -4288,7 +4204,7 @@
           </w:tcPr>
           <w:p>
             <w:r>
-              <w:t>Summary tab: In Flight / Plan / Heatmap</w:t>
+              <w:t>Dashboard company names column</w:t>
             </w:r>
           </w:p>
         </w:tc>
@@ -4308,7 +4224,7 @@
           </w:tcPr>
           <w:p>
             <w:r>
-              <w:t>High</w:t>
+              <w:t>Med</w:t>
             </w:r>
           </w:p>
         </w:tc>
@@ -4338,17 +4254,17 @@
           </w:tcPr>
           <w:p>
             <w:r>
-              <w:t>9.9</w:t>
-            </w:r>
-          </w:p>
-        </w:tc>
-        <w:tc>
-          <w:tcPr>
-            <w:tcW w:type="dxa" w:w="1234"/>
-          </w:tcPr>
-          <w:p>
-            <w:r>
-              <w:t>P1 — shipped (v5.1)</w:t>
+              <w:t>9.0</w:t>
+            </w:r>
+          </w:p>
+        </w:tc>
+        <w:tc>
+          <w:tcPr>
+            <w:tcW w:type="dxa" w:w="1234"/>
+          </w:tcPr>
+          <w:p>
+            <w:r>
+              <w:t>P1 — shipped (v3.0)</w:t>
             </w:r>
           </w:p>
         </w:tc>
@@ -4360,37 +4276,37 @@
           </w:tcPr>
           <w:p>
             <w:r>
-              <w:t>Automated EOD eval + Agent Scorecard</w:t>
-            </w:r>
-          </w:p>
-        </w:tc>
-        <w:tc>
-          <w:tcPr>
-            <w:tcW w:type="dxa" w:w="1234"/>
-          </w:tcPr>
-          <w:p>
-            <w:r>
-              <w:t>High</w:t>
-            </w:r>
-          </w:p>
-        </w:tc>
-        <w:tc>
-          <w:tcPr>
-            <w:tcW w:type="dxa" w:w="1234"/>
-          </w:tcPr>
-          <w:p>
-            <w:r>
-              <w:t>High</w:t>
-            </w:r>
-          </w:p>
-        </w:tc>
-        <w:tc>
-          <w:tcPr>
-            <w:tcW w:type="dxa" w:w="1234"/>
-          </w:tcPr>
-          <w:p>
-            <w:r>
-              <w:t>99%</w:t>
+              <w:t>V2d: Sector correlation guard</w:t>
+            </w:r>
+          </w:p>
+        </w:tc>
+        <w:tc>
+          <w:tcPr>
+            <w:tcW w:type="dxa" w:w="1234"/>
+          </w:tcPr>
+          <w:p>
+            <w:r>
+              <w:t>Med</w:t>
+            </w:r>
+          </w:p>
+        </w:tc>
+        <w:tc>
+          <w:tcPr>
+            <w:tcW w:type="dxa" w:w="1234"/>
+          </w:tcPr>
+          <w:p>
+            <w:r>
+              <w:t>Med</w:t>
+            </w:r>
+          </w:p>
+        </w:tc>
+        <w:tc>
+          <w:tcPr>
+            <w:tcW w:type="dxa" w:w="1234"/>
+          </w:tcPr>
+          <w:p>
+            <w:r>
+              <w:t>80%</w:t>
             </w:r>
           </w:p>
         </w:tc>
@@ -4410,17 +4326,17 @@
           </w:tcPr>
           <w:p>
             <w:r>
-              <w:t>9.9</w:t>
-            </w:r>
-          </w:p>
-        </w:tc>
-        <w:tc>
-          <w:tcPr>
-            <w:tcW w:type="dxa" w:w="1234"/>
-          </w:tcPr>
-          <w:p>
-            <w:r>
-              <w:t>P1 — shipped (v5.1)</w:t>
+              <w:t>7.2</w:t>
+            </w:r>
+          </w:p>
+        </w:tc>
+        <w:tc>
+          <w:tcPr>
+            <w:tcW w:type="dxa" w:w="1234"/>
+          </w:tcPr>
+          <w:p>
+            <w:r>
+              <w:t>P1 — shipped (v4.1)</w:t>
             </w:r>
           </w:p>
         </w:tc>
@@ -4432,7 +4348,7 @@
           </w:tcPr>
           <w:p>
             <w:r>
-              <w:t>Alpaca position reconciliation (UNFILLED)</w:t>
+              <w:t>V5: Guardrails (6 safety checks)</w:t>
             </w:r>
           </w:p>
         </w:tc>
@@ -4462,7 +4378,7 @@
           </w:tcPr>
           <w:p>
             <w:r>
-              <w:t>95%</w:t>
+              <w:t>99%</w:t>
             </w:r>
           </w:p>
         </w:tc>
@@ -4482,17 +4398,17 @@
           </w:tcPr>
           <w:p>
             <w:r>
-              <w:t>9.5</w:t>
-            </w:r>
-          </w:p>
-        </w:tc>
-        <w:tc>
-          <w:tcPr>
-            <w:tcW w:type="dxa" w:w="1234"/>
-          </w:tcPr>
-          <w:p>
-            <w:r>
-              <w:t>P1 — shipped (v5.1)</w:t>
+              <w:t>9.9</w:t>
+            </w:r>
+          </w:p>
+        </w:tc>
+        <w:tc>
+          <w:tcPr>
+            <w:tcW w:type="dxa" w:w="1234"/>
+          </w:tcPr>
+          <w:p>
+            <w:r>
+              <w:t>P0 — shipped (v5.0)</w:t>
             </w:r>
           </w:p>
         </w:tc>
@@ -4504,7 +4420,7 @@
           </w:tcPr>
           <w:p>
             <w:r>
-              <w:t>No-margin cumulative capital check</w:t>
+              <w:t>Summary tab: In Flight / Plan / Heatmap</w:t>
             </w:r>
           </w:p>
         </w:tc>
@@ -4564,7 +4480,7 @@
           </w:tcPr>
           <w:p>
             <w:r>
-              <w:t>P0 — shipped (v5.2)</w:t>
+              <w:t>P1 — shipped (v5.1)</w:t>
             </w:r>
           </w:p>
         </w:tc>
@@ -4576,7 +4492,7 @@
           </w:tcPr>
           <w:p>
             <w:r>
-              <w:t>Daily profit lock-in (LOCK_IN at $716)</w:t>
+              <w:t>Automated EOD eval + Agent Scorecard</w:t>
             </w:r>
           </w:p>
         </w:tc>
@@ -4606,7 +4522,7 @@
           </w:tcPr>
           <w:p>
             <w:r>
-              <w:t>95%</w:t>
+              <w:t>99%</w:t>
             </w:r>
           </w:p>
         </w:tc>
@@ -4626,17 +4542,17 @@
           </w:tcPr>
           <w:p>
             <w:r>
-              <w:t>9.5</w:t>
-            </w:r>
-          </w:p>
-        </w:tc>
-        <w:tc>
-          <w:tcPr>
-            <w:tcW w:type="dxa" w:w="1234"/>
-          </w:tcPr>
-          <w:p>
-            <w:r>
-              <w:t>P1 — shipped (v5.2)</w:t>
+              <w:t>9.9</w:t>
+            </w:r>
+          </w:p>
+        </w:tc>
+        <w:tc>
+          <w:tcPr>
+            <w:tcW w:type="dxa" w:w="1234"/>
+          </w:tcPr>
+          <w:p>
+            <w:r>
+              <w:t>P1 — shipped (v5.1)</w:t>
             </w:r>
           </w:p>
         </w:tc>
@@ -4648,7 +4564,7 @@
           </w:tcPr>
           <w:p>
             <w:r>
-              <w:t>GitHub Actions retry (3x with 60s backoff)</w:t>
+              <w:t>Alpaca position reconciliation (UNFILLED)</w:t>
             </w:r>
           </w:p>
         </w:tc>
@@ -4678,37 +4594,37 @@
           </w:tcPr>
           <w:p>
             <w:r>
-              <w:t>99%</w:t>
-            </w:r>
-          </w:p>
-        </w:tc>
-        <w:tc>
-          <w:tcPr>
-            <w:tcW w:type="dxa" w:w="1234"/>
-          </w:tcPr>
-          <w:p>
-            <w:r>
-              <w:t>XS</w:t>
-            </w:r>
-          </w:p>
-        </w:tc>
-        <w:tc>
-          <w:tcPr>
-            <w:tcW w:type="dxa" w:w="1234"/>
-          </w:tcPr>
-          <w:p>
-            <w:r>
-              <w:t>9.9</w:t>
-            </w:r>
-          </w:p>
-        </w:tc>
-        <w:tc>
-          <w:tcPr>
-            <w:tcW w:type="dxa" w:w="1234"/>
-          </w:tcPr>
-          <w:p>
-            <w:r>
-              <w:t>P0 — shipped (v5.3)</w:t>
+              <w:t>95%</w:t>
+            </w:r>
+          </w:p>
+        </w:tc>
+        <w:tc>
+          <w:tcPr>
+            <w:tcW w:type="dxa" w:w="1234"/>
+          </w:tcPr>
+          <w:p>
+            <w:r>
+              <w:t>S</w:t>
+            </w:r>
+          </w:p>
+        </w:tc>
+        <w:tc>
+          <w:tcPr>
+            <w:tcW w:type="dxa" w:w="1234"/>
+          </w:tcPr>
+          <w:p>
+            <w:r>
+              <w:t>9.5</w:t>
+            </w:r>
+          </w:p>
+        </w:tc>
+        <w:tc>
+          <w:tcPr>
+            <w:tcW w:type="dxa" w:w="1234"/>
+          </w:tcPr>
+          <w:p>
+            <w:r>
+              <w:t>P1 — shipped (v5.1)</w:t>
             </w:r>
           </w:p>
         </w:tc>
@@ -4720,7 +4636,7 @@
           </w:tcPr>
           <w:p>
             <w:r>
-              <w:t>Trailing stops (high_watermark + 1% trail)</w:t>
+              <w:t>No-margin cumulative capital check</w:t>
             </w:r>
           </w:p>
         </w:tc>
@@ -4750,7 +4666,7 @@
           </w:tcPr>
           <w:p>
             <w:r>
-              <w:t>90%</w:t>
+              <w:t>99%</w:t>
             </w:r>
           </w:p>
         </w:tc>
@@ -4770,17 +4686,17 @@
           </w:tcPr>
           <w:p>
             <w:r>
-              <w:t>9.0</w:t>
-            </w:r>
-          </w:p>
-        </w:tc>
-        <w:tc>
-          <w:tcPr>
-            <w:tcW w:type="dxa" w:w="1234"/>
-          </w:tcPr>
-          <w:p>
-            <w:r>
-              <w:t>P1 — shipped (v5.3)</w:t>
+              <w:t>9.9</w:t>
+            </w:r>
+          </w:p>
+        </w:tc>
+        <w:tc>
+          <w:tcPr>
+            <w:tcW w:type="dxa" w:w="1234"/>
+          </w:tcPr>
+          <w:p>
+            <w:r>
+              <w:t>P0 — shipped (v5.2)</w:t>
             </w:r>
           </w:p>
         </w:tc>
@@ -4792,7 +4708,7 @@
           </w:tcPr>
           <w:p>
             <w:r>
-              <w:t>Confidence-weighted position sizing</w:t>
+              <w:t>Daily profit lock-in (LOCK_IN at $716)</w:t>
             </w:r>
           </w:p>
         </w:tc>
@@ -4812,7 +4728,7 @@
           </w:tcPr>
           <w:p>
             <w:r>
-              <w:t>Med</w:t>
+              <w:t>High</w:t>
             </w:r>
           </w:p>
         </w:tc>
@@ -4832,27 +4748,27 @@
           </w:tcPr>
           <w:p>
             <w:r>
-              <w:t>XS</w:t>
-            </w:r>
-          </w:p>
-        </w:tc>
-        <w:tc>
-          <w:tcPr>
-            <w:tcW w:type="dxa" w:w="1234"/>
-          </w:tcPr>
-          <w:p>
-            <w:r>
-              <w:t>8.6</w:t>
-            </w:r>
-          </w:p>
-        </w:tc>
-        <w:tc>
-          <w:tcPr>
-            <w:tcW w:type="dxa" w:w="1234"/>
-          </w:tcPr>
-          <w:p>
-            <w:r>
-              <w:t>P1 — shipped (v5.3)</w:t>
+              <w:t>S</w:t>
+            </w:r>
+          </w:p>
+        </w:tc>
+        <w:tc>
+          <w:tcPr>
+            <w:tcW w:type="dxa" w:w="1234"/>
+          </w:tcPr>
+          <w:p>
+            <w:r>
+              <w:t>9.5</w:t>
+            </w:r>
+          </w:p>
+        </w:tc>
+        <w:tc>
+          <w:tcPr>
+            <w:tcW w:type="dxa" w:w="1234"/>
+          </w:tcPr>
+          <w:p>
+            <w:r>
+              <w:t>P1 — shipped (v5.2)</w:t>
             </w:r>
           </w:p>
         </w:tc>
@@ -4864,7 +4780,7 @@
           </w:tcPr>
           <w:p>
             <w:r>
-              <w:t>Dashboard trail stop annotations</w:t>
+              <w:t>GitHub Actions retry (3x with 60s backoff)</w:t>
             </w:r>
           </w:p>
         </w:tc>
@@ -4884,7 +4800,7 @@
           </w:tcPr>
           <w:p>
             <w:r>
-              <w:t>Med</w:t>
+              <w:t>High</w:t>
             </w:r>
           </w:p>
         </w:tc>
@@ -4914,17 +4830,17 @@
           </w:tcPr>
           <w:p>
             <w:r>
-              <w:t>9.0</w:t>
-            </w:r>
-          </w:p>
-        </w:tc>
-        <w:tc>
-          <w:tcPr>
-            <w:tcW w:type="dxa" w:w="1234"/>
-          </w:tcPr>
-          <w:p>
-            <w:r>
-              <w:t>P1 — shipped (v5.3)</w:t>
+              <w:t>9.9</w:t>
+            </w:r>
+          </w:p>
+        </w:tc>
+        <w:tc>
+          <w:tcPr>
+            <w:tcW w:type="dxa" w:w="1234"/>
+          </w:tcPr>
+          <w:p>
+            <w:r>
+              <w:t>P0 — shipped (v5.3)</w:t>
             </w:r>
           </w:p>
         </w:tc>
@@ -4936,7 +4852,7 @@
           </w:tcPr>
           <w:p>
             <w:r>
-              <w:t>Prompt caching (strategy SYSTEM ephemeral)</w:t>
+              <w:t>Trailing stops (high_watermark + 1% trail)</w:t>
             </w:r>
           </w:p>
         </w:tc>
@@ -4956,27 +4872,27 @@
           </w:tcPr>
           <w:p>
             <w:r>
-              <w:t>Med</w:t>
-            </w:r>
-          </w:p>
-        </w:tc>
-        <w:tc>
-          <w:tcPr>
-            <w:tcW w:type="dxa" w:w="1234"/>
-          </w:tcPr>
-          <w:p>
-            <w:r>
-              <w:t>99%</w:t>
-            </w:r>
-          </w:p>
-        </w:tc>
-        <w:tc>
-          <w:tcPr>
-            <w:tcW w:type="dxa" w:w="1234"/>
-          </w:tcPr>
-          <w:p>
-            <w:r>
-              <w:t>XS</w:t>
+              <w:t>High</w:t>
+            </w:r>
+          </w:p>
+        </w:tc>
+        <w:tc>
+          <w:tcPr>
+            <w:tcW w:type="dxa" w:w="1234"/>
+          </w:tcPr>
+          <w:p>
+            <w:r>
+              <w:t>90%</w:t>
+            </w:r>
+          </w:p>
+        </w:tc>
+        <w:tc>
+          <w:tcPr>
+            <w:tcW w:type="dxa" w:w="1234"/>
+          </w:tcPr>
+          <w:p>
+            <w:r>
+              <w:t>S</w:t>
             </w:r>
           </w:p>
         </w:tc>
@@ -4996,7 +4912,7 @@
           </w:tcPr>
           <w:p>
             <w:r>
-              <w:t>P1 — shipped (v5.4)</w:t>
+              <w:t>P1 — shipped (v5.3)</w:t>
             </w:r>
           </w:p>
         </w:tc>
@@ -5008,7 +4924,7 @@
           </w:tcPr>
           <w:p>
             <w:r>
-              <w:t>Strategy pre-filter (score gate before Claude)</w:t>
+              <w:t>Confidence-weighted position sizing</w:t>
             </w:r>
           </w:p>
         </w:tc>
@@ -5038,7 +4954,7 @@
           </w:tcPr>
           <w:p>
             <w:r>
-              <w:t>99%</w:t>
+              <w:t>95%</w:t>
             </w:r>
           </w:p>
         </w:tc>
@@ -5058,17 +4974,17 @@
           </w:tcPr>
           <w:p>
             <w:r>
-              <w:t>9.0</w:t>
-            </w:r>
-          </w:p>
-        </w:tc>
-        <w:tc>
-          <w:tcPr>
-            <w:tcW w:type="dxa" w:w="1234"/>
-          </w:tcPr>
-          <w:p>
-            <w:r>
-              <w:t>P1 — shipped (v5.4)</w:t>
+              <w:t>8.6</w:t>
+            </w:r>
+          </w:p>
+        </w:tc>
+        <w:tc>
+          <w:tcPr>
+            <w:tcW w:type="dxa" w:w="1234"/>
+          </w:tcPr>
+          <w:p>
+            <w:r>
+              <w:t>P1 — shipped (v5.3)</w:t>
             </w:r>
           </w:p>
         </w:tc>
@@ -5080,7 +4996,7 @@
           </w:tcPr>
           <w:p>
             <w:r>
-              <w:t>1M liquidity floor (was 500K)</w:t>
+              <w:t>Dashboard trail stop annotations</w:t>
             </w:r>
           </w:p>
         </w:tc>
@@ -5100,17 +5016,17 @@
           </w:tcPr>
           <w:p>
             <w:r>
-              <w:t>High</w:t>
-            </w:r>
-          </w:p>
-        </w:tc>
-        <w:tc>
-          <w:tcPr>
-            <w:tcW w:type="dxa" w:w="1234"/>
-          </w:tcPr>
-          <w:p>
-            <w:r>
-              <w:t>95%</w:t>
+              <w:t>Med</w:t>
+            </w:r>
+          </w:p>
+        </w:tc>
+        <w:tc>
+          <w:tcPr>
+            <w:tcW w:type="dxa" w:w="1234"/>
+          </w:tcPr>
+          <w:p>
+            <w:r>
+              <w:t>99%</w:t>
             </w:r>
           </w:p>
         </w:tc>
@@ -5130,17 +5046,17 @@
           </w:tcPr>
           <w:p>
             <w:r>
-              <w:t>9.5</w:t>
-            </w:r>
-          </w:p>
-        </w:tc>
-        <w:tc>
-          <w:tcPr>
-            <w:tcW w:type="dxa" w:w="1234"/>
-          </w:tcPr>
-          <w:p>
-            <w:r>
-              <w:t>P1 — shipped (v5.4)</w:t>
+              <w:t>9.0</w:t>
+            </w:r>
+          </w:p>
+        </w:tc>
+        <w:tc>
+          <w:tcPr>
+            <w:tcW w:type="dxa" w:w="1234"/>
+          </w:tcPr>
+          <w:p>
+            <w:r>
+              <w:t>P1 — shipped (v5.3)</w:t>
             </w:r>
           </w:p>
         </w:tc>
@@ -5152,7 +5068,7 @@
           </w:tcPr>
           <w:p>
             <w:r>
-              <w:t>Real-time Alpaca price refresh (step 1.8)</w:t>
+              <w:t>Prompt caching (strategy SYSTEM ephemeral)</w:t>
             </w:r>
           </w:p>
         </w:tc>
@@ -5172,27 +5088,27 @@
           </w:tcPr>
           <w:p>
             <w:r>
-              <w:t>High</w:t>
-            </w:r>
-          </w:p>
-        </w:tc>
-        <w:tc>
-          <w:tcPr>
-            <w:tcW w:type="dxa" w:w="1234"/>
-          </w:tcPr>
-          <w:p>
-            <w:r>
-              <w:t>90%</w:t>
-            </w:r>
-          </w:p>
-        </w:tc>
-        <w:tc>
-          <w:tcPr>
-            <w:tcW w:type="dxa" w:w="1234"/>
-          </w:tcPr>
-          <w:p>
-            <w:r>
-              <w:t>S</w:t>
+              <w:t>Med</w:t>
+            </w:r>
+          </w:p>
+        </w:tc>
+        <w:tc>
+          <w:tcPr>
+            <w:tcW w:type="dxa" w:w="1234"/>
+          </w:tcPr>
+          <w:p>
+            <w:r>
+              <w:t>99%</w:t>
+            </w:r>
+          </w:p>
+        </w:tc>
+        <w:tc>
+          <w:tcPr>
+            <w:tcW w:type="dxa" w:w="1234"/>
+          </w:tcPr>
+          <w:p>
+            <w:r>
+              <w:t>XS</w:t>
             </w:r>
           </w:p>
         </w:tc>
@@ -5224,7 +5140,7 @@
           </w:tcPr>
           <w:p>
             <w:r>
-              <w:t>Limit order entries (was market orders)</w:t>
+              <w:t>Strategy pre-filter (score gate before Claude)</w:t>
             </w:r>
           </w:p>
         </w:tc>
@@ -5244,37 +5160,37 @@
           </w:tcPr>
           <w:p>
             <w:r>
-              <w:t>High</w:t>
-            </w:r>
-          </w:p>
-        </w:tc>
-        <w:tc>
-          <w:tcPr>
-            <w:tcW w:type="dxa" w:w="1234"/>
-          </w:tcPr>
-          <w:p>
-            <w:r>
-              <w:t>95%</w:t>
-            </w:r>
-          </w:p>
-        </w:tc>
-        <w:tc>
-          <w:tcPr>
-            <w:tcW w:type="dxa" w:w="1234"/>
-          </w:tcPr>
-          <w:p>
-            <w:r>
-              <w:t>S</w:t>
-            </w:r>
-          </w:p>
-        </w:tc>
-        <w:tc>
-          <w:tcPr>
-            <w:tcW w:type="dxa" w:w="1234"/>
-          </w:tcPr>
-          <w:p>
-            <w:r>
-              <w:t>9.5</w:t>
+              <w:t>Med</w:t>
+            </w:r>
+          </w:p>
+        </w:tc>
+        <w:tc>
+          <w:tcPr>
+            <w:tcW w:type="dxa" w:w="1234"/>
+          </w:tcPr>
+          <w:p>
+            <w:r>
+              <w:t>99%</w:t>
+            </w:r>
+          </w:p>
+        </w:tc>
+        <w:tc>
+          <w:tcPr>
+            <w:tcW w:type="dxa" w:w="1234"/>
+          </w:tcPr>
+          <w:p>
+            <w:r>
+              <w:t>XS</w:t>
+            </w:r>
+          </w:p>
+        </w:tc>
+        <w:tc>
+          <w:tcPr>
+            <w:tcW w:type="dxa" w:w="1234"/>
+          </w:tcPr>
+          <w:p>
+            <w:r>
+              <w:t>9.0</w:t>
             </w:r>
           </w:p>
         </w:tc>
@@ -5296,7 +5212,7 @@
           </w:tcPr>
           <w:p>
             <w:r>
-              <w:t>Premarket 9:45 AM ET (skip first 15 min)</w:t>
+              <w:t>1M liquidity floor (was 500K)</w:t>
             </w:r>
           </w:p>
         </w:tc>
@@ -5368,7 +5284,7 @@
           </w:tcPr>
           <w:p>
             <w:r>
-              <w:t>15-min intraday checks (was 30 min)</w:t>
+              <w:t>Real-time Alpaca price refresh (step 1.8)</w:t>
             </w:r>
           </w:p>
         </w:tc>
@@ -5388,27 +5304,27 @@
           </w:tcPr>
           <w:p>
             <w:r>
-              <w:t>Med</w:t>
-            </w:r>
-          </w:p>
-        </w:tc>
-        <w:tc>
-          <w:tcPr>
-            <w:tcW w:type="dxa" w:w="1234"/>
-          </w:tcPr>
-          <w:p>
-            <w:r>
-              <w:t>95%</w:t>
-            </w:r>
-          </w:p>
-        </w:tc>
-        <w:tc>
-          <w:tcPr>
-            <w:tcW w:type="dxa" w:w="1234"/>
-          </w:tcPr>
-          <w:p>
-            <w:r>
-              <w:t>XS</w:t>
+              <w:t>High</w:t>
+            </w:r>
+          </w:p>
+        </w:tc>
+        <w:tc>
+          <w:tcPr>
+            <w:tcW w:type="dxa" w:w="1234"/>
+          </w:tcPr>
+          <w:p>
+            <w:r>
+              <w:t>90%</w:t>
+            </w:r>
+          </w:p>
+        </w:tc>
+        <w:tc>
+          <w:tcPr>
+            <w:tcW w:type="dxa" w:w="1234"/>
+          </w:tcPr>
+          <w:p>
+            <w:r>
+              <w:t>S</w:t>
             </w:r>
           </w:p>
         </w:tc>
@@ -5440,7 +5356,7 @@
           </w:tcPr>
           <w:p>
             <w:r>
-              <w:t>cron-job.org external triggers</w:t>
+              <w:t>Limit order entries (was market orders)</w:t>
             </w:r>
           </w:p>
         </w:tc>
@@ -5470,7 +5386,7 @@
           </w:tcPr>
           <w:p>
             <w:r>
-              <w:t>99%</w:t>
+              <w:t>95%</w:t>
             </w:r>
           </w:p>
         </w:tc>
@@ -5490,17 +5406,17 @@
           </w:tcPr>
           <w:p>
             <w:r>
-              <w:t>9.9</w:t>
-            </w:r>
-          </w:p>
-        </w:tc>
-        <w:tc>
-          <w:tcPr>
-            <w:tcW w:type="dxa" w:w="1234"/>
-          </w:tcPr>
-          <w:p>
-            <w:r>
-              <w:t>P0 — shipped (v5.4)</w:t>
+              <w:t>9.5</w:t>
+            </w:r>
+          </w:p>
+        </w:tc>
+        <w:tc>
+          <w:tcPr>
+            <w:tcW w:type="dxa" w:w="1234"/>
+          </w:tcPr>
+          <w:p>
+            <w:r>
+              <w:t>P1 — shipped (v5.4)</w:t>
             </w:r>
           </w:p>
         </w:tc>
@@ -5512,7 +5428,7 @@
           </w:tcPr>
           <w:p>
             <w:r>
-              <w:t>Target 2%, stop 0.67% (3:1 R:R, 25% break-even)</w:t>
+              <w:t>Premarket 9:45 AM ET (skip first 15 min)</w:t>
             </w:r>
           </w:p>
         </w:tc>
@@ -5542,7 +5458,7 @@
           </w:tcPr>
           <w:p>
             <w:r>
-              <w:t>90%</w:t>
+              <w:t>95%</w:t>
             </w:r>
           </w:p>
         </w:tc>
@@ -5562,17 +5478,17 @@
           </w:tcPr>
           <w:p>
             <w:r>
-              <w:t>9.0</w:t>
-            </w:r>
-          </w:p>
-        </w:tc>
-        <w:tc>
-          <w:tcPr>
-            <w:tcW w:type="dxa" w:w="1234"/>
-          </w:tcPr>
-          <w:p>
-            <w:r>
-              <w:t>P1 — shipped (v5.5)</w:t>
+              <w:t>9.5</w:t>
+            </w:r>
+          </w:p>
+        </w:tc>
+        <w:tc>
+          <w:tcPr>
+            <w:tcW w:type="dxa" w:w="1234"/>
+          </w:tcPr>
+          <w:p>
+            <w:r>
+              <w:t>P1 — shipped (v5.4)</w:t>
             </w:r>
           </w:p>
         </w:tc>
@@ -5584,7 +5500,7 @@
           </w:tcPr>
           <w:p>
             <w:r>
-              <w:t>ML scorer step 1.76 (HistGradientBoosting, AUC 0.78)</w:t>
+              <w:t>15-min intraday checks (was 30 min)</w:t>
             </w:r>
           </w:p>
         </w:tc>
@@ -5604,47 +5520,47 @@
           </w:tcPr>
           <w:p>
             <w:r>
-              <w:t>High</w:t>
-            </w:r>
-          </w:p>
-        </w:tc>
-        <w:tc>
-          <w:tcPr>
-            <w:tcW w:type="dxa" w:w="1234"/>
-          </w:tcPr>
-          <w:p>
-            <w:r>
-              <w:t>85%</w:t>
-            </w:r>
-          </w:p>
-        </w:tc>
-        <w:tc>
-          <w:tcPr>
-            <w:tcW w:type="dxa" w:w="1234"/>
-          </w:tcPr>
-          <w:p>
-            <w:r>
-              <w:t>M</w:t>
-            </w:r>
-          </w:p>
-        </w:tc>
-        <w:tc>
-          <w:tcPr>
-            <w:tcW w:type="dxa" w:w="1234"/>
-          </w:tcPr>
-          <w:p>
-            <w:r>
-              <w:t>8.5</w:t>
-            </w:r>
-          </w:p>
-        </w:tc>
-        <w:tc>
-          <w:tcPr>
-            <w:tcW w:type="dxa" w:w="1234"/>
-          </w:tcPr>
-          <w:p>
-            <w:r>
-              <w:t>P1 — shipped (v5.5)</w:t>
+              <w:t>Med</w:t>
+            </w:r>
+          </w:p>
+        </w:tc>
+        <w:tc>
+          <w:tcPr>
+            <w:tcW w:type="dxa" w:w="1234"/>
+          </w:tcPr>
+          <w:p>
+            <w:r>
+              <w:t>95%</w:t>
+            </w:r>
+          </w:p>
+        </w:tc>
+        <w:tc>
+          <w:tcPr>
+            <w:tcW w:type="dxa" w:w="1234"/>
+          </w:tcPr>
+          <w:p>
+            <w:r>
+              <w:t>XS</w:t>
+            </w:r>
+          </w:p>
+        </w:tc>
+        <w:tc>
+          <w:tcPr>
+            <w:tcW w:type="dxa" w:w="1234"/>
+          </w:tcPr>
+          <w:p>
+            <w:r>
+              <w:t>9.0</w:t>
+            </w:r>
+          </w:p>
+        </w:tc>
+        <w:tc>
+          <w:tcPr>
+            <w:tcW w:type="dxa" w:w="1234"/>
+          </w:tcPr>
+          <w:p>
+            <w:r>
+              <w:t>P1 — shipped (v5.4)</w:t>
             </w:r>
           </w:p>
         </w:tc>
@@ -5656,7 +5572,7 @@
           </w:tcPr>
           <w:p>
             <w:r>
-              <w:t>Monthly ML retrain workflow (retrain_model.yml)</w:t>
+              <w:t>cron-job.org external triggers</w:t>
             </w:r>
           </w:p>
         </w:tc>
@@ -5676,17 +5592,17 @@
           </w:tcPr>
           <w:p>
             <w:r>
-              <w:t>Med</w:t>
-            </w:r>
-          </w:p>
-        </w:tc>
-        <w:tc>
-          <w:tcPr>
-            <w:tcW w:type="dxa" w:w="1234"/>
-          </w:tcPr>
-          <w:p>
-            <w:r>
-              <w:t>90%</w:t>
+              <w:t>High</w:t>
+            </w:r>
+          </w:p>
+        </w:tc>
+        <w:tc>
+          <w:tcPr>
+            <w:tcW w:type="dxa" w:w="1234"/>
+          </w:tcPr>
+          <w:p>
+            <w:r>
+              <w:t>99%</w:t>
             </w:r>
           </w:p>
         </w:tc>
@@ -5706,17 +5622,17 @@
           </w:tcPr>
           <w:p>
             <w:r>
-              <w:t>8.1</w:t>
-            </w:r>
-          </w:p>
-        </w:tc>
-        <w:tc>
-          <w:tcPr>
-            <w:tcW w:type="dxa" w:w="1234"/>
-          </w:tcPr>
-          <w:p>
-            <w:r>
-              <w:t>P1 — shipped (v5.5)</w:t>
+              <w:t>9.9</w:t>
+            </w:r>
+          </w:p>
+        </w:tc>
+        <w:tc>
+          <w:tcPr>
+            <w:tcW w:type="dxa" w:w="1234"/>
+          </w:tcPr>
+          <w:p>
+            <w:r>
+              <w:t>P0 — shipped (v5.4)</w:t>
             </w:r>
           </w:p>
         </w:tc>
@@ -5728,7 +5644,7 @@
           </w:tcPr>
           <w:p>
             <w:r>
-              <w:t>Native trailing stop (OTO-OCO)</w:t>
+              <w:t>Target 2%, stop 0.67% (3:1 R:R, 25% break-even)</w:t>
             </w:r>
           </w:p>
         </w:tc>
@@ -5758,37 +5674,469 @@
           </w:tcPr>
           <w:p>
             <w:r>
-              <w:t>80%</w:t>
-            </w:r>
-          </w:p>
-        </w:tc>
-        <w:tc>
-          <w:tcPr>
-            <w:tcW w:type="dxa" w:w="1234"/>
-          </w:tcPr>
-          <w:p>
-            <w:r>
-              <w:t>L</w:t>
-            </w:r>
-          </w:p>
-        </w:tc>
-        <w:tc>
-          <w:tcPr>
-            <w:tcW w:type="dxa" w:w="1234"/>
-          </w:tcPr>
-          <w:p>
-            <w:r>
-              <w:t>7.2</w:t>
-            </w:r>
-          </w:p>
-        </w:tc>
-        <w:tc>
-          <w:tcPr>
-            <w:tcW w:type="dxa" w:w="1234"/>
-          </w:tcPr>
-          <w:p>
-            <w:r>
-              <w:t>P0 — pre-real-money</w:t>
+              <w:t>90%</w:t>
+            </w:r>
+          </w:p>
+        </w:tc>
+        <w:tc>
+          <w:tcPr>
+            <w:tcW w:type="dxa" w:w="1234"/>
+          </w:tcPr>
+          <w:p>
+            <w:r>
+              <w:t>XS</w:t>
+            </w:r>
+          </w:p>
+        </w:tc>
+        <w:tc>
+          <w:tcPr>
+            <w:tcW w:type="dxa" w:w="1234"/>
+          </w:tcPr>
+          <w:p>
+            <w:r>
+              <w:t>9.0</w:t>
+            </w:r>
+          </w:p>
+        </w:tc>
+        <w:tc>
+          <w:tcPr>
+            <w:tcW w:type="dxa" w:w="1234"/>
+          </w:tcPr>
+          <w:p>
+            <w:r>
+              <w:t>P1 — shipped (v5.5)</w:t>
+            </w:r>
+          </w:p>
+        </w:tc>
+      </w:tr>
+      <w:tr>
+        <w:tc>
+          <w:tcPr>
+            <w:tcW w:type="dxa" w:w="1234"/>
+          </w:tcPr>
+          <w:p>
+            <w:r>
+              <w:t>ML scorer step 1.76 (HistGradientBoosting, AUC 0.78)</w:t>
+            </w:r>
+          </w:p>
+        </w:tc>
+        <w:tc>
+          <w:tcPr>
+            <w:tcW w:type="dxa" w:w="1234"/>
+          </w:tcPr>
+          <w:p>
+            <w:r>
+              <w:t>High</w:t>
+            </w:r>
+          </w:p>
+        </w:tc>
+        <w:tc>
+          <w:tcPr>
+            <w:tcW w:type="dxa" w:w="1234"/>
+          </w:tcPr>
+          <w:p>
+            <w:r>
+              <w:t>High</w:t>
+            </w:r>
+          </w:p>
+        </w:tc>
+        <w:tc>
+          <w:tcPr>
+            <w:tcW w:type="dxa" w:w="1234"/>
+          </w:tcPr>
+          <w:p>
+            <w:r>
+              <w:t>85%</w:t>
+            </w:r>
+          </w:p>
+        </w:tc>
+        <w:tc>
+          <w:tcPr>
+            <w:tcW w:type="dxa" w:w="1234"/>
+          </w:tcPr>
+          <w:p>
+            <w:r>
+              <w:t>M</w:t>
+            </w:r>
+          </w:p>
+        </w:tc>
+        <w:tc>
+          <w:tcPr>
+            <w:tcW w:type="dxa" w:w="1234"/>
+          </w:tcPr>
+          <w:p>
+            <w:r>
+              <w:t>8.5</w:t>
+            </w:r>
+          </w:p>
+        </w:tc>
+        <w:tc>
+          <w:tcPr>
+            <w:tcW w:type="dxa" w:w="1234"/>
+          </w:tcPr>
+          <w:p>
+            <w:r>
+              <w:t>P1 — shipped (v5.5)</w:t>
+            </w:r>
+          </w:p>
+        </w:tc>
+      </w:tr>
+      <w:tr>
+        <w:tc>
+          <w:tcPr>
+            <w:tcW w:type="dxa" w:w="1234"/>
+          </w:tcPr>
+          <w:p>
+            <w:r>
+              <w:t>Monthly ML retrain workflow (retrain_model.yml)</w:t>
+            </w:r>
+          </w:p>
+        </w:tc>
+        <w:tc>
+          <w:tcPr>
+            <w:tcW w:type="dxa" w:w="1234"/>
+          </w:tcPr>
+          <w:p>
+            <w:r>
+              <w:t>High</w:t>
+            </w:r>
+          </w:p>
+        </w:tc>
+        <w:tc>
+          <w:tcPr>
+            <w:tcW w:type="dxa" w:w="1234"/>
+          </w:tcPr>
+          <w:p>
+            <w:r>
+              <w:t>Med</w:t>
+            </w:r>
+          </w:p>
+        </w:tc>
+        <w:tc>
+          <w:tcPr>
+            <w:tcW w:type="dxa" w:w="1234"/>
+          </w:tcPr>
+          <w:p>
+            <w:r>
+              <w:t>90%</w:t>
+            </w:r>
+          </w:p>
+        </w:tc>
+        <w:tc>
+          <w:tcPr>
+            <w:tcW w:type="dxa" w:w="1234"/>
+          </w:tcPr>
+          <w:p>
+            <w:r>
+              <w:t>S</w:t>
+            </w:r>
+          </w:p>
+        </w:tc>
+        <w:tc>
+          <w:tcPr>
+            <w:tcW w:type="dxa" w:w="1234"/>
+          </w:tcPr>
+          <w:p>
+            <w:r>
+              <w:t>8.1</w:t>
+            </w:r>
+          </w:p>
+        </w:tc>
+        <w:tc>
+          <w:tcPr>
+            <w:tcW w:type="dxa" w:w="1234"/>
+          </w:tcPr>
+          <w:p>
+            <w:r>
+              <w:t>P1 — shipped (v5.5)</w:t>
+            </w:r>
+          </w:p>
+        </w:tc>
+      </w:tr>
+      <w:tr>
+        <w:tc>
+          <w:tcPr>
+            <w:tcW w:type="dxa" w:w="1234"/>
+          </w:tcPr>
+          <w:p>
+            <w:r>
+              <w:t>Native Alpaca trailing stop (trail_percent bracket leg)</w:t>
+            </w:r>
+          </w:p>
+        </w:tc>
+        <w:tc>
+          <w:tcPr>
+            <w:tcW w:type="dxa" w:w="1234"/>
+          </w:tcPr>
+          <w:p>
+            <w:r>
+              <w:t>High</w:t>
+            </w:r>
+          </w:p>
+        </w:tc>
+        <w:tc>
+          <w:tcPr>
+            <w:tcW w:type="dxa" w:w="1234"/>
+          </w:tcPr>
+          <w:p>
+            <w:r>
+              <w:t>High</w:t>
+            </w:r>
+          </w:p>
+        </w:tc>
+        <w:tc>
+          <w:tcPr>
+            <w:tcW w:type="dxa" w:w="1234"/>
+          </w:tcPr>
+          <w:p>
+            <w:r>
+              <w:t>95%</w:t>
+            </w:r>
+          </w:p>
+        </w:tc>
+        <w:tc>
+          <w:tcPr>
+            <w:tcW w:type="dxa" w:w="1234"/>
+          </w:tcPr>
+          <w:p>
+            <w:r>
+              <w:t>S</w:t>
+            </w:r>
+          </w:p>
+        </w:tc>
+        <w:tc>
+          <w:tcPr>
+            <w:tcW w:type="dxa" w:w="1234"/>
+          </w:tcPr>
+          <w:p>
+            <w:r>
+              <w:t>9.5</w:t>
+            </w:r>
+          </w:p>
+        </w:tc>
+        <w:tc>
+          <w:tcPr>
+            <w:tcW w:type="dxa" w:w="1234"/>
+          </w:tcPr>
+          <w:p>
+            <w:r>
+              <w:t>P0 — shipped (v5.6)</w:t>
+            </w:r>
+          </w:p>
+        </w:tc>
+      </w:tr>
+      <w:tr>
+        <w:tc>
+          <w:tcPr>
+            <w:tcW w:type="dxa" w:w="1234"/>
+          </w:tcPr>
+          <w:p>
+            <w:r>
+              <w:t>Exit mechanism tracking (exit_mechanism per position)</w:t>
+            </w:r>
+          </w:p>
+        </w:tc>
+        <w:tc>
+          <w:tcPr>
+            <w:tcW w:type="dxa" w:w="1234"/>
+          </w:tcPr>
+          <w:p>
+            <w:r>
+              <w:t>High</w:t>
+            </w:r>
+          </w:p>
+        </w:tc>
+        <w:tc>
+          <w:tcPr>
+            <w:tcW w:type="dxa" w:w="1234"/>
+          </w:tcPr>
+          <w:p>
+            <w:r>
+              <w:t>Med</w:t>
+            </w:r>
+          </w:p>
+        </w:tc>
+        <w:tc>
+          <w:tcPr>
+            <w:tcW w:type="dxa" w:w="1234"/>
+          </w:tcPr>
+          <w:p>
+            <w:r>
+              <w:t>99%</w:t>
+            </w:r>
+          </w:p>
+        </w:tc>
+        <w:tc>
+          <w:tcPr>
+            <w:tcW w:type="dxa" w:w="1234"/>
+          </w:tcPr>
+          <w:p>
+            <w:r>
+              <w:t>XS</w:t>
+            </w:r>
+          </w:p>
+        </w:tc>
+        <w:tc>
+          <w:tcPr>
+            <w:tcW w:type="dxa" w:w="1234"/>
+          </w:tcPr>
+          <w:p>
+            <w:r>
+              <w:t>9.0</w:t>
+            </w:r>
+          </w:p>
+        </w:tc>
+        <w:tc>
+          <w:tcPr>
+            <w:tcW w:type="dxa" w:w="1234"/>
+          </w:tcPr>
+          <w:p>
+            <w:r>
+              <w:t>P1 — shipped (v5.6)</w:t>
+            </w:r>
+          </w:p>
+        </w:tc>
+      </w:tr>
+      <w:tr>
+        <w:tc>
+          <w:tcPr>
+            <w:tcW w:type="dxa" w:w="1234"/>
+          </w:tcPr>
+          <w:p>
+            <w:r>
+              <w:t>eval.py VERDICT + annotated metrics + integrity checks</w:t>
+            </w:r>
+          </w:p>
+        </w:tc>
+        <w:tc>
+          <w:tcPr>
+            <w:tcW w:type="dxa" w:w="1234"/>
+          </w:tcPr>
+          <w:p>
+            <w:r>
+              <w:t>High</w:t>
+            </w:r>
+          </w:p>
+        </w:tc>
+        <w:tc>
+          <w:tcPr>
+            <w:tcW w:type="dxa" w:w="1234"/>
+          </w:tcPr>
+          <w:p>
+            <w:r>
+              <w:t>Med</w:t>
+            </w:r>
+          </w:p>
+        </w:tc>
+        <w:tc>
+          <w:tcPr>
+            <w:tcW w:type="dxa" w:w="1234"/>
+          </w:tcPr>
+          <w:p>
+            <w:r>
+              <w:t>99%</w:t>
+            </w:r>
+          </w:p>
+        </w:tc>
+        <w:tc>
+          <w:tcPr>
+            <w:tcW w:type="dxa" w:w="1234"/>
+          </w:tcPr>
+          <w:p>
+            <w:r>
+              <w:t>S</w:t>
+            </w:r>
+          </w:p>
+        </w:tc>
+        <w:tc>
+          <w:tcPr>
+            <w:tcW w:type="dxa" w:w="1234"/>
+          </w:tcPr>
+          <w:p>
+            <w:r>
+              <w:t>9.0</w:t>
+            </w:r>
+          </w:p>
+        </w:tc>
+        <w:tc>
+          <w:tcPr>
+            <w:tcW w:type="dxa" w:w="1234"/>
+          </w:tcPr>
+          <w:p>
+            <w:r>
+              <w:t>P1 — shipped (v5.6)</w:t>
+            </w:r>
+          </w:p>
+        </w:tc>
+      </w:tr>
+      <w:tr>
+        <w:tc>
+          <w:tcPr>
+            <w:tcW w:type="dxa" w:w="1234"/>
+          </w:tcPr>
+          <w:p>
+            <w:r>
+              <w:t>eval.py confidence cohort + Claude quality checks</w:t>
+            </w:r>
+          </w:p>
+        </w:tc>
+        <w:tc>
+          <w:tcPr>
+            <w:tcW w:type="dxa" w:w="1234"/>
+          </w:tcPr>
+          <w:p>
+            <w:r>
+              <w:t>High</w:t>
+            </w:r>
+          </w:p>
+        </w:tc>
+        <w:tc>
+          <w:tcPr>
+            <w:tcW w:type="dxa" w:w="1234"/>
+          </w:tcPr>
+          <w:p>
+            <w:r>
+              <w:t>Med</w:t>
+            </w:r>
+          </w:p>
+        </w:tc>
+        <w:tc>
+          <w:tcPr>
+            <w:tcW w:type="dxa" w:w="1234"/>
+          </w:tcPr>
+          <w:p>
+            <w:r>
+              <w:t>95%</w:t>
+            </w:r>
+          </w:p>
+        </w:tc>
+        <w:tc>
+          <w:tcPr>
+            <w:tcW w:type="dxa" w:w="1234"/>
+          </w:tcPr>
+          <w:p>
+            <w:r>
+              <w:t>XS</w:t>
+            </w:r>
+          </w:p>
+        </w:tc>
+        <w:tc>
+          <w:tcPr>
+            <w:tcW w:type="dxa" w:w="1234"/>
+          </w:tcPr>
+          <w:p>
+            <w:r>
+              <w:t>9.0</w:t>
+            </w:r>
+          </w:p>
+        </w:tc>
+        <w:tc>
+          <w:tcPr>
+            <w:tcW w:type="dxa" w:w="1234"/>
+          </w:tcPr>
+          <w:p>
+            <w:r>
+              <w:t>P1 — shipped (v5.6)</w:t>
             </w:r>
           </w:p>
         </w:tc>

--- a/Trading_Agent_PRD.docx
+++ b/Trading_Agent_PRD.docx
@@ -23,7 +23,7 @@
           <w:b/>
           <w:sz w:val="28"/>
         </w:rPr>
-        <w:t>AI Trading Agent (PRD) — v5.6</w:t>
+        <w:t>AI Trading Agent (PRD) — v5.11</w:t>
       </w:r>
     </w:p>
     <w:p>
@@ -357,7 +357,7 @@
         <w:spacing w:after="120"/>
       </w:pPr>
       <w:r>
-        <w:t>The AI Trading Agent is a fully autonomous stock trading simulation system. Every weekday it wakes up at 9:45 AM ET (skipping first 15 min of wide spreads), checks market conditions (VIX, futures, international markets), scans 450+ stocks and ETFs for high-conviction setups, filters out earnings-risk tickers, uses Claude AI to select and validate trades, simulates position management throughout the day, and produces a complete performance record — all without any human input.</w:t>
+        <w:t>The AI Trading Agent is a fully autonomous stock trading simulation system. Every weekday it wakes up at 9:00 AM ET (before market open, triggered by cron-job.org), checks market conditions (VIX, futures, international markets), scans 450+ stocks and ETFs for high-conviction setups, filters out earnings-risk tickers, uses Claude AI to select and validate trades, simulates position management throughout the day, and produces a complete performance record — all without any human input.</w:t>
       </w:r>
     </w:p>
     <w:p>
@@ -5428,7 +5428,7 @@
           </w:tcPr>
           <w:p>
             <w:r>
-              <w:t>Premarket 9:45 AM ET (skip first 15 min)</w:t>
+              <w:t>Premarket 9:00 AM ET + 60-min mode window</w:t>
             </w:r>
           </w:p>
         </w:tc>
@@ -5458,7 +5458,7 @@
           </w:tcPr>
           <w:p>
             <w:r>
-              <w:t>95%</w:t>
+              <w:t>99%</w:t>
             </w:r>
           </w:p>
         </w:tc>
@@ -5478,17 +5478,17 @@
           </w:tcPr>
           <w:p>
             <w:r>
-              <w:t>9.5</w:t>
-            </w:r>
-          </w:p>
-        </w:tc>
-        <w:tc>
-          <w:tcPr>
-            <w:tcW w:type="dxa" w:w="1234"/>
-          </w:tcPr>
-          <w:p>
-            <w:r>
-              <w:t>P1 — shipped (v5.4)</w:t>
+              <w:t>9.9</w:t>
+            </w:r>
+          </w:p>
+        </w:tc>
+        <w:tc>
+          <w:tcPr>
+            <w:tcW w:type="dxa" w:w="1234"/>
+          </w:tcPr>
+          <w:p>
+            <w:r>
+              <w:t>P1 — shipped (v5.11)</w:t>
             </w:r>
           </w:p>
         </w:tc>
@@ -7215,7 +7215,7 @@
         <w:ind w:left="360"/>
       </w:pPr>
       <w:r>
-        <w:t>cron-job.org → GitHub workflow_dispatch → orchestrator.py (9:45 AM ET)</w:t>
+        <w:t>cron-job.org → GitHub workflow_dispatch → orchestrator.py (9:00 AM ET)</w:t>
       </w:r>
     </w:p>
     <w:p>
@@ -10577,6 +10577,30 @@
         <w:spacing w:after="120"/>
       </w:pPr>
       <w:r>
+        <w:t>Phase 2g (v5.7–v5.9, complete): VWAP + RS signal enrichment (step 1.85, concurrent with 1.8); tiered lock-in (Tier 1 $716 → tighter trail, Tier 2 $1,000 → close all); manual override (stop.yml + restart.yml + halt history); eval.py tailwind analysis + VWAP signal quality; dashboard tailwind banners + VWAP badges; EOD double-run starting_capital bug fix; chart y-axis zoom; exit reasons table annotations; exit_mechanism integrity fix.</w:t>
+      </w:r>
+    </w:p>
+    <w:p>
+      <w:pPr>
+        <w:spacing w:after="120"/>
+      </w:pPr>
+      <w:r>
+        <w:t>Phase 2h (v5.10, complete): Parallelized premarket — steps 1.8 + 1.85 run concurrently via ThreadPoolExecutor; current_price guard (or 0) prevents ZeroDivisionError on None Alpaca price; lxml added to requirements.txt for GitHub Actions.</w:t>
+      </w:r>
+    </w:p>
+    <w:p>
+      <w:pPr>
+        <w:spacing w:after="120"/>
+      </w:pPr>
+      <w:r>
+        <w:t>Phase 2i (v5.11, complete): 124-test suite + GitHub Actions CI; premarket cron moved to 9:00 AM ET + 60-min mode detection window; CLEANUP/UNFILLED excluded from P&amp;L in guardrails + performance; db.select() desc=True + FakeDB ordering fix; Alpaca equity reconciliation (friction_gap) in performance.py; Wikipedia removed from universe_refresh — static UNIVERSE + CURATED pool; lxml removed.</w:t>
+      </w:r>
+    </w:p>
+    <w:p>
+      <w:pPr>
+        <w:spacing w:after="120"/>
+      </w:pPr>
+      <w:r>
         <w:t>Phase 3: V2e sector rotation scoring, V2f momentum confirmation.</w:t>
       </w:r>
     </w:p>
@@ -11051,7 +11075,7 @@
           </w:tcPr>
           <w:p>
             <w:r>
-              <w:t>Dynamic universe refresh — weekly S&amp;P500+Nasdaq100 screener</w:t>
+              <w:t>Dynamic universe refresh — weekly screener</w:t>
             </w:r>
           </w:p>
         </w:tc>
@@ -11061,7 +11085,7 @@
           </w:tcPr>
           <w:p>
             <w:r>
-              <w:t>Fetches index components from Wikipedia, screens 550+ tickers for ATR≥2%+volume≥500K, saves 450+ to Supabase. orchestrator load_universe() reads Supabase if ≤7 days old, else falls back to static settings.py. First run: 553 screened → 458 passed. GitHub Actions fires every Monday 8:30 AM ET.</w:t>
+              <w:t>Screens static UNIVERSE (429 tickers) + CURATED list (44 high-momentum additions) for ATR≥2%+volume≥500K, saves to Supabase. orchestrator load_universe() reads Supabase if ≤7 days old, else falls back to static settings.py. No Wikipedia dependency (removed v5.11 — GitHub Actions scraping failures). GitHub Actions fires every Monday 8:30 AM ET.</w:t>
             </w:r>
           </w:p>
         </w:tc>
@@ -11071,7 +11095,7 @@
           </w:tcPr>
           <w:p>
             <w:r>
-              <w:t>Shipped — v3.0</w:t>
+              <w:t>Shipped — v3.0 (updated v5.11)</w:t>
             </w:r>
           </w:p>
         </w:tc>
@@ -11448,6 +11472,142 @@
           <w:tcPr>
             <w:tcW w:type="dxa" w:w="2160"/>
           </w:tcPr>
+          <w:p/>
+        </w:tc>
+        <w:tc>
+          <w:tcPr>
+            <w:tcW w:type="dxa" w:w="2160"/>
+          </w:tcPr>
+          <w:p/>
+        </w:tc>
+        <w:tc>
+          <w:tcPr>
+            <w:tcW w:type="dxa" w:w="2160"/>
+          </w:tcPr>
+          <w:p/>
+        </w:tc>
+        <w:tc>
+          <w:tcPr>
+            <w:tcW w:type="dxa" w:w="2160"/>
+          </w:tcPr>
+          <w:p/>
+        </w:tc>
+      </w:tr>
+      <w:tr>
+        <w:tc>
+          <w:tcPr>
+            <w:tcW w:type="dxa" w:w="2160"/>
+          </w:tcPr>
+          <w:p/>
+        </w:tc>
+        <w:tc>
+          <w:tcPr>
+            <w:tcW w:type="dxa" w:w="2160"/>
+          </w:tcPr>
+          <w:p/>
+        </w:tc>
+        <w:tc>
+          <w:tcPr>
+            <w:tcW w:type="dxa" w:w="2160"/>
+          </w:tcPr>
+          <w:p/>
+        </w:tc>
+        <w:tc>
+          <w:tcPr>
+            <w:tcW w:type="dxa" w:w="2160"/>
+          </w:tcPr>
+          <w:p/>
+        </w:tc>
+      </w:tr>
+      <w:tr>
+        <w:tc>
+          <w:tcPr>
+            <w:tcW w:type="dxa" w:w="2160"/>
+          </w:tcPr>
+          <w:p>
+            <w:r>
+              <w:t>P&amp;L friction breakdown</w:t>
+            </w:r>
+          </w:p>
+        </w:tc>
+        <w:tc>
+          <w:tcPr>
+            <w:tcW w:type="dxa" w:w="2160"/>
+          </w:tcPr>
+          <w:p>
+            <w:r>
+              <w:t>Pull Alpaca get_account().equity at EOD as source of truth; add friction_breakdown dict (commission, spread, slippage, entry buffer) to daily_performance</w:t>
+            </w:r>
+          </w:p>
+        </w:tc>
+        <w:tc>
+          <w:tcPr>
+            <w:tcW w:type="dxa" w:w="2160"/>
+          </w:tcPr>
+          <w:p>
+            <w:r>
+              <w:t>Our P&amp;L calc misses fills, commissions, and slippage — Alpaca equity is authoritative; v5.11 adds raw friction_gap; friction_breakdown needs itemized breakdown</w:t>
+            </w:r>
+          </w:p>
+        </w:tc>
+        <w:tc>
+          <w:tcPr>
+            <w:tcW w:type="dxa" w:w="2160"/>
+          </w:tcPr>
+          <w:p>
+            <w:r>
+              <w:t>P0 — post-June-1</w:t>
+            </w:r>
+          </w:p>
+        </w:tc>
+      </w:tr>
+      <w:tr>
+        <w:tc>
+          <w:tcPr>
+            <w:tcW w:type="dxa" w:w="2160"/>
+          </w:tcPr>
+          <w:p>
+            <w:r>
+              <w:t>Daily universe refresh</w:t>
+            </w:r>
+          </w:p>
+        </w:tc>
+        <w:tc>
+          <w:tcPr>
+            <w:tcW w:type="dxa" w:w="2160"/>
+          </w:tcPr>
+          <w:p>
+            <w:r>
+              <w:t>Screen universe + CURATED daily (not just weekly) to catch fast-moving new tickers</w:t>
+            </w:r>
+          </w:p>
+        </w:tc>
+        <w:tc>
+          <w:tcPr>
+            <w:tcW w:type="dxa" w:w="2160"/>
+          </w:tcPr>
+          <w:p>
+            <w:r>
+              <w:t>Weekly refresh misses stocks that emerge mid-week (post-earnings gaps, sector rotation breakouts, IPOs); daily screen with ATR/volume filter keeps universe current</w:t>
+            </w:r>
+          </w:p>
+        </w:tc>
+        <w:tc>
+          <w:tcPr>
+            <w:tcW w:type="dxa" w:w="2160"/>
+          </w:tcPr>
+          <w:p>
+            <w:r>
+              <w:t>Planned — post-June-1</w:t>
+            </w:r>
+          </w:p>
+        </w:tc>
+      </w:tr>
+      <w:tr>
+        <w:tc>
+          <w:tcPr>
+            <w:tcW w:type="dxa" w:w="2160"/>
+          </w:tcPr>
           <w:p>
             <w:r>
               <w:t>Alerts</w:t>
@@ -12012,19 +12172,31 @@
           <w:tcPr>
             <w:tcW w:type="dxa" w:w="2880"/>
           </w:tcPr>
-          <w:p/>
+          <w:p>
+            <w:r>
+              <w:t>Anthropic console has no usage alerts</w:t>
+            </w:r>
+          </w:p>
         </w:tc>
         <w:tc>
           <w:tcPr>
             <w:tcW w:type="dxa" w:w="2880"/>
           </w:tcPr>
-          <w:p/>
+          <w:p>
+            <w:r>
+              <w:t>console.anthropic.com only supports auto-recharge — no threshold alerts or email notifications</w:t>
+            </w:r>
+          </w:p>
         </w:tc>
         <w:tc>
           <w:tcPr>
             <w:tcW w:type="dxa" w:w="2880"/>
           </w:tcPr>
-          <w:p/>
+          <w:p>
+            <w:r>
+              <w:t>Monitor manually weekly; set auto-recharge to avoid service interruption</w:t>
+            </w:r>
+          </w:p>
         </w:tc>
       </w:tr>
       <w:tr>
@@ -12034,7 +12206,7 @@
           </w:tcPr>
           <w:p>
             <w:r>
-              <w:t>Anthropic console has no usage alerts</w:t>
+              <w:t>yfinance earnings calendar not always populated</w:t>
             </w:r>
           </w:p>
         </w:tc>
@@ -12044,7 +12216,7 @@
           </w:tcPr>
           <w:p>
             <w:r>
-              <w:t>console.anthropic.com only supports auto-recharge — no threshold alerts or email notifications</w:t>
+              <w:t>Some tickers have no calendar data — V2b blackout check fails safe (lets them through)</w:t>
             </w:r>
           </w:p>
         </w:tc>
@@ -12054,7 +12226,7 @@
           </w:tcPr>
           <w:p>
             <w:r>
-              <w:t>Monitor manually weekly; set auto-recharge to avoid service interruption</w:t>
+              <w:t>Accept the risk; most major tickers are populated; gaps are edge cases</w:t>
             </w:r>
           </w:p>
         </w:tc>
@@ -12066,7 +12238,7 @@
           </w:tcPr>
           <w:p>
             <w:r>
-              <w:t>yfinance earnings calendar not always populated</w:t>
+              <w:t>git push requires user terminal</w:t>
             </w:r>
           </w:p>
         </w:tc>
@@ -12076,7 +12248,7 @@
           </w:tcPr>
           <w:p>
             <w:r>
-              <w:t>Some tickers have no calendar data — V2b blackout check fails safe (lets them through)</w:t>
+              <w:t>Claude Code cannot enter the SSH passphrase interactively — git push must be run from user terminal (resolved by switching to HTTPS PAT)</w:t>
             </w:r>
           </w:p>
         </w:tc>
@@ -12086,7 +12258,7 @@
           </w:tcPr>
           <w:p>
             <w:r>
-              <w:t>Accept the risk; most major tickers are populated; gaps are edge cases</w:t>
+              <w:t>Switch remote to HTTPS with Personal Access Token: git remote set-url origin https://&lt;token&gt;@github.com/amitgarg73/trading-agent.git</w:t>
             </w:r>
           </w:p>
         </w:tc>
@@ -12098,7 +12270,7 @@
           </w:tcPr>
           <w:p>
             <w:r>
-              <w:t>git push requires user terminal</w:t>
+              <w:t>No real-time intraday prices in yfinance free tier</w:t>
             </w:r>
           </w:p>
         </w:tc>
@@ -12108,7 +12280,7 @@
           </w:tcPr>
           <w:p>
             <w:r>
-              <w:t>Claude Code cannot enter the SSH passphrase interactively — git push must be run from user terminal (resolved by switching to HTTPS PAT)</w:t>
+              <w:t>yfinance intraday prices have 15-min delay — positions may close slightly after actual target/stop hit</w:t>
             </w:r>
           </w:p>
         </w:tc>
@@ -12118,7 +12290,7 @@
           </w:tcPr>
           <w:p>
             <w:r>
-              <w:t>Switch remote to HTTPS with Personal Access Token: git remote set-url origin https://&lt;token&gt;@github.com/amitgarg73/trading-agent.git</w:t>
+              <w:t>Acceptable for paper trading simulation; v5.4 adds Alpaca live prices at entry; use paid feed for live trading</w:t>
             </w:r>
           </w:p>
         </w:tc>
@@ -12130,7 +12302,7 @@
           </w:tcPr>
           <w:p>
             <w:r>
-              <w:t>No real-time intraday prices in yfinance free tier</w:t>
+              <w:t>GitHub Actions scheduler fires 5–15 min late</w:t>
             </w:r>
           </w:p>
         </w:tc>
@@ -12140,7 +12312,7 @@
           </w:tcPr>
           <w:p>
             <w:r>
-              <w:t>yfinance intraday prices have 15-min delay — positions may close slightly after actual target/stop hit</w:t>
+              <w:t>GitHub cron is not guaranteed to fire at exact time — premarket delay means entries are placed at stale prices</w:t>
             </w:r>
           </w:p>
         </w:tc>
@@ -12150,71 +12322,7 @@
           </w:tcPr>
           <w:p>
             <w:r>
-              <w:t>Acceptable for paper trading simulation; v5.4 adds Alpaca live prices at entry; use paid feed for live trading</w:t>
-            </w:r>
-          </w:p>
-        </w:tc>
-      </w:tr>
-      <w:tr>
-        <w:tc>
-          <w:tcPr>
-            <w:tcW w:type="dxa" w:w="2880"/>
-          </w:tcPr>
-          <w:p>
-            <w:r>
-              <w:t>GitHub Actions scheduler fires 5–15 min late</w:t>
-            </w:r>
-          </w:p>
-        </w:tc>
-        <w:tc>
-          <w:tcPr>
-            <w:tcW w:type="dxa" w:w="2880"/>
-          </w:tcPr>
-          <w:p>
-            <w:r>
-              <w:t>GitHub cron is not guaranteed to fire at exact time — premarket delay means entries are placed at stale prices</w:t>
-            </w:r>
-          </w:p>
-        </w:tc>
-        <w:tc>
-          <w:tcPr>
-            <w:tcW w:type="dxa" w:w="2880"/>
-          </w:tcPr>
-          <w:p>
-            <w:r>
-              <w:t>cron-job.org fires workflow_dispatch at exact UTC times; GitHub schedule kept as backup</w:t>
-            </w:r>
-          </w:p>
-        </w:tc>
-      </w:tr>
-      <w:tr>
-        <w:tc>
-          <w:tcPr>
-            <w:tcW w:type="dxa" w:w="2880"/>
-          </w:tcPr>
-          <w:p>
-            <w:r>
-              <w:t>Native trailing stop not yet implemented</w:t>
-            </w:r>
-          </w:p>
-        </w:tc>
-        <w:tc>
-          <w:tcPr>
-            <w:tcW w:type="dxa" w:w="2880"/>
-          </w:tcPr>
-          <w:p>
-            <w:r>
-              <w:t>alpaca-py bracket orders do not support trail_percent in stop leg; 15-min polling can miss fast reversals</w:t>
-            </w:r>
-          </w:p>
-        </w:tc>
-        <w:tc>
-          <w:tcPr>
-            <w:tcW w:type="dxa" w:w="2880"/>
-          </w:tcPr>
-          <w:p>
-            <w:r>
-              <w:t>P0 before real money: build OTO-OCO structure with feature flag + unit tests + 2-week A/B paper test</w:t>
+              <w:t>cron-job.org fires workflow_dispatch at exact UTC times (9:00 AM ET); GitHub schedule kept as 9:00 AM ET backup with 60-min detection window (v5.11)</w:t>
             </w:r>
           </w:p>
         </w:tc>
